--- a/Documents/Mid-term-defense.docx
+++ b/Documents/Mid-term-defense.docx
@@ -227,6 +227,7 @@
       <w:bookmarkStart w:id="0" w:name="_Toc232495482"/>
       <w:bookmarkStart w:id="1" w:name="_Toc232496644"/>
       <w:bookmarkStart w:id="2" w:name="_Toc232497879"/>
+      <w:bookmarkStart w:id="3" w:name="_Toc232499477"/>
       <w:r>
         <w:rPr>
           <w:noProof/>
@@ -308,6 +309,7 @@
       <w:bookmarkEnd w:id="0"/>
       <w:bookmarkEnd w:id="1"/>
       <w:bookmarkEnd w:id="2"/>
+      <w:bookmarkEnd w:id="3"/>
       <w:r>
         <w:t xml:space="preserve"> </w:t>
       </w:r>
@@ -316,9 +318,10 @@
       <w:pPr>
         <w:pStyle w:val="Heading1"/>
       </w:pPr>
-      <w:bookmarkStart w:id="3" w:name="_Toc232495483"/>
-      <w:bookmarkStart w:id="4" w:name="_Toc232496645"/>
-      <w:bookmarkStart w:id="5" w:name="_Toc232497880"/>
+      <w:bookmarkStart w:id="4" w:name="_Toc232495483"/>
+      <w:bookmarkStart w:id="5" w:name="_Toc232496645"/>
+      <w:bookmarkStart w:id="6" w:name="_Toc232497880"/>
+      <w:bookmarkStart w:id="7" w:name="_Toc232499478"/>
       <w:r>
         <w:t>Bachelor in Computer S</w:t>
       </w:r>
@@ -328,9 +331,10 @@
       <w:r>
         <w:t xml:space="preserve"> and Information Technology (BCSIT)</w:t>
       </w:r>
-      <w:bookmarkEnd w:id="3"/>
       <w:bookmarkEnd w:id="4"/>
       <w:bookmarkEnd w:id="5"/>
+      <w:bookmarkEnd w:id="6"/>
+      <w:bookmarkEnd w:id="7"/>
     </w:p>
     <w:p>
       <w:pPr>
@@ -347,9 +351,10 @@
           <w:szCs w:val="32"/>
         </w:rPr>
       </w:pPr>
-      <w:bookmarkStart w:id="6" w:name="_Toc232495484"/>
-      <w:bookmarkStart w:id="7" w:name="_Toc232496646"/>
-      <w:bookmarkStart w:id="8" w:name="_Toc232497881"/>
+      <w:bookmarkStart w:id="8" w:name="_Toc232495484"/>
+      <w:bookmarkStart w:id="9" w:name="_Toc232496646"/>
+      <w:bookmarkStart w:id="10" w:name="_Toc232497881"/>
+      <w:bookmarkStart w:id="11" w:name="_Toc232499479"/>
       <w:r>
         <w:rPr>
           <w:rFonts w:eastAsia="Times New Roman"/>
@@ -358,9 +363,10 @@
         </w:rPr>
         <w:t>A LAB REPORTS ON</w:t>
       </w:r>
-      <w:bookmarkEnd w:id="6"/>
-      <w:bookmarkEnd w:id="7"/>
       <w:bookmarkEnd w:id="8"/>
+      <w:bookmarkEnd w:id="9"/>
+      <w:bookmarkEnd w:id="10"/>
+      <w:bookmarkEnd w:id="11"/>
       <w:r>
         <w:rPr>
           <w:rFonts w:eastAsia="Times New Roman"/>
@@ -445,9 +451,10 @@
           <w:szCs w:val="28"/>
         </w:rPr>
       </w:pPr>
-      <w:bookmarkStart w:id="9" w:name="_Toc232495485"/>
-      <w:bookmarkStart w:id="10" w:name="_Toc232496647"/>
-      <w:bookmarkStart w:id="11" w:name="_Toc232497882"/>
+      <w:bookmarkStart w:id="12" w:name="_Toc232495485"/>
+      <w:bookmarkStart w:id="13" w:name="_Toc232496647"/>
+      <w:bookmarkStart w:id="14" w:name="_Toc232497882"/>
+      <w:bookmarkStart w:id="15" w:name="_Toc232499480"/>
       <w:r>
         <w:rPr>
           <w:sz w:val="28"/>
@@ -476,9 +483,10 @@
         </w:rPr>
         <w:t>V</w:t>
       </w:r>
-      <w:bookmarkEnd w:id="9"/>
-      <w:bookmarkEnd w:id="10"/>
-      <w:bookmarkEnd w:id="11"/>
+      <w:bookmarkEnd w:id="12"/>
+      <w:bookmarkEnd w:id="13"/>
+      <w:bookmarkEnd w:id="14"/>
+      <w:bookmarkEnd w:id="15"/>
       <w:r>
         <w:rPr>
           <w:sz w:val="28"/>
@@ -927,19 +935,20 @@
     </w:p>
     <w:p>
       <w:pPr>
-        <w:pStyle w:val="Style1"/>
-        <w:rPr>
-          <w:sz w:val="28"/>
-          <w:szCs w:val="22"/>
-        </w:rPr>
+        <w:pStyle w:val="Style2"/>
       </w:pPr>
       <w:r>
         <w:br w:type="page"/>
       </w:r>
+      <w:bookmarkStart w:id="16" w:name="_Toc232499481"/>
       <w:r>
         <w:lastRenderedPageBreak/>
-        <w:t>Abstract</w:t>
-      </w:r>
+        <w:t>A</w:t>
+      </w:r>
+      <w:r>
+        <w:t>bstract</w:t>
+      </w:r>
+      <w:bookmarkEnd w:id="16"/>
     </w:p>
     <w:p>
       <w:pPr>
@@ -1049,18 +1058,18 @@
       <w:pPr>
         <w:pStyle w:val="Style2"/>
       </w:pPr>
-      <w:bookmarkStart w:id="12" w:name="_Toc231998516"/>
-      <w:bookmarkStart w:id="13" w:name="_Toc231998539"/>
-      <w:bookmarkStart w:id="14" w:name="_Toc232000184"/>
-      <w:bookmarkStart w:id="15" w:name="_Toc232497883"/>
+      <w:bookmarkStart w:id="17" w:name="_Toc231998516"/>
+      <w:bookmarkStart w:id="18" w:name="_Toc231998539"/>
+      <w:bookmarkStart w:id="19" w:name="_Toc232000184"/>
+      <w:bookmarkStart w:id="20" w:name="_Toc232499482"/>
       <w:r>
         <w:lastRenderedPageBreak/>
         <w:t>Acknowledgement</w:t>
       </w:r>
-      <w:bookmarkEnd w:id="12"/>
-      <w:bookmarkEnd w:id="13"/>
-      <w:bookmarkEnd w:id="14"/>
-      <w:bookmarkEnd w:id="15"/>
+      <w:bookmarkEnd w:id="17"/>
+      <w:bookmarkEnd w:id="18"/>
+      <w:bookmarkEnd w:id="19"/>
+      <w:bookmarkEnd w:id="20"/>
     </w:p>
     <w:p>
       <w:pPr>
@@ -1292,6 +1301,15 @@
     </w:p>
     <w:sdt>
       <w:sdtPr>
+        <w:rPr>
+          <w:rFonts w:ascii="Times New Roman" w:eastAsia="Times New Roman" w:hAnsi="Times New Roman" w:cs="Times New Roman"/>
+          <w:color w:val="000000"/>
+          <w:kern w:val="2"/>
+          <w:sz w:val="24"/>
+          <w:szCs w:val="21"/>
+          <w:lang w:bidi="ne-NP"/>
+          <w14:ligatures w14:val="standardContextual"/>
+        </w:rPr>
         <w:id w:val="1051259718"/>
         <w:docPartObj>
           <w:docPartGallery w:val="Table of Contents"/>
@@ -1300,16 +1318,9 @@
       </w:sdtPr>
       <w:sdtEndPr>
         <w:rPr>
-          <w:rFonts w:ascii="Times New Roman" w:eastAsia="Times New Roman" w:hAnsi="Times New Roman" w:cs="Times New Roman"/>
           <w:b/>
           <w:bCs/>
           <w:noProof/>
-          <w:color w:val="000000"/>
-          <w:kern w:val="2"/>
-          <w:sz w:val="24"/>
-          <w:szCs w:val="21"/>
-          <w:lang w:bidi="ne-NP"/>
-          <w14:ligatures w14:val="standardContextual"/>
         </w:rPr>
       </w:sdtEndPr>
       <w:sdtContent>
@@ -1365,27 +1376,22 @@
               <w:rFonts w:asciiTheme="minorHAnsi" w:eastAsiaTheme="minorEastAsia" w:hAnsiTheme="minorHAnsi" w:cstheme="minorBidi"/>
               <w:noProof/>
               <w:color w:val="auto"/>
-              <w:sz w:val="28"/>
-              <w:szCs w:val="28"/>
+              <w:szCs w:val="24"/>
               <w:lang w:val="en-GB" w:eastAsia="en-GB" w:bidi="ar-SA"/>
             </w:rPr>
           </w:pPr>
-          <w:hyperlink w:anchor="_Toc232497883" w:history="1">
+          <w:hyperlink w:anchor="_Toc232499481" w:history="1">
             <w:r>
               <w:rPr>
                 <w:rStyle w:val="Hyperlink"/>
                 <w:noProof/>
-                <w:sz w:val="28"/>
-                <w:szCs w:val="22"/>
-              </w:rPr>
-              <w:t>Acknowledgement</w:t>
+              </w:rPr>
+              <w:t>Abstract</w:t>
             </w:r>
             <w:r>
               <w:rPr>
                 <w:noProof/>
                 <w:webHidden/>
-                <w:sz w:val="28"/>
-                <w:szCs w:val="22"/>
               </w:rPr>
               <w:tab/>
             </w:r>
@@ -1393,8 +1399,6 @@
               <w:rPr>
                 <w:noProof/>
                 <w:webHidden/>
-                <w:sz w:val="28"/>
-                <w:szCs w:val="22"/>
               </w:rPr>
               <w:fldChar w:fldCharType="begin"/>
             </w:r>
@@ -1402,25 +1406,19 @@
               <w:rPr>
                 <w:noProof/>
                 <w:webHidden/>
-                <w:sz w:val="28"/>
-                <w:szCs w:val="22"/>
-              </w:rPr>
-              <w:instrText xml:space="preserve"> PAGEREF _Toc232497883 \h </w:instrText>
+              </w:rPr>
+              <w:instrText xml:space="preserve"> PAGEREF _Toc232499481 \h </w:instrText>
             </w:r>
             <w:r>
               <w:rPr>
                 <w:noProof/>
                 <w:webHidden/>
-                <w:sz w:val="28"/>
-                <w:szCs w:val="22"/>
               </w:rPr>
             </w:r>
             <w:r>
               <w:rPr>
                 <w:noProof/>
                 <w:webHidden/>
-                <w:sz w:val="28"/>
-                <w:szCs w:val="22"/>
               </w:rPr>
               <w:fldChar w:fldCharType="separate"/>
             </w:r>
@@ -1428,17 +1426,597 @@
               <w:rPr>
                 <w:noProof/>
                 <w:webHidden/>
-                <w:sz w:val="28"/>
-                <w:szCs w:val="22"/>
-              </w:rPr>
-              <w:t>2</w:t>
+              </w:rPr>
+              <w:t>1</w:t>
             </w:r>
             <w:r>
               <w:rPr>
                 <w:noProof/>
                 <w:webHidden/>
-                <w:sz w:val="28"/>
-                <w:szCs w:val="22"/>
+              </w:rPr>
+              <w:fldChar w:fldCharType="end"/>
+            </w:r>
+          </w:hyperlink>
+        </w:p>
+        <w:p>
+          <w:pPr>
+            <w:pStyle w:val="TOC1"/>
+            <w:tabs>
+              <w:tab w:val="right" w:leader="dot" w:pos="9350"/>
+            </w:tabs>
+            <w:rPr>
+              <w:rFonts w:asciiTheme="minorHAnsi" w:eastAsiaTheme="minorEastAsia" w:hAnsiTheme="minorHAnsi" w:cstheme="minorBidi"/>
+              <w:noProof/>
+              <w:color w:val="auto"/>
+              <w:szCs w:val="24"/>
+              <w:lang w:val="en-GB" w:eastAsia="en-GB" w:bidi="ar-SA"/>
+            </w:rPr>
+          </w:pPr>
+          <w:hyperlink w:anchor="_Toc232499482" w:history="1">
+            <w:r>
+              <w:rPr>
+                <w:rStyle w:val="Hyperlink"/>
+                <w:noProof/>
+              </w:rPr>
+              <w:t>Acknowledgement</w:t>
+            </w:r>
+            <w:r>
+              <w:rPr>
+                <w:noProof/>
+                <w:webHidden/>
+              </w:rPr>
+              <w:tab/>
+            </w:r>
+            <w:r>
+              <w:rPr>
+                <w:noProof/>
+                <w:webHidden/>
+              </w:rPr>
+              <w:fldChar w:fldCharType="begin"/>
+            </w:r>
+            <w:r>
+              <w:rPr>
+                <w:noProof/>
+                <w:webHidden/>
+              </w:rPr>
+              <w:instrText xml:space="preserve"> PAGEREF _Toc232499482 \h </w:instrText>
+            </w:r>
+            <w:r>
+              <w:rPr>
+                <w:noProof/>
+                <w:webHidden/>
+              </w:rPr>
+            </w:r>
+            <w:r>
+              <w:rPr>
+                <w:noProof/>
+                <w:webHidden/>
+              </w:rPr>
+              <w:fldChar w:fldCharType="separate"/>
+            </w:r>
+            <w:r>
+              <w:rPr>
+                <w:noProof/>
+                <w:webHidden/>
+              </w:rPr>
+              <w:t>2</w:t>
+            </w:r>
+            <w:r>
+              <w:rPr>
+                <w:noProof/>
+                <w:webHidden/>
+              </w:rPr>
+              <w:fldChar w:fldCharType="end"/>
+            </w:r>
+          </w:hyperlink>
+        </w:p>
+        <w:p>
+          <w:pPr>
+            <w:pStyle w:val="TOC1"/>
+            <w:tabs>
+              <w:tab w:val="right" w:leader="dot" w:pos="9350"/>
+            </w:tabs>
+            <w:rPr>
+              <w:rFonts w:asciiTheme="minorHAnsi" w:eastAsiaTheme="minorEastAsia" w:hAnsiTheme="minorHAnsi" w:cstheme="minorBidi"/>
+              <w:noProof/>
+              <w:color w:val="auto"/>
+              <w:szCs w:val="24"/>
+              <w:lang w:val="en-GB" w:eastAsia="en-GB" w:bidi="ar-SA"/>
+            </w:rPr>
+          </w:pPr>
+          <w:hyperlink w:anchor="_Toc232499483" w:history="1">
+            <w:r>
+              <w:rPr>
+                <w:rStyle w:val="Hyperlink"/>
+                <w:noProof/>
+              </w:rPr>
+              <w:t>Chapter 1: Introduction</w:t>
+            </w:r>
+            <w:r>
+              <w:rPr>
+                <w:noProof/>
+                <w:webHidden/>
+              </w:rPr>
+              <w:tab/>
+            </w:r>
+            <w:r>
+              <w:rPr>
+                <w:noProof/>
+                <w:webHidden/>
+              </w:rPr>
+              <w:fldChar w:fldCharType="begin"/>
+            </w:r>
+            <w:r>
+              <w:rPr>
+                <w:noProof/>
+                <w:webHidden/>
+              </w:rPr>
+              <w:instrText xml:space="preserve"> PAGEREF _Toc232499483 \h </w:instrText>
+            </w:r>
+            <w:r>
+              <w:rPr>
+                <w:noProof/>
+                <w:webHidden/>
+              </w:rPr>
+            </w:r>
+            <w:r>
+              <w:rPr>
+                <w:noProof/>
+                <w:webHidden/>
+              </w:rPr>
+              <w:fldChar w:fldCharType="separate"/>
+            </w:r>
+            <w:r>
+              <w:rPr>
+                <w:noProof/>
+                <w:webHidden/>
+              </w:rPr>
+              <w:t>6</w:t>
+            </w:r>
+            <w:r>
+              <w:rPr>
+                <w:noProof/>
+                <w:webHidden/>
+              </w:rPr>
+              <w:fldChar w:fldCharType="end"/>
+            </w:r>
+          </w:hyperlink>
+        </w:p>
+        <w:p>
+          <w:pPr>
+            <w:pStyle w:val="TOC1"/>
+            <w:tabs>
+              <w:tab w:val="right" w:leader="dot" w:pos="9350"/>
+            </w:tabs>
+            <w:rPr>
+              <w:rFonts w:asciiTheme="minorHAnsi" w:eastAsiaTheme="minorEastAsia" w:hAnsiTheme="minorHAnsi" w:cstheme="minorBidi"/>
+              <w:noProof/>
+              <w:color w:val="auto"/>
+              <w:szCs w:val="24"/>
+              <w:lang w:val="en-GB" w:eastAsia="en-GB" w:bidi="ar-SA"/>
+            </w:rPr>
+          </w:pPr>
+          <w:hyperlink w:anchor="_Toc232499484" w:history="1">
+            <w:r>
+              <w:rPr>
+                <w:rStyle w:val="Hyperlink"/>
+                <w:noProof/>
+              </w:rPr>
+              <w:t>1.1 Background</w:t>
+            </w:r>
+            <w:r>
+              <w:rPr>
+                <w:noProof/>
+                <w:webHidden/>
+              </w:rPr>
+              <w:tab/>
+            </w:r>
+            <w:r>
+              <w:rPr>
+                <w:noProof/>
+                <w:webHidden/>
+              </w:rPr>
+              <w:fldChar w:fldCharType="begin"/>
+            </w:r>
+            <w:r>
+              <w:rPr>
+                <w:noProof/>
+                <w:webHidden/>
+              </w:rPr>
+              <w:instrText xml:space="preserve"> PAGEREF _Toc232499484 \h </w:instrText>
+            </w:r>
+            <w:r>
+              <w:rPr>
+                <w:noProof/>
+                <w:webHidden/>
+              </w:rPr>
+            </w:r>
+            <w:r>
+              <w:rPr>
+                <w:noProof/>
+                <w:webHidden/>
+              </w:rPr>
+              <w:fldChar w:fldCharType="separate"/>
+            </w:r>
+            <w:r>
+              <w:rPr>
+                <w:noProof/>
+                <w:webHidden/>
+              </w:rPr>
+              <w:t>6</w:t>
+            </w:r>
+            <w:r>
+              <w:rPr>
+                <w:noProof/>
+                <w:webHidden/>
+              </w:rPr>
+              <w:fldChar w:fldCharType="end"/>
+            </w:r>
+          </w:hyperlink>
+        </w:p>
+        <w:p>
+          <w:pPr>
+            <w:pStyle w:val="TOC1"/>
+            <w:tabs>
+              <w:tab w:val="right" w:leader="dot" w:pos="9350"/>
+            </w:tabs>
+            <w:rPr>
+              <w:rFonts w:asciiTheme="minorHAnsi" w:eastAsiaTheme="minorEastAsia" w:hAnsiTheme="minorHAnsi" w:cstheme="minorBidi"/>
+              <w:noProof/>
+              <w:color w:val="auto"/>
+              <w:szCs w:val="24"/>
+              <w:lang w:val="en-GB" w:eastAsia="en-GB" w:bidi="ar-SA"/>
+            </w:rPr>
+          </w:pPr>
+          <w:hyperlink w:anchor="_Toc232499485" w:history="1">
+            <w:r>
+              <w:rPr>
+                <w:rStyle w:val="Hyperlink"/>
+                <w:noProof/>
+              </w:rPr>
+              <w:t>1.2  Statement of problem</w:t>
+            </w:r>
+            <w:r>
+              <w:rPr>
+                <w:noProof/>
+                <w:webHidden/>
+              </w:rPr>
+              <w:tab/>
+            </w:r>
+            <w:r>
+              <w:rPr>
+                <w:noProof/>
+                <w:webHidden/>
+              </w:rPr>
+              <w:fldChar w:fldCharType="begin"/>
+            </w:r>
+            <w:r>
+              <w:rPr>
+                <w:noProof/>
+                <w:webHidden/>
+              </w:rPr>
+              <w:instrText xml:space="preserve"> PAGEREF _Toc232499485 \h </w:instrText>
+            </w:r>
+            <w:r>
+              <w:rPr>
+                <w:noProof/>
+                <w:webHidden/>
+              </w:rPr>
+            </w:r>
+            <w:r>
+              <w:rPr>
+                <w:noProof/>
+                <w:webHidden/>
+              </w:rPr>
+              <w:fldChar w:fldCharType="separate"/>
+            </w:r>
+            <w:r>
+              <w:rPr>
+                <w:noProof/>
+                <w:webHidden/>
+              </w:rPr>
+              <w:t>7</w:t>
+            </w:r>
+            <w:r>
+              <w:rPr>
+                <w:noProof/>
+                <w:webHidden/>
+              </w:rPr>
+              <w:fldChar w:fldCharType="end"/>
+            </w:r>
+          </w:hyperlink>
+        </w:p>
+        <w:p>
+          <w:pPr>
+            <w:pStyle w:val="TOC1"/>
+            <w:tabs>
+              <w:tab w:val="right" w:leader="dot" w:pos="9350"/>
+            </w:tabs>
+            <w:rPr>
+              <w:rFonts w:asciiTheme="minorHAnsi" w:eastAsiaTheme="minorEastAsia" w:hAnsiTheme="minorHAnsi" w:cstheme="minorBidi"/>
+              <w:noProof/>
+              <w:color w:val="auto"/>
+              <w:szCs w:val="24"/>
+              <w:lang w:val="en-GB" w:eastAsia="en-GB" w:bidi="ar-SA"/>
+            </w:rPr>
+          </w:pPr>
+          <w:hyperlink w:anchor="_Toc232499486" w:history="1">
+            <w:r>
+              <w:rPr>
+                <w:rStyle w:val="Hyperlink"/>
+                <w:noProof/>
+              </w:rPr>
+              <w:t>1.3 Objectives of the study</w:t>
+            </w:r>
+            <w:r>
+              <w:rPr>
+                <w:noProof/>
+                <w:webHidden/>
+              </w:rPr>
+              <w:tab/>
+            </w:r>
+            <w:r>
+              <w:rPr>
+                <w:noProof/>
+                <w:webHidden/>
+              </w:rPr>
+              <w:fldChar w:fldCharType="begin"/>
+            </w:r>
+            <w:r>
+              <w:rPr>
+                <w:noProof/>
+                <w:webHidden/>
+              </w:rPr>
+              <w:instrText xml:space="preserve"> PAGEREF _Toc232499486 \h </w:instrText>
+            </w:r>
+            <w:r>
+              <w:rPr>
+                <w:noProof/>
+                <w:webHidden/>
+              </w:rPr>
+            </w:r>
+            <w:r>
+              <w:rPr>
+                <w:noProof/>
+                <w:webHidden/>
+              </w:rPr>
+              <w:fldChar w:fldCharType="separate"/>
+            </w:r>
+            <w:r>
+              <w:rPr>
+                <w:noProof/>
+                <w:webHidden/>
+              </w:rPr>
+              <w:t>8</w:t>
+            </w:r>
+            <w:r>
+              <w:rPr>
+                <w:noProof/>
+                <w:webHidden/>
+              </w:rPr>
+              <w:fldChar w:fldCharType="end"/>
+            </w:r>
+          </w:hyperlink>
+        </w:p>
+        <w:p>
+          <w:pPr>
+            <w:pStyle w:val="TOC1"/>
+            <w:tabs>
+              <w:tab w:val="right" w:leader="dot" w:pos="9350"/>
+            </w:tabs>
+            <w:rPr>
+              <w:rFonts w:asciiTheme="minorHAnsi" w:eastAsiaTheme="minorEastAsia" w:hAnsiTheme="minorHAnsi" w:cstheme="minorBidi"/>
+              <w:noProof/>
+              <w:color w:val="auto"/>
+              <w:szCs w:val="24"/>
+              <w:lang w:val="en-GB" w:eastAsia="en-GB" w:bidi="ar-SA"/>
+            </w:rPr>
+          </w:pPr>
+          <w:hyperlink w:anchor="_Toc232499487" w:history="1">
+            <w:r>
+              <w:rPr>
+                <w:rStyle w:val="Hyperlink"/>
+                <w:noProof/>
+              </w:rPr>
+              <w:t>1.4 Scope of the study</w:t>
+            </w:r>
+            <w:r>
+              <w:rPr>
+                <w:noProof/>
+                <w:webHidden/>
+              </w:rPr>
+              <w:tab/>
+            </w:r>
+            <w:r>
+              <w:rPr>
+                <w:noProof/>
+                <w:webHidden/>
+              </w:rPr>
+              <w:fldChar w:fldCharType="begin"/>
+            </w:r>
+            <w:r>
+              <w:rPr>
+                <w:noProof/>
+                <w:webHidden/>
+              </w:rPr>
+              <w:instrText xml:space="preserve"> PAGEREF _Toc232499487 \h </w:instrText>
+            </w:r>
+            <w:r>
+              <w:rPr>
+                <w:noProof/>
+                <w:webHidden/>
+              </w:rPr>
+            </w:r>
+            <w:r>
+              <w:rPr>
+                <w:noProof/>
+                <w:webHidden/>
+              </w:rPr>
+              <w:fldChar w:fldCharType="separate"/>
+            </w:r>
+            <w:r>
+              <w:rPr>
+                <w:noProof/>
+                <w:webHidden/>
+              </w:rPr>
+              <w:t>9</w:t>
+            </w:r>
+            <w:r>
+              <w:rPr>
+                <w:noProof/>
+                <w:webHidden/>
+              </w:rPr>
+              <w:fldChar w:fldCharType="end"/>
+            </w:r>
+          </w:hyperlink>
+        </w:p>
+        <w:p>
+          <w:pPr>
+            <w:pStyle w:val="TOC1"/>
+            <w:tabs>
+              <w:tab w:val="right" w:leader="dot" w:pos="9350"/>
+            </w:tabs>
+            <w:rPr>
+              <w:rFonts w:asciiTheme="minorHAnsi" w:eastAsiaTheme="minorEastAsia" w:hAnsiTheme="minorHAnsi" w:cstheme="minorBidi"/>
+              <w:noProof/>
+              <w:color w:val="auto"/>
+              <w:szCs w:val="24"/>
+              <w:lang w:val="en-GB" w:eastAsia="en-GB" w:bidi="ar-SA"/>
+            </w:rPr>
+          </w:pPr>
+          <w:hyperlink w:anchor="_Toc232499488" w:history="1">
+            <w:r>
+              <w:rPr>
+                <w:rStyle w:val="Hyperlink"/>
+                <w:noProof/>
+              </w:rPr>
+              <w:t xml:space="preserve">1.5 </w:t>
+            </w:r>
+            <w:r>
+              <w:rPr>
+                <w:rStyle w:val="Hyperlink"/>
+                <w:bCs/>
+                <w:noProof/>
+              </w:rPr>
+              <w:t>Limitations of the Study</w:t>
+            </w:r>
+            <w:r>
+              <w:rPr>
+                <w:noProof/>
+                <w:webHidden/>
+              </w:rPr>
+              <w:tab/>
+            </w:r>
+            <w:r>
+              <w:rPr>
+                <w:noProof/>
+                <w:webHidden/>
+              </w:rPr>
+              <w:fldChar w:fldCharType="begin"/>
+            </w:r>
+            <w:r>
+              <w:rPr>
+                <w:noProof/>
+                <w:webHidden/>
+              </w:rPr>
+              <w:instrText xml:space="preserve"> PAGEREF _Toc232499488 \h </w:instrText>
+            </w:r>
+            <w:r>
+              <w:rPr>
+                <w:noProof/>
+                <w:webHidden/>
+              </w:rPr>
+            </w:r>
+            <w:r>
+              <w:rPr>
+                <w:noProof/>
+                <w:webHidden/>
+              </w:rPr>
+              <w:fldChar w:fldCharType="separate"/>
+            </w:r>
+            <w:r>
+              <w:rPr>
+                <w:noProof/>
+                <w:webHidden/>
+              </w:rPr>
+              <w:t>9</w:t>
+            </w:r>
+            <w:r>
+              <w:rPr>
+                <w:noProof/>
+                <w:webHidden/>
+              </w:rPr>
+              <w:fldChar w:fldCharType="end"/>
+            </w:r>
+          </w:hyperlink>
+        </w:p>
+        <w:p>
+          <w:pPr>
+            <w:pStyle w:val="TOC1"/>
+            <w:tabs>
+              <w:tab w:val="right" w:leader="dot" w:pos="9350"/>
+            </w:tabs>
+            <w:rPr>
+              <w:rFonts w:asciiTheme="minorHAnsi" w:eastAsiaTheme="minorEastAsia" w:hAnsiTheme="minorHAnsi" w:cstheme="minorBidi"/>
+              <w:noProof/>
+              <w:color w:val="auto"/>
+              <w:szCs w:val="24"/>
+              <w:lang w:val="en-GB" w:eastAsia="en-GB" w:bidi="ar-SA"/>
+            </w:rPr>
+          </w:pPr>
+          <w:hyperlink w:anchor="_Toc232499489" w:history="1">
+            <w:r>
+              <w:rPr>
+                <w:rStyle w:val="Hyperlink"/>
+                <w:noProof/>
+              </w:rPr>
+              <w:t>Chapter 2: Literature Review</w:t>
+            </w:r>
+            <w:r>
+              <w:rPr>
+                <w:noProof/>
+                <w:webHidden/>
+              </w:rPr>
+              <w:tab/>
+            </w:r>
+            <w:r>
+              <w:rPr>
+                <w:noProof/>
+                <w:webHidden/>
+              </w:rPr>
+              <w:fldChar w:fldCharType="begin"/>
+            </w:r>
+            <w:r>
+              <w:rPr>
+                <w:noProof/>
+                <w:webHidden/>
+              </w:rPr>
+              <w:instrText xml:space="preserve"> PAGEREF _Toc232499489 \h </w:instrText>
+            </w:r>
+            <w:r>
+              <w:rPr>
+                <w:noProof/>
+                <w:webHidden/>
+              </w:rPr>
+            </w:r>
+            <w:r>
+              <w:rPr>
+                <w:noProof/>
+                <w:webHidden/>
+              </w:rPr>
+              <w:fldChar w:fldCharType="separate"/>
+            </w:r>
+            <w:r>
+              <w:rPr>
+                <w:noProof/>
+                <w:webHidden/>
+              </w:rPr>
+              <w:t>10</w:t>
+            </w:r>
+            <w:r>
+              <w:rPr>
+                <w:noProof/>
+                <w:webHidden/>
               </w:rPr>
               <w:fldChar w:fldCharType="end"/>
             </w:r>
@@ -1454,18 +2032,15 @@
               <w:rFonts w:asciiTheme="minorHAnsi" w:eastAsiaTheme="minorEastAsia" w:hAnsiTheme="minorHAnsi" w:cstheme="minorBidi"/>
               <w:noProof/>
               <w:color w:val="auto"/>
-              <w:sz w:val="28"/>
-              <w:szCs w:val="28"/>
+              <w:szCs w:val="24"/>
               <w:lang w:val="en-GB" w:eastAsia="en-GB" w:bidi="ar-SA"/>
             </w:rPr>
           </w:pPr>
-          <w:hyperlink w:anchor="_Toc232497884" w:history="1">
+          <w:hyperlink w:anchor="_Toc232499490" w:history="1">
             <w:r>
               <w:rPr>
                 <w:rStyle w:val="Hyperlink"/>
                 <w:noProof/>
-                <w:sz w:val="28"/>
-                <w:szCs w:val="22"/>
               </w:rPr>
               <w:t>2.1 Fundamental Theories and Concepts</w:t>
             </w:r>
@@ -1473,8 +2048,6 @@
               <w:rPr>
                 <w:noProof/>
                 <w:webHidden/>
-                <w:sz w:val="28"/>
-                <w:szCs w:val="22"/>
               </w:rPr>
               <w:tab/>
             </w:r>
@@ -1482,8 +2055,6 @@
               <w:rPr>
                 <w:noProof/>
                 <w:webHidden/>
-                <w:sz w:val="28"/>
-                <w:szCs w:val="22"/>
               </w:rPr>
               <w:fldChar w:fldCharType="begin"/>
             </w:r>
@@ -1491,25 +2062,19 @@
               <w:rPr>
                 <w:noProof/>
                 <w:webHidden/>
-                <w:sz w:val="28"/>
-                <w:szCs w:val="22"/>
-              </w:rPr>
-              <w:instrText xml:space="preserve"> PAGEREF _Toc232497884 \h </w:instrText>
+              </w:rPr>
+              <w:instrText xml:space="preserve"> PAGEREF _Toc232499490 \h </w:instrText>
             </w:r>
             <w:r>
               <w:rPr>
                 <w:noProof/>
                 <w:webHidden/>
-                <w:sz w:val="28"/>
-                <w:szCs w:val="22"/>
               </w:rPr>
             </w:r>
             <w:r>
               <w:rPr>
                 <w:noProof/>
                 <w:webHidden/>
-                <w:sz w:val="28"/>
-                <w:szCs w:val="22"/>
               </w:rPr>
               <w:fldChar w:fldCharType="separate"/>
             </w:r>
@@ -1517,8 +2082,6 @@
               <w:rPr>
                 <w:noProof/>
                 <w:webHidden/>
-                <w:sz w:val="28"/>
-                <w:szCs w:val="22"/>
               </w:rPr>
               <w:t>10</w:t>
             </w:r>
@@ -1526,8 +2089,6 @@
               <w:rPr>
                 <w:noProof/>
                 <w:webHidden/>
-                <w:sz w:val="28"/>
-                <w:szCs w:val="22"/>
               </w:rPr>
               <w:fldChar w:fldCharType="end"/>
             </w:r>
@@ -1543,18 +2104,15 @@
               <w:rFonts w:asciiTheme="minorHAnsi" w:eastAsiaTheme="minorEastAsia" w:hAnsiTheme="minorHAnsi" w:cstheme="minorBidi"/>
               <w:noProof/>
               <w:color w:val="auto"/>
-              <w:sz w:val="28"/>
-              <w:szCs w:val="28"/>
+              <w:szCs w:val="24"/>
               <w:lang w:val="en-GB" w:eastAsia="en-GB" w:bidi="ar-SA"/>
             </w:rPr>
           </w:pPr>
-          <w:hyperlink w:anchor="_Toc232497885" w:history="1">
+          <w:hyperlink w:anchor="_Toc232499491" w:history="1">
             <w:r>
               <w:rPr>
                 <w:rStyle w:val="Hyperlink"/>
                 <w:noProof/>
-                <w:sz w:val="28"/>
-                <w:szCs w:val="22"/>
               </w:rPr>
               <w:t>2.2 Review of Similar Projects and Systems</w:t>
             </w:r>
@@ -1562,8 +2120,6 @@
               <w:rPr>
                 <w:noProof/>
                 <w:webHidden/>
-                <w:sz w:val="28"/>
-                <w:szCs w:val="22"/>
               </w:rPr>
               <w:tab/>
             </w:r>
@@ -1571,8 +2127,6 @@
               <w:rPr>
                 <w:noProof/>
                 <w:webHidden/>
-                <w:sz w:val="28"/>
-                <w:szCs w:val="22"/>
               </w:rPr>
               <w:fldChar w:fldCharType="begin"/>
             </w:r>
@@ -1580,25 +2134,19 @@
               <w:rPr>
                 <w:noProof/>
                 <w:webHidden/>
-                <w:sz w:val="28"/>
-                <w:szCs w:val="22"/>
-              </w:rPr>
-              <w:instrText xml:space="preserve"> PAGEREF _Toc232497885 \h </w:instrText>
+              </w:rPr>
+              <w:instrText xml:space="preserve"> PAGEREF _Toc232499491 \h </w:instrText>
             </w:r>
             <w:r>
               <w:rPr>
                 <w:noProof/>
                 <w:webHidden/>
-                <w:sz w:val="28"/>
-                <w:szCs w:val="22"/>
               </w:rPr>
             </w:r>
             <w:r>
               <w:rPr>
                 <w:noProof/>
                 <w:webHidden/>
-                <w:sz w:val="28"/>
-                <w:szCs w:val="22"/>
               </w:rPr>
               <w:fldChar w:fldCharType="separate"/>
             </w:r>
@@ -1606,8 +2154,6 @@
               <w:rPr>
                 <w:noProof/>
                 <w:webHidden/>
-                <w:sz w:val="28"/>
-                <w:szCs w:val="22"/>
               </w:rPr>
               <w:t>12</w:t>
             </w:r>
@@ -1615,8 +2161,78 @@
               <w:rPr>
                 <w:noProof/>
                 <w:webHidden/>
-                <w:sz w:val="28"/>
-                <w:szCs w:val="22"/>
+              </w:rPr>
+              <w:fldChar w:fldCharType="end"/>
+            </w:r>
+          </w:hyperlink>
+        </w:p>
+        <w:p>
+          <w:pPr>
+            <w:pStyle w:val="TOC1"/>
+            <w:tabs>
+              <w:tab w:val="right" w:leader="dot" w:pos="9350"/>
+            </w:tabs>
+            <w:rPr>
+              <w:rFonts w:asciiTheme="minorHAnsi" w:eastAsiaTheme="minorEastAsia" w:hAnsiTheme="minorHAnsi" w:cstheme="minorBidi"/>
+              <w:noProof/>
+              <w:color w:val="auto"/>
+              <w:szCs w:val="24"/>
+              <w:lang w:val="en-GB" w:eastAsia="en-GB" w:bidi="ar-SA"/>
+            </w:rPr>
+          </w:pPr>
+          <w:hyperlink w:anchor="_Toc232499492" w:history="1">
+            <w:r>
+              <w:rPr>
+                <w:rStyle w:val="Hyperlink"/>
+                <w:noProof/>
+              </w:rPr>
+              <w:t>Chapter 3: System analysis and design</w:t>
+            </w:r>
+            <w:r>
+              <w:rPr>
+                <w:noProof/>
+                <w:webHidden/>
+              </w:rPr>
+              <w:tab/>
+            </w:r>
+            <w:r>
+              <w:rPr>
+                <w:noProof/>
+                <w:webHidden/>
+              </w:rPr>
+              <w:fldChar w:fldCharType="begin"/>
+            </w:r>
+            <w:r>
+              <w:rPr>
+                <w:noProof/>
+                <w:webHidden/>
+              </w:rPr>
+              <w:instrText xml:space="preserve"> PAGEREF _Toc232499492 \h </w:instrText>
+            </w:r>
+            <w:r>
+              <w:rPr>
+                <w:noProof/>
+                <w:webHidden/>
+              </w:rPr>
+            </w:r>
+            <w:r>
+              <w:rPr>
+                <w:noProof/>
+                <w:webHidden/>
+              </w:rPr>
+              <w:fldChar w:fldCharType="separate"/>
+            </w:r>
+            <w:r>
+              <w:rPr>
+                <w:noProof/>
+                <w:webHidden/>
+              </w:rPr>
+              <w:t>13</w:t>
+            </w:r>
+            <w:r>
+              <w:rPr>
+                <w:noProof/>
+                <w:webHidden/>
               </w:rPr>
               <w:fldChar w:fldCharType="end"/>
             </w:r>
@@ -1632,18 +2248,15 @@
               <w:rFonts w:asciiTheme="minorHAnsi" w:eastAsiaTheme="minorEastAsia" w:hAnsiTheme="minorHAnsi" w:cstheme="minorBidi"/>
               <w:noProof/>
               <w:color w:val="auto"/>
-              <w:sz w:val="28"/>
-              <w:szCs w:val="28"/>
+              <w:szCs w:val="24"/>
               <w:lang w:val="en-GB" w:eastAsia="en-GB" w:bidi="ar-SA"/>
             </w:rPr>
           </w:pPr>
-          <w:hyperlink w:anchor="_Toc232497886" w:history="1">
+          <w:hyperlink w:anchor="_Toc232499493" w:history="1">
             <w:r>
               <w:rPr>
                 <w:rStyle w:val="Hyperlink"/>
                 <w:noProof/>
-                <w:sz w:val="28"/>
-                <w:szCs w:val="22"/>
               </w:rPr>
               <w:t>3.1.1 Requirement Analysis</w:t>
             </w:r>
@@ -1651,8 +2264,6 @@
               <w:rPr>
                 <w:noProof/>
                 <w:webHidden/>
-                <w:sz w:val="28"/>
-                <w:szCs w:val="22"/>
               </w:rPr>
               <w:tab/>
             </w:r>
@@ -1660,8 +2271,6 @@
               <w:rPr>
                 <w:noProof/>
                 <w:webHidden/>
-                <w:sz w:val="28"/>
-                <w:szCs w:val="22"/>
               </w:rPr>
               <w:fldChar w:fldCharType="begin"/>
             </w:r>
@@ -1669,25 +2278,19 @@
               <w:rPr>
                 <w:noProof/>
                 <w:webHidden/>
-                <w:sz w:val="28"/>
-                <w:szCs w:val="22"/>
-              </w:rPr>
-              <w:instrText xml:space="preserve"> PAGEREF _Toc232497886 \h </w:instrText>
+              </w:rPr>
+              <w:instrText xml:space="preserve"> PAGEREF _Toc232499493 \h </w:instrText>
             </w:r>
             <w:r>
               <w:rPr>
                 <w:noProof/>
                 <w:webHidden/>
-                <w:sz w:val="28"/>
-                <w:szCs w:val="22"/>
               </w:rPr>
             </w:r>
             <w:r>
               <w:rPr>
                 <w:noProof/>
                 <w:webHidden/>
-                <w:sz w:val="28"/>
-                <w:szCs w:val="22"/>
               </w:rPr>
               <w:fldChar w:fldCharType="separate"/>
             </w:r>
@@ -1695,8 +2298,6 @@
               <w:rPr>
                 <w:noProof/>
                 <w:webHidden/>
-                <w:sz w:val="28"/>
-                <w:szCs w:val="22"/>
               </w:rPr>
               <w:t>13</w:t>
             </w:r>
@@ -1704,8 +2305,6 @@
               <w:rPr>
                 <w:noProof/>
                 <w:webHidden/>
-                <w:sz w:val="28"/>
-                <w:szCs w:val="22"/>
               </w:rPr>
               <w:fldChar w:fldCharType="end"/>
             </w:r>
@@ -1721,18 +2320,15 @@
               <w:rFonts w:asciiTheme="minorHAnsi" w:eastAsiaTheme="minorEastAsia" w:hAnsiTheme="minorHAnsi" w:cstheme="minorBidi"/>
               <w:noProof/>
               <w:color w:val="auto"/>
-              <w:sz w:val="28"/>
-              <w:szCs w:val="28"/>
+              <w:szCs w:val="24"/>
               <w:lang w:val="en-GB" w:eastAsia="en-GB" w:bidi="ar-SA"/>
             </w:rPr>
           </w:pPr>
-          <w:hyperlink w:anchor="_Toc232497887" w:history="1">
+          <w:hyperlink w:anchor="_Toc232499494" w:history="1">
             <w:r>
               <w:rPr>
                 <w:rStyle w:val="Hyperlink"/>
                 <w:noProof/>
-                <w:sz w:val="28"/>
-                <w:szCs w:val="22"/>
               </w:rPr>
               <w:t>3.1.2 Feasibility Analysis</w:t>
             </w:r>
@@ -1740,8 +2336,6 @@
               <w:rPr>
                 <w:noProof/>
                 <w:webHidden/>
-                <w:sz w:val="28"/>
-                <w:szCs w:val="22"/>
               </w:rPr>
               <w:tab/>
             </w:r>
@@ -1749,8 +2343,6 @@
               <w:rPr>
                 <w:noProof/>
                 <w:webHidden/>
-                <w:sz w:val="28"/>
-                <w:szCs w:val="22"/>
               </w:rPr>
               <w:fldChar w:fldCharType="begin"/>
             </w:r>
@@ -1758,25 +2350,19 @@
               <w:rPr>
                 <w:noProof/>
                 <w:webHidden/>
-                <w:sz w:val="28"/>
-                <w:szCs w:val="22"/>
-              </w:rPr>
-              <w:instrText xml:space="preserve"> PAGEREF _Toc232497887 \h </w:instrText>
+              </w:rPr>
+              <w:instrText xml:space="preserve"> PAGEREF _Toc232499494 \h </w:instrText>
             </w:r>
             <w:r>
               <w:rPr>
                 <w:noProof/>
                 <w:webHidden/>
-                <w:sz w:val="28"/>
-                <w:szCs w:val="22"/>
               </w:rPr>
             </w:r>
             <w:r>
               <w:rPr>
                 <w:noProof/>
                 <w:webHidden/>
-                <w:sz w:val="28"/>
-                <w:szCs w:val="22"/>
               </w:rPr>
               <w:fldChar w:fldCharType="separate"/>
             </w:r>
@@ -1784,8 +2370,6 @@
               <w:rPr>
                 <w:noProof/>
                 <w:webHidden/>
-                <w:sz w:val="28"/>
-                <w:szCs w:val="22"/>
               </w:rPr>
               <w:t>17</w:t>
             </w:r>
@@ -1793,8 +2377,6 @@
               <w:rPr>
                 <w:noProof/>
                 <w:webHidden/>
-                <w:sz w:val="28"/>
-                <w:szCs w:val="22"/>
               </w:rPr>
               <w:fldChar w:fldCharType="end"/>
             </w:r>
@@ -1810,18 +2392,15 @@
               <w:rFonts w:asciiTheme="minorHAnsi" w:eastAsiaTheme="minorEastAsia" w:hAnsiTheme="minorHAnsi" w:cstheme="minorBidi"/>
               <w:noProof/>
               <w:color w:val="auto"/>
-              <w:sz w:val="28"/>
-              <w:szCs w:val="28"/>
+              <w:szCs w:val="24"/>
               <w:lang w:val="en-GB" w:eastAsia="en-GB" w:bidi="ar-SA"/>
             </w:rPr>
           </w:pPr>
-          <w:hyperlink w:anchor="_Toc232497888" w:history="1">
+          <w:hyperlink w:anchor="_Toc232499495" w:history="1">
             <w:r>
               <w:rPr>
                 <w:rStyle w:val="Hyperlink"/>
                 <w:noProof/>
-                <w:sz w:val="28"/>
-                <w:szCs w:val="22"/>
               </w:rPr>
               <w:t>3.1.3 Data Modeling</w:t>
             </w:r>
@@ -1829,8 +2408,6 @@
               <w:rPr>
                 <w:noProof/>
                 <w:webHidden/>
-                <w:sz w:val="28"/>
-                <w:szCs w:val="22"/>
               </w:rPr>
               <w:tab/>
             </w:r>
@@ -1838,8 +2415,6 @@
               <w:rPr>
                 <w:noProof/>
                 <w:webHidden/>
-                <w:sz w:val="28"/>
-                <w:szCs w:val="22"/>
               </w:rPr>
               <w:fldChar w:fldCharType="begin"/>
             </w:r>
@@ -1847,25 +2422,19 @@
               <w:rPr>
                 <w:noProof/>
                 <w:webHidden/>
-                <w:sz w:val="28"/>
-                <w:szCs w:val="22"/>
-              </w:rPr>
-              <w:instrText xml:space="preserve"> PAGEREF _Toc232497888 \h </w:instrText>
+              </w:rPr>
+              <w:instrText xml:space="preserve"> PAGEREF _Toc232499495 \h </w:instrText>
             </w:r>
             <w:r>
               <w:rPr>
                 <w:noProof/>
                 <w:webHidden/>
-                <w:sz w:val="28"/>
-                <w:szCs w:val="22"/>
               </w:rPr>
             </w:r>
             <w:r>
               <w:rPr>
                 <w:noProof/>
                 <w:webHidden/>
-                <w:sz w:val="28"/>
-                <w:szCs w:val="22"/>
               </w:rPr>
               <w:fldChar w:fldCharType="separate"/>
             </w:r>
@@ -1873,8 +2442,6 @@
               <w:rPr>
                 <w:noProof/>
                 <w:webHidden/>
-                <w:sz w:val="28"/>
-                <w:szCs w:val="22"/>
               </w:rPr>
               <w:t>19</w:t>
             </w:r>
@@ -1882,8 +2449,6 @@
               <w:rPr>
                 <w:noProof/>
                 <w:webHidden/>
-                <w:sz w:val="28"/>
-                <w:szCs w:val="22"/>
               </w:rPr>
               <w:fldChar w:fldCharType="end"/>
             </w:r>
@@ -1899,18 +2464,15 @@
               <w:rFonts w:asciiTheme="minorHAnsi" w:eastAsiaTheme="minorEastAsia" w:hAnsiTheme="minorHAnsi" w:cstheme="minorBidi"/>
               <w:noProof/>
               <w:color w:val="auto"/>
-              <w:sz w:val="28"/>
-              <w:szCs w:val="28"/>
+              <w:szCs w:val="24"/>
               <w:lang w:val="en-GB" w:eastAsia="en-GB" w:bidi="ar-SA"/>
             </w:rPr>
           </w:pPr>
-          <w:hyperlink w:anchor="_Toc232497889" w:history="1">
+          <w:hyperlink w:anchor="_Toc232499496" w:history="1">
             <w:r>
               <w:rPr>
                 <w:rStyle w:val="Hyperlink"/>
                 <w:noProof/>
-                <w:sz w:val="28"/>
-                <w:szCs w:val="22"/>
               </w:rPr>
               <w:t>3.1.4 Process Modeling</w:t>
             </w:r>
@@ -1918,8 +2480,6 @@
               <w:rPr>
                 <w:noProof/>
                 <w:webHidden/>
-                <w:sz w:val="28"/>
-                <w:szCs w:val="22"/>
               </w:rPr>
               <w:tab/>
             </w:r>
@@ -1927,8 +2487,6 @@
               <w:rPr>
                 <w:noProof/>
                 <w:webHidden/>
-                <w:sz w:val="28"/>
-                <w:szCs w:val="22"/>
               </w:rPr>
               <w:fldChar w:fldCharType="begin"/>
             </w:r>
@@ -1936,25 +2494,19 @@
               <w:rPr>
                 <w:noProof/>
                 <w:webHidden/>
-                <w:sz w:val="28"/>
-                <w:szCs w:val="22"/>
-              </w:rPr>
-              <w:instrText xml:space="preserve"> PAGEREF _Toc232497889 \h </w:instrText>
+              </w:rPr>
+              <w:instrText xml:space="preserve"> PAGEREF _Toc232499496 \h </w:instrText>
             </w:r>
             <w:r>
               <w:rPr>
                 <w:noProof/>
                 <w:webHidden/>
-                <w:sz w:val="28"/>
-                <w:szCs w:val="22"/>
               </w:rPr>
             </w:r>
             <w:r>
               <w:rPr>
                 <w:noProof/>
                 <w:webHidden/>
-                <w:sz w:val="28"/>
-                <w:szCs w:val="22"/>
               </w:rPr>
               <w:fldChar w:fldCharType="separate"/>
             </w:r>
@@ -1962,8 +2514,6 @@
               <w:rPr>
                 <w:noProof/>
                 <w:webHidden/>
-                <w:sz w:val="28"/>
-                <w:szCs w:val="22"/>
               </w:rPr>
               <w:t>21</w:t>
             </w:r>
@@ -1971,8 +2521,6 @@
               <w:rPr>
                 <w:noProof/>
                 <w:webHidden/>
-                <w:sz w:val="28"/>
-                <w:szCs w:val="22"/>
               </w:rPr>
               <w:fldChar w:fldCharType="end"/>
             </w:r>
@@ -1988,18 +2536,15 @@
               <w:rFonts w:asciiTheme="minorHAnsi" w:eastAsiaTheme="minorEastAsia" w:hAnsiTheme="minorHAnsi" w:cstheme="minorBidi"/>
               <w:noProof/>
               <w:color w:val="auto"/>
-              <w:sz w:val="28"/>
-              <w:szCs w:val="28"/>
+              <w:szCs w:val="24"/>
               <w:lang w:val="en-GB" w:eastAsia="en-GB" w:bidi="ar-SA"/>
             </w:rPr>
           </w:pPr>
-          <w:hyperlink w:anchor="_Toc232497890" w:history="1">
+          <w:hyperlink w:anchor="_Toc232499497" w:history="1">
             <w:r>
               <w:rPr>
                 <w:rStyle w:val="Hyperlink"/>
                 <w:noProof/>
-                <w:sz w:val="28"/>
-                <w:szCs w:val="22"/>
               </w:rPr>
               <w:t>3.2 System Design</w:t>
             </w:r>
@@ -2007,8 +2552,6 @@
               <w:rPr>
                 <w:noProof/>
                 <w:webHidden/>
-                <w:sz w:val="28"/>
-                <w:szCs w:val="22"/>
               </w:rPr>
               <w:tab/>
             </w:r>
@@ -2016,8 +2559,6 @@
               <w:rPr>
                 <w:noProof/>
                 <w:webHidden/>
-                <w:sz w:val="28"/>
-                <w:szCs w:val="22"/>
               </w:rPr>
               <w:fldChar w:fldCharType="begin"/>
             </w:r>
@@ -2025,25 +2566,19 @@
               <w:rPr>
                 <w:noProof/>
                 <w:webHidden/>
-                <w:sz w:val="28"/>
-                <w:szCs w:val="22"/>
-              </w:rPr>
-              <w:instrText xml:space="preserve"> PAGEREF _Toc232497890 \h </w:instrText>
+              </w:rPr>
+              <w:instrText xml:space="preserve"> PAGEREF _Toc232499497 \h </w:instrText>
             </w:r>
             <w:r>
               <w:rPr>
                 <w:noProof/>
                 <w:webHidden/>
-                <w:sz w:val="28"/>
-                <w:szCs w:val="22"/>
               </w:rPr>
             </w:r>
             <w:r>
               <w:rPr>
                 <w:noProof/>
                 <w:webHidden/>
-                <w:sz w:val="28"/>
-                <w:szCs w:val="22"/>
               </w:rPr>
               <w:fldChar w:fldCharType="separate"/>
             </w:r>
@@ -2051,8 +2586,6 @@
               <w:rPr>
                 <w:noProof/>
                 <w:webHidden/>
-                <w:sz w:val="28"/>
-                <w:szCs w:val="22"/>
               </w:rPr>
               <w:t>24</w:t>
             </w:r>
@@ -2060,8 +2593,6 @@
               <w:rPr>
                 <w:noProof/>
                 <w:webHidden/>
-                <w:sz w:val="28"/>
-                <w:szCs w:val="22"/>
               </w:rPr>
               <w:fldChar w:fldCharType="end"/>
             </w:r>
@@ -2077,18 +2608,15 @@
               <w:rFonts w:asciiTheme="minorHAnsi" w:eastAsiaTheme="minorEastAsia" w:hAnsiTheme="minorHAnsi" w:cstheme="minorBidi"/>
               <w:noProof/>
               <w:color w:val="auto"/>
-              <w:sz w:val="28"/>
-              <w:szCs w:val="28"/>
+              <w:szCs w:val="24"/>
               <w:lang w:val="en-GB" w:eastAsia="en-GB" w:bidi="ar-SA"/>
             </w:rPr>
           </w:pPr>
-          <w:hyperlink w:anchor="_Toc232497891" w:history="1">
+          <w:hyperlink w:anchor="_Toc232499498" w:history="1">
             <w:r>
               <w:rPr>
                 <w:rStyle w:val="Hyperlink"/>
                 <w:noProof/>
-                <w:sz w:val="28"/>
-                <w:szCs w:val="22"/>
               </w:rPr>
               <w:t>Chapter 4: Implementation and Testing</w:t>
             </w:r>
@@ -2096,8 +2624,6 @@
               <w:rPr>
                 <w:noProof/>
                 <w:webHidden/>
-                <w:sz w:val="28"/>
-                <w:szCs w:val="22"/>
               </w:rPr>
               <w:tab/>
             </w:r>
@@ -2105,8 +2631,6 @@
               <w:rPr>
                 <w:noProof/>
                 <w:webHidden/>
-                <w:sz w:val="28"/>
-                <w:szCs w:val="22"/>
               </w:rPr>
               <w:fldChar w:fldCharType="begin"/>
             </w:r>
@@ -2114,25 +2638,19 @@
               <w:rPr>
                 <w:noProof/>
                 <w:webHidden/>
-                <w:sz w:val="28"/>
-                <w:szCs w:val="22"/>
-              </w:rPr>
-              <w:instrText xml:space="preserve"> PAGEREF _Toc232497891 \h </w:instrText>
+              </w:rPr>
+              <w:instrText xml:space="preserve"> PAGEREF _Toc232499498 \h </w:instrText>
             </w:r>
             <w:r>
               <w:rPr>
                 <w:noProof/>
                 <w:webHidden/>
-                <w:sz w:val="28"/>
-                <w:szCs w:val="22"/>
               </w:rPr>
             </w:r>
             <w:r>
               <w:rPr>
                 <w:noProof/>
                 <w:webHidden/>
-                <w:sz w:val="28"/>
-                <w:szCs w:val="22"/>
               </w:rPr>
               <w:fldChar w:fldCharType="separate"/>
             </w:r>
@@ -2140,8 +2658,6 @@
               <w:rPr>
                 <w:noProof/>
                 <w:webHidden/>
-                <w:sz w:val="28"/>
-                <w:szCs w:val="22"/>
               </w:rPr>
               <w:t>26</w:t>
             </w:r>
@@ -2149,8 +2665,6 @@
               <w:rPr>
                 <w:noProof/>
                 <w:webHidden/>
-                <w:sz w:val="28"/>
-                <w:szCs w:val="22"/>
               </w:rPr>
               <w:fldChar w:fldCharType="end"/>
             </w:r>
@@ -2166,18 +2680,15 @@
               <w:rFonts w:asciiTheme="minorHAnsi" w:eastAsiaTheme="minorEastAsia" w:hAnsiTheme="minorHAnsi" w:cstheme="minorBidi"/>
               <w:noProof/>
               <w:color w:val="auto"/>
-              <w:sz w:val="28"/>
-              <w:szCs w:val="28"/>
+              <w:szCs w:val="24"/>
               <w:lang w:val="en-GB" w:eastAsia="en-GB" w:bidi="ar-SA"/>
             </w:rPr>
           </w:pPr>
-          <w:hyperlink w:anchor="_Toc232497892" w:history="1">
+          <w:hyperlink w:anchor="_Toc232499499" w:history="1">
             <w:r>
               <w:rPr>
                 <w:rStyle w:val="Hyperlink"/>
                 <w:noProof/>
-                <w:sz w:val="28"/>
-                <w:szCs w:val="22"/>
               </w:rPr>
               <w:t>4.1 Implementation</w:t>
             </w:r>
@@ -2185,8 +2696,6 @@
               <w:rPr>
                 <w:noProof/>
                 <w:webHidden/>
-                <w:sz w:val="28"/>
-                <w:szCs w:val="22"/>
               </w:rPr>
               <w:tab/>
             </w:r>
@@ -2194,8 +2703,6 @@
               <w:rPr>
                 <w:noProof/>
                 <w:webHidden/>
-                <w:sz w:val="28"/>
-                <w:szCs w:val="22"/>
               </w:rPr>
               <w:fldChar w:fldCharType="begin"/>
             </w:r>
@@ -2203,25 +2710,19 @@
               <w:rPr>
                 <w:noProof/>
                 <w:webHidden/>
-                <w:sz w:val="28"/>
-                <w:szCs w:val="22"/>
-              </w:rPr>
-              <w:instrText xml:space="preserve"> PAGEREF _Toc232497892 \h </w:instrText>
+              </w:rPr>
+              <w:instrText xml:space="preserve"> PAGEREF _Toc232499499 \h </w:instrText>
             </w:r>
             <w:r>
               <w:rPr>
                 <w:noProof/>
                 <w:webHidden/>
-                <w:sz w:val="28"/>
-                <w:szCs w:val="22"/>
               </w:rPr>
             </w:r>
             <w:r>
               <w:rPr>
                 <w:noProof/>
                 <w:webHidden/>
-                <w:sz w:val="28"/>
-                <w:szCs w:val="22"/>
               </w:rPr>
               <w:fldChar w:fldCharType="separate"/>
             </w:r>
@@ -2229,8 +2730,6 @@
               <w:rPr>
                 <w:noProof/>
                 <w:webHidden/>
-                <w:sz w:val="28"/>
-                <w:szCs w:val="22"/>
               </w:rPr>
               <w:t>26</w:t>
             </w:r>
@@ -2238,8 +2737,6 @@
               <w:rPr>
                 <w:noProof/>
                 <w:webHidden/>
-                <w:sz w:val="28"/>
-                <w:szCs w:val="22"/>
               </w:rPr>
               <w:fldChar w:fldCharType="end"/>
             </w:r>
@@ -2255,12 +2752,11 @@
               <w:rFonts w:asciiTheme="minorHAnsi" w:eastAsiaTheme="minorEastAsia" w:hAnsiTheme="minorHAnsi" w:cstheme="minorBidi"/>
               <w:noProof/>
               <w:color w:val="auto"/>
-              <w:sz w:val="28"/>
-              <w:szCs w:val="28"/>
+              <w:szCs w:val="24"/>
               <w:lang w:val="en-GB" w:eastAsia="en-GB" w:bidi="ar-SA"/>
             </w:rPr>
           </w:pPr>
-          <w:hyperlink w:anchor="_Toc232497893" w:history="1">
+          <w:hyperlink w:anchor="_Toc232499500" w:history="1">
             <w:r>
               <w:rPr>
                 <w:rStyle w:val="Hyperlink"/>
@@ -2268,8 +2764,6 @@
                 <w:bCs/>
                 <w:noProof/>
                 <w:kern w:val="0"/>
-                <w:sz w:val="28"/>
-                <w:szCs w:val="22"/>
                 <w:lang w:val="en-GB" w:eastAsia="en-GB"/>
                 <w14:ligatures w14:val="none"/>
               </w:rPr>
@@ -2279,8 +2773,6 @@
               <w:rPr>
                 <w:noProof/>
                 <w:webHidden/>
-                <w:sz w:val="28"/>
-                <w:szCs w:val="22"/>
               </w:rPr>
               <w:tab/>
             </w:r>
@@ -2288,8 +2780,6 @@
               <w:rPr>
                 <w:noProof/>
                 <w:webHidden/>
-                <w:sz w:val="28"/>
-                <w:szCs w:val="22"/>
               </w:rPr>
               <w:fldChar w:fldCharType="begin"/>
             </w:r>
@@ -2297,25 +2787,19 @@
               <w:rPr>
                 <w:noProof/>
                 <w:webHidden/>
-                <w:sz w:val="28"/>
-                <w:szCs w:val="22"/>
-              </w:rPr>
-              <w:instrText xml:space="preserve"> PAGEREF _Toc232497893 \h </w:instrText>
+              </w:rPr>
+              <w:instrText xml:space="preserve"> PAGEREF _Toc232499500 \h </w:instrText>
             </w:r>
             <w:r>
               <w:rPr>
                 <w:noProof/>
                 <w:webHidden/>
-                <w:sz w:val="28"/>
-                <w:szCs w:val="22"/>
               </w:rPr>
             </w:r>
             <w:r>
               <w:rPr>
                 <w:noProof/>
                 <w:webHidden/>
-                <w:sz w:val="28"/>
-                <w:szCs w:val="22"/>
               </w:rPr>
               <w:fldChar w:fldCharType="separate"/>
             </w:r>
@@ -2323,8 +2807,6 @@
               <w:rPr>
                 <w:noProof/>
                 <w:webHidden/>
-                <w:sz w:val="28"/>
-                <w:szCs w:val="22"/>
               </w:rPr>
               <w:t>26</w:t>
             </w:r>
@@ -2332,8 +2814,6 @@
               <w:rPr>
                 <w:noProof/>
                 <w:webHidden/>
-                <w:sz w:val="28"/>
-                <w:szCs w:val="22"/>
               </w:rPr>
               <w:fldChar w:fldCharType="end"/>
             </w:r>
@@ -2349,12 +2829,11 @@
               <w:rFonts w:asciiTheme="minorHAnsi" w:eastAsiaTheme="minorEastAsia" w:hAnsiTheme="minorHAnsi" w:cstheme="minorBidi"/>
               <w:noProof/>
               <w:color w:val="auto"/>
-              <w:sz w:val="28"/>
-              <w:szCs w:val="28"/>
+              <w:szCs w:val="24"/>
               <w:lang w:val="en-GB" w:eastAsia="en-GB" w:bidi="ar-SA"/>
             </w:rPr>
           </w:pPr>
-          <w:hyperlink w:anchor="_Toc232497894" w:history="1">
+          <w:hyperlink w:anchor="_Toc232499501" w:history="1">
             <w:r>
               <w:rPr>
                 <w:rStyle w:val="Hyperlink"/>
@@ -2362,8 +2841,6 @@
                 <w:bCs/>
                 <w:noProof/>
                 <w:kern w:val="0"/>
-                <w:sz w:val="28"/>
-                <w:szCs w:val="22"/>
                 <w:lang w:val="en-GB" w:eastAsia="en-GB"/>
                 <w14:ligatures w14:val="none"/>
               </w:rPr>
@@ -2373,8 +2850,6 @@
               <w:rPr>
                 <w:noProof/>
                 <w:webHidden/>
-                <w:sz w:val="28"/>
-                <w:szCs w:val="22"/>
               </w:rPr>
               <w:tab/>
             </w:r>
@@ -2382,8 +2857,6 @@
               <w:rPr>
                 <w:noProof/>
                 <w:webHidden/>
-                <w:sz w:val="28"/>
-                <w:szCs w:val="22"/>
               </w:rPr>
               <w:fldChar w:fldCharType="begin"/>
             </w:r>
@@ -2391,25 +2864,19 @@
               <w:rPr>
                 <w:noProof/>
                 <w:webHidden/>
-                <w:sz w:val="28"/>
-                <w:szCs w:val="22"/>
-              </w:rPr>
-              <w:instrText xml:space="preserve"> PAGEREF _Toc232497894 \h </w:instrText>
+              </w:rPr>
+              <w:instrText xml:space="preserve"> PAGEREF _Toc232499501 \h </w:instrText>
             </w:r>
             <w:r>
               <w:rPr>
                 <w:noProof/>
                 <w:webHidden/>
-                <w:sz w:val="28"/>
-                <w:szCs w:val="22"/>
               </w:rPr>
             </w:r>
             <w:r>
               <w:rPr>
                 <w:noProof/>
                 <w:webHidden/>
-                <w:sz w:val="28"/>
-                <w:szCs w:val="22"/>
               </w:rPr>
               <w:fldChar w:fldCharType="separate"/>
             </w:r>
@@ -2417,8 +2884,6 @@
               <w:rPr>
                 <w:noProof/>
                 <w:webHidden/>
-                <w:sz w:val="28"/>
-                <w:szCs w:val="22"/>
               </w:rPr>
               <w:t>27</w:t>
             </w:r>
@@ -2426,8 +2891,6 @@
               <w:rPr>
                 <w:noProof/>
                 <w:webHidden/>
-                <w:sz w:val="28"/>
-                <w:szCs w:val="22"/>
               </w:rPr>
               <w:fldChar w:fldCharType="end"/>
             </w:r>
@@ -2443,18 +2906,15 @@
               <w:rFonts w:asciiTheme="minorHAnsi" w:eastAsiaTheme="minorEastAsia" w:hAnsiTheme="minorHAnsi" w:cstheme="minorBidi"/>
               <w:noProof/>
               <w:color w:val="auto"/>
-              <w:sz w:val="28"/>
-              <w:szCs w:val="28"/>
+              <w:szCs w:val="24"/>
               <w:lang w:val="en-GB" w:eastAsia="en-GB" w:bidi="ar-SA"/>
             </w:rPr>
           </w:pPr>
-          <w:hyperlink w:anchor="_Toc232497895" w:history="1">
+          <w:hyperlink w:anchor="_Toc232499502" w:history="1">
             <w:r>
               <w:rPr>
                 <w:rStyle w:val="Hyperlink"/>
                 <w:noProof/>
-                <w:sz w:val="28"/>
-                <w:szCs w:val="22"/>
               </w:rPr>
               <w:t>4.2 Testing</w:t>
             </w:r>
@@ -2462,8 +2922,6 @@
               <w:rPr>
                 <w:noProof/>
                 <w:webHidden/>
-                <w:sz w:val="28"/>
-                <w:szCs w:val="22"/>
               </w:rPr>
               <w:tab/>
             </w:r>
@@ -2471,8 +2929,6 @@
               <w:rPr>
                 <w:noProof/>
                 <w:webHidden/>
-                <w:sz w:val="28"/>
-                <w:szCs w:val="22"/>
               </w:rPr>
               <w:fldChar w:fldCharType="begin"/>
             </w:r>
@@ -2480,25 +2936,19 @@
               <w:rPr>
                 <w:noProof/>
                 <w:webHidden/>
-                <w:sz w:val="28"/>
-                <w:szCs w:val="22"/>
-              </w:rPr>
-              <w:instrText xml:space="preserve"> PAGEREF _Toc232497895 \h </w:instrText>
+              </w:rPr>
+              <w:instrText xml:space="preserve"> PAGEREF _Toc232499502 \h </w:instrText>
             </w:r>
             <w:r>
               <w:rPr>
                 <w:noProof/>
                 <w:webHidden/>
-                <w:sz w:val="28"/>
-                <w:szCs w:val="22"/>
               </w:rPr>
             </w:r>
             <w:r>
               <w:rPr>
                 <w:noProof/>
                 <w:webHidden/>
-                <w:sz w:val="28"/>
-                <w:szCs w:val="22"/>
               </w:rPr>
               <w:fldChar w:fldCharType="separate"/>
             </w:r>
@@ -2506,8 +2956,6 @@
               <w:rPr>
                 <w:noProof/>
                 <w:webHidden/>
-                <w:sz w:val="28"/>
-                <w:szCs w:val="22"/>
               </w:rPr>
               <w:t>28</w:t>
             </w:r>
@@ -2515,8 +2963,6 @@
               <w:rPr>
                 <w:noProof/>
                 <w:webHidden/>
-                <w:sz w:val="28"/>
-                <w:szCs w:val="22"/>
               </w:rPr>
               <w:fldChar w:fldCharType="end"/>
             </w:r>
@@ -2532,18 +2978,15 @@
               <w:rFonts w:asciiTheme="minorHAnsi" w:eastAsiaTheme="minorEastAsia" w:hAnsiTheme="minorHAnsi" w:cstheme="minorBidi"/>
               <w:noProof/>
               <w:color w:val="auto"/>
-              <w:sz w:val="28"/>
-              <w:szCs w:val="28"/>
+              <w:szCs w:val="24"/>
               <w:lang w:val="en-GB" w:eastAsia="en-GB" w:bidi="ar-SA"/>
             </w:rPr>
           </w:pPr>
-          <w:hyperlink w:anchor="_Toc232497896" w:history="1">
+          <w:hyperlink w:anchor="_Toc232499503" w:history="1">
             <w:r>
               <w:rPr>
                 <w:rStyle w:val="Hyperlink"/>
                 <w:noProof/>
-                <w:sz w:val="28"/>
-                <w:szCs w:val="22"/>
               </w:rPr>
               <w:t>Chapter 5: Conclusion and Future Recommendations</w:t>
             </w:r>
@@ -2551,8 +2994,6 @@
               <w:rPr>
                 <w:noProof/>
                 <w:webHidden/>
-                <w:sz w:val="28"/>
-                <w:szCs w:val="22"/>
               </w:rPr>
               <w:tab/>
             </w:r>
@@ -2560,8 +3001,6 @@
               <w:rPr>
                 <w:noProof/>
                 <w:webHidden/>
-                <w:sz w:val="28"/>
-                <w:szCs w:val="22"/>
               </w:rPr>
               <w:fldChar w:fldCharType="begin"/>
             </w:r>
@@ -2569,25 +3008,19 @@
               <w:rPr>
                 <w:noProof/>
                 <w:webHidden/>
-                <w:sz w:val="28"/>
-                <w:szCs w:val="22"/>
-              </w:rPr>
-              <w:instrText xml:space="preserve"> PAGEREF _Toc232497896 \h </w:instrText>
+              </w:rPr>
+              <w:instrText xml:space="preserve"> PAGEREF _Toc232499503 \h </w:instrText>
             </w:r>
             <w:r>
               <w:rPr>
                 <w:noProof/>
                 <w:webHidden/>
-                <w:sz w:val="28"/>
-                <w:szCs w:val="22"/>
               </w:rPr>
             </w:r>
             <w:r>
               <w:rPr>
                 <w:noProof/>
                 <w:webHidden/>
-                <w:sz w:val="28"/>
-                <w:szCs w:val="22"/>
               </w:rPr>
               <w:fldChar w:fldCharType="separate"/>
             </w:r>
@@ -2595,8 +3028,6 @@
               <w:rPr>
                 <w:noProof/>
                 <w:webHidden/>
-                <w:sz w:val="28"/>
-                <w:szCs w:val="22"/>
               </w:rPr>
               <w:t>30</w:t>
             </w:r>
@@ -2604,8 +3035,6 @@
               <w:rPr>
                 <w:noProof/>
                 <w:webHidden/>
-                <w:sz w:val="28"/>
-                <w:szCs w:val="22"/>
               </w:rPr>
               <w:fldChar w:fldCharType="end"/>
             </w:r>
@@ -2621,18 +3050,15 @@
               <w:rFonts w:asciiTheme="minorHAnsi" w:eastAsiaTheme="minorEastAsia" w:hAnsiTheme="minorHAnsi" w:cstheme="minorBidi"/>
               <w:noProof/>
               <w:color w:val="auto"/>
-              <w:sz w:val="28"/>
-              <w:szCs w:val="28"/>
+              <w:szCs w:val="24"/>
               <w:lang w:val="en-GB" w:eastAsia="en-GB" w:bidi="ar-SA"/>
             </w:rPr>
           </w:pPr>
-          <w:hyperlink w:anchor="_Toc232497897" w:history="1">
+          <w:hyperlink w:anchor="_Toc232499504" w:history="1">
             <w:r>
               <w:rPr>
                 <w:rStyle w:val="Hyperlink"/>
                 <w:noProof/>
-                <w:sz w:val="28"/>
-                <w:szCs w:val="22"/>
               </w:rPr>
               <w:t>5.1 Lessons Learnt</w:t>
             </w:r>
@@ -2640,8 +3066,6 @@
               <w:rPr>
                 <w:noProof/>
                 <w:webHidden/>
-                <w:sz w:val="28"/>
-                <w:szCs w:val="22"/>
               </w:rPr>
               <w:tab/>
             </w:r>
@@ -2649,8 +3073,6 @@
               <w:rPr>
                 <w:noProof/>
                 <w:webHidden/>
-                <w:sz w:val="28"/>
-                <w:szCs w:val="22"/>
               </w:rPr>
               <w:fldChar w:fldCharType="begin"/>
             </w:r>
@@ -2658,25 +3080,19 @@
               <w:rPr>
                 <w:noProof/>
                 <w:webHidden/>
-                <w:sz w:val="28"/>
-                <w:szCs w:val="22"/>
-              </w:rPr>
-              <w:instrText xml:space="preserve"> PAGEREF _Toc232497897 \h </w:instrText>
+              </w:rPr>
+              <w:instrText xml:space="preserve"> PAGEREF _Toc232499504 \h </w:instrText>
             </w:r>
             <w:r>
               <w:rPr>
                 <w:noProof/>
                 <w:webHidden/>
-                <w:sz w:val="28"/>
-                <w:szCs w:val="22"/>
               </w:rPr>
             </w:r>
             <w:r>
               <w:rPr>
                 <w:noProof/>
                 <w:webHidden/>
-                <w:sz w:val="28"/>
-                <w:szCs w:val="22"/>
               </w:rPr>
               <w:fldChar w:fldCharType="separate"/>
             </w:r>
@@ -2684,8 +3100,6 @@
               <w:rPr>
                 <w:noProof/>
                 <w:webHidden/>
-                <w:sz w:val="28"/>
-                <w:szCs w:val="22"/>
               </w:rPr>
               <w:t>30</w:t>
             </w:r>
@@ -2693,8 +3107,6 @@
               <w:rPr>
                 <w:noProof/>
                 <w:webHidden/>
-                <w:sz w:val="28"/>
-                <w:szCs w:val="22"/>
               </w:rPr>
               <w:fldChar w:fldCharType="end"/>
             </w:r>
@@ -2710,18 +3122,15 @@
               <w:rFonts w:asciiTheme="minorHAnsi" w:eastAsiaTheme="minorEastAsia" w:hAnsiTheme="minorHAnsi" w:cstheme="minorBidi"/>
               <w:noProof/>
               <w:color w:val="auto"/>
-              <w:sz w:val="28"/>
-              <w:szCs w:val="28"/>
+              <w:szCs w:val="24"/>
               <w:lang w:val="en-GB" w:eastAsia="en-GB" w:bidi="ar-SA"/>
             </w:rPr>
           </w:pPr>
-          <w:hyperlink w:anchor="_Toc232497898" w:history="1">
+          <w:hyperlink w:anchor="_Toc232499505" w:history="1">
             <w:r>
               <w:rPr>
                 <w:rStyle w:val="Hyperlink"/>
                 <w:noProof/>
-                <w:sz w:val="28"/>
-                <w:szCs w:val="22"/>
               </w:rPr>
               <w:t>5.2 Conclusion</w:t>
             </w:r>
@@ -2729,8 +3138,6 @@
               <w:rPr>
                 <w:noProof/>
                 <w:webHidden/>
-                <w:sz w:val="28"/>
-                <w:szCs w:val="22"/>
               </w:rPr>
               <w:tab/>
             </w:r>
@@ -2738,8 +3145,6 @@
               <w:rPr>
                 <w:noProof/>
                 <w:webHidden/>
-                <w:sz w:val="28"/>
-                <w:szCs w:val="22"/>
               </w:rPr>
               <w:fldChar w:fldCharType="begin"/>
             </w:r>
@@ -2747,25 +3152,19 @@
               <w:rPr>
                 <w:noProof/>
                 <w:webHidden/>
-                <w:sz w:val="28"/>
-                <w:szCs w:val="22"/>
-              </w:rPr>
-              <w:instrText xml:space="preserve"> PAGEREF _Toc232497898 \h </w:instrText>
+              </w:rPr>
+              <w:instrText xml:space="preserve"> PAGEREF _Toc232499505 \h </w:instrText>
             </w:r>
             <w:r>
               <w:rPr>
                 <w:noProof/>
                 <w:webHidden/>
-                <w:sz w:val="28"/>
-                <w:szCs w:val="22"/>
               </w:rPr>
             </w:r>
             <w:r>
               <w:rPr>
                 <w:noProof/>
                 <w:webHidden/>
-                <w:sz w:val="28"/>
-                <w:szCs w:val="22"/>
               </w:rPr>
               <w:fldChar w:fldCharType="separate"/>
             </w:r>
@@ -2773,8 +3172,6 @@
               <w:rPr>
                 <w:noProof/>
                 <w:webHidden/>
-                <w:sz w:val="28"/>
-                <w:szCs w:val="22"/>
               </w:rPr>
               <w:t>30</w:t>
             </w:r>
@@ -2782,8 +3179,6 @@
               <w:rPr>
                 <w:noProof/>
                 <w:webHidden/>
-                <w:sz w:val="28"/>
-                <w:szCs w:val="22"/>
               </w:rPr>
               <w:fldChar w:fldCharType="end"/>
             </w:r>
@@ -2799,18 +3194,15 @@
               <w:rFonts w:asciiTheme="minorHAnsi" w:eastAsiaTheme="minorEastAsia" w:hAnsiTheme="minorHAnsi" w:cstheme="minorBidi"/>
               <w:noProof/>
               <w:color w:val="auto"/>
-              <w:sz w:val="28"/>
-              <w:szCs w:val="28"/>
+              <w:szCs w:val="24"/>
               <w:lang w:val="en-GB" w:eastAsia="en-GB" w:bidi="ar-SA"/>
             </w:rPr>
           </w:pPr>
-          <w:hyperlink w:anchor="_Toc232497899" w:history="1">
+          <w:hyperlink w:anchor="_Toc232499506" w:history="1">
             <w:r>
               <w:rPr>
                 <w:rStyle w:val="Hyperlink"/>
                 <w:noProof/>
-                <w:sz w:val="28"/>
-                <w:szCs w:val="22"/>
               </w:rPr>
               <w:t>5.3 Future Recommendations</w:t>
             </w:r>
@@ -2818,8 +3210,6 @@
               <w:rPr>
                 <w:noProof/>
                 <w:webHidden/>
-                <w:sz w:val="28"/>
-                <w:szCs w:val="22"/>
               </w:rPr>
               <w:tab/>
             </w:r>
@@ -2827,8 +3217,6 @@
               <w:rPr>
                 <w:noProof/>
                 <w:webHidden/>
-                <w:sz w:val="28"/>
-                <w:szCs w:val="22"/>
               </w:rPr>
               <w:fldChar w:fldCharType="begin"/>
             </w:r>
@@ -2836,25 +3224,19 @@
               <w:rPr>
                 <w:noProof/>
                 <w:webHidden/>
-                <w:sz w:val="28"/>
-                <w:szCs w:val="22"/>
-              </w:rPr>
-              <w:instrText xml:space="preserve"> PAGEREF _Toc232497899 \h </w:instrText>
+              </w:rPr>
+              <w:instrText xml:space="preserve"> PAGEREF _Toc232499506 \h </w:instrText>
             </w:r>
             <w:r>
               <w:rPr>
                 <w:noProof/>
                 <w:webHidden/>
-                <w:sz w:val="28"/>
-                <w:szCs w:val="22"/>
               </w:rPr>
             </w:r>
             <w:r>
               <w:rPr>
                 <w:noProof/>
                 <w:webHidden/>
-                <w:sz w:val="28"/>
-                <w:szCs w:val="22"/>
               </w:rPr>
               <w:fldChar w:fldCharType="separate"/>
             </w:r>
@@ -2862,8 +3244,6 @@
               <w:rPr>
                 <w:noProof/>
                 <w:webHidden/>
-                <w:sz w:val="28"/>
-                <w:szCs w:val="22"/>
               </w:rPr>
               <w:t>31</w:t>
             </w:r>
@@ -2871,8 +3251,6 @@
               <w:rPr>
                 <w:noProof/>
                 <w:webHidden/>
-                <w:sz w:val="28"/>
-                <w:szCs w:val="22"/>
               </w:rPr>
               <w:fldChar w:fldCharType="end"/>
             </w:r>
@@ -2888,18 +3266,15 @@
               <w:rFonts w:asciiTheme="minorHAnsi" w:eastAsiaTheme="minorEastAsia" w:hAnsiTheme="minorHAnsi" w:cstheme="minorBidi"/>
               <w:noProof/>
               <w:color w:val="auto"/>
-              <w:sz w:val="28"/>
-              <w:szCs w:val="28"/>
+              <w:szCs w:val="24"/>
               <w:lang w:val="en-GB" w:eastAsia="en-GB" w:bidi="ar-SA"/>
             </w:rPr>
           </w:pPr>
-          <w:hyperlink w:anchor="_Toc232497900" w:history="1">
+          <w:hyperlink w:anchor="_Toc232499507" w:history="1">
             <w:r>
               <w:rPr>
                 <w:rStyle w:val="Hyperlink"/>
                 <w:noProof/>
-                <w:sz w:val="28"/>
-                <w:szCs w:val="22"/>
               </w:rPr>
               <w:t>Appendices</w:t>
             </w:r>
@@ -2907,8 +3282,6 @@
               <w:rPr>
                 <w:noProof/>
                 <w:webHidden/>
-                <w:sz w:val="28"/>
-                <w:szCs w:val="22"/>
               </w:rPr>
               <w:tab/>
             </w:r>
@@ -2916,8 +3289,6 @@
               <w:rPr>
                 <w:noProof/>
                 <w:webHidden/>
-                <w:sz w:val="28"/>
-                <w:szCs w:val="22"/>
               </w:rPr>
               <w:fldChar w:fldCharType="begin"/>
             </w:r>
@@ -2925,25 +3296,19 @@
               <w:rPr>
                 <w:noProof/>
                 <w:webHidden/>
-                <w:sz w:val="28"/>
-                <w:szCs w:val="22"/>
-              </w:rPr>
-              <w:instrText xml:space="preserve"> PAGEREF _Toc232497900 \h </w:instrText>
+              </w:rPr>
+              <w:instrText xml:space="preserve"> PAGEREF _Toc232499507 \h </w:instrText>
             </w:r>
             <w:r>
               <w:rPr>
                 <w:noProof/>
                 <w:webHidden/>
-                <w:sz w:val="28"/>
-                <w:szCs w:val="22"/>
               </w:rPr>
             </w:r>
             <w:r>
               <w:rPr>
                 <w:noProof/>
                 <w:webHidden/>
-                <w:sz w:val="28"/>
-                <w:szCs w:val="22"/>
               </w:rPr>
               <w:fldChar w:fldCharType="separate"/>
             </w:r>
@@ -2951,8 +3316,6 @@
               <w:rPr>
                 <w:noProof/>
                 <w:webHidden/>
-                <w:sz w:val="28"/>
-                <w:szCs w:val="22"/>
               </w:rPr>
               <w:t>32</w:t>
             </w:r>
@@ -2960,8 +3323,6 @@
               <w:rPr>
                 <w:noProof/>
                 <w:webHidden/>
-                <w:sz w:val="28"/>
-                <w:szCs w:val="22"/>
               </w:rPr>
               <w:fldChar w:fldCharType="end"/>
             </w:r>
@@ -2977,18 +3338,15 @@
               <w:rFonts w:asciiTheme="minorHAnsi" w:eastAsiaTheme="minorEastAsia" w:hAnsiTheme="minorHAnsi" w:cstheme="minorBidi"/>
               <w:noProof/>
               <w:color w:val="auto"/>
-              <w:sz w:val="28"/>
-              <w:szCs w:val="28"/>
+              <w:szCs w:val="24"/>
               <w:lang w:val="en-GB" w:eastAsia="en-GB" w:bidi="ar-SA"/>
             </w:rPr>
           </w:pPr>
-          <w:hyperlink w:anchor="_Toc232497901" w:history="1">
+          <w:hyperlink w:anchor="_Toc232499508" w:history="1">
             <w:r>
               <w:rPr>
                 <w:rStyle w:val="Hyperlink"/>
                 <w:noProof/>
-                <w:sz w:val="28"/>
-                <w:szCs w:val="22"/>
               </w:rPr>
               <w:t>References</w:t>
             </w:r>
@@ -2996,8 +3354,6 @@
               <w:rPr>
                 <w:noProof/>
                 <w:webHidden/>
-                <w:sz w:val="28"/>
-                <w:szCs w:val="22"/>
               </w:rPr>
               <w:tab/>
             </w:r>
@@ -3005,8 +3361,6 @@
               <w:rPr>
                 <w:noProof/>
                 <w:webHidden/>
-                <w:sz w:val="28"/>
-                <w:szCs w:val="22"/>
               </w:rPr>
               <w:fldChar w:fldCharType="begin"/>
             </w:r>
@@ -3014,25 +3368,19 @@
               <w:rPr>
                 <w:noProof/>
                 <w:webHidden/>
-                <w:sz w:val="28"/>
-                <w:szCs w:val="22"/>
-              </w:rPr>
-              <w:instrText xml:space="preserve"> PAGEREF _Toc232497901 \h </w:instrText>
+              </w:rPr>
+              <w:instrText xml:space="preserve"> PAGEREF _Toc232499508 \h </w:instrText>
             </w:r>
             <w:r>
               <w:rPr>
                 <w:noProof/>
                 <w:webHidden/>
-                <w:sz w:val="28"/>
-                <w:szCs w:val="22"/>
               </w:rPr>
             </w:r>
             <w:r>
               <w:rPr>
                 <w:noProof/>
                 <w:webHidden/>
-                <w:sz w:val="28"/>
-                <w:szCs w:val="22"/>
               </w:rPr>
               <w:fldChar w:fldCharType="separate"/>
             </w:r>
@@ -3040,8 +3388,6 @@
               <w:rPr>
                 <w:noProof/>
                 <w:webHidden/>
-                <w:sz w:val="28"/>
-                <w:szCs w:val="22"/>
               </w:rPr>
               <w:t>39</w:t>
             </w:r>
@@ -3049,8 +3395,6 @@
               <w:rPr>
                 <w:noProof/>
                 <w:webHidden/>
-                <w:sz w:val="28"/>
-                <w:szCs w:val="22"/>
               </w:rPr>
               <w:fldChar w:fldCharType="end"/>
             </w:r>
@@ -3620,31 +3964,7 @@
             <w:sz w:val="28"/>
             <w:szCs w:val="28"/>
           </w:rPr>
-          <w:t>Figure 1 :  Use cas</w:t>
-        </w:r>
-        <w:r>
-          <w:rPr>
-            <w:rStyle w:val="Hyperlink"/>
-            <w:rFonts w:eastAsiaTheme="majorEastAsia"/>
-            <w:b/>
-            <w:bCs/>
-            <w:noProof/>
-            <w:sz w:val="28"/>
-            <w:szCs w:val="28"/>
-          </w:rPr>
-          <w:t>e</w:t>
-        </w:r>
-        <w:r>
-          <w:rPr>
-            <w:rStyle w:val="Hyperlink"/>
-            <w:rFonts w:eastAsiaTheme="majorEastAsia"/>
-            <w:b/>
-            <w:bCs/>
-            <w:noProof/>
-            <w:sz w:val="28"/>
-            <w:szCs w:val="28"/>
-          </w:rPr>
-          <w:t xml:space="preserve"> diagram</w:t>
+          <w:t>Figure 1 :  Use case diagram</w:t>
         </w:r>
         <w:r>
           <w:rPr>
@@ -4364,31 +4684,7 @@
             <w:sz w:val="28"/>
             <w:szCs w:val="28"/>
           </w:rPr>
-          <w:t>Figure 9: Adm</w:t>
-        </w:r>
-        <w:r>
-          <w:rPr>
-            <w:rStyle w:val="Hyperlink"/>
-            <w:rFonts w:eastAsiaTheme="majorEastAsia"/>
-            <w:b/>
-            <w:bCs/>
-            <w:noProof/>
-            <w:sz w:val="28"/>
-            <w:szCs w:val="28"/>
-          </w:rPr>
-          <w:t>i</w:t>
-        </w:r>
-        <w:r>
-          <w:rPr>
-            <w:rStyle w:val="Hyperlink"/>
-            <w:rFonts w:eastAsiaTheme="majorEastAsia"/>
-            <w:b/>
-            <w:bCs/>
-            <w:noProof/>
-            <w:sz w:val="28"/>
-            <w:szCs w:val="28"/>
-          </w:rPr>
-          <w:t>n panel</w:t>
+          <w:t>Figure 9: Admin panel</w:t>
         </w:r>
         <w:r>
           <w:rPr>
@@ -4628,31 +4924,7 @@
             <w:sz w:val="28"/>
             <w:szCs w:val="22"/>
           </w:rPr>
-          <w:t>Table 2: S</w:t>
-        </w:r>
-        <w:r>
-          <w:rPr>
-            <w:rStyle w:val="Hyperlink"/>
-            <w:rFonts w:eastAsiaTheme="majorEastAsia"/>
-            <w:b/>
-            <w:bCs/>
-            <w:noProof/>
-            <w:sz w:val="28"/>
-            <w:szCs w:val="22"/>
-          </w:rPr>
-          <w:t>y</w:t>
-        </w:r>
-        <w:r>
-          <w:rPr>
-            <w:rStyle w:val="Hyperlink"/>
-            <w:rFonts w:eastAsiaTheme="majorEastAsia"/>
-            <w:b/>
-            <w:bCs/>
-            <w:noProof/>
-            <w:sz w:val="28"/>
-            <w:szCs w:val="22"/>
-          </w:rPr>
-          <w:t>stem test cases</w:t>
+          <w:t>Table 2: System test cases</w:t>
         </w:r>
         <w:r>
           <w:rPr>
@@ -4729,28 +5001,41 @@
     </w:p>
     <w:p>
       <w:pPr>
-        <w:pStyle w:val="Style6"/>
+        <w:pStyle w:val="Style2"/>
       </w:pPr>
       <w:r>
         <w:br w:type="page"/>
       </w:r>
+      <w:bookmarkStart w:id="21" w:name="_Toc232499483"/>
       <w:r>
         <w:lastRenderedPageBreak/>
         <w:t>Chapter 1: Introduction</w:t>
       </w:r>
-    </w:p>
-    <w:p>
-      <w:pPr>
-        <w:pStyle w:val="Style7"/>
-      </w:pPr>
-      <w:r>
-        <w:t xml:space="preserve">1.1 </w:t>
-      </w:r>
-      <w:proofErr w:type="spellStart"/>
-      <w:r>
-        <w:t>Backgroud</w:t>
-      </w:r>
-      <w:proofErr w:type="spellEnd"/>
+      <w:bookmarkEnd w:id="21"/>
+    </w:p>
+    <w:p>
+      <w:pPr>
+        <w:pStyle w:val="Style6"/>
+      </w:pPr>
+    </w:p>
+    <w:p>
+      <w:pPr>
+        <w:pStyle w:val="Style2"/>
+        <w:jc w:val="left"/>
+        <w:rPr>
+          <w:sz w:val="28"/>
+          <w:szCs w:val="24"/>
+        </w:rPr>
+      </w:pPr>
+      <w:bookmarkStart w:id="22" w:name="_Toc232499484"/>
+      <w:r>
+        <w:rPr>
+          <w:sz w:val="28"/>
+          <w:szCs w:val="24"/>
+        </w:rPr>
+        <w:t>1.1 Background</w:t>
+      </w:r>
+      <w:bookmarkEnd w:id="22"/>
     </w:p>
     <w:p>
       <w:pPr>
@@ -4839,17 +5124,53 @@
     </w:p>
     <w:p>
       <w:pPr>
-        <w:pStyle w:val="Style8"/>
-      </w:pPr>
+        <w:pStyle w:val="Style2"/>
+        <w:jc w:val="left"/>
+        <w:rPr>
+          <w:sz w:val="28"/>
+        </w:rPr>
+      </w:pPr>
+      <w:bookmarkStart w:id="23" w:name="_Toc232499485"/>
       <w:proofErr w:type="gramStart"/>
       <w:r>
+        <w:rPr>
+          <w:sz w:val="28"/>
+        </w:rPr>
         <w:lastRenderedPageBreak/>
-        <w:t>1.2  Statement</w:t>
+        <w:t>1.</w:t>
+      </w:r>
+      <w:r>
+        <w:rPr>
+          <w:sz w:val="28"/>
+        </w:rPr>
+        <w:t>2</w:t>
+      </w:r>
+      <w:r>
+        <w:rPr>
+          <w:sz w:val="28"/>
+        </w:rPr>
+        <w:t xml:space="preserve"> </w:t>
+      </w:r>
+      <w:r>
+        <w:rPr>
+          <w:sz w:val="28"/>
+        </w:rPr>
+        <w:t xml:space="preserve"> </w:t>
+      </w:r>
+      <w:r>
+        <w:rPr>
+          <w:sz w:val="28"/>
+        </w:rPr>
+        <w:t>Statement</w:t>
       </w:r>
       <w:proofErr w:type="gramEnd"/>
       <w:r>
+        <w:rPr>
+          <w:sz w:val="28"/>
+        </w:rPr>
         <w:t xml:space="preserve"> of problem</w:t>
       </w:r>
+      <w:bookmarkEnd w:id="23"/>
     </w:p>
     <w:p>
       <w:pPr>
@@ -5164,17 +5485,47 @@
     </w:p>
     <w:p>
       <w:pPr>
-        <w:pStyle w:val="Style9"/>
-      </w:pPr>
-      <w:proofErr w:type="gramStart"/>
-      <w:r>
+        <w:pStyle w:val="Style2"/>
+        <w:jc w:val="left"/>
+        <w:rPr>
+          <w:sz w:val="28"/>
+          <w:szCs w:val="24"/>
+        </w:rPr>
+      </w:pPr>
+      <w:bookmarkStart w:id="24" w:name="_Toc232499486"/>
+      <w:r>
+        <w:rPr>
+          <w:sz w:val="28"/>
+          <w:szCs w:val="24"/>
+        </w:rPr>
         <w:lastRenderedPageBreak/>
-        <w:t>1.3  Objectives</w:t>
-      </w:r>
-      <w:proofErr w:type="gramEnd"/>
-      <w:r>
-        <w:t xml:space="preserve"> of the study</w:t>
-      </w:r>
+        <w:t>1</w:t>
+      </w:r>
+      <w:r>
+        <w:rPr>
+          <w:sz w:val="28"/>
+        </w:rPr>
+        <w:t>.</w:t>
+      </w:r>
+      <w:r>
+        <w:rPr>
+          <w:sz w:val="28"/>
+        </w:rPr>
+        <w:t>3</w:t>
+      </w:r>
+      <w:r>
+        <w:rPr>
+          <w:sz w:val="28"/>
+        </w:rPr>
+        <w:t xml:space="preserve"> </w:t>
+      </w:r>
+      <w:r>
+        <w:rPr>
+          <w:sz w:val="28"/>
+        </w:rPr>
+        <w:t>Objectives of the study</w:t>
+      </w:r>
+      <w:bookmarkEnd w:id="24"/>
     </w:p>
     <w:p>
       <w:pPr>
@@ -5419,7 +5770,11 @@
     </w:p>
     <w:p>
       <w:pPr>
-        <w:pStyle w:val="Style10"/>
+        <w:pStyle w:val="Style2"/>
+        <w:jc w:val="left"/>
+        <w:rPr>
+          <w:sz w:val="28"/>
+        </w:rPr>
       </w:pPr>
       <w:r>
         <w:rPr>
@@ -5428,10 +5783,39 @@
         </w:rPr>
         <w:br w:type="page"/>
       </w:r>
-      <w:r>
+      <w:bookmarkStart w:id="25" w:name="_Toc232499487"/>
+      <w:r>
+        <w:rPr>
+          <w:sz w:val="28"/>
+        </w:rPr>
         <w:lastRenderedPageBreak/>
-        <w:t>1.4 Scope of the study</w:t>
-      </w:r>
+        <w:t>1</w:t>
+      </w:r>
+      <w:r>
+        <w:rPr>
+          <w:sz w:val="28"/>
+        </w:rPr>
+        <w:t>.</w:t>
+      </w:r>
+      <w:r>
+        <w:rPr>
+          <w:sz w:val="28"/>
+        </w:rPr>
+        <w:t>4</w:t>
+      </w:r>
+      <w:r>
+        <w:rPr>
+          <w:sz w:val="28"/>
+        </w:rPr>
+        <w:t xml:space="preserve"> </w:t>
+      </w:r>
+      <w:r>
+        <w:rPr>
+          <w:sz w:val="28"/>
+        </w:rPr>
+        <w:t>Scope of the study</w:t>
+      </w:r>
+      <w:bookmarkEnd w:id="25"/>
     </w:p>
     <w:p>
       <w:pPr>
@@ -5494,23 +5878,36 @@
     </w:p>
     <w:p>
       <w:pPr>
-        <w:pStyle w:val="Style11"/>
-        <w:rPr>
-          <w:b/>
-          <w:bCs/>
-          <w:sz w:val="44"/>
-          <w:szCs w:val="32"/>
-        </w:rPr>
-      </w:pPr>
-      <w:r>
-        <w:rPr>
-          <w:b/>
+        <w:pStyle w:val="Style2"/>
+        <w:jc w:val="left"/>
+        <w:rPr>
+          <w:sz w:val="28"/>
+          <w:szCs w:val="24"/>
+        </w:rPr>
+      </w:pPr>
+      <w:bookmarkStart w:id="26" w:name="_Toc232499488"/>
+      <w:r>
+        <w:rPr>
+          <w:sz w:val="28"/>
+          <w:szCs w:val="24"/>
+        </w:rPr>
+        <w:t>1.</w:t>
+      </w:r>
+      <w:r>
+        <w:rPr>
+          <w:sz w:val="28"/>
+          <w:szCs w:val="24"/>
+        </w:rPr>
+        <w:t xml:space="preserve">5 </w:t>
+      </w:r>
+      <w:r>
+        <w:rPr>
           <w:bCs/>
           <w:sz w:val="28"/>
-          <w:szCs w:val="28"/>
-        </w:rPr>
-        <w:t>1.5 Limitations of the Study</w:t>
-      </w:r>
+        </w:rPr>
+        <w:t>Limitations of the Study</w:t>
+      </w:r>
+      <w:bookmarkEnd w:id="26"/>
     </w:p>
     <w:p>
       <w:pPr>
@@ -5709,22 +6106,32 @@
     </w:p>
     <w:p>
       <w:pPr>
-        <w:pStyle w:val="Style12"/>
-      </w:pPr>
+        <w:pStyle w:val="Style2"/>
+      </w:pPr>
+      <w:bookmarkStart w:id="27" w:name="_Toc232497883"/>
+      <w:bookmarkStart w:id="28" w:name="_Toc232499489"/>
       <w:r>
         <w:lastRenderedPageBreak/>
-        <w:t>Chapter 2: Literature Review</w:t>
-      </w:r>
+        <w:t>C</w:t>
+      </w:r>
+      <w:bookmarkEnd w:id="27"/>
+      <w:r>
+        <w:t>hapter 2</w:t>
+      </w:r>
+      <w:r>
+        <w:t>: Literature Review</w:t>
+      </w:r>
+      <w:bookmarkEnd w:id="28"/>
     </w:p>
     <w:p>
       <w:pPr>
         <w:pStyle w:val="Style13"/>
       </w:pPr>
-      <w:bookmarkStart w:id="16" w:name="_Toc232497884"/>
+      <w:bookmarkStart w:id="29" w:name="_Toc232499490"/>
       <w:r>
         <w:t>2.1 Fundamental Theories and Concepts</w:t>
       </w:r>
-      <w:bookmarkEnd w:id="16"/>
+      <w:bookmarkEnd w:id="29"/>
     </w:p>
     <w:p>
       <w:pPr>
@@ -6120,7 +6527,6 @@
           <w:lang w:val="en-GB" w:eastAsia="en-GB" w:bidi="ar-SA"/>
           <w14:ligatures w14:val="none"/>
         </w:rPr>
-        <w:lastRenderedPageBreak/>
         <w:t>2.1.6 Sustainable Tourism</w:t>
       </w:r>
     </w:p>
@@ -6144,6 +6550,7 @@
           <w:lang w:val="en-GB" w:eastAsia="en-GB" w:bidi="ar-SA"/>
           <w14:ligatures w14:val="none"/>
         </w:rPr>
+        <w:lastRenderedPageBreak/>
         <w:t>Sustainable tourism refers to the responsible development and promotion of tourism activities that minimize environmental impact while supporting local communities and economies. Nepal Travel aligns with this concept by promoting lesser-known destinations and distributing tourism activity across diverse regions of Nepal, reducing the overcrowding of popular spots and encouraging local economic growth.</w:t>
       </w:r>
     </w:p>
@@ -6173,12 +6580,12 @@
       <w:pPr>
         <w:pStyle w:val="Style14"/>
       </w:pPr>
-      <w:bookmarkStart w:id="17" w:name="_Toc232497885"/>
+      <w:bookmarkStart w:id="30" w:name="_Toc232499491"/>
       <w:r>
         <w:lastRenderedPageBreak/>
         <w:t>2.2 Review of Similar Projects and Systems</w:t>
       </w:r>
-      <w:bookmarkEnd w:id="17"/>
+      <w:bookmarkEnd w:id="30"/>
     </w:p>
     <w:p>
       <w:pPr>
@@ -6250,27 +6657,7 @@
             <w:lang w:val="en-GB" w:eastAsia="en-GB" w:bidi="ar-SA"/>
             <w14:ligatures w14:val="none"/>
           </w:rPr>
-          <w:t>https://www.</w:t>
-        </w:r>
-        <w:r>
-          <w:rPr>
-            <w:rStyle w:val="Hyperlink"/>
-            <w:kern w:val="0"/>
-            <w:szCs w:val="24"/>
-            <w:lang w:val="en-GB" w:eastAsia="en-GB" w:bidi="ar-SA"/>
-            <w14:ligatures w14:val="none"/>
-          </w:rPr>
-          <w:t>t</w:t>
-        </w:r>
-        <w:r>
-          <w:rPr>
-            <w:rStyle w:val="Hyperlink"/>
-            <w:kern w:val="0"/>
-            <w:szCs w:val="24"/>
-            <w:lang w:val="en-GB" w:eastAsia="en-GB" w:bidi="ar-SA"/>
-            <w14:ligatures w14:val="none"/>
-          </w:rPr>
-          <w:t>ripadvisor.com</w:t>
+          <w:t>https://www.tripadvisor.com</w:t>
         </w:r>
       </w:hyperlink>
       <w:r>
@@ -6357,31 +6744,7 @@
             <w:lang w:val="en-GB" w:eastAsia="en-GB" w:bidi="ar-SA"/>
             <w14:ligatures w14:val="none"/>
           </w:rPr>
-          <w:t>https://www</w:t>
-        </w:r>
-        <w:r>
-          <w:rPr>
-            <w:rStyle w:val="Hyperlink"/>
-            <w:b/>
-            <w:bCs/>
-            <w:kern w:val="0"/>
-            <w:szCs w:val="24"/>
-            <w:lang w:val="en-GB" w:eastAsia="en-GB" w:bidi="ar-SA"/>
-            <w14:ligatures w14:val="none"/>
-          </w:rPr>
-          <w:t>.</w:t>
-        </w:r>
-        <w:r>
-          <w:rPr>
-            <w:rStyle w:val="Hyperlink"/>
-            <w:b/>
-            <w:bCs/>
-            <w:kern w:val="0"/>
-            <w:szCs w:val="24"/>
-            <w:lang w:val="en-GB" w:eastAsia="en-GB" w:bidi="ar-SA"/>
-            <w14:ligatures w14:val="none"/>
-          </w:rPr>
-          <w:t>google.com/maps</w:t>
+          <w:t>https://www.google.com/maps</w:t>
         </w:r>
       </w:hyperlink>
       <w:r>
@@ -6470,27 +6833,7 @@
             <w:lang w:val="en-GB" w:eastAsia="en-GB" w:bidi="ar-SA"/>
             <w14:ligatures w14:val="none"/>
           </w:rPr>
-          <w:t>https</w:t>
-        </w:r>
-        <w:r>
-          <w:rPr>
-            <w:rStyle w:val="Hyperlink"/>
-            <w:kern w:val="0"/>
-            <w:szCs w:val="24"/>
-            <w:lang w:val="en-GB" w:eastAsia="en-GB" w:bidi="ar-SA"/>
-            <w14:ligatures w14:val="none"/>
-          </w:rPr>
-          <w:t>:</w:t>
-        </w:r>
-        <w:r>
-          <w:rPr>
-            <w:rStyle w:val="Hyperlink"/>
-            <w:kern w:val="0"/>
-            <w:szCs w:val="24"/>
-            <w:lang w:val="en-GB" w:eastAsia="en-GB" w:bidi="ar-SA"/>
-            <w14:ligatures w14:val="none"/>
-          </w:rPr>
-          <w:t>//ntb.gov.np</w:t>
+          <w:t>https://ntb.gov.np</w:t>
         </w:r>
       </w:hyperlink>
       <w:r>
@@ -6576,27 +6919,7 @@
             <w:lang w:val="en-GB" w:eastAsia="en-GB" w:bidi="ar-SA"/>
             <w14:ligatures w14:val="none"/>
           </w:rPr>
-          <w:t>https://b</w:t>
-        </w:r>
-        <w:r>
-          <w:rPr>
-            <w:rStyle w:val="Hyperlink"/>
-            <w:kern w:val="0"/>
-            <w:szCs w:val="24"/>
-            <w:lang w:val="en-GB" w:eastAsia="en-GB" w:bidi="ar-SA"/>
-            <w14:ligatures w14:val="none"/>
-          </w:rPr>
-          <w:t>o</w:t>
-        </w:r>
-        <w:r>
-          <w:rPr>
-            <w:rStyle w:val="Hyperlink"/>
-            <w:kern w:val="0"/>
-            <w:szCs w:val="24"/>
-            <w:lang w:val="en-GB" w:eastAsia="en-GB" w:bidi="ar-SA"/>
-            <w14:ligatures w14:val="none"/>
-          </w:rPr>
-          <w:t>oking.com</w:t>
+          <w:t>https://booking.com</w:t>
         </w:r>
       </w:hyperlink>
       <w:r>
@@ -6716,15 +7039,26 @@
     </w:p>
     <w:p>
       <w:pPr>
-        <w:pStyle w:val="Style15"/>
-      </w:pPr>
+        <w:pStyle w:val="Style2"/>
+      </w:pPr>
+      <w:bookmarkStart w:id="31" w:name="_Toc232499492"/>
       <w:r>
         <w:lastRenderedPageBreak/>
-        <w:t>Chapter 3: Sy</w:t>
-      </w:r>
-      <w:r>
-        <w:t>stem Analysis and Design</w:t>
-      </w:r>
+        <w:t>C</w:t>
+      </w:r>
+      <w:r>
+        <w:t xml:space="preserve">hapter </w:t>
+      </w:r>
+      <w:r>
+        <w:t>3</w:t>
+      </w:r>
+      <w:r>
+        <w:t xml:space="preserve">: </w:t>
+      </w:r>
+      <w:r>
+        <w:t>System analysis and design</w:t>
+      </w:r>
+      <w:bookmarkEnd w:id="31"/>
     </w:p>
     <w:p>
       <w:pPr>
@@ -6738,7 +7072,7 @@
       <w:pPr>
         <w:pStyle w:val="Style17"/>
       </w:pPr>
-      <w:bookmarkStart w:id="18" w:name="_Toc232497886"/>
+      <w:bookmarkStart w:id="32" w:name="_Toc232499493"/>
       <w:r>
         <w:t>3.1</w:t>
       </w:r>
@@ -6748,7 +7082,7 @@
       <w:r>
         <w:t xml:space="preserve"> Requirement Analysis</w:t>
       </w:r>
-      <w:bookmarkEnd w:id="18"/>
+      <w:bookmarkEnd w:id="32"/>
     </w:p>
     <w:p>
       <w:pPr>
@@ -7421,6 +7755,7 @@
           <w:lang w:val="en-GB" w:eastAsia="en-GB" w:bidi="ar-SA"/>
           <w14:ligatures w14:val="none"/>
         </w:rPr>
+        <w:lastRenderedPageBreak/>
         <w:t>5. Map Integration and Navigation</w:t>
       </w:r>
     </w:p>
@@ -8161,7 +8496,7 @@
                                 <w:szCs w:val="24"/>
                               </w:rPr>
                             </w:pPr>
-                            <w:bookmarkStart w:id="19" w:name="_Toc232496391"/>
+                            <w:bookmarkStart w:id="33" w:name="_Toc232496391"/>
                             <w:r>
                               <w:rPr>
                                 <w:b/>
@@ -8233,7 +8568,7 @@
                               </w:rPr>
                               <w:t xml:space="preserve"> :  Use case diagram</w:t>
                             </w:r>
-                            <w:bookmarkEnd w:id="19"/>
+                            <w:bookmarkEnd w:id="33"/>
                           </w:p>
                         </w:txbxContent>
                       </wps:txbx>
@@ -8268,7 +8603,7 @@
                           <w:szCs w:val="24"/>
                         </w:rPr>
                       </w:pPr>
-                      <w:bookmarkStart w:id="20" w:name="_Toc232496391"/>
+                      <w:bookmarkStart w:id="34" w:name="_Toc232496391"/>
                       <w:r>
                         <w:rPr>
                           <w:b/>
@@ -8340,7 +8675,7 @@
                         </w:rPr>
                         <w:t xml:space="preserve"> :  Use case diagram</w:t>
                       </w:r>
-                      <w:bookmarkEnd w:id="20"/>
+                      <w:bookmarkEnd w:id="34"/>
                     </w:p>
                   </w:txbxContent>
                 </v:textbox>
@@ -9130,12 +9465,12 @@
       <w:pPr>
         <w:pStyle w:val="Style20"/>
       </w:pPr>
-      <w:bookmarkStart w:id="21" w:name="_Toc232497887"/>
+      <w:bookmarkStart w:id="35" w:name="_Toc232499494"/>
       <w:r>
         <w:lastRenderedPageBreak/>
         <w:t>3.1.2 Feasibility Analysis</w:t>
       </w:r>
-      <w:bookmarkEnd w:id="21"/>
+      <w:bookmarkEnd w:id="35"/>
     </w:p>
     <w:p>
       <w:pPr>
@@ -9457,7 +9792,7 @@
       <w:pPr>
         <w:pStyle w:val="Style21"/>
       </w:pPr>
-      <w:bookmarkStart w:id="22" w:name="_Toc232497888"/>
+      <w:bookmarkStart w:id="36" w:name="_Toc232499495"/>
       <w:r>
         <w:lastRenderedPageBreak/>
         <w:t>3.</w:t>
@@ -9472,7 +9807,7 @@
       <w:r>
         <w:t>Modeling</w:t>
       </w:r>
-      <w:bookmarkEnd w:id="22"/>
+      <w:bookmarkEnd w:id="36"/>
       <w:proofErr w:type="spellEnd"/>
     </w:p>
     <w:p>
@@ -9999,7 +10334,7 @@
                                 <w:szCs w:val="48"/>
                               </w:rPr>
                             </w:pPr>
-                            <w:bookmarkStart w:id="23" w:name="_Toc232496392"/>
+                            <w:bookmarkStart w:id="37" w:name="_Toc232496392"/>
                             <w:r>
                               <w:rPr>
                                 <w:b/>
@@ -10071,7 +10406,7 @@
                               </w:rPr>
                               <w:t>: ER Diagram</w:t>
                             </w:r>
-                            <w:bookmarkEnd w:id="23"/>
+                            <w:bookmarkEnd w:id="37"/>
                           </w:p>
                         </w:txbxContent>
                       </wps:txbx>
@@ -10105,7 +10440,7 @@
                           <w:szCs w:val="48"/>
                         </w:rPr>
                       </w:pPr>
-                      <w:bookmarkStart w:id="24" w:name="_Toc232496392"/>
+                      <w:bookmarkStart w:id="38" w:name="_Toc232496392"/>
                       <w:r>
                         <w:rPr>
                           <w:b/>
@@ -10177,7 +10512,7 @@
                         </w:rPr>
                         <w:t>: ER Diagram</w:t>
                       </w:r>
-                      <w:bookmarkEnd w:id="24"/>
+                      <w:bookmarkEnd w:id="38"/>
                     </w:p>
                   </w:txbxContent>
                 </v:textbox>
@@ -10267,7 +10602,7 @@
       <w:pPr>
         <w:pStyle w:val="Style22"/>
       </w:pPr>
-      <w:bookmarkStart w:id="25" w:name="_Toc232497889"/>
+      <w:bookmarkStart w:id="39" w:name="_Toc232499496"/>
       <w:r>
         <w:lastRenderedPageBreak/>
         <w:t>3.</w:t>
@@ -10282,7 +10617,7 @@
       <w:r>
         <w:t>Modeling</w:t>
       </w:r>
-      <w:bookmarkEnd w:id="25"/>
+      <w:bookmarkEnd w:id="39"/>
       <w:proofErr w:type="spellEnd"/>
     </w:p>
     <w:p>
@@ -11657,7 +11992,7 @@
                                 <w:szCs w:val="48"/>
                               </w:rPr>
                             </w:pPr>
-                            <w:bookmarkStart w:id="26" w:name="_Toc232496393"/>
+                            <w:bookmarkStart w:id="40" w:name="_Toc232496393"/>
                             <w:r>
                               <w:rPr>
                                 <w:b/>
@@ -11729,7 +12064,7 @@
                               </w:rPr>
                               <w:t>: Flowchart</w:t>
                             </w:r>
-                            <w:bookmarkEnd w:id="26"/>
+                            <w:bookmarkEnd w:id="40"/>
                           </w:p>
                         </w:txbxContent>
                       </wps:txbx>
@@ -11763,7 +12098,7 @@
                           <w:szCs w:val="48"/>
                         </w:rPr>
                       </w:pPr>
-                      <w:bookmarkStart w:id="27" w:name="_Toc232496393"/>
+                      <w:bookmarkStart w:id="41" w:name="_Toc232496393"/>
                       <w:r>
                         <w:rPr>
                           <w:b/>
@@ -11835,7 +12170,7 @@
                         </w:rPr>
                         <w:t>: Flowchart</w:t>
                       </w:r>
-                      <w:bookmarkEnd w:id="27"/>
+                      <w:bookmarkEnd w:id="41"/>
                     </w:p>
                   </w:txbxContent>
                 </v:textbox>
@@ -11950,12 +12285,12 @@
       <w:pPr>
         <w:pStyle w:val="Style23"/>
       </w:pPr>
-      <w:bookmarkStart w:id="28" w:name="_Toc232497890"/>
+      <w:bookmarkStart w:id="42" w:name="_Toc232499497"/>
       <w:r>
         <w:lastRenderedPageBreak/>
         <w:t>3.2 System Design</w:t>
       </w:r>
-      <w:bookmarkEnd w:id="28"/>
+      <w:bookmarkEnd w:id="42"/>
     </w:p>
     <w:p>
       <w:pPr>
@@ -12349,7 +12684,7 @@
                                 <w:szCs w:val="36"/>
                               </w:rPr>
                             </w:pPr>
-                            <w:bookmarkStart w:id="29" w:name="_Toc232496394"/>
+                            <w:bookmarkStart w:id="43" w:name="_Toc232496394"/>
                             <w:r>
                               <w:rPr>
                                 <w:b/>
@@ -12421,7 +12756,7 @@
                               </w:rPr>
                               <w:t>: System Architecture</w:t>
                             </w:r>
-                            <w:bookmarkEnd w:id="29"/>
+                            <w:bookmarkEnd w:id="43"/>
                           </w:p>
                         </w:txbxContent>
                       </wps:txbx>
@@ -12455,7 +12790,7 @@
                           <w:szCs w:val="36"/>
                         </w:rPr>
                       </w:pPr>
-                      <w:bookmarkStart w:id="30" w:name="_Toc232496394"/>
+                      <w:bookmarkStart w:id="44" w:name="_Toc232496394"/>
                       <w:r>
                         <w:rPr>
                           <w:b/>
@@ -12527,7 +12862,7 @@
                         </w:rPr>
                         <w:t>: System Architecture</w:t>
                       </w:r>
-                      <w:bookmarkEnd w:id="30"/>
+                      <w:bookmarkEnd w:id="44"/>
                     </w:p>
                   </w:txbxContent>
                 </v:textbox>
@@ -12634,22 +12969,22 @@
       <w:pPr>
         <w:pStyle w:val="Style24"/>
       </w:pPr>
-      <w:bookmarkStart w:id="31" w:name="_Toc232497891"/>
+      <w:bookmarkStart w:id="45" w:name="_Toc232499498"/>
       <w:r>
         <w:lastRenderedPageBreak/>
         <w:t>Chapter 4: Implementation and Testing</w:t>
       </w:r>
-      <w:bookmarkEnd w:id="31"/>
+      <w:bookmarkEnd w:id="45"/>
     </w:p>
     <w:p>
       <w:pPr>
         <w:pStyle w:val="Style25"/>
       </w:pPr>
-      <w:bookmarkStart w:id="32" w:name="_Toc232497892"/>
+      <w:bookmarkStart w:id="46" w:name="_Toc232499499"/>
       <w:r>
         <w:t>4.1 Implementation</w:t>
       </w:r>
-      <w:bookmarkEnd w:id="32"/>
+      <w:bookmarkEnd w:id="46"/>
     </w:p>
     <w:p>
       <w:pPr>
@@ -12853,7 +13188,7 @@
           <w14:ligatures w14:val="none"/>
         </w:rPr>
       </w:pPr>
-      <w:bookmarkStart w:id="33" w:name="_Toc232497893"/>
+      <w:bookmarkStart w:id="47" w:name="_Toc232499500"/>
       <w:r>
         <w:rPr>
           <w:b/>
@@ -12893,7 +13228,7 @@
         </w:rPr>
         <w:t xml:space="preserve"> Tools Used</w:t>
       </w:r>
-      <w:bookmarkEnd w:id="33"/>
+      <w:bookmarkEnd w:id="47"/>
     </w:p>
     <w:p>
       <w:pPr>
@@ -13423,7 +13758,7 @@
           <w14:ligatures w14:val="none"/>
         </w:rPr>
       </w:pPr>
-      <w:bookmarkStart w:id="34" w:name="_Toc232497894"/>
+      <w:bookmarkStart w:id="48" w:name="_Toc232499501"/>
       <w:r>
         <w:rPr>
           <w:b/>
@@ -13435,7 +13770,7 @@
           <w:lang w:val="en-GB" w:eastAsia="en-GB" w:bidi="ar-SA"/>
           <w14:ligatures w14:val="none"/>
         </w:rPr>
-        <w:t>4.</w:t>
+        <w:t>4.1.2</w:t>
       </w:r>
       <w:r>
         <w:rPr>
@@ -13448,7 +13783,7 @@
           <w:lang w:val="en-GB" w:eastAsia="en-GB" w:bidi="ar-SA"/>
           <w14:ligatures w14:val="none"/>
         </w:rPr>
-        <w:t>1.2</w:t>
+        <w:t xml:space="preserve"> </w:t>
       </w:r>
       <w:r>
         <w:rPr>
@@ -13461,22 +13796,9 @@
           <w:lang w:val="en-GB" w:eastAsia="en-GB" w:bidi="ar-SA"/>
           <w14:ligatures w14:val="none"/>
         </w:rPr>
-        <w:t xml:space="preserve"> </w:t>
-      </w:r>
-      <w:r>
-        <w:rPr>
-          <w:b/>
-          <w:bCs/>
-          <w:color w:val="auto"/>
-          <w:kern w:val="0"/>
-          <w:sz w:val="28"/>
-          <w:szCs w:val="28"/>
-          <w:lang w:val="en-GB" w:eastAsia="en-GB" w:bidi="ar-SA"/>
-          <w14:ligatures w14:val="none"/>
-        </w:rPr>
         <w:t>Implementation Details of Modules</w:t>
       </w:r>
-      <w:bookmarkEnd w:id="34"/>
+      <w:bookmarkEnd w:id="48"/>
     </w:p>
     <w:p>
       <w:pPr>
@@ -14116,7 +14438,7 @@
       <w:pPr>
         <w:pStyle w:val="Style26"/>
       </w:pPr>
-      <w:bookmarkStart w:id="35" w:name="_Toc232497895"/>
+      <w:bookmarkStart w:id="49" w:name="_Toc232499502"/>
       <w:r>
         <w:lastRenderedPageBreak/>
         <w:t>4.</w:t>
@@ -14127,7 +14449,7 @@
       <w:r>
         <w:t xml:space="preserve"> Testing</w:t>
       </w:r>
-      <w:bookmarkEnd w:id="35"/>
+      <w:bookmarkEnd w:id="49"/>
     </w:p>
     <w:p>
       <w:pPr>
@@ -14170,9 +14492,15 @@
           <w:sz w:val="28"/>
           <w:szCs w:val="22"/>
         </w:rPr>
-        <w:t>4.</w:t>
-      </w:r>
-      <w:r>
+        <w:t>4.2.1 Unit Testing</w:t>
+      </w:r>
+    </w:p>
+    <w:p/>
+    <w:p>
+      <w:pPr>
+        <w:pStyle w:val="Caption"/>
+        <w:keepNext/>
+        <w:jc w:val="center"/>
         <w:rPr>
           <w:b/>
           <w:bCs/>
@@ -14180,40 +14508,10 @@
           <w:iCs w:val="0"/>
           <w:color w:val="auto"/>
           <w:sz w:val="28"/>
-          <w:szCs w:val="22"/>
-        </w:rPr>
-        <w:t>2.1</w:t>
-      </w:r>
-      <w:r>
-        <w:rPr>
-          <w:b/>
-          <w:bCs/>
-          <w:i w:val="0"/>
-          <w:iCs w:val="0"/>
-          <w:color w:val="auto"/>
-          <w:sz w:val="28"/>
-          <w:szCs w:val="22"/>
-        </w:rPr>
-        <w:t xml:space="preserve"> Unit Testing</w:t>
-      </w:r>
-    </w:p>
-    <w:p/>
-    <w:p>
-      <w:pPr>
-        <w:pStyle w:val="Caption"/>
-        <w:keepNext/>
-        <w:jc w:val="center"/>
-        <w:rPr>
-          <w:b/>
-          <w:bCs/>
-          <w:i w:val="0"/>
-          <w:iCs w:val="0"/>
-          <w:color w:val="auto"/>
-          <w:sz w:val="28"/>
-          <w:szCs w:val="24"/>
-        </w:rPr>
-      </w:pPr>
-      <w:bookmarkStart w:id="36" w:name="_Toc232496703"/>
+          <w:szCs w:val="24"/>
+        </w:rPr>
+      </w:pPr>
+      <w:bookmarkStart w:id="50" w:name="_Toc232496703"/>
       <w:r>
         <w:rPr>
           <w:b/>
@@ -14299,7 +14597,7 @@
         </w:rPr>
         <w:t>: Unit test cases</w:t>
       </w:r>
-      <w:bookmarkEnd w:id="36"/>
+      <w:bookmarkEnd w:id="50"/>
     </w:p>
     <w:tbl>
       <w:tblPr>
@@ -15925,7 +16223,7 @@
           <w:szCs w:val="24"/>
         </w:rPr>
       </w:pPr>
-      <w:bookmarkStart w:id="37" w:name="_Toc232496704"/>
+      <w:bookmarkStart w:id="51" w:name="_Toc232496704"/>
       <w:r>
         <w:rPr>
           <w:b/>
@@ -16011,7 +16309,7 @@
         </w:rPr>
         <w:t>: System test cases</w:t>
       </w:r>
-      <w:bookmarkEnd w:id="37"/>
+      <w:bookmarkEnd w:id="51"/>
     </w:p>
     <w:tbl>
       <w:tblPr>
@@ -17236,22 +17534,22 @@
       <w:pPr>
         <w:pStyle w:val="Style27"/>
       </w:pPr>
-      <w:bookmarkStart w:id="38" w:name="_Toc232497896"/>
+      <w:bookmarkStart w:id="52" w:name="_Toc232499503"/>
       <w:r>
         <w:lastRenderedPageBreak/>
         <w:t>Chapter 5: Conclusion and Future Recommendations</w:t>
       </w:r>
-      <w:bookmarkEnd w:id="38"/>
+      <w:bookmarkEnd w:id="52"/>
     </w:p>
     <w:p>
       <w:pPr>
         <w:pStyle w:val="Style28"/>
       </w:pPr>
-      <w:bookmarkStart w:id="39" w:name="_Toc232497897"/>
+      <w:bookmarkStart w:id="53" w:name="_Toc232499504"/>
       <w:r>
         <w:t>5.1 Lessons Learnt</w:t>
       </w:r>
-      <w:bookmarkEnd w:id="39"/>
+      <w:bookmarkEnd w:id="53"/>
     </w:p>
     <w:p>
       <w:pPr>
@@ -17511,11 +17809,11 @@
       <w:pPr>
         <w:pStyle w:val="Style29"/>
       </w:pPr>
-      <w:bookmarkStart w:id="40" w:name="_Toc232497898"/>
+      <w:bookmarkStart w:id="54" w:name="_Toc232499505"/>
       <w:r>
         <w:t>5.2 Conclusion</w:t>
       </w:r>
-      <w:bookmarkEnd w:id="40"/>
+      <w:bookmarkEnd w:id="54"/>
     </w:p>
     <w:p>
       <w:pPr>
@@ -17645,12 +17943,12 @@
       <w:pPr>
         <w:pStyle w:val="Style30"/>
       </w:pPr>
-      <w:bookmarkStart w:id="41" w:name="_Toc232497899"/>
+      <w:bookmarkStart w:id="55" w:name="_Toc232499506"/>
       <w:r>
         <w:lastRenderedPageBreak/>
         <w:t>5.3 Future Recommendations</w:t>
       </w:r>
-      <w:bookmarkEnd w:id="41"/>
+      <w:bookmarkEnd w:id="55"/>
     </w:p>
     <w:p>
       <w:pPr>
@@ -18054,12 +18352,12 @@
       <w:pPr>
         <w:pStyle w:val="Style31"/>
       </w:pPr>
-      <w:bookmarkStart w:id="42" w:name="_Toc232497900"/>
+      <w:bookmarkStart w:id="56" w:name="_Toc232499507"/>
       <w:r>
         <w:lastRenderedPageBreak/>
         <w:t>Appendices</w:t>
       </w:r>
-      <w:bookmarkEnd w:id="42"/>
+      <w:bookmarkEnd w:id="56"/>
     </w:p>
     <w:p>
       <w:pPr>
@@ -18242,7 +18540,7 @@
                                 <w14:ligatures w14:val="none"/>
                               </w:rPr>
                             </w:pPr>
-                            <w:bookmarkStart w:id="43" w:name="_Toc232496395"/>
+                            <w:bookmarkStart w:id="57" w:name="_Toc232496395"/>
                             <w:r>
                               <w:rPr>
                                 <w:b/>
@@ -18328,7 +18626,7 @@
                               </w:rPr>
                               <w:t>: Login and register page</w:t>
                             </w:r>
-                            <w:bookmarkEnd w:id="43"/>
+                            <w:bookmarkEnd w:id="57"/>
                           </w:p>
                         </w:txbxContent>
                       </wps:txbx>
@@ -18365,7 +18663,7 @@
                           <w14:ligatures w14:val="none"/>
                         </w:rPr>
                       </w:pPr>
-                      <w:bookmarkStart w:id="44" w:name="_Toc232496395"/>
+                      <w:bookmarkStart w:id="58" w:name="_Toc232496395"/>
                       <w:r>
                         <w:rPr>
                           <w:b/>
@@ -18451,7 +18749,7 @@
                         </w:rPr>
                         <w:t>: Login and register page</w:t>
                       </w:r>
-                      <w:bookmarkEnd w:id="44"/>
+                      <w:bookmarkEnd w:id="58"/>
                     </w:p>
                   </w:txbxContent>
                 </v:textbox>
@@ -18465,6 +18763,7 @@
         <w:rPr>
           <w:b/>
           <w:bCs/>
+          <w:noProof/>
           <w:color w:val="auto"/>
           <w:kern w:val="0"/>
           <w:szCs w:val="24"/>
@@ -18649,7 +18948,7 @@
                                 <w14:ligatures w14:val="none"/>
                               </w:rPr>
                             </w:pPr>
-                            <w:bookmarkStart w:id="45" w:name="_Toc232496396"/>
+                            <w:bookmarkStart w:id="59" w:name="_Toc232496396"/>
                             <w:r>
                               <w:rPr>
                                 <w:b/>
@@ -18735,7 +19034,7 @@
                               </w:rPr>
                               <w:t>: Homepage</w:t>
                             </w:r>
-                            <w:bookmarkEnd w:id="45"/>
+                            <w:bookmarkEnd w:id="59"/>
                           </w:p>
                         </w:txbxContent>
                       </wps:txbx>
@@ -18772,7 +19071,7 @@
                           <w14:ligatures w14:val="none"/>
                         </w:rPr>
                       </w:pPr>
-                      <w:bookmarkStart w:id="46" w:name="_Toc232496396"/>
+                      <w:bookmarkStart w:id="60" w:name="_Toc232496396"/>
                       <w:r>
                         <w:rPr>
                           <w:b/>
@@ -18858,7 +19157,7 @@
                         </w:rPr>
                         <w:t>: Homepage</w:t>
                       </w:r>
-                      <w:bookmarkEnd w:id="46"/>
+                      <w:bookmarkEnd w:id="60"/>
                     </w:p>
                   </w:txbxContent>
                 </v:textbox>
@@ -18872,6 +19171,7 @@
         <w:rPr>
           <w:b/>
           <w:bCs/>
+          <w:noProof/>
           <w:color w:val="auto"/>
           <w:kern w:val="0"/>
           <w:szCs w:val="24"/>
@@ -18948,6 +19248,7 @@
         <w:rPr>
           <w:b/>
           <w:bCs/>
+          <w:noProof/>
           <w:color w:val="auto"/>
           <w:kern w:val="0"/>
           <w:szCs w:val="24"/>
@@ -19061,6 +19362,7 @@
         <w:rPr>
           <w:b/>
           <w:bCs/>
+          <w:noProof/>
           <w:color w:val="auto"/>
           <w:kern w:val="0"/>
           <w:szCs w:val="24"/>
@@ -19189,7 +19491,7 @@
                                 <w14:ligatures w14:val="none"/>
                               </w:rPr>
                             </w:pPr>
-                            <w:bookmarkStart w:id="47" w:name="_Toc232496397"/>
+                            <w:bookmarkStart w:id="61" w:name="_Toc232496397"/>
                             <w:r>
                               <w:rPr>
                                 <w:b/>
@@ -19275,7 +19577,7 @@
                               </w:rPr>
                               <w:t>: Add destination form</w:t>
                             </w:r>
-                            <w:bookmarkEnd w:id="47"/>
+                            <w:bookmarkEnd w:id="61"/>
                           </w:p>
                         </w:txbxContent>
                       </wps:txbx>
@@ -19312,7 +19614,7 @@
                           <w14:ligatures w14:val="none"/>
                         </w:rPr>
                       </w:pPr>
-                      <w:bookmarkStart w:id="48" w:name="_Toc232496397"/>
+                      <w:bookmarkStart w:id="62" w:name="_Toc232496397"/>
                       <w:r>
                         <w:rPr>
                           <w:b/>
@@ -19398,7 +19700,7 @@
                         </w:rPr>
                         <w:t>: Add destination form</w:t>
                       </w:r>
-                      <w:bookmarkEnd w:id="48"/>
+                      <w:bookmarkEnd w:id="62"/>
                     </w:p>
                   </w:txbxContent>
                 </v:textbox>
@@ -19482,6 +19784,7 @@
         <w:rPr>
           <w:b/>
           <w:bCs/>
+          <w:noProof/>
           <w:color w:val="auto"/>
           <w:kern w:val="0"/>
           <w:szCs w:val="24"/>
@@ -19543,6 +19846,7 @@
         <w:rPr>
           <w:b/>
           <w:bCs/>
+          <w:noProof/>
           <w:color w:val="auto"/>
           <w:kern w:val="0"/>
           <w:szCs w:val="24"/>
@@ -19617,6 +19921,7 @@
         <w:rPr>
           <w:b/>
           <w:bCs/>
+          <w:noProof/>
           <w:color w:val="auto"/>
           <w:kern w:val="0"/>
           <w:szCs w:val="24"/>
@@ -19678,6 +19983,7 @@
         <w:rPr>
           <w:b/>
           <w:bCs/>
+          <w:noProof/>
           <w:color w:val="auto"/>
           <w:kern w:val="0"/>
           <w:szCs w:val="24"/>
@@ -19806,7 +20112,7 @@
                                 <w14:ligatures w14:val="none"/>
                               </w:rPr>
                             </w:pPr>
-                            <w:bookmarkStart w:id="49" w:name="_Toc232496398"/>
+                            <w:bookmarkStart w:id="63" w:name="_Toc232496398"/>
                             <w:r>
                               <w:rPr>
                                 <w:b/>
@@ -19892,7 +20198,7 @@
                               </w:rPr>
                               <w:t>: Show destination details</w:t>
                             </w:r>
-                            <w:bookmarkEnd w:id="49"/>
+                            <w:bookmarkEnd w:id="63"/>
                           </w:p>
                         </w:txbxContent>
                       </wps:txbx>
@@ -19929,7 +20235,7 @@
                           <w14:ligatures w14:val="none"/>
                         </w:rPr>
                       </w:pPr>
-                      <w:bookmarkStart w:id="50" w:name="_Toc232496398"/>
+                      <w:bookmarkStart w:id="64" w:name="_Toc232496398"/>
                       <w:r>
                         <w:rPr>
                           <w:b/>
@@ -20015,7 +20321,7 @@
                         </w:rPr>
                         <w:t>: Show destination details</w:t>
                       </w:r>
-                      <w:bookmarkEnd w:id="50"/>
+                      <w:bookmarkEnd w:id="64"/>
                     </w:p>
                   </w:txbxContent>
                 </v:textbox>
@@ -20058,6 +20364,7 @@
         <w:rPr>
           <w:b/>
           <w:bCs/>
+          <w:noProof/>
           <w:color w:val="auto"/>
           <w:kern w:val="0"/>
           <w:sz w:val="28"/>
@@ -20298,7 +20605,7 @@
                                 <w14:ligatures w14:val="none"/>
                               </w:rPr>
                             </w:pPr>
-                            <w:bookmarkStart w:id="51" w:name="_Toc232496399"/>
+                            <w:bookmarkStart w:id="65" w:name="_Toc232496399"/>
                             <w:r>
                               <w:rPr>
                                 <w:b/>
@@ -20384,7 +20691,7 @@
                               </w:rPr>
                               <w:t>: Admin panel</w:t>
                             </w:r>
-                            <w:bookmarkEnd w:id="51"/>
+                            <w:bookmarkEnd w:id="65"/>
                           </w:p>
                         </w:txbxContent>
                       </wps:txbx>
@@ -20421,7 +20728,7 @@
                           <w14:ligatures w14:val="none"/>
                         </w:rPr>
                       </w:pPr>
-                      <w:bookmarkStart w:id="52" w:name="_Toc232496399"/>
+                      <w:bookmarkStart w:id="66" w:name="_Toc232496399"/>
                       <w:r>
                         <w:rPr>
                           <w:b/>
@@ -20507,7 +20814,7 @@
                         </w:rPr>
                         <w:t>: Admin panel</w:t>
                       </w:r>
-                      <w:bookmarkEnd w:id="52"/>
+                      <w:bookmarkEnd w:id="66"/>
                     </w:p>
                   </w:txbxContent>
                 </v:textbox>
@@ -20521,6 +20828,7 @@
         <w:rPr>
           <w:b/>
           <w:bCs/>
+          <w:noProof/>
           <w:color w:val="auto"/>
           <w:kern w:val="0"/>
           <w:szCs w:val="24"/>
@@ -20611,12 +20919,12 @@
         <w:pStyle w:val="Style31"/>
         <w:ind w:left="720"/>
       </w:pPr>
-      <w:bookmarkStart w:id="53" w:name="_Toc232497901"/>
+      <w:bookmarkStart w:id="67" w:name="_Toc232499508"/>
       <w:r>
         <w:lastRenderedPageBreak/>
         <w:t>References</w:t>
       </w:r>
-      <w:bookmarkEnd w:id="53"/>
+      <w:bookmarkEnd w:id="67"/>
     </w:p>
     <w:p>
       <w:pPr>
@@ -20690,51 +20998,7 @@
             <w:lang w:val="en-GB" w:eastAsia="en-GB" w:bidi="ar-SA"/>
             <w14:ligatures w14:val="none"/>
           </w:rPr>
-          <w:t>https://www.t</w:t>
-        </w:r>
-        <w:r>
-          <w:rPr>
-            <w:color w:val="0000FF"/>
-            <w:kern w:val="0"/>
-            <w:szCs w:val="24"/>
-            <w:u w:val="single"/>
-            <w:lang w:val="en-GB" w:eastAsia="en-GB" w:bidi="ar-SA"/>
-            <w14:ligatures w14:val="none"/>
-          </w:rPr>
-          <w:t>r</w:t>
-        </w:r>
-        <w:r>
-          <w:rPr>
-            <w:color w:val="0000FF"/>
-            <w:kern w:val="0"/>
-            <w:szCs w:val="24"/>
-            <w:u w:val="single"/>
-            <w:lang w:val="en-GB" w:eastAsia="en-GB" w:bidi="ar-SA"/>
-            <w14:ligatures w14:val="none"/>
-          </w:rPr>
-          <w:t>i</w:t>
-        </w:r>
-        <w:r>
-          <w:rPr>
-            <w:color w:val="0000FF"/>
-            <w:kern w:val="0"/>
-            <w:szCs w:val="24"/>
-            <w:u w:val="single"/>
-            <w:lang w:val="en-GB" w:eastAsia="en-GB" w:bidi="ar-SA"/>
-            <w14:ligatures w14:val="none"/>
-          </w:rPr>
-          <w:t>p</w:t>
-        </w:r>
-        <w:r>
-          <w:rPr>
-            <w:color w:val="0000FF"/>
-            <w:kern w:val="0"/>
-            <w:szCs w:val="24"/>
-            <w:u w:val="single"/>
-            <w:lang w:val="en-GB" w:eastAsia="en-GB" w:bidi="ar-SA"/>
-            <w14:ligatures w14:val="none"/>
-          </w:rPr>
-          <w:t>advisor.com</w:t>
+          <w:t>https://www.tripadvisor.com</w:t>
         </w:r>
       </w:hyperlink>
     </w:p>
@@ -20795,27 +21059,7 @@
             <w:lang w:val="en-GB" w:eastAsia="en-GB" w:bidi="ar-SA"/>
             <w14:ligatures w14:val="none"/>
           </w:rPr>
-          <w:t>https://ntb.</w:t>
-        </w:r>
-        <w:r>
-          <w:rPr>
-            <w:rStyle w:val="Hyperlink"/>
-            <w:kern w:val="0"/>
-            <w:szCs w:val="24"/>
-            <w:lang w:val="en-GB" w:eastAsia="en-GB" w:bidi="ar-SA"/>
-            <w14:ligatures w14:val="none"/>
-          </w:rPr>
-          <w:t>g</w:t>
-        </w:r>
-        <w:r>
-          <w:rPr>
-            <w:rStyle w:val="Hyperlink"/>
-            <w:kern w:val="0"/>
-            <w:szCs w:val="24"/>
-            <w:lang w:val="en-GB" w:eastAsia="en-GB" w:bidi="ar-SA"/>
-            <w14:ligatures w14:val="none"/>
-          </w:rPr>
-          <w:t>ov.np</w:t>
+          <w:t>https://ntb.gov.np</w:t>
         </w:r>
       </w:hyperlink>
     </w:p>
@@ -20876,27 +21120,7 @@
             <w:lang w:val="en-GB" w:eastAsia="en-GB" w:bidi="ar-SA"/>
             <w14:ligatures w14:val="none"/>
           </w:rPr>
-          <w:t>https://booki</w:t>
-        </w:r>
-        <w:r>
-          <w:rPr>
-            <w:rStyle w:val="Hyperlink"/>
-            <w:kern w:val="0"/>
-            <w:szCs w:val="24"/>
-            <w:lang w:val="en-GB" w:eastAsia="en-GB" w:bidi="ar-SA"/>
-            <w14:ligatures w14:val="none"/>
-          </w:rPr>
-          <w:t>n</w:t>
-        </w:r>
-        <w:r>
-          <w:rPr>
-            <w:rStyle w:val="Hyperlink"/>
-            <w:kern w:val="0"/>
-            <w:szCs w:val="24"/>
-            <w:lang w:val="en-GB" w:eastAsia="en-GB" w:bidi="ar-SA"/>
-            <w14:ligatures w14:val="none"/>
-          </w:rPr>
-          <w:t>g.com</w:t>
+          <w:t>https://booking.com</w:t>
         </w:r>
       </w:hyperlink>
       <w:r>
@@ -20968,29 +21192,7 @@
             <w:lang w:val="en-GB" w:eastAsia="en-GB" w:bidi="ar-SA"/>
             <w14:ligatures w14:val="none"/>
           </w:rPr>
-          <w:t>https://w</w:t>
-        </w:r>
-        <w:r>
-          <w:rPr>
-            <w:color w:val="0000FF"/>
-            <w:kern w:val="0"/>
-            <w:szCs w:val="24"/>
-            <w:u w:val="single"/>
-            <w:lang w:val="en-GB" w:eastAsia="en-GB" w:bidi="ar-SA"/>
-            <w14:ligatures w14:val="none"/>
-          </w:rPr>
-          <w:t>w</w:t>
-        </w:r>
-        <w:r>
-          <w:rPr>
-            <w:color w:val="0000FF"/>
-            <w:kern w:val="0"/>
-            <w:szCs w:val="24"/>
-            <w:u w:val="single"/>
-            <w:lang w:val="en-GB" w:eastAsia="en-GB" w:bidi="ar-SA"/>
-            <w14:ligatures w14:val="none"/>
-          </w:rPr>
-          <w:t>w.w3schools.com</w:t>
+          <w:t>https://www.w3schools.com</w:t>
         </w:r>
       </w:hyperlink>
     </w:p>
@@ -21052,29 +21254,7 @@
             <w:lang w:val="en-GB" w:eastAsia="en-GB" w:bidi="ar-SA"/>
             <w14:ligatures w14:val="none"/>
           </w:rPr>
-          <w:t>https://www.g</w:t>
-        </w:r>
-        <w:r>
-          <w:rPr>
-            <w:color w:val="0000FF"/>
-            <w:kern w:val="0"/>
-            <w:szCs w:val="24"/>
-            <w:u w:val="single"/>
-            <w:lang w:val="en-GB" w:eastAsia="en-GB" w:bidi="ar-SA"/>
-            <w14:ligatures w14:val="none"/>
-          </w:rPr>
-          <w:t>i</w:t>
-        </w:r>
-        <w:r>
-          <w:rPr>
-            <w:color w:val="0000FF"/>
-            <w:kern w:val="0"/>
-            <w:szCs w:val="24"/>
-            <w:u w:val="single"/>
-            <w:lang w:val="en-GB" w:eastAsia="en-GB" w:bidi="ar-SA"/>
-            <w14:ligatures w14:val="none"/>
-          </w:rPr>
-          <w:t>thub.com</w:t>
+          <w:t>https://www.github.com</w:t>
         </w:r>
       </w:hyperlink>
     </w:p>
@@ -28644,6 +28824,7 @@
   <w:style w:type="character" w:default="1" w:styleId="DefaultParagraphFont">
     <w:name w:val="Default Paragraph Font"/>
     <w:uiPriority w:val="1"/>
+    <w:semiHidden/>
     <w:unhideWhenUsed/>
   </w:style>
   <w:style w:type="table" w:default="1" w:styleId="TableNormal">
@@ -29740,10 +29921,8 @@
     <w:qFormat/>
     <w:rsid w:val="00A86ADD"/>
     <w:pPr>
-      <w:numPr>
-        <w:numId w:val="23"/>
-      </w:numPr>
       <w:spacing w:before="100" w:beforeAutospacing="1" w:after="100" w:afterAutospacing="1" w:line="240" w:lineRule="auto"/>
+      <w:ind w:hanging="360"/>
       <w:outlineLvl w:val="3"/>
     </w:pPr>
     <w:rPr>

--- a/Documents/Mid-term-defense.docx
+++ b/Documents/Mid-term-defense.docx
@@ -4,11 +4,1794 @@
   <w:body>
     <w:p>
       <w:pPr>
-        <w:spacing w:after="0" w:line="259" w:lineRule="auto"/>
-        <w:ind w:left="685" w:firstLine="0"/>
+        <w:pStyle w:val="Style2"/>
+        <w:ind w:left="0" w:firstLine="0"/>
+      </w:pPr>
+      <w:bookmarkStart w:id="0" w:name="_Toc233059668"/>
+      <w:r>
+        <w:rPr>
+          <w:sz w:val="36"/>
+        </w:rPr>
+        <w:t>A Project Report on</w:t>
+      </w:r>
+      <w:bookmarkEnd w:id="0"/>
+    </w:p>
+    <w:p>
+      <w:pPr>
+        <w:spacing w:after="160" w:line="259" w:lineRule="auto"/>
+        <w:ind w:left="0" w:firstLine="0"/>
         <w:jc w:val="center"/>
         <w:rPr>
           <w:b/>
+          <w:bCs/>
+          <w:sz w:val="36"/>
+          <w:szCs w:val="28"/>
+        </w:rPr>
+      </w:pPr>
+      <w:bookmarkStart w:id="1" w:name="_Hlk233058715"/>
+      <w:r>
+        <w:rPr>
+          <w:b/>
+          <w:bCs/>
+          <w:sz w:val="36"/>
+          <w:szCs w:val="28"/>
+        </w:rPr>
+        <w:t>Nepal travel: Discover Hidden Natural Retreats</w:t>
+      </w:r>
+      <w:r>
+        <w:rPr>
+          <w:b/>
+          <w:bCs/>
+          <w:sz w:val="36"/>
+          <w:szCs w:val="28"/>
+        </w:rPr>
+        <w:tab/>
+      </w:r>
+    </w:p>
+    <w:bookmarkEnd w:id="1"/>
+    <w:p>
+      <w:pPr>
+        <w:spacing w:after="160" w:line="259" w:lineRule="auto"/>
+        <w:ind w:left="0" w:firstLine="0"/>
+        <w:jc w:val="center"/>
+        <w:rPr>
+          <w:b/>
+          <w:bCs/>
+          <w:sz w:val="36"/>
+          <w:szCs w:val="28"/>
+        </w:rPr>
+      </w:pPr>
+    </w:p>
+    <w:p>
+      <w:pPr>
+        <w:spacing w:after="160" w:line="259" w:lineRule="auto"/>
+        <w:ind w:left="0" w:firstLine="0"/>
+        <w:jc w:val="center"/>
+        <w:rPr>
+          <w:b/>
+          <w:bCs/>
+          <w:sz w:val="36"/>
+          <w:szCs w:val="28"/>
+        </w:rPr>
+      </w:pPr>
+    </w:p>
+    <w:p>
+      <w:pPr>
+        <w:spacing w:after="160" w:line="259" w:lineRule="auto"/>
+        <w:ind w:left="0" w:firstLine="0"/>
+        <w:jc w:val="center"/>
+        <w:rPr>
+          <w:b/>
+          <w:bCs/>
+          <w:sz w:val="28"/>
+          <w:szCs w:val="22"/>
+        </w:rPr>
+      </w:pPr>
+      <w:r>
+        <w:rPr>
+          <w:b/>
+          <w:bCs/>
+          <w:sz w:val="28"/>
+          <w:szCs w:val="22"/>
+        </w:rPr>
+        <w:t>Submitted by:</w:t>
+      </w:r>
+    </w:p>
+    <w:p>
+      <w:pPr>
+        <w:spacing w:after="160" w:line="259" w:lineRule="auto"/>
+        <w:ind w:left="0" w:firstLine="0"/>
+        <w:jc w:val="center"/>
+        <w:rPr>
+          <w:sz w:val="28"/>
+          <w:szCs w:val="22"/>
+        </w:rPr>
+      </w:pPr>
+      <w:bookmarkStart w:id="2" w:name="_Hlk233058755"/>
+      <w:r>
+        <w:rPr>
+          <w:sz w:val="28"/>
+          <w:szCs w:val="22"/>
+        </w:rPr>
+        <w:t xml:space="preserve">Aashish </w:t>
+      </w:r>
+      <w:proofErr w:type="gramStart"/>
+      <w:r>
+        <w:rPr>
+          <w:sz w:val="28"/>
+          <w:szCs w:val="22"/>
+        </w:rPr>
+        <w:t>Kark</w:t>
+      </w:r>
+      <w:r>
+        <w:rPr>
+          <w:sz w:val="28"/>
+          <w:szCs w:val="22"/>
+        </w:rPr>
+        <w:t xml:space="preserve">i,  </w:t>
+      </w:r>
+      <w:r>
+        <w:rPr>
+          <w:sz w:val="28"/>
+          <w:szCs w:val="22"/>
+        </w:rPr>
+        <w:t>Kismat</w:t>
+      </w:r>
+      <w:proofErr w:type="gramEnd"/>
+      <w:r>
+        <w:rPr>
+          <w:sz w:val="28"/>
+          <w:szCs w:val="22"/>
+        </w:rPr>
+        <w:t xml:space="preserve"> </w:t>
+      </w:r>
+      <w:r>
+        <w:rPr>
+          <w:sz w:val="28"/>
+          <w:szCs w:val="22"/>
+        </w:rPr>
+        <w:t>G</w:t>
+      </w:r>
+      <w:r>
+        <w:rPr>
+          <w:sz w:val="28"/>
+          <w:szCs w:val="22"/>
+        </w:rPr>
+        <w:t>iri</w:t>
+      </w:r>
+      <w:r>
+        <w:rPr>
+          <w:sz w:val="28"/>
+          <w:szCs w:val="22"/>
+        </w:rPr>
+        <w:t xml:space="preserve">, </w:t>
+      </w:r>
+      <w:proofErr w:type="spellStart"/>
+      <w:r>
+        <w:rPr>
+          <w:sz w:val="28"/>
+          <w:szCs w:val="22"/>
+        </w:rPr>
+        <w:t>S</w:t>
+      </w:r>
+      <w:r>
+        <w:rPr>
+          <w:sz w:val="28"/>
+          <w:szCs w:val="22"/>
+        </w:rPr>
+        <w:t>ugat</w:t>
+      </w:r>
+      <w:proofErr w:type="spellEnd"/>
+      <w:r>
+        <w:rPr>
+          <w:sz w:val="28"/>
+          <w:szCs w:val="22"/>
+        </w:rPr>
+        <w:t xml:space="preserve"> </w:t>
+      </w:r>
+      <w:proofErr w:type="spellStart"/>
+      <w:r>
+        <w:rPr>
+          <w:sz w:val="28"/>
+          <w:szCs w:val="22"/>
+        </w:rPr>
+        <w:t>K</w:t>
+      </w:r>
+      <w:r>
+        <w:rPr>
+          <w:sz w:val="28"/>
+          <w:szCs w:val="22"/>
+        </w:rPr>
+        <w:t>atuwa</w:t>
+      </w:r>
+      <w:r>
+        <w:rPr>
+          <w:sz w:val="28"/>
+          <w:szCs w:val="22"/>
+        </w:rPr>
+        <w:t>l</w:t>
+      </w:r>
+      <w:proofErr w:type="spellEnd"/>
+    </w:p>
+    <w:bookmarkEnd w:id="2"/>
+    <w:p>
+      <w:pPr>
+        <w:spacing w:after="160" w:line="259" w:lineRule="auto"/>
+        <w:ind w:left="0" w:firstLine="0"/>
+        <w:jc w:val="center"/>
+        <w:rPr>
+          <w:sz w:val="28"/>
+          <w:szCs w:val="22"/>
+        </w:rPr>
+      </w:pPr>
+      <w:r>
+        <w:rPr>
+          <w:sz w:val="28"/>
+          <w:szCs w:val="22"/>
+        </w:rPr>
+        <w:t>Roll no: 24080262, 24080282, 24080304</w:t>
+      </w:r>
+    </w:p>
+    <w:p>
+      <w:pPr>
+        <w:spacing w:after="160" w:line="259" w:lineRule="auto"/>
+        <w:ind w:left="0" w:firstLine="0"/>
+        <w:jc w:val="center"/>
+        <w:rPr>
+          <w:sz w:val="28"/>
+          <w:szCs w:val="22"/>
+        </w:rPr>
+      </w:pPr>
+      <w:r>
+        <w:rPr>
+          <w:sz w:val="28"/>
+          <w:szCs w:val="22"/>
+        </w:rPr>
+        <w:t>P.U. Registration Number: 2024-</w:t>
+      </w:r>
+      <w:r>
+        <w:rPr>
+          <w:sz w:val="28"/>
+          <w:szCs w:val="22"/>
+        </w:rPr>
+        <w:t>2</w:t>
+      </w:r>
+      <w:r>
+        <w:rPr>
+          <w:sz w:val="28"/>
+          <w:szCs w:val="22"/>
+        </w:rPr>
+        <w:t>-0</w:t>
+      </w:r>
+      <w:r>
+        <w:rPr>
+          <w:sz w:val="28"/>
+          <w:szCs w:val="22"/>
+        </w:rPr>
+        <w:t>8</w:t>
+      </w:r>
+      <w:r>
+        <w:rPr>
+          <w:sz w:val="28"/>
+          <w:szCs w:val="22"/>
+        </w:rPr>
+        <w:t>-0001</w:t>
+      </w:r>
+      <w:r>
+        <w:rPr>
+          <w:sz w:val="28"/>
+          <w:szCs w:val="22"/>
+        </w:rPr>
+        <w:t xml:space="preserve">, </w:t>
+      </w:r>
+      <w:r>
+        <w:rPr>
+          <w:sz w:val="28"/>
+          <w:szCs w:val="22"/>
+        </w:rPr>
+        <w:t>2024-</w:t>
+      </w:r>
+      <w:r>
+        <w:rPr>
+          <w:sz w:val="28"/>
+          <w:szCs w:val="22"/>
+        </w:rPr>
+        <w:t>2</w:t>
+      </w:r>
+      <w:r>
+        <w:rPr>
+          <w:sz w:val="28"/>
+          <w:szCs w:val="22"/>
+        </w:rPr>
+        <w:t>-0</w:t>
+      </w:r>
+      <w:r>
+        <w:rPr>
+          <w:sz w:val="28"/>
+          <w:szCs w:val="22"/>
+        </w:rPr>
+        <w:t>8</w:t>
+      </w:r>
+      <w:r>
+        <w:rPr>
+          <w:sz w:val="28"/>
+          <w:szCs w:val="22"/>
+        </w:rPr>
+        <w:t>-00</w:t>
+      </w:r>
+      <w:r>
+        <w:rPr>
+          <w:sz w:val="28"/>
+          <w:szCs w:val="22"/>
+        </w:rPr>
+        <w:t>21</w:t>
+      </w:r>
+      <w:r>
+        <w:rPr>
+          <w:sz w:val="28"/>
+          <w:szCs w:val="22"/>
+        </w:rPr>
+        <w:t>,</w:t>
+      </w:r>
+      <w:r>
+        <w:rPr>
+          <w:sz w:val="28"/>
+          <w:szCs w:val="22"/>
+        </w:rPr>
+        <w:t xml:space="preserve"> </w:t>
+      </w:r>
+      <w:r>
+        <w:rPr>
+          <w:sz w:val="28"/>
+          <w:szCs w:val="22"/>
+        </w:rPr>
+        <w:t>2024-</w:t>
+      </w:r>
+      <w:r>
+        <w:rPr>
+          <w:sz w:val="28"/>
+          <w:szCs w:val="22"/>
+        </w:rPr>
+        <w:t>2</w:t>
+      </w:r>
+      <w:r>
+        <w:rPr>
+          <w:sz w:val="28"/>
+          <w:szCs w:val="22"/>
+        </w:rPr>
+        <w:t>-0</w:t>
+      </w:r>
+      <w:r>
+        <w:rPr>
+          <w:sz w:val="28"/>
+          <w:szCs w:val="22"/>
+        </w:rPr>
+        <w:t>8</w:t>
+      </w:r>
+      <w:r>
+        <w:rPr>
+          <w:sz w:val="28"/>
+          <w:szCs w:val="22"/>
+        </w:rPr>
+        <w:t>-00</w:t>
+      </w:r>
+      <w:r>
+        <w:rPr>
+          <w:sz w:val="28"/>
+          <w:szCs w:val="22"/>
+        </w:rPr>
+        <w:t>43</w:t>
+      </w:r>
+    </w:p>
+    <w:p>
+      <w:pPr>
+        <w:spacing w:after="160" w:line="259" w:lineRule="auto"/>
+        <w:ind w:left="0" w:firstLine="0"/>
+        <w:jc w:val="center"/>
+        <w:rPr>
+          <w:sz w:val="28"/>
+          <w:szCs w:val="22"/>
+        </w:rPr>
+      </w:pPr>
+    </w:p>
+    <w:p>
+      <w:pPr>
+        <w:spacing w:after="160" w:line="259" w:lineRule="auto"/>
+        <w:ind w:left="0" w:firstLine="0"/>
+        <w:jc w:val="center"/>
+        <w:rPr>
+          <w:sz w:val="28"/>
+          <w:szCs w:val="22"/>
+        </w:rPr>
+      </w:pPr>
+    </w:p>
+    <w:p>
+      <w:pPr>
+        <w:spacing w:after="160" w:line="259" w:lineRule="auto"/>
+        <w:ind w:left="0" w:firstLine="0"/>
+        <w:jc w:val="center"/>
+        <w:rPr>
+          <w:b/>
+          <w:bCs/>
+          <w:sz w:val="28"/>
+          <w:szCs w:val="22"/>
+        </w:rPr>
+      </w:pPr>
+      <w:r>
+        <w:rPr>
+          <w:b/>
+          <w:bCs/>
+          <w:sz w:val="28"/>
+          <w:szCs w:val="22"/>
+        </w:rPr>
+        <w:t>Submitted to</w:t>
+      </w:r>
+    </w:p>
+    <w:p>
+      <w:pPr>
+        <w:spacing w:after="160" w:line="259" w:lineRule="auto"/>
+        <w:ind w:left="0" w:firstLine="0"/>
+        <w:jc w:val="center"/>
+        <w:rPr>
+          <w:sz w:val="28"/>
+          <w:szCs w:val="22"/>
+        </w:rPr>
+      </w:pPr>
+      <w:r>
+        <w:rPr>
+          <w:sz w:val="28"/>
+          <w:szCs w:val="22"/>
+        </w:rPr>
+        <w:t>Ace Institute of Management</w:t>
+      </w:r>
+    </w:p>
+    <w:p>
+      <w:pPr>
+        <w:spacing w:after="160" w:line="259" w:lineRule="auto"/>
+        <w:ind w:left="0" w:firstLine="0"/>
+        <w:jc w:val="center"/>
+        <w:rPr>
+          <w:sz w:val="28"/>
+          <w:szCs w:val="22"/>
+        </w:rPr>
+      </w:pPr>
+      <w:r>
+        <w:rPr>
+          <w:sz w:val="28"/>
+          <w:szCs w:val="22"/>
+        </w:rPr>
+        <w:t>Pokhara University</w:t>
+      </w:r>
+    </w:p>
+    <w:p>
+      <w:pPr>
+        <w:spacing w:after="160" w:line="259" w:lineRule="auto"/>
+        <w:ind w:left="0" w:firstLine="0"/>
+        <w:jc w:val="center"/>
+        <w:rPr>
+          <w:sz w:val="28"/>
+          <w:szCs w:val="22"/>
+        </w:rPr>
+      </w:pPr>
+    </w:p>
+    <w:p>
+      <w:pPr>
+        <w:spacing w:after="160" w:line="259" w:lineRule="auto"/>
+        <w:ind w:left="0" w:firstLine="0"/>
+        <w:rPr>
+          <w:sz w:val="28"/>
+          <w:szCs w:val="22"/>
+        </w:rPr>
+      </w:pPr>
+    </w:p>
+    <w:p>
+      <w:pPr>
+        <w:spacing w:after="160" w:line="259" w:lineRule="auto"/>
+        <w:ind w:left="0" w:firstLine="0"/>
+        <w:jc w:val="center"/>
+        <w:rPr>
+          <w:sz w:val="28"/>
+          <w:szCs w:val="22"/>
+        </w:rPr>
+      </w:pPr>
+    </w:p>
+    <w:p>
+      <w:pPr>
+        <w:spacing w:after="160" w:line="259" w:lineRule="auto"/>
+        <w:ind w:left="0" w:firstLine="0"/>
+        <w:jc w:val="center"/>
+        <w:rPr>
+          <w:sz w:val="28"/>
+          <w:szCs w:val="22"/>
+        </w:rPr>
+      </w:pPr>
+      <w:r>
+        <w:rPr>
+          <w:sz w:val="28"/>
+          <w:szCs w:val="22"/>
+        </w:rPr>
+        <w:t>In partial fulfillment of the requirement for the degree of</w:t>
+      </w:r>
+    </w:p>
+    <w:p>
+      <w:pPr>
+        <w:spacing w:after="160" w:line="259" w:lineRule="auto"/>
+        <w:ind w:left="0" w:firstLine="0"/>
+        <w:jc w:val="center"/>
+        <w:rPr>
+          <w:sz w:val="28"/>
+          <w:szCs w:val="22"/>
+        </w:rPr>
+      </w:pPr>
+      <w:r>
+        <w:rPr>
+          <w:sz w:val="28"/>
+          <w:szCs w:val="22"/>
+        </w:rPr>
+        <w:t>Bachelors of Computer System and Information Technology</w:t>
+      </w:r>
+    </w:p>
+    <w:p>
+      <w:pPr>
+        <w:spacing w:after="160" w:line="259" w:lineRule="auto"/>
+        <w:ind w:left="0" w:firstLine="0"/>
+        <w:jc w:val="center"/>
+      </w:pPr>
+    </w:p>
+    <w:p>
+      <w:pPr>
+        <w:spacing w:after="160" w:line="259" w:lineRule="auto"/>
+        <w:ind w:left="0" w:firstLine="0"/>
+        <w:jc w:val="center"/>
+      </w:pPr>
+    </w:p>
+    <w:p>
+      <w:pPr>
+        <w:spacing w:after="160" w:line="259" w:lineRule="auto"/>
+        <w:ind w:left="0" w:firstLine="0"/>
+        <w:jc w:val="center"/>
+      </w:pPr>
+    </w:p>
+    <w:p>
+      <w:pPr>
+        <w:spacing w:after="160" w:line="259" w:lineRule="auto"/>
+        <w:ind w:left="0" w:firstLine="0"/>
+        <w:jc w:val="center"/>
+        <w:rPr>
+          <w:sz w:val="28"/>
+          <w:szCs w:val="22"/>
+        </w:rPr>
+      </w:pPr>
+    </w:p>
+    <w:p>
+      <w:pPr>
+        <w:spacing w:after="160" w:line="259" w:lineRule="auto"/>
+        <w:ind w:left="0" w:firstLine="0"/>
+        <w:jc w:val="center"/>
+        <w:rPr>
+          <w:sz w:val="28"/>
+          <w:szCs w:val="22"/>
+        </w:rPr>
+      </w:pPr>
+      <w:r>
+        <w:rPr>
+          <w:sz w:val="28"/>
+          <w:szCs w:val="22"/>
+        </w:rPr>
+        <w:t>Kathmandu</w:t>
+      </w:r>
+    </w:p>
+    <w:p>
+      <w:pPr>
+        <w:spacing w:after="160" w:line="259" w:lineRule="auto"/>
+        <w:ind w:left="0" w:firstLine="0"/>
+        <w:jc w:val="center"/>
+      </w:pPr>
+      <w:r>
+        <w:rPr>
+          <w:sz w:val="28"/>
+          <w:szCs w:val="22"/>
+        </w:rPr>
+        <w:t>June</w:t>
+      </w:r>
+      <w:r>
+        <w:rPr>
+          <w:sz w:val="28"/>
+          <w:szCs w:val="22"/>
+        </w:rPr>
+        <w:t>-23</w:t>
+      </w:r>
+      <w:r>
+        <w:rPr>
+          <w:sz w:val="28"/>
+          <w:szCs w:val="22"/>
+        </w:rPr>
+        <w:t>, 2026</w:t>
+      </w:r>
+      <w:r>
+        <w:br/>
+      </w:r>
+    </w:p>
+    <w:p>
+      <w:pPr>
+        <w:spacing w:after="160" w:line="259" w:lineRule="auto"/>
+        <w:ind w:left="0" w:firstLine="0"/>
+        <w:jc w:val="center"/>
+        <w:rPr>
+          <w:b/>
+          <w:bCs/>
+          <w:sz w:val="32"/>
+          <w:szCs w:val="24"/>
+        </w:rPr>
+      </w:pPr>
+      <w:r>
+        <w:rPr>
+          <w:b/>
+          <w:bCs/>
+          <w:sz w:val="32"/>
+          <w:szCs w:val="24"/>
+        </w:rPr>
+        <w:lastRenderedPageBreak/>
+        <w:t xml:space="preserve">SUPERVISOR RECOMMENDATION </w:t>
+      </w:r>
+    </w:p>
+    <w:p>
+      <w:pPr>
+        <w:spacing w:after="160" w:line="259" w:lineRule="auto"/>
+        <w:ind w:left="0" w:firstLine="0"/>
+        <w:jc w:val="center"/>
+        <w:rPr>
+          <w:b/>
+          <w:bCs/>
+          <w:sz w:val="32"/>
+          <w:szCs w:val="24"/>
+        </w:rPr>
+      </w:pPr>
+    </w:p>
+    <w:p>
+      <w:pPr>
+        <w:spacing w:after="160" w:line="259" w:lineRule="auto"/>
+        <w:ind w:left="0" w:firstLine="0"/>
+        <w:jc w:val="center"/>
+        <w:rPr>
+          <w:b/>
+          <w:bCs/>
+          <w:sz w:val="40"/>
+          <w:szCs w:val="32"/>
+        </w:rPr>
+      </w:pPr>
+    </w:p>
+    <w:p>
+      <w:pPr>
+        <w:spacing w:after="160" w:line="259" w:lineRule="auto"/>
+        <w:ind w:left="0" w:firstLine="0"/>
+        <w:rPr>
+          <w:szCs w:val="20"/>
+        </w:rPr>
+      </w:pPr>
+      <w:r>
+        <w:rPr>
+          <w:szCs w:val="20"/>
+        </w:rPr>
+        <w:t xml:space="preserve">This is to certify that this project entitled, </w:t>
+      </w:r>
+      <w:r>
+        <w:rPr>
+          <w:szCs w:val="20"/>
+        </w:rPr>
+        <w:t>“</w:t>
+      </w:r>
+      <w:r>
+        <w:rPr>
+          <w:b/>
+          <w:bCs/>
+          <w:szCs w:val="20"/>
+        </w:rPr>
+        <w:t>Nepal travel: Discover Hidden Natural Retreats</w:t>
+      </w:r>
+      <w:r>
+        <w:rPr>
+          <w:b/>
+          <w:bCs/>
+          <w:szCs w:val="20"/>
+        </w:rPr>
+        <w:t xml:space="preserve">” </w:t>
+      </w:r>
+      <w:r>
+        <w:rPr>
+          <w:szCs w:val="20"/>
+        </w:rPr>
+        <w:t>prepared and submitted</w:t>
+      </w:r>
+      <w:r>
+        <w:rPr>
+          <w:b/>
+          <w:bCs/>
+          <w:szCs w:val="20"/>
+        </w:rPr>
+        <w:t xml:space="preserve"> </w:t>
+      </w:r>
+      <w:r>
+        <w:rPr>
+          <w:szCs w:val="20"/>
+        </w:rPr>
+        <w:t xml:space="preserve">by </w:t>
+      </w:r>
+      <w:r>
+        <w:rPr>
+          <w:b/>
+          <w:bCs/>
+          <w:szCs w:val="20"/>
+        </w:rPr>
+        <w:t xml:space="preserve">Aashish </w:t>
+      </w:r>
+      <w:proofErr w:type="gramStart"/>
+      <w:r>
+        <w:rPr>
+          <w:b/>
+          <w:bCs/>
+          <w:szCs w:val="20"/>
+        </w:rPr>
+        <w:t>Kark</w:t>
+      </w:r>
+      <w:r>
+        <w:rPr>
+          <w:b/>
+          <w:bCs/>
+          <w:szCs w:val="20"/>
+        </w:rPr>
+        <w:t xml:space="preserve">i,  </w:t>
+      </w:r>
+      <w:r>
+        <w:rPr>
+          <w:b/>
+          <w:bCs/>
+          <w:szCs w:val="20"/>
+        </w:rPr>
+        <w:t>Kismat</w:t>
+      </w:r>
+      <w:proofErr w:type="gramEnd"/>
+      <w:r>
+        <w:rPr>
+          <w:b/>
+          <w:bCs/>
+          <w:szCs w:val="20"/>
+        </w:rPr>
+        <w:t xml:space="preserve"> </w:t>
+      </w:r>
+      <w:r>
+        <w:rPr>
+          <w:b/>
+          <w:bCs/>
+          <w:szCs w:val="20"/>
+        </w:rPr>
+        <w:t>G</w:t>
+      </w:r>
+      <w:r>
+        <w:rPr>
+          <w:b/>
+          <w:bCs/>
+          <w:szCs w:val="20"/>
+        </w:rPr>
+        <w:t>iri</w:t>
+      </w:r>
+      <w:r>
+        <w:rPr>
+          <w:szCs w:val="20"/>
+        </w:rPr>
+        <w:t xml:space="preserve"> and</w:t>
+      </w:r>
+      <w:r>
+        <w:rPr>
+          <w:b/>
+          <w:bCs/>
+          <w:szCs w:val="20"/>
+        </w:rPr>
+        <w:t xml:space="preserve"> </w:t>
+      </w:r>
+      <w:r>
+        <w:rPr>
+          <w:b/>
+          <w:bCs/>
+          <w:szCs w:val="20"/>
+        </w:rPr>
+        <w:t xml:space="preserve"> </w:t>
+      </w:r>
+      <w:proofErr w:type="spellStart"/>
+      <w:r>
+        <w:rPr>
+          <w:b/>
+          <w:bCs/>
+          <w:szCs w:val="20"/>
+        </w:rPr>
+        <w:t>S</w:t>
+      </w:r>
+      <w:r>
+        <w:rPr>
+          <w:b/>
+          <w:bCs/>
+          <w:szCs w:val="20"/>
+        </w:rPr>
+        <w:t>ugat</w:t>
+      </w:r>
+      <w:proofErr w:type="spellEnd"/>
+      <w:r>
+        <w:rPr>
+          <w:b/>
+          <w:bCs/>
+          <w:szCs w:val="20"/>
+        </w:rPr>
+        <w:t xml:space="preserve"> </w:t>
+      </w:r>
+      <w:proofErr w:type="spellStart"/>
+      <w:r>
+        <w:rPr>
+          <w:b/>
+          <w:bCs/>
+          <w:szCs w:val="20"/>
+        </w:rPr>
+        <w:t>K</w:t>
+      </w:r>
+      <w:r>
+        <w:rPr>
+          <w:b/>
+          <w:bCs/>
+          <w:szCs w:val="20"/>
+        </w:rPr>
+        <w:t>atuwa</w:t>
+      </w:r>
+      <w:r>
+        <w:rPr>
+          <w:b/>
+          <w:bCs/>
+          <w:szCs w:val="20"/>
+        </w:rPr>
+        <w:t>l</w:t>
+      </w:r>
+      <w:proofErr w:type="spellEnd"/>
+      <w:r>
+        <w:rPr>
+          <w:szCs w:val="20"/>
+        </w:rPr>
+        <w:t xml:space="preserve"> </w:t>
+      </w:r>
+      <w:r>
+        <w:rPr>
+          <w:szCs w:val="20"/>
+        </w:rPr>
+        <w:t>in partial fulfillment of the requirements of</w:t>
+      </w:r>
+      <w:r>
+        <w:rPr>
+          <w:szCs w:val="20"/>
+        </w:rPr>
+        <w:t xml:space="preserve"> </w:t>
+      </w:r>
+      <w:r>
+        <w:rPr>
+          <w:szCs w:val="20"/>
+        </w:rPr>
+        <w:t>the degree of Bachelor of Computer System and Information Technology (BCSIT) awarded by</w:t>
+      </w:r>
+      <w:r>
+        <w:rPr>
+          <w:szCs w:val="20"/>
+        </w:rPr>
+        <w:t xml:space="preserve"> </w:t>
+      </w:r>
+      <w:r>
+        <w:rPr>
+          <w:szCs w:val="20"/>
+        </w:rPr>
+        <w:t>Pokhara University, has been completed under my supervision. I recommend the same for</w:t>
+      </w:r>
+      <w:r>
+        <w:rPr>
+          <w:szCs w:val="20"/>
+        </w:rPr>
+        <w:t xml:space="preserve"> </w:t>
+      </w:r>
+      <w:r>
+        <w:rPr>
+          <w:szCs w:val="20"/>
+        </w:rPr>
+        <w:t>acceptance by the University.</w:t>
+      </w:r>
+    </w:p>
+    <w:p>
+      <w:pPr>
+        <w:spacing w:after="160" w:line="259" w:lineRule="auto"/>
+        <w:ind w:left="0" w:firstLine="0"/>
+        <w:jc w:val="left"/>
+        <w:rPr>
+          <w:szCs w:val="20"/>
+        </w:rPr>
+      </w:pPr>
+    </w:p>
+    <w:p>
+      <w:pPr>
+        <w:spacing w:after="160" w:line="259" w:lineRule="auto"/>
+        <w:ind w:left="0" w:firstLine="0"/>
+        <w:jc w:val="left"/>
+        <w:rPr>
+          <w:sz w:val="28"/>
+          <w:szCs w:val="22"/>
+        </w:rPr>
+      </w:pPr>
+    </w:p>
+    <w:p>
+      <w:pPr>
+        <w:spacing w:after="160" w:line="259" w:lineRule="auto"/>
+        <w:ind w:left="0" w:firstLine="0"/>
+        <w:jc w:val="left"/>
+        <w:rPr>
+          <w:sz w:val="28"/>
+          <w:szCs w:val="22"/>
+        </w:rPr>
+      </w:pPr>
+    </w:p>
+    <w:p>
+      <w:pPr>
+        <w:spacing w:after="160" w:line="259" w:lineRule="auto"/>
+        <w:ind w:left="0" w:firstLine="0"/>
+        <w:jc w:val="left"/>
+        <w:rPr>
+          <w:b/>
+          <w:bCs/>
+          <w:szCs w:val="20"/>
+        </w:rPr>
+      </w:pPr>
+    </w:p>
+    <w:p>
+      <w:pPr>
+        <w:spacing w:after="160" w:line="259" w:lineRule="auto"/>
+        <w:ind w:left="0" w:firstLine="0"/>
+        <w:jc w:val="left"/>
+        <w:rPr>
+          <w:b/>
+          <w:bCs/>
+          <w:szCs w:val="20"/>
+        </w:rPr>
+      </w:pPr>
+      <w:r>
+        <w:rPr>
+          <w:b/>
+          <w:bCs/>
+          <w:szCs w:val="20"/>
+        </w:rPr>
+        <w:t xml:space="preserve">………………. </w:t>
+      </w:r>
+    </w:p>
+    <w:p>
+      <w:pPr>
+        <w:spacing w:after="160" w:line="259" w:lineRule="auto"/>
+        <w:ind w:left="0" w:firstLine="0"/>
+        <w:jc w:val="left"/>
+        <w:rPr>
+          <w:b/>
+          <w:bCs/>
+          <w:szCs w:val="20"/>
+        </w:rPr>
+      </w:pPr>
+      <w:r>
+        <w:rPr>
+          <w:b/>
+          <w:bCs/>
+          <w:szCs w:val="20"/>
+        </w:rPr>
+        <w:t xml:space="preserve">Supervisor </w:t>
+      </w:r>
+    </w:p>
+    <w:p>
+      <w:pPr>
+        <w:spacing w:after="160" w:line="259" w:lineRule="auto"/>
+        <w:ind w:left="0" w:firstLine="0"/>
+        <w:jc w:val="left"/>
+        <w:rPr>
+          <w:b/>
+          <w:bCs/>
+          <w:szCs w:val="20"/>
+        </w:rPr>
+      </w:pPr>
+      <w:r>
+        <w:rPr>
+          <w:b/>
+          <w:bCs/>
+          <w:szCs w:val="20"/>
+        </w:rPr>
+        <w:t xml:space="preserve">Mr. Sanju Shrestha </w:t>
+      </w:r>
+    </w:p>
+    <w:p>
+      <w:pPr>
+        <w:spacing w:after="160" w:line="259" w:lineRule="auto"/>
+        <w:ind w:left="0" w:firstLine="0"/>
+        <w:jc w:val="left"/>
+        <w:rPr>
+          <w:b/>
+          <w:bCs/>
+          <w:szCs w:val="20"/>
+        </w:rPr>
+      </w:pPr>
+      <w:r>
+        <w:rPr>
+          <w:b/>
+          <w:bCs/>
+          <w:szCs w:val="20"/>
+        </w:rPr>
+        <w:t>Ace Institute of Management</w:t>
+      </w:r>
+    </w:p>
+    <w:p>
+      <w:pPr>
+        <w:spacing w:after="160" w:line="259" w:lineRule="auto"/>
+        <w:ind w:left="0" w:firstLine="0"/>
+        <w:jc w:val="left"/>
+        <w:rPr>
+          <w:b/>
+          <w:bCs/>
+          <w:szCs w:val="20"/>
+        </w:rPr>
+      </w:pPr>
+      <w:r>
+        <w:rPr>
+          <w:b/>
+          <w:bCs/>
+          <w:szCs w:val="20"/>
+        </w:rPr>
+        <w:br w:type="page"/>
+      </w:r>
+    </w:p>
+    <w:p>
+      <w:pPr>
+        <w:spacing w:after="160" w:line="259" w:lineRule="auto"/>
+        <w:ind w:left="0" w:firstLine="0"/>
+        <w:jc w:val="center"/>
+        <w:rPr>
+          <w:b/>
+          <w:bCs/>
+          <w:sz w:val="32"/>
+          <w:szCs w:val="24"/>
+        </w:rPr>
+      </w:pPr>
+      <w:r>
+        <w:rPr>
+          <w:b/>
+          <w:bCs/>
+          <w:sz w:val="32"/>
+          <w:szCs w:val="24"/>
+        </w:rPr>
+        <w:lastRenderedPageBreak/>
+        <w:t>CERTIFICATE OF APPROVAL</w:t>
+      </w:r>
+    </w:p>
+    <w:p>
+      <w:pPr>
+        <w:spacing w:after="160" w:line="259" w:lineRule="auto"/>
+        <w:ind w:left="0" w:firstLine="0"/>
+        <w:jc w:val="center"/>
+        <w:rPr>
+          <w:b/>
+          <w:bCs/>
+          <w:sz w:val="36"/>
+          <w:szCs w:val="28"/>
+        </w:rPr>
+      </w:pPr>
+    </w:p>
+    <w:p>
+      <w:pPr>
+        <w:spacing w:after="160" w:line="259" w:lineRule="auto"/>
+        <w:ind w:left="0" w:firstLine="0"/>
+        <w:jc w:val="left"/>
+        <w:rPr>
+          <w:b/>
+          <w:bCs/>
+          <w:sz w:val="28"/>
+          <w:szCs w:val="28"/>
+        </w:rPr>
+      </w:pPr>
+    </w:p>
+    <w:p>
+      <w:pPr>
+        <w:spacing w:after="160" w:line="259" w:lineRule="auto"/>
+        <w:ind w:left="0" w:firstLine="0"/>
+        <w:rPr>
+          <w:szCs w:val="24"/>
+        </w:rPr>
+      </w:pPr>
+      <w:r>
+        <w:rPr>
+          <w:szCs w:val="24"/>
+        </w:rPr>
+        <w:t>This project entitled, “</w:t>
+      </w:r>
+      <w:r>
+        <w:rPr>
+          <w:b/>
+          <w:bCs/>
+          <w:szCs w:val="24"/>
+        </w:rPr>
+        <w:t xml:space="preserve">Nepal travel: Discover Hidden Natural Retreats” </w:t>
+      </w:r>
+      <w:r>
+        <w:rPr>
+          <w:szCs w:val="24"/>
+        </w:rPr>
+        <w:t>prepared and submitted</w:t>
+      </w:r>
+      <w:r>
+        <w:rPr>
+          <w:b/>
+          <w:bCs/>
+          <w:szCs w:val="24"/>
+        </w:rPr>
+        <w:t xml:space="preserve"> </w:t>
+      </w:r>
+      <w:r>
+        <w:rPr>
+          <w:szCs w:val="24"/>
+        </w:rPr>
+        <w:t xml:space="preserve">by </w:t>
+      </w:r>
+      <w:r>
+        <w:rPr>
+          <w:b/>
+          <w:bCs/>
+          <w:szCs w:val="24"/>
+        </w:rPr>
+        <w:t xml:space="preserve">Aashish </w:t>
+      </w:r>
+      <w:proofErr w:type="gramStart"/>
+      <w:r>
+        <w:rPr>
+          <w:b/>
+          <w:bCs/>
+          <w:szCs w:val="24"/>
+        </w:rPr>
+        <w:t>Kark</w:t>
+      </w:r>
+      <w:r>
+        <w:rPr>
+          <w:b/>
+          <w:bCs/>
+          <w:szCs w:val="24"/>
+        </w:rPr>
+        <w:t xml:space="preserve">i,  </w:t>
+      </w:r>
+      <w:r>
+        <w:rPr>
+          <w:b/>
+          <w:bCs/>
+          <w:szCs w:val="24"/>
+        </w:rPr>
+        <w:t>Kismat</w:t>
+      </w:r>
+      <w:proofErr w:type="gramEnd"/>
+      <w:r>
+        <w:rPr>
+          <w:b/>
+          <w:bCs/>
+          <w:szCs w:val="24"/>
+        </w:rPr>
+        <w:t xml:space="preserve"> </w:t>
+      </w:r>
+      <w:r>
+        <w:rPr>
+          <w:b/>
+          <w:bCs/>
+          <w:szCs w:val="24"/>
+        </w:rPr>
+        <w:t>G</w:t>
+      </w:r>
+      <w:r>
+        <w:rPr>
+          <w:b/>
+          <w:bCs/>
+          <w:szCs w:val="24"/>
+        </w:rPr>
+        <w:t>iri</w:t>
+      </w:r>
+      <w:r>
+        <w:rPr>
+          <w:szCs w:val="24"/>
+        </w:rPr>
+        <w:t xml:space="preserve"> and</w:t>
+      </w:r>
+      <w:r>
+        <w:rPr>
+          <w:b/>
+          <w:bCs/>
+          <w:szCs w:val="24"/>
+        </w:rPr>
+        <w:t xml:space="preserve">  </w:t>
+      </w:r>
+      <w:proofErr w:type="spellStart"/>
+      <w:r>
+        <w:rPr>
+          <w:b/>
+          <w:bCs/>
+          <w:szCs w:val="24"/>
+        </w:rPr>
+        <w:t>S</w:t>
+      </w:r>
+      <w:r>
+        <w:rPr>
+          <w:b/>
+          <w:bCs/>
+          <w:szCs w:val="24"/>
+        </w:rPr>
+        <w:t>ugat</w:t>
+      </w:r>
+      <w:proofErr w:type="spellEnd"/>
+      <w:r>
+        <w:rPr>
+          <w:b/>
+          <w:bCs/>
+          <w:szCs w:val="24"/>
+        </w:rPr>
+        <w:t xml:space="preserve"> </w:t>
+      </w:r>
+      <w:proofErr w:type="spellStart"/>
+      <w:r>
+        <w:rPr>
+          <w:b/>
+          <w:bCs/>
+          <w:szCs w:val="24"/>
+        </w:rPr>
+        <w:t>K</w:t>
+      </w:r>
+      <w:r>
+        <w:rPr>
+          <w:b/>
+          <w:bCs/>
+          <w:szCs w:val="24"/>
+        </w:rPr>
+        <w:t>atuwa</w:t>
+      </w:r>
+      <w:r>
+        <w:rPr>
+          <w:b/>
+          <w:bCs/>
+          <w:szCs w:val="24"/>
+        </w:rPr>
+        <w:t>l</w:t>
+      </w:r>
+      <w:proofErr w:type="spellEnd"/>
+      <w:r>
+        <w:rPr>
+          <w:szCs w:val="24"/>
+        </w:rPr>
+        <w:t xml:space="preserve"> has been examined and is accepted for the award of the degree of Bachelor of Computer System and Information Technology (BCSIT) awarded by Pokhara</w:t>
+      </w:r>
+      <w:r>
+        <w:rPr>
+          <w:szCs w:val="24"/>
+        </w:rPr>
+        <w:t xml:space="preserve"> </w:t>
+      </w:r>
+      <w:r>
+        <w:rPr>
+          <w:szCs w:val="24"/>
+        </w:rPr>
+        <w:t xml:space="preserve">University. </w:t>
+      </w:r>
+    </w:p>
+    <w:p>
+      <w:pPr>
+        <w:spacing w:after="160" w:line="259" w:lineRule="auto"/>
+        <w:ind w:left="0" w:firstLine="0"/>
+        <w:rPr>
+          <w:sz w:val="28"/>
+          <w:szCs w:val="28"/>
+        </w:rPr>
+      </w:pPr>
+    </w:p>
+    <w:p>
+      <w:pPr>
+        <w:spacing w:after="160" w:line="259" w:lineRule="auto"/>
+        <w:ind w:left="0" w:firstLine="0"/>
+        <w:rPr>
+          <w:sz w:val="28"/>
+          <w:szCs w:val="28"/>
+        </w:rPr>
+      </w:pPr>
+    </w:p>
+    <w:p>
+      <w:pPr>
+        <w:spacing w:after="160" w:line="259" w:lineRule="auto"/>
+        <w:ind w:left="0" w:firstLine="0"/>
+        <w:rPr>
+          <w:sz w:val="32"/>
+          <w:szCs w:val="24"/>
+        </w:rPr>
+      </w:pPr>
+    </w:p>
+    <w:p>
+      <w:pPr>
+        <w:spacing w:after="160" w:line="259" w:lineRule="auto"/>
+        <w:ind w:left="0" w:firstLine="0"/>
+        <w:jc w:val="left"/>
+        <w:rPr>
+          <w:szCs w:val="20"/>
+        </w:rPr>
+      </w:pPr>
+      <w:r>
+        <w:rPr>
+          <w:szCs w:val="20"/>
+        </w:rPr>
+        <w:t xml:space="preserve">…..…..……………..       </w:t>
+      </w:r>
+      <w:r>
+        <w:rPr>
+          <w:szCs w:val="20"/>
+        </w:rPr>
+        <w:t xml:space="preserve"> </w:t>
+      </w:r>
+      <w:r>
+        <w:rPr>
+          <w:szCs w:val="20"/>
+        </w:rPr>
+        <w:tab/>
+        <w:t xml:space="preserve">                                   </w:t>
+      </w:r>
+      <w:r>
+        <w:rPr>
+          <w:szCs w:val="20"/>
+        </w:rPr>
+        <w:t xml:space="preserve">                         </w:t>
+      </w:r>
+      <w:r>
+        <w:rPr>
+          <w:szCs w:val="20"/>
+        </w:rPr>
+        <w:t xml:space="preserve"> </w:t>
+      </w:r>
+      <w:r>
+        <w:rPr>
+          <w:szCs w:val="20"/>
+        </w:rPr>
+        <w:t xml:space="preserve">………………….. </w:t>
+      </w:r>
+    </w:p>
+    <w:p>
+      <w:pPr>
+        <w:spacing w:after="160" w:line="259" w:lineRule="auto"/>
+        <w:ind w:left="0" w:firstLine="0"/>
+        <w:jc w:val="left"/>
+        <w:rPr>
+          <w:szCs w:val="20"/>
+        </w:rPr>
+      </w:pPr>
+      <w:r>
+        <w:rPr>
+          <w:szCs w:val="20"/>
+        </w:rPr>
+        <w:t xml:space="preserve">Supervisor      </w:t>
+      </w:r>
+      <w:r>
+        <w:rPr>
+          <w:szCs w:val="20"/>
+        </w:rPr>
+        <w:t xml:space="preserve">                                                               </w:t>
+      </w:r>
+      <w:r>
+        <w:rPr>
+          <w:szCs w:val="20"/>
+        </w:rPr>
+        <w:t xml:space="preserve">                      </w:t>
+      </w:r>
+      <w:r>
+        <w:rPr>
+          <w:szCs w:val="20"/>
+        </w:rPr>
+        <w:t xml:space="preserve"> </w:t>
+      </w:r>
+      <w:r>
+        <w:rPr>
+          <w:szCs w:val="20"/>
+        </w:rPr>
+        <w:t xml:space="preserve">Examiner </w:t>
+      </w:r>
+    </w:p>
+    <w:p>
+      <w:pPr>
+        <w:spacing w:after="160" w:line="259" w:lineRule="auto"/>
+        <w:ind w:left="0" w:firstLine="0"/>
+        <w:jc w:val="left"/>
+        <w:rPr>
+          <w:szCs w:val="20"/>
+        </w:rPr>
+      </w:pPr>
+      <w:r>
+        <w:rPr>
+          <w:szCs w:val="20"/>
+        </w:rPr>
+        <w:t xml:space="preserve">Mr. Sanju Shrestha        </w:t>
+      </w:r>
+    </w:p>
+    <w:p>
+      <w:pPr>
+        <w:spacing w:after="160" w:line="259" w:lineRule="auto"/>
+        <w:ind w:left="0" w:firstLine="0"/>
+        <w:jc w:val="left"/>
+        <w:rPr>
+          <w:szCs w:val="20"/>
+        </w:rPr>
+      </w:pPr>
+      <w:r>
+        <w:rPr>
+          <w:szCs w:val="20"/>
+        </w:rPr>
+        <w:t>Ace Institute of Management</w:t>
+      </w:r>
+    </w:p>
+    <w:p>
+      <w:pPr>
+        <w:spacing w:after="160" w:line="259" w:lineRule="auto"/>
+        <w:ind w:left="0" w:firstLine="0"/>
+        <w:jc w:val="left"/>
+        <w:rPr>
+          <w:szCs w:val="20"/>
+        </w:rPr>
+      </w:pPr>
+    </w:p>
+    <w:p>
+      <w:pPr>
+        <w:spacing w:after="160" w:line="259" w:lineRule="auto"/>
+        <w:ind w:left="0" w:firstLine="0"/>
+        <w:jc w:val="left"/>
+        <w:rPr>
+          <w:szCs w:val="20"/>
+        </w:rPr>
+      </w:pPr>
+    </w:p>
+    <w:p>
+      <w:pPr>
+        <w:spacing w:after="160" w:line="259" w:lineRule="auto"/>
+        <w:ind w:left="0" w:firstLine="0"/>
+        <w:jc w:val="left"/>
+        <w:rPr>
+          <w:szCs w:val="20"/>
+        </w:rPr>
+      </w:pPr>
+    </w:p>
+    <w:p>
+      <w:pPr>
+        <w:spacing w:after="160" w:line="259" w:lineRule="auto"/>
+        <w:ind w:left="0" w:firstLine="0"/>
+        <w:jc w:val="left"/>
+        <w:rPr>
+          <w:szCs w:val="20"/>
+        </w:rPr>
+      </w:pPr>
+    </w:p>
+    <w:p>
+      <w:pPr>
+        <w:spacing w:after="160" w:line="259" w:lineRule="auto"/>
+        <w:ind w:left="0" w:firstLine="0"/>
+        <w:jc w:val="left"/>
+        <w:rPr>
+          <w:szCs w:val="20"/>
+        </w:rPr>
+      </w:pPr>
+    </w:p>
+    <w:p>
+      <w:pPr>
+        <w:spacing w:after="160" w:line="259" w:lineRule="auto"/>
+        <w:ind w:left="0" w:firstLine="0"/>
+        <w:jc w:val="left"/>
+        <w:rPr>
+          <w:szCs w:val="20"/>
+        </w:rPr>
+      </w:pPr>
+      <w:r>
+        <w:rPr>
+          <w:szCs w:val="20"/>
+        </w:rPr>
+        <w:t xml:space="preserve">……………………       </w:t>
+      </w:r>
+      <w:r>
+        <w:rPr>
+          <w:szCs w:val="20"/>
+        </w:rPr>
+        <w:t xml:space="preserve">                                              </w:t>
+      </w:r>
+      <w:r>
+        <w:rPr>
+          <w:szCs w:val="20"/>
+        </w:rPr>
+        <w:t xml:space="preserve">                      </w:t>
+      </w:r>
+      <w:r>
+        <w:rPr>
+          <w:szCs w:val="20"/>
+        </w:rPr>
+        <w:t xml:space="preserve">  </w:t>
+      </w:r>
+      <w:r>
+        <w:rPr>
+          <w:szCs w:val="20"/>
+        </w:rPr>
+        <w:t xml:space="preserve">………………….. </w:t>
+      </w:r>
+    </w:p>
+    <w:p>
+      <w:pPr>
+        <w:spacing w:after="160" w:line="259" w:lineRule="auto"/>
+        <w:ind w:left="0" w:firstLine="0"/>
+        <w:jc w:val="left"/>
+        <w:rPr>
+          <w:szCs w:val="20"/>
+        </w:rPr>
+      </w:pPr>
+      <w:r>
+        <w:rPr>
+          <w:szCs w:val="20"/>
+        </w:rPr>
+        <w:t xml:space="preserve">Associate Director       </w:t>
+      </w:r>
+      <w:r>
+        <w:rPr>
+          <w:szCs w:val="20"/>
+        </w:rPr>
+        <w:t xml:space="preserve">                                                  </w:t>
+      </w:r>
+      <w:r>
+        <w:rPr>
+          <w:szCs w:val="20"/>
+        </w:rPr>
+        <w:t xml:space="preserve">                      </w:t>
+      </w:r>
+      <w:proofErr w:type="spellStart"/>
+      <w:r>
+        <w:rPr>
+          <w:szCs w:val="20"/>
+        </w:rPr>
+        <w:t>Director</w:t>
+      </w:r>
+      <w:proofErr w:type="spellEnd"/>
+      <w:r>
+        <w:rPr>
+          <w:szCs w:val="20"/>
+        </w:rPr>
+        <w:t xml:space="preserve"> </w:t>
+      </w:r>
+    </w:p>
+    <w:p>
+      <w:pPr>
+        <w:spacing w:after="160" w:line="259" w:lineRule="auto"/>
+        <w:ind w:left="0" w:firstLine="0"/>
+        <w:jc w:val="left"/>
+        <w:rPr>
+          <w:szCs w:val="20"/>
+        </w:rPr>
+      </w:pPr>
+      <w:r>
+        <w:rPr>
+          <w:szCs w:val="20"/>
+        </w:rPr>
+        <w:t xml:space="preserve">Mr. Rajat </w:t>
+      </w:r>
+      <w:proofErr w:type="spellStart"/>
+      <w:r>
+        <w:rPr>
+          <w:szCs w:val="20"/>
+        </w:rPr>
+        <w:t>Bajracharya</w:t>
+      </w:r>
+      <w:proofErr w:type="spellEnd"/>
+      <w:r>
+        <w:rPr>
+          <w:szCs w:val="20"/>
+        </w:rPr>
+        <w:t xml:space="preserve">      </w:t>
+      </w:r>
+      <w:r>
+        <w:rPr>
+          <w:szCs w:val="20"/>
+        </w:rPr>
+        <w:t xml:space="preserve">                                          </w:t>
+      </w:r>
+      <w:r>
+        <w:rPr>
+          <w:szCs w:val="20"/>
+        </w:rPr>
+        <w:t xml:space="preserve">  </w:t>
+      </w:r>
+      <w:r>
+        <w:rPr>
+          <w:szCs w:val="20"/>
+        </w:rPr>
+        <w:t xml:space="preserve">                      </w:t>
+      </w:r>
+      <w:r>
+        <w:rPr>
+          <w:szCs w:val="20"/>
+        </w:rPr>
+        <w:t xml:space="preserve"> </w:t>
+      </w:r>
+      <w:r>
+        <w:rPr>
+          <w:szCs w:val="20"/>
+        </w:rPr>
+        <w:t xml:space="preserve">Mr. Ramesh Kumar Chauhan </w:t>
+      </w:r>
+    </w:p>
+    <w:p>
+      <w:pPr>
+        <w:spacing w:after="160" w:line="259" w:lineRule="auto"/>
+        <w:ind w:left="0" w:firstLine="0"/>
+        <w:jc w:val="left"/>
+        <w:rPr>
+          <w:szCs w:val="20"/>
+        </w:rPr>
+      </w:pPr>
+      <w:r>
+        <w:rPr>
+          <w:szCs w:val="20"/>
+        </w:rPr>
+        <w:t xml:space="preserve">Ace Institute of Management </w:t>
+      </w:r>
+      <w:r>
+        <w:rPr>
+          <w:szCs w:val="20"/>
+        </w:rPr>
+        <w:t xml:space="preserve">           </w:t>
+      </w:r>
+      <w:r>
+        <w:rPr>
+          <w:szCs w:val="20"/>
+        </w:rPr>
+        <w:t xml:space="preserve"> </w:t>
+      </w:r>
+      <w:r>
+        <w:rPr>
+          <w:szCs w:val="20"/>
+        </w:rPr>
+        <w:t xml:space="preserve">         </w:t>
+      </w:r>
+      <w:r>
+        <w:rPr>
+          <w:szCs w:val="20"/>
+        </w:rPr>
+        <w:t xml:space="preserve">  </w:t>
+      </w:r>
+      <w:r>
+        <w:rPr>
+          <w:szCs w:val="20"/>
+        </w:rPr>
+        <w:t xml:space="preserve">            </w:t>
+      </w:r>
+      <w:r>
+        <w:rPr>
+          <w:szCs w:val="20"/>
+        </w:rPr>
+        <w:t xml:space="preserve">  </w:t>
+      </w:r>
+      <w:r>
+        <w:rPr>
+          <w:szCs w:val="20"/>
+        </w:rPr>
+        <w:t xml:space="preserve"> </w:t>
+      </w:r>
+      <w:r>
+        <w:rPr>
+          <w:szCs w:val="20"/>
+        </w:rPr>
+        <w:t xml:space="preserve">                       </w:t>
+      </w:r>
+      <w:r>
+        <w:rPr>
+          <w:szCs w:val="20"/>
+        </w:rPr>
+        <w:t>Ace Institute of Management</w:t>
+      </w:r>
+    </w:p>
+    <w:p>
+      <w:pPr>
+        <w:spacing w:after="160" w:line="259" w:lineRule="auto"/>
+        <w:ind w:left="0" w:firstLine="0"/>
+        <w:jc w:val="left"/>
+        <w:rPr>
+          <w:b/>
+          <w:bCs/>
+          <w:sz w:val="22"/>
+          <w:szCs w:val="20"/>
+        </w:rPr>
+      </w:pPr>
+      <w:r>
+        <w:rPr>
+          <w:b/>
+          <w:bCs/>
+          <w:sz w:val="22"/>
+          <w:szCs w:val="20"/>
+        </w:rPr>
+        <w:br w:type="page"/>
+      </w:r>
+    </w:p>
+    <w:p>
+      <w:pPr>
+        <w:pStyle w:val="Style2"/>
+        <w:ind w:left="0" w:firstLine="0"/>
+      </w:pPr>
+      <w:bookmarkStart w:id="3" w:name="_Toc233059669"/>
+      <w:r>
+        <w:lastRenderedPageBreak/>
+        <w:t>A</w:t>
+      </w:r>
+      <w:r>
+        <w:t>bstract</w:t>
+      </w:r>
+      <w:bookmarkEnd w:id="3"/>
+    </w:p>
+    <w:p>
+      <w:pPr>
+        <w:pStyle w:val="font-claude-response-body"/>
+        <w:jc w:val="both"/>
+      </w:pPr>
+      <w:r>
+        <w:t xml:space="preserve">Nepal is a country rich in natural beauty, yet a vast number of its most scenic and peaceful destinations remain unknown to both domestic and international </w:t>
+      </w:r>
+      <w:proofErr w:type="spellStart"/>
+      <w:r>
+        <w:t>travelers</w:t>
+      </w:r>
+      <w:proofErr w:type="spellEnd"/>
+      <w:r>
+        <w:t xml:space="preserve">. Information about these hidden natural retreats is scattered across social media, travel blogs, and word of mouth, making it difficult for </w:t>
+      </w:r>
+      <w:proofErr w:type="spellStart"/>
+      <w:r>
+        <w:t>travelers</w:t>
+      </w:r>
+      <w:proofErr w:type="spellEnd"/>
+      <w:r>
+        <w:t xml:space="preserve"> to plan trips effectively. Existing travel platforms such as TripAdvisor, Booking.com, and the Nepal Tourism Board primarily highlight popular destinations like Everest Base Camp, Pokhara, and Kathmandu, leaving lesser-known locations without proper exposure or organized information.</w:t>
+      </w:r>
+    </w:p>
+    <w:p>
+      <w:pPr>
+        <w:pStyle w:val="font-claude-response-body"/>
+        <w:jc w:val="both"/>
+      </w:pPr>
+      <w:r>
+        <w:t xml:space="preserve">This project, </w:t>
+      </w:r>
+      <w:r>
+        <w:rPr>
+          <w:rStyle w:val="Strong"/>
+          <w:rFonts w:eastAsiaTheme="majorEastAsia"/>
+        </w:rPr>
+        <w:t>Nepal Travel: Discover Hidden Natural Retreats</w:t>
+      </w:r>
+      <w:r>
+        <w:t>, proposes the development of a community-driven web platform designed to bridge this gap. The system enables users to discover, explore, and share hidden natural destinations across Nepal, including forests, lakes, hills, waterfalls, and peaceful viewpoints. Key features of the platform include destination search and filtering by region, season, activity, and difficulty level, as well as map integration using Google Maps, user-submitted reviews and photographs, trip planning tools, and personalized destination collections.</w:t>
+      </w:r>
+    </w:p>
+    <w:p>
+      <w:pPr>
+        <w:pStyle w:val="font-claude-response-body"/>
+        <w:jc w:val="both"/>
+      </w:pPr>
+      <w:r>
+        <w:t xml:space="preserve">The system is developed using HTML, CSS, and JavaScript for the frontend, PHP for backend logic, and MySQL for database management. Following an Agile development methodology, the platform is built to be user-friendly, scalable, and accessible to </w:t>
+      </w:r>
+      <w:proofErr w:type="spellStart"/>
+      <w:r>
+        <w:t>travelers</w:t>
+      </w:r>
+      <w:proofErr w:type="spellEnd"/>
+      <w:r>
+        <w:t xml:space="preserve"> of all experience levels. The expected outcome is a reliable, centralized travel platform that promotes sustainable tourism, supports local communities, and makes Nepal's hidden natural treasures discoverable to the world.</w:t>
+      </w:r>
+    </w:p>
+    <w:p>
+      <w:pPr>
+        <w:spacing w:after="160" w:line="259" w:lineRule="auto"/>
+        <w:ind w:left="0" w:firstLine="0"/>
+        <w:rPr>
+          <w:b/>
+          <w:bCs/>
           <w:sz w:val="40"/>
           <w:szCs w:val="28"/>
         </w:rPr>
@@ -16,1060 +1799,51 @@
       <w:r>
         <w:rPr>
           <w:b/>
+          <w:bCs/>
           <w:sz w:val="40"/>
           <w:szCs w:val="28"/>
         </w:rPr>
-        <w:t>ACE INSTITUTE OF MANAGEMENT</w:t>
-      </w:r>
-    </w:p>
-    <w:p>
-      <w:pPr>
-        <w:spacing w:after="0" w:line="259" w:lineRule="auto"/>
-        <w:ind w:left="685" w:firstLine="0"/>
-        <w:jc w:val="center"/>
+        <w:br/>
+      </w:r>
+    </w:p>
+    <w:p>
+      <w:pPr>
+        <w:spacing w:after="160" w:line="259" w:lineRule="auto"/>
+        <w:ind w:left="0" w:firstLine="0"/>
+        <w:jc w:val="left"/>
         <w:rPr>
           <w:b/>
-          <w:sz w:val="28"/>
-        </w:rPr>
-      </w:pPr>
-    </w:p>
-    <w:p>
-      <w:pPr>
-        <w:spacing w:after="0" w:line="259" w:lineRule="auto"/>
-        <w:ind w:left="685" w:firstLine="0"/>
-        <w:jc w:val="center"/>
-      </w:pPr>
-      <w:r>
-        <w:rPr>
-          <w:noProof/>
-        </w:rPr>
-        <w:drawing>
-          <wp:inline distT="0" distB="0" distL="0" distR="0" wp14:anchorId="007606C5" wp14:editId="4AEE689E">
-            <wp:extent cx="1377950" cy="1377950"/>
-            <wp:effectExtent l="0" t="0" r="0" b="0"/>
-            <wp:docPr id="8" name="Picture 8" descr="Pokhara University"/>
-            <wp:cNvGraphicFramePr>
-              <a:graphicFrameLocks xmlns:a="http://schemas.openxmlformats.org/drawingml/2006/main" noChangeAspect="1"/>
-            </wp:cNvGraphicFramePr>
-            <a:graphic xmlns:a="http://schemas.openxmlformats.org/drawingml/2006/main">
-              <a:graphicData uri="http://schemas.openxmlformats.org/drawingml/2006/picture">
-                <pic:pic xmlns:pic="http://schemas.openxmlformats.org/drawingml/2006/picture">
-                  <pic:nvPicPr>
-                    <pic:cNvPr id="0" name="Picture 1" descr="Pokhara University"/>
-                    <pic:cNvPicPr>
-                      <a:picLocks noChangeAspect="1" noChangeArrowheads="1"/>
-                    </pic:cNvPicPr>
-                  </pic:nvPicPr>
-                  <pic:blipFill>
-                    <a:blip r:embed="rId8">
-                      <a:extLst>
-                        <a:ext uri="{28A0092B-C50C-407E-A947-70E740481C1C}">
-                          <a14:useLocalDpi xmlns:a14="http://schemas.microsoft.com/office/drawing/2010/main" val="0"/>
-                        </a:ext>
-                      </a:extLst>
-                    </a:blip>
-                    <a:srcRect/>
-                    <a:stretch>
-                      <a:fillRect/>
-                    </a:stretch>
-                  </pic:blipFill>
-                  <pic:spPr bwMode="auto">
-                    <a:xfrm>
-                      <a:off x="0" y="0"/>
-                      <a:ext cx="1377950" cy="1377950"/>
-                    </a:xfrm>
-                    <a:prstGeom prst="rect">
-                      <a:avLst/>
-                    </a:prstGeom>
-                    <a:noFill/>
-                    <a:ln>
-                      <a:noFill/>
-                    </a:ln>
-                  </pic:spPr>
-                </pic:pic>
-              </a:graphicData>
-            </a:graphic>
-          </wp:inline>
-        </w:drawing>
-      </w:r>
+          <w:bCs/>
+          <w:sz w:val="44"/>
+          <w:szCs w:val="32"/>
+        </w:rPr>
+      </w:pPr>
       <w:r>
         <w:rPr>
           <w:b/>
-          <w:sz w:val="28"/>
-        </w:rPr>
-        <w:t xml:space="preserve"> </w:t>
-      </w:r>
-    </w:p>
-    <w:p>
-      <w:pPr>
-        <w:spacing w:after="0" w:line="259" w:lineRule="auto"/>
-        <w:ind w:left="614" w:firstLine="0"/>
-        <w:jc w:val="center"/>
-      </w:pPr>
-      <w:r>
-        <w:rPr>
-          <w:b/>
-          <w:sz w:val="26"/>
-        </w:rPr>
-        <w:t xml:space="preserve">Pokhara University </w:t>
-      </w:r>
-    </w:p>
-    <w:p>
-      <w:pPr>
-        <w:spacing w:after="0" w:line="259" w:lineRule="auto"/>
-        <w:ind w:left="630" w:right="6"/>
-        <w:jc w:val="center"/>
-      </w:pPr>
-      <w:r>
-        <w:rPr>
-          <w:b/>
-          <w:sz w:val="28"/>
-        </w:rPr>
-        <w:t>Faculty of Management</w:t>
-      </w:r>
-    </w:p>
-    <w:p>
-      <w:pPr>
-        <w:spacing w:after="110" w:line="259" w:lineRule="auto"/>
-        <w:ind w:left="678" w:firstLine="0"/>
-        <w:jc w:val="center"/>
-      </w:pPr>
-      <w:r>
-        <w:rPr>
-          <w:b/>
-        </w:rPr>
-        <w:t xml:space="preserve"> </w:t>
-      </w:r>
-    </w:p>
-    <w:p>
-      <w:pPr>
-        <w:spacing w:after="60" w:line="259" w:lineRule="auto"/>
-        <w:ind w:left="2402" w:firstLine="0"/>
-        <w:jc w:val="left"/>
-      </w:pPr>
-      <w:r>
-        <w:rPr>
-          <w:b/>
-        </w:rPr>
-        <w:t xml:space="preserve"> </w:t>
-      </w:r>
-    </w:p>
-    <w:p>
-      <w:pPr>
-        <w:spacing w:after="0" w:line="259" w:lineRule="auto"/>
-        <w:ind w:left="678" w:firstLine="0"/>
-        <w:jc w:val="center"/>
-      </w:pPr>
-      <w:r>
-        <w:rPr>
-          <w:noProof/>
-        </w:rPr>
-        <w:drawing>
-          <wp:anchor distT="0" distB="0" distL="114300" distR="114300" simplePos="0" relativeHeight="251669504" behindDoc="0" locked="0" layoutInCell="1" allowOverlap="1" wp14:anchorId="37303FF4" wp14:editId="51124EAE">
-            <wp:simplePos x="0" y="0"/>
-            <wp:positionH relativeFrom="column">
-              <wp:posOffset>2133600</wp:posOffset>
-            </wp:positionH>
-            <wp:positionV relativeFrom="paragraph">
-              <wp:posOffset>11430</wp:posOffset>
-            </wp:positionV>
-            <wp:extent cx="2140857" cy="456667"/>
-            <wp:effectExtent l="0" t="0" r="0" b="0"/>
-            <wp:wrapNone/>
-            <wp:docPr id="9" name="Picture 5471"/>
-            <wp:cNvGraphicFramePr/>
-            <a:graphic xmlns:a="http://schemas.openxmlformats.org/drawingml/2006/main">
-              <a:graphicData uri="http://schemas.openxmlformats.org/drawingml/2006/picture">
-                <pic:pic xmlns:pic="http://schemas.openxmlformats.org/drawingml/2006/picture">
-                  <pic:nvPicPr>
-                    <pic:cNvPr id="1" name="Picture 5471"/>
-                    <pic:cNvPicPr/>
-                  </pic:nvPicPr>
-                  <pic:blipFill>
-                    <a:blip r:embed="rId9"/>
-                    <a:stretch>
-                      <a:fillRect/>
-                    </a:stretch>
-                  </pic:blipFill>
-                  <pic:spPr>
-                    <a:xfrm>
-                      <a:off x="0" y="0"/>
-                      <a:ext cx="2140857" cy="456667"/>
-                    </a:xfrm>
-                    <a:prstGeom prst="rect">
-                      <a:avLst/>
-                    </a:prstGeom>
-                  </pic:spPr>
-                </pic:pic>
-              </a:graphicData>
-            </a:graphic>
-          </wp:anchor>
-        </w:drawing>
-      </w:r>
-      <w:r>
-        <w:t xml:space="preserve"> </w:t>
-      </w:r>
-    </w:p>
-    <w:p>
-      <w:pPr>
-        <w:spacing w:after="93" w:line="259" w:lineRule="auto"/>
-        <w:ind w:left="678" w:firstLine="0"/>
-        <w:jc w:val="center"/>
-      </w:pPr>
-      <w:r>
-        <w:t xml:space="preserve"> </w:t>
-      </w:r>
-    </w:p>
-    <w:p>
-      <w:pPr>
-        <w:pStyle w:val="Heading1"/>
-      </w:pPr>
-      <w:bookmarkStart w:id="0" w:name="_Toc232495482"/>
-      <w:bookmarkStart w:id="1" w:name="_Toc232496644"/>
-      <w:bookmarkStart w:id="2" w:name="_Toc232497879"/>
-      <w:bookmarkStart w:id="3" w:name="_Toc232499477"/>
-      <w:r>
-        <w:rPr>
-          <w:noProof/>
-        </w:rPr>
-        <mc:AlternateContent>
-          <mc:Choice Requires="wps">
-            <w:drawing>
-              <wp:anchor distT="0" distB="0" distL="114300" distR="114300" simplePos="0" relativeHeight="251668480" behindDoc="0" locked="0" layoutInCell="1" allowOverlap="1" wp14:anchorId="46613749" wp14:editId="1A92CFB4">
-                <wp:simplePos x="0" y="0"/>
-                <wp:positionH relativeFrom="column">
-                  <wp:posOffset>6426869</wp:posOffset>
-                </wp:positionH>
-                <wp:positionV relativeFrom="paragraph">
-                  <wp:posOffset>86995</wp:posOffset>
-                </wp:positionV>
-                <wp:extent cx="53277" cy="186690"/>
-                <wp:effectExtent l="0" t="0" r="0" b="0"/>
-                <wp:wrapSquare wrapText="bothSides"/>
-                <wp:docPr id="5" name="Rectangle 5"/>
-                <wp:cNvGraphicFramePr/>
-                <a:graphic xmlns:a="http://schemas.openxmlformats.org/drawingml/2006/main">
-                  <a:graphicData uri="http://schemas.microsoft.com/office/word/2010/wordprocessingShape">
-                    <wps:wsp>
-                      <wps:cNvSpPr/>
-                      <wps:spPr>
-                        <a:xfrm>
-                          <a:off x="0" y="0"/>
-                          <a:ext cx="53277" cy="186690"/>
-                        </a:xfrm>
-                        <a:prstGeom prst="rect">
-                          <a:avLst/>
-                        </a:prstGeom>
-                        <a:ln>
-                          <a:noFill/>
-                        </a:ln>
-                      </wps:spPr>
-                      <wps:txbx>
-                        <w:txbxContent>
-                          <w:p>
-                            <w:r>
-                              <w:rPr>
-                                <w:rFonts w:ascii="Tw Cen MT" w:eastAsia="Tw Cen MT" w:hAnsi="Tw Cen MT" w:cs="Tw Cen MT"/>
-                              </w:rPr>
-                              <w:t xml:space="preserve"> </w:t>
-                            </w:r>
-                          </w:p>
-                        </w:txbxContent>
-                      </wps:txbx>
-                      <wps:bodyPr horzOverflow="overflow" vert="horz" lIns="0" tIns="0" rIns="0" bIns="0" rtlCol="0">
-                        <a:noAutofit/>
-                      </wps:bodyPr>
-                    </wps:wsp>
-                  </a:graphicData>
-                </a:graphic>
-              </wp:anchor>
-            </w:drawing>
-          </mc:Choice>
-          <mc:Fallback>
-            <w:pict>
-              <v:rect w14:anchorId="46613749" id="Rectangle 5" o:spid="_x0000_s1026" style="position:absolute;left:0;text-align:left;margin-left:506.05pt;margin-top:6.85pt;width:4.2pt;height:14.7pt;z-index:251668480;visibility:visible;mso-wrap-style:square;mso-wrap-distance-left:9pt;mso-wrap-distance-top:0;mso-wrap-distance-right:9pt;mso-wrap-distance-bottom:0;mso-position-horizontal:absolute;mso-position-horizontal-relative:text;mso-position-vertical:absolute;mso-position-vertical-relative:text;v-text-anchor:top" o:gfxdata="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" filled="f" stroked="f">
-                <v:textbox inset="0,0,0,0">
-                  <w:txbxContent>
-                    <w:p>
-                      <w:r>
-                        <w:rPr>
-                          <w:rFonts w:ascii="Tw Cen MT" w:eastAsia="Tw Cen MT" w:hAnsi="Tw Cen MT" w:cs="Tw Cen MT"/>
-                        </w:rPr>
-                        <w:t xml:space="preserve"> </w:t>
-                      </w:r>
-                    </w:p>
-                  </w:txbxContent>
-                </v:textbox>
-                <w10:wrap type="square"/>
-              </v:rect>
-            </w:pict>
-          </mc:Fallback>
-        </mc:AlternateContent>
-      </w:r>
-      <w:bookmarkEnd w:id="0"/>
-      <w:bookmarkEnd w:id="1"/>
-      <w:bookmarkEnd w:id="2"/>
-      <w:bookmarkEnd w:id="3"/>
-      <w:r>
-        <w:t xml:space="preserve"> </w:t>
-      </w:r>
-    </w:p>
-    <w:p>
-      <w:pPr>
-        <w:pStyle w:val="Heading1"/>
-      </w:pPr>
-      <w:bookmarkStart w:id="4" w:name="_Toc232495483"/>
-      <w:bookmarkStart w:id="5" w:name="_Toc232496645"/>
-      <w:bookmarkStart w:id="6" w:name="_Toc232497880"/>
-      <w:bookmarkStart w:id="7" w:name="_Toc232499478"/>
-      <w:r>
-        <w:t>Bachelor in Computer S</w:t>
-      </w:r>
-      <w:r>
-        <w:t>ystem</w:t>
-      </w:r>
-      <w:r>
-        <w:t xml:space="preserve"> and Information Technology (BCSIT)</w:t>
+          <w:bCs/>
+          <w:sz w:val="44"/>
+          <w:szCs w:val="32"/>
+        </w:rPr>
+        <w:br w:type="page"/>
+      </w:r>
+    </w:p>
+    <w:p>
+      <w:pPr>
+        <w:pStyle w:val="Style2"/>
+      </w:pPr>
+      <w:bookmarkStart w:id="4" w:name="_Toc231998516"/>
+      <w:bookmarkStart w:id="5" w:name="_Toc231998539"/>
+      <w:bookmarkStart w:id="6" w:name="_Toc232000184"/>
+      <w:bookmarkStart w:id="7" w:name="_Toc233059670"/>
+      <w:r>
+        <w:lastRenderedPageBreak/>
+        <w:t>Acknowledgement</w:t>
       </w:r>
       <w:bookmarkEnd w:id="4"/>
       <w:bookmarkEnd w:id="5"/>
       <w:bookmarkEnd w:id="6"/>
       <w:bookmarkEnd w:id="7"/>
-    </w:p>
-    <w:p>
-      <w:pPr>
-        <w:spacing w:after="0" w:line="259" w:lineRule="auto"/>
-        <w:ind w:left="697" w:firstLine="0"/>
-        <w:jc w:val="center"/>
-      </w:pPr>
-    </w:p>
-    <w:p>
-      <w:pPr>
-        <w:pStyle w:val="Heading1"/>
-        <w:rPr>
-          <w:sz w:val="32"/>
-          <w:szCs w:val="32"/>
-        </w:rPr>
-      </w:pPr>
-      <w:bookmarkStart w:id="8" w:name="_Toc232495484"/>
-      <w:bookmarkStart w:id="9" w:name="_Toc232496646"/>
-      <w:bookmarkStart w:id="10" w:name="_Toc232497881"/>
-      <w:bookmarkStart w:id="11" w:name="_Toc232499479"/>
-      <w:r>
-        <w:rPr>
-          <w:rFonts w:eastAsia="Times New Roman"/>
-          <w:sz w:val="32"/>
-          <w:szCs w:val="32"/>
-        </w:rPr>
-        <w:t>A LAB REPORTS ON</w:t>
-      </w:r>
-      <w:bookmarkEnd w:id="8"/>
-      <w:bookmarkEnd w:id="9"/>
-      <w:bookmarkEnd w:id="10"/>
-      <w:bookmarkEnd w:id="11"/>
-      <w:r>
-        <w:rPr>
-          <w:rFonts w:eastAsia="Times New Roman"/>
-          <w:sz w:val="32"/>
-          <w:szCs w:val="32"/>
-        </w:rPr>
-        <w:t xml:space="preserve"> </w:t>
-      </w:r>
-    </w:p>
-    <w:p>
-      <w:pPr>
-        <w:spacing w:after="0" w:line="259" w:lineRule="auto"/>
-        <w:ind w:left="0"/>
-        <w:jc w:val="center"/>
-      </w:pPr>
-      <w:proofErr w:type="spellStart"/>
-      <w:proofErr w:type="gramStart"/>
-      <w:r>
-        <w:rPr>
-          <w:b/>
-          <w:sz w:val="28"/>
-        </w:rPr>
-        <w:t>Course:</w:t>
-      </w:r>
-      <w:r>
-        <w:rPr>
-          <w:b/>
-          <w:sz w:val="28"/>
-        </w:rPr>
-        <w:t>Project</w:t>
-      </w:r>
-      <w:proofErr w:type="gramEnd"/>
-      <w:r>
-        <w:rPr>
-          <w:b/>
-          <w:sz w:val="28"/>
-        </w:rPr>
-        <w:t>-II</w:t>
-      </w:r>
-      <w:proofErr w:type="spellEnd"/>
-      <w:r>
-        <w:rPr>
-          <w:b/>
-          <w:sz w:val="28"/>
-        </w:rPr>
-        <w:t xml:space="preserve"> </w:t>
-      </w:r>
-      <w:r>
-        <w:rPr>
-          <w:b/>
-          <w:sz w:val="28"/>
-        </w:rPr>
-        <w:t xml:space="preserve">(CMP </w:t>
-      </w:r>
-      <w:r>
-        <w:rPr>
-          <w:b/>
-          <w:sz w:val="28"/>
-        </w:rPr>
-        <w:t>2</w:t>
-      </w:r>
-      <w:r>
-        <w:rPr>
-          <w:b/>
-          <w:sz w:val="28"/>
-        </w:rPr>
-        <w:t>81</w:t>
-      </w:r>
-      <w:r>
-        <w:rPr>
-          <w:b/>
-          <w:sz w:val="28"/>
-        </w:rPr>
-        <w:t>)</w:t>
-      </w:r>
-    </w:p>
-    <w:p>
-      <w:pPr>
-        <w:pStyle w:val="Heading1"/>
-        <w:rPr>
-          <w:sz w:val="28"/>
-          <w:szCs w:val="28"/>
-        </w:rPr>
-      </w:pPr>
-      <w:bookmarkStart w:id="12" w:name="_Toc232495485"/>
-      <w:bookmarkStart w:id="13" w:name="_Toc232496647"/>
-      <w:bookmarkStart w:id="14" w:name="_Toc232497882"/>
-      <w:bookmarkStart w:id="15" w:name="_Toc232499480"/>
-      <w:r>
-        <w:rPr>
-          <w:sz w:val="28"/>
-          <w:szCs w:val="28"/>
-        </w:rPr>
-        <w:t>Year/Semester: I</w:t>
-      </w:r>
-      <w:r>
-        <w:rPr>
-          <w:sz w:val="28"/>
-          <w:szCs w:val="28"/>
-        </w:rPr>
-        <w:t>I</w:t>
-      </w:r>
-      <w:r>
-        <w:rPr>
-          <w:sz w:val="28"/>
-          <w:szCs w:val="28"/>
-        </w:rPr>
-        <w:t>/I</w:t>
-      </w:r>
-      <w:r>
-        <w:rPr>
-          <w:sz w:val="28"/>
-          <w:szCs w:val="28"/>
-        </w:rPr>
-        <w:t>V</w:t>
-      </w:r>
-      <w:bookmarkEnd w:id="12"/>
-      <w:bookmarkEnd w:id="13"/>
-      <w:bookmarkEnd w:id="14"/>
-      <w:bookmarkEnd w:id="15"/>
-      <w:r>
-        <w:rPr>
-          <w:sz w:val="28"/>
-          <w:szCs w:val="28"/>
-        </w:rPr>
-        <w:t xml:space="preserve"> </w:t>
-      </w:r>
-    </w:p>
-    <w:p>
-      <w:pPr>
-        <w:spacing w:after="130" w:line="266" w:lineRule="auto"/>
-        <w:ind w:left="10" w:right="7"/>
-        <w:jc w:val="center"/>
-        <w:rPr>
-          <w:b/>
-          <w:bCs/>
-        </w:rPr>
-      </w:pPr>
-    </w:p>
-    <w:p/>
-    <w:p>
-      <w:pPr>
-        <w:tabs>
-          <w:tab w:val="left" w:pos="2518"/>
-        </w:tabs>
-      </w:pPr>
-      <w:r>
-        <w:rPr>
-          <w:noProof/>
-        </w:rPr>
-        <mc:AlternateContent>
-          <mc:Choice Requires="wps">
-            <w:drawing>
-              <wp:anchor distT="0" distB="0" distL="114300" distR="114300" simplePos="0" relativeHeight="251666432" behindDoc="0" locked="0" layoutInCell="1" allowOverlap="1" wp14:anchorId="0D36DA40" wp14:editId="09F6C449">
-                <wp:simplePos x="0" y="0"/>
-                <wp:positionH relativeFrom="column">
-                  <wp:posOffset>-152400</wp:posOffset>
-                </wp:positionH>
-                <wp:positionV relativeFrom="paragraph">
-                  <wp:posOffset>226060</wp:posOffset>
-                </wp:positionV>
-                <wp:extent cx="2819400" cy="1031756"/>
-                <wp:effectExtent l="0" t="0" r="19050" b="16510"/>
-                <wp:wrapNone/>
-                <wp:docPr id="6" name="Text Box 3"/>
-                <wp:cNvGraphicFramePr/>
-                <a:graphic xmlns:a="http://schemas.openxmlformats.org/drawingml/2006/main">
-                  <a:graphicData uri="http://schemas.microsoft.com/office/word/2010/wordprocessingShape">
-                    <wps:wsp>
-                      <wps:cNvSpPr txBox="1"/>
-                      <wps:spPr>
-                        <a:xfrm>
-                          <a:off x="0" y="0"/>
-                          <a:ext cx="2819400" cy="1031756"/>
-                        </a:xfrm>
-                        <a:prstGeom prst="rect">
-                          <a:avLst/>
-                        </a:prstGeom>
-                        <a:solidFill>
-                          <a:schemeClr val="lt1"/>
-                        </a:solidFill>
-                        <a:ln w="6350">
-                          <a:solidFill>
-                            <a:schemeClr val="bg1"/>
-                          </a:solidFill>
-                        </a:ln>
-                      </wps:spPr>
-                      <wps:txbx>
-                        <w:txbxContent>
-                          <w:p>
-                            <w:pPr>
-                              <w:spacing w:after="0" w:line="259" w:lineRule="auto"/>
-                              <w:ind w:left="250" w:firstLine="0"/>
-                              <w:suppressOverlap/>
-                              <w:jc w:val="left"/>
-                            </w:pPr>
-                            <w:r>
-                              <w:rPr>
-                                <w:b/>
-                                <w:u w:val="single" w:color="000000"/>
-                              </w:rPr>
-                              <w:t>Submitted by:</w:t>
-                            </w:r>
-                            <w:r>
-                              <w:rPr>
-                                <w:b/>
-                              </w:rPr>
-                              <w:t xml:space="preserve">  </w:t>
-                            </w:r>
-                          </w:p>
-                          <w:p>
-                            <w:pPr>
-                              <w:spacing w:after="0" w:line="259" w:lineRule="auto"/>
-                              <w:ind w:left="250" w:firstLine="0"/>
-                              <w:suppressOverlap/>
-                              <w:jc w:val="left"/>
-                            </w:pPr>
-                            <w:r>
-                              <w:t>Aashish Karki</w:t>
-                            </w:r>
-                            <w:r>
-                              <w:t xml:space="preserve"> - 24080262</w:t>
-                            </w:r>
-                          </w:p>
-                          <w:p>
-                            <w:pPr>
-                              <w:spacing w:after="0" w:line="259" w:lineRule="auto"/>
-                              <w:ind w:left="250" w:firstLine="0"/>
-                              <w:suppressOverlap/>
-                              <w:jc w:val="left"/>
-                            </w:pPr>
-                            <w:r>
-                              <w:t xml:space="preserve">Kismat </w:t>
-                            </w:r>
-                            <w:proofErr w:type="spellStart"/>
-                            <w:proofErr w:type="gramStart"/>
-                            <w:r>
-                              <w:t>giri</w:t>
-                            </w:r>
-                            <w:proofErr w:type="spellEnd"/>
-                            <w:r>
-                              <w:t xml:space="preserve"> </w:t>
-                            </w:r>
-                            <w:r>
-                              <w:t xml:space="preserve"> </w:t>
-                            </w:r>
-                            <w:r>
-                              <w:t>-</w:t>
-                            </w:r>
-                            <w:proofErr w:type="gramEnd"/>
-                            <w:r>
-                              <w:t xml:space="preserve">  24080</w:t>
-                            </w:r>
-                            <w:r>
-                              <w:t>282</w:t>
-                            </w:r>
-                          </w:p>
-                          <w:p>
-                            <w:pPr>
-                              <w:spacing w:after="0" w:line="259" w:lineRule="auto"/>
-                              <w:ind w:left="250" w:firstLine="0"/>
-                              <w:suppressOverlap/>
-                              <w:jc w:val="left"/>
-                            </w:pPr>
-                            <w:proofErr w:type="spellStart"/>
-                            <w:r>
-                              <w:t>Sugat</w:t>
-                            </w:r>
-                            <w:proofErr w:type="spellEnd"/>
-                            <w:r>
-                              <w:t xml:space="preserve"> </w:t>
-                            </w:r>
-                            <w:proofErr w:type="spellStart"/>
-                            <w:r>
-                              <w:t>katuwal</w:t>
-                            </w:r>
-                            <w:proofErr w:type="spellEnd"/>
-                            <w:r>
-                              <w:t>- 24080304</w:t>
-                            </w:r>
-                          </w:p>
-                          <w:p>
-                            <w:pPr>
-                              <w:ind w:left="0"/>
-                            </w:pPr>
-                          </w:p>
-                        </w:txbxContent>
-                      </wps:txbx>
-                      <wps:bodyPr rot="0" spcFirstLastPara="0" vertOverflow="overflow" horzOverflow="overflow" vert="horz" wrap="square" lIns="91440" tIns="45720" rIns="91440" bIns="45720" numCol="1" spcCol="0" rtlCol="0" fromWordArt="0" anchor="t" anchorCtr="0" forceAA="0" compatLnSpc="1">
-                        <a:prstTxWarp prst="textNoShape">
-                          <a:avLst/>
-                        </a:prstTxWarp>
-                        <a:noAutofit/>
-                      </wps:bodyPr>
-                    </wps:wsp>
-                  </a:graphicData>
-                </a:graphic>
-                <wp14:sizeRelH relativeFrom="margin">
-                  <wp14:pctWidth>0</wp14:pctWidth>
-                </wp14:sizeRelH>
-              </wp:anchor>
-            </w:drawing>
-          </mc:Choice>
-          <mc:Fallback>
-            <w:pict>
-              <v:shapetype w14:anchorId="0D36DA40" id="_x0000_t202" coordsize="21600,21600" o:spt="202" path="m,l,21600r21600,l21600,xe">
-                <v:stroke joinstyle="miter"/>
-                <v:path gradientshapeok="t" o:connecttype="rect"/>
-              </v:shapetype>
-              <v:shape id="Text Box 3" o:spid="_x0000_s1027" type="#_x0000_t202" style="position:absolute;left:0;text-align:left;margin-left:-12pt;margin-top:17.8pt;width:222pt;height:81.25pt;z-index:251666432;visibility:visible;mso-wrap-style:square;mso-width-percent:0;mso-wrap-distance-left:9pt;mso-wrap-distance-top:0;mso-wrap-distance-right:9pt;mso-wrap-distance-bottom:0;mso-position-horizontal:absolute;mso-position-horizontal-relative:text;mso-position-vertical:absolute;mso-position-vertical-relative:text;mso-width-percent:0;mso-width-relative:margin;v-text-anchor:top" o:gfxdata="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" fillcolor="white [3201]" strokecolor="white [3212]" strokeweight=".5pt">
-                <v:textbox>
-                  <w:txbxContent>
-                    <w:p>
-                      <w:pPr>
-                        <w:spacing w:after="0" w:line="259" w:lineRule="auto"/>
-                        <w:ind w:left="250" w:firstLine="0"/>
-                        <w:suppressOverlap/>
-                        <w:jc w:val="left"/>
-                      </w:pPr>
-                      <w:r>
-                        <w:rPr>
-                          <w:b/>
-                          <w:u w:val="single" w:color="000000"/>
-                        </w:rPr>
-                        <w:t>Submitted by:</w:t>
-                      </w:r>
-                      <w:r>
-                        <w:rPr>
-                          <w:b/>
-                        </w:rPr>
-                        <w:t xml:space="preserve">  </w:t>
-                      </w:r>
-                    </w:p>
-                    <w:p>
-                      <w:pPr>
-                        <w:spacing w:after="0" w:line="259" w:lineRule="auto"/>
-                        <w:ind w:left="250" w:firstLine="0"/>
-                        <w:suppressOverlap/>
-                        <w:jc w:val="left"/>
-                      </w:pPr>
-                      <w:r>
-                        <w:t>Aashish Karki</w:t>
-                      </w:r>
-                      <w:r>
-                        <w:t xml:space="preserve"> - 24080262</w:t>
-                      </w:r>
-                    </w:p>
-                    <w:p>
-                      <w:pPr>
-                        <w:spacing w:after="0" w:line="259" w:lineRule="auto"/>
-                        <w:ind w:left="250" w:firstLine="0"/>
-                        <w:suppressOverlap/>
-                        <w:jc w:val="left"/>
-                      </w:pPr>
-                      <w:r>
-                        <w:t xml:space="preserve">Kismat </w:t>
-                      </w:r>
-                      <w:proofErr w:type="spellStart"/>
-                      <w:proofErr w:type="gramStart"/>
-                      <w:r>
-                        <w:t>giri</w:t>
-                      </w:r>
-                      <w:proofErr w:type="spellEnd"/>
-                      <w:r>
-                        <w:t xml:space="preserve"> </w:t>
-                      </w:r>
-                      <w:r>
-                        <w:t xml:space="preserve"> </w:t>
-                      </w:r>
-                      <w:r>
-                        <w:t>-</w:t>
-                      </w:r>
-                      <w:proofErr w:type="gramEnd"/>
-                      <w:r>
-                        <w:t xml:space="preserve">  24080</w:t>
-                      </w:r>
-                      <w:r>
-                        <w:t>282</w:t>
-                      </w:r>
-                    </w:p>
-                    <w:p>
-                      <w:pPr>
-                        <w:spacing w:after="0" w:line="259" w:lineRule="auto"/>
-                        <w:ind w:left="250" w:firstLine="0"/>
-                        <w:suppressOverlap/>
-                        <w:jc w:val="left"/>
-                      </w:pPr>
-                      <w:proofErr w:type="spellStart"/>
-                      <w:r>
-                        <w:t>Sugat</w:t>
-                      </w:r>
-                      <w:proofErr w:type="spellEnd"/>
-                      <w:r>
-                        <w:t xml:space="preserve"> </w:t>
-                      </w:r>
-                      <w:proofErr w:type="spellStart"/>
-                      <w:r>
-                        <w:t>katuwal</w:t>
-                      </w:r>
-                      <w:proofErr w:type="spellEnd"/>
-                      <w:r>
-                        <w:t>- 24080304</w:t>
-                      </w:r>
-                    </w:p>
-                    <w:p>
-                      <w:pPr>
-                        <w:ind w:left="0"/>
-                      </w:pPr>
-                    </w:p>
-                  </w:txbxContent>
-                </v:textbox>
-              </v:shape>
-            </w:pict>
-          </mc:Fallback>
-        </mc:AlternateContent>
-      </w:r>
-      <w:r>
-        <w:tab/>
-      </w:r>
-      <w:r>
-        <w:tab/>
-      </w:r>
-    </w:p>
-    <w:p>
-      <w:pPr>
-        <w:spacing w:after="158" w:line="259" w:lineRule="auto"/>
-        <w:ind w:left="14" w:firstLine="0"/>
-        <w:jc w:val="left"/>
-      </w:pPr>
-      <w:r>
-        <w:rPr>
-          <w:noProof/>
-        </w:rPr>
-        <mc:AlternateContent>
-          <mc:Choice Requires="wps">
-            <w:drawing>
-              <wp:anchor distT="0" distB="0" distL="114300" distR="114300" simplePos="0" relativeHeight="251667456" behindDoc="0" locked="0" layoutInCell="1" allowOverlap="1" wp14:anchorId="47323261" wp14:editId="6BC38BBA">
-                <wp:simplePos x="0" y="0"/>
-                <wp:positionH relativeFrom="column">
-                  <wp:posOffset>4684371</wp:posOffset>
-                </wp:positionH>
-                <wp:positionV relativeFrom="paragraph">
-                  <wp:posOffset>66749</wp:posOffset>
-                </wp:positionV>
-                <wp:extent cx="1672325" cy="1031756"/>
-                <wp:effectExtent l="0" t="0" r="23495" b="16510"/>
-                <wp:wrapNone/>
-                <wp:docPr id="7" name="Text Box 3"/>
-                <wp:cNvGraphicFramePr/>
-                <a:graphic xmlns:a="http://schemas.openxmlformats.org/drawingml/2006/main">
-                  <a:graphicData uri="http://schemas.microsoft.com/office/word/2010/wordprocessingShape">
-                    <wps:wsp>
-                      <wps:cNvSpPr txBox="1"/>
-                      <wps:spPr>
-                        <a:xfrm>
-                          <a:off x="0" y="0"/>
-                          <a:ext cx="1672325" cy="1031756"/>
-                        </a:xfrm>
-                        <a:prstGeom prst="rect">
-                          <a:avLst/>
-                        </a:prstGeom>
-                        <a:solidFill>
-                          <a:schemeClr val="lt1"/>
-                        </a:solidFill>
-                        <a:ln w="6350">
-                          <a:solidFill>
-                            <a:schemeClr val="bg1"/>
-                          </a:solidFill>
-                        </a:ln>
-                      </wps:spPr>
-                      <wps:txbx>
-                        <w:txbxContent>
-                          <w:p>
-                            <w:pPr>
-                              <w:spacing w:after="4" w:line="259" w:lineRule="auto"/>
-                              <w:ind w:left="46" w:firstLine="0"/>
-                              <w:jc w:val="left"/>
-                            </w:pPr>
-                            <w:r>
-                              <w:rPr>
-                                <w:b/>
-                                <w:u w:val="single" w:color="000000"/>
-                              </w:rPr>
-                              <w:t>Submitted to:</w:t>
-                            </w:r>
-                            <w:r>
-                              <w:rPr>
-                                <w:b/>
-                              </w:rPr>
-                              <w:t xml:space="preserve">  </w:t>
-                            </w:r>
-                          </w:p>
-                          <w:p>
-                            <w:pPr>
-                              <w:spacing w:after="9" w:line="259" w:lineRule="auto"/>
-                              <w:ind w:left="46" w:firstLine="0"/>
-                              <w:jc w:val="left"/>
-                            </w:pPr>
-                            <w:r>
-                              <w:t>Mr. Sanju Shrestha</w:t>
-                            </w:r>
-                          </w:p>
-                        </w:txbxContent>
-                      </wps:txbx>
-                      <wps:bodyPr rot="0" spcFirstLastPara="0" vertOverflow="overflow" horzOverflow="overflow" vert="horz" wrap="square" lIns="91440" tIns="45720" rIns="91440" bIns="45720" numCol="1" spcCol="0" rtlCol="0" fromWordArt="0" anchor="t" anchorCtr="0" forceAA="0" compatLnSpc="1">
-                        <a:prstTxWarp prst="textNoShape">
-                          <a:avLst/>
-                        </a:prstTxWarp>
-                        <a:noAutofit/>
-                      </wps:bodyPr>
-                    </wps:wsp>
-                  </a:graphicData>
-                </a:graphic>
-              </wp:anchor>
-            </w:drawing>
-          </mc:Choice>
-          <mc:Fallback>
-            <w:pict>
-              <v:shape w14:anchorId="47323261" id="_x0000_s1028" type="#_x0000_t202" style="position:absolute;left:0;text-align:left;margin-left:368.85pt;margin-top:5.25pt;width:131.7pt;height:81.25pt;z-index:251667456;visibility:visible;mso-wrap-style:square;mso-wrap-distance-left:9pt;mso-wrap-distance-top:0;mso-wrap-distance-right:9pt;mso-wrap-distance-bottom:0;mso-position-horizontal:absolute;mso-position-horizontal-relative:text;mso-position-vertical:absolute;mso-position-vertical-relative:text;v-text-anchor:top" o:gfxdata="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" fillcolor="white [3201]" strokecolor="white [3212]" strokeweight=".5pt">
-                <v:textbox>
-                  <w:txbxContent>
-                    <w:p>
-                      <w:pPr>
-                        <w:spacing w:after="4" w:line="259" w:lineRule="auto"/>
-                        <w:ind w:left="46" w:firstLine="0"/>
-                        <w:jc w:val="left"/>
-                      </w:pPr>
-                      <w:r>
-                        <w:rPr>
-                          <w:b/>
-                          <w:u w:val="single" w:color="000000"/>
-                        </w:rPr>
-                        <w:t>Submitted to:</w:t>
-                      </w:r>
-                      <w:r>
-                        <w:rPr>
-                          <w:b/>
-                        </w:rPr>
-                        <w:t xml:space="preserve">  </w:t>
-                      </w:r>
-                    </w:p>
-                    <w:p>
-                      <w:pPr>
-                        <w:spacing w:after="9" w:line="259" w:lineRule="auto"/>
-                        <w:ind w:left="46" w:firstLine="0"/>
-                        <w:jc w:val="left"/>
-                      </w:pPr>
-                      <w:r>
-                        <w:t>Mr. Sanju Shrestha</w:t>
-                      </w:r>
-                    </w:p>
-                  </w:txbxContent>
-                </v:textbox>
-              </v:shape>
-            </w:pict>
-          </mc:Fallback>
-        </mc:AlternateContent>
-      </w:r>
-      <w:r>
-        <w:rPr>
-          <w:i/>
-        </w:rPr>
-        <w:br w:type="textWrapping" w:clear="all"/>
-        <w:t xml:space="preserve"> </w:t>
-      </w:r>
-    </w:p>
-    <w:p>
-      <w:pPr>
-        <w:pStyle w:val="Style2"/>
-      </w:pPr>
-      <w:r>
-        <w:br w:type="page"/>
-      </w:r>
-      <w:bookmarkStart w:id="16" w:name="_Toc232499481"/>
-      <w:r>
-        <w:lastRenderedPageBreak/>
-        <w:t>A</w:t>
-      </w:r>
-      <w:r>
-        <w:t>bstract</w:t>
-      </w:r>
-      <w:bookmarkEnd w:id="16"/>
-    </w:p>
-    <w:p>
-      <w:pPr>
-        <w:pStyle w:val="font-claude-response-body"/>
-        <w:jc w:val="both"/>
-      </w:pPr>
-      <w:r>
-        <w:t xml:space="preserve">Nepal is a country rich in natural beauty, yet a vast number of its most scenic and peaceful destinations remain unknown to both domestic and international </w:t>
-      </w:r>
-      <w:proofErr w:type="spellStart"/>
-      <w:r>
-        <w:t>travelers</w:t>
-      </w:r>
-      <w:proofErr w:type="spellEnd"/>
-      <w:r>
-        <w:t xml:space="preserve">. Information about these hidden natural retreats is scattered across social media, travel blogs, and word of mouth, making it difficult for </w:t>
-      </w:r>
-      <w:proofErr w:type="spellStart"/>
-      <w:r>
-        <w:t>travelers</w:t>
-      </w:r>
-      <w:proofErr w:type="spellEnd"/>
-      <w:r>
-        <w:t xml:space="preserve"> to plan trips effectively. Existing travel platforms such as TripAdvisor, Booking.com, and the Nepal Tourism Board primarily highlight popular destinations like Everest Base Camp, Pokhara, and Kathmandu, leaving lesser-known locations without proper exposure or organized information.</w:t>
-      </w:r>
-    </w:p>
-    <w:p>
-      <w:pPr>
-        <w:pStyle w:val="font-claude-response-body"/>
-        <w:jc w:val="both"/>
-      </w:pPr>
-      <w:r>
-        <w:t xml:space="preserve">This project, </w:t>
-      </w:r>
-      <w:r>
-        <w:rPr>
-          <w:rStyle w:val="Strong"/>
-          <w:rFonts w:eastAsiaTheme="majorEastAsia"/>
-        </w:rPr>
-        <w:t>Nepal Travel: Discover Hidden Natural Retreats</w:t>
-      </w:r>
-      <w:r>
-        <w:t>, proposes the development of a community-driven web platform designed to bridge this gap. The system enables users to discover, explore, and share hidden natural destinations across Nepal, including forests, lakes, hills, waterfalls, and peaceful viewpoints. Key features of the platform include destination search and filtering by region, season, activity, and difficulty level, as well as map integration using Google Maps, user-submitted reviews and photographs, trip planning tools, and personalized destination collections.</w:t>
-      </w:r>
-    </w:p>
-    <w:p>
-      <w:pPr>
-        <w:pStyle w:val="font-claude-response-body"/>
-        <w:jc w:val="both"/>
-      </w:pPr>
-      <w:r>
-        <w:t xml:space="preserve">The system is developed using HTML, CSS, and JavaScript for the frontend, PHP for backend logic, and MySQL for database management. Following an Agile development methodology, the platform is built to be user-friendly, scalable, and accessible to </w:t>
-      </w:r>
-      <w:proofErr w:type="spellStart"/>
-      <w:r>
-        <w:t>travelers</w:t>
-      </w:r>
-      <w:proofErr w:type="spellEnd"/>
-      <w:r>
-        <w:t xml:space="preserve"> of all experience levels. The expected outcome is a reliable, centralized travel platform that promotes sustainable tourism, supports local communities, and makes Nepal's hidden natural treasures discoverable to the world.</w:t>
-      </w:r>
-    </w:p>
-    <w:p>
-      <w:pPr>
-        <w:spacing w:after="160" w:line="259" w:lineRule="auto"/>
-        <w:ind w:left="0" w:firstLine="0"/>
-        <w:rPr>
-          <w:b/>
-          <w:bCs/>
-          <w:sz w:val="40"/>
-          <w:szCs w:val="28"/>
-        </w:rPr>
-      </w:pPr>
-      <w:r>
-        <w:rPr>
-          <w:b/>
-          <w:bCs/>
-          <w:sz w:val="40"/>
-          <w:szCs w:val="28"/>
-        </w:rPr>
-        <w:br/>
-      </w:r>
-    </w:p>
-    <w:p>
-      <w:pPr>
-        <w:spacing w:after="160" w:line="259" w:lineRule="auto"/>
-        <w:ind w:left="0" w:firstLine="0"/>
-        <w:jc w:val="left"/>
-        <w:rPr>
-          <w:b/>
-          <w:bCs/>
-          <w:sz w:val="44"/>
-          <w:szCs w:val="32"/>
-        </w:rPr>
-      </w:pPr>
-      <w:r>
-        <w:rPr>
-          <w:b/>
-          <w:bCs/>
-          <w:sz w:val="44"/>
-          <w:szCs w:val="32"/>
-        </w:rPr>
-        <w:br w:type="page"/>
-      </w:r>
-    </w:p>
-    <w:p>
-      <w:pPr>
-        <w:pStyle w:val="Style2"/>
-      </w:pPr>
-      <w:bookmarkStart w:id="17" w:name="_Toc231998516"/>
-      <w:bookmarkStart w:id="18" w:name="_Toc231998539"/>
-      <w:bookmarkStart w:id="19" w:name="_Toc232000184"/>
-      <w:bookmarkStart w:id="20" w:name="_Toc232499482"/>
-      <w:r>
-        <w:lastRenderedPageBreak/>
-        <w:t>Acknowledgement</w:t>
-      </w:r>
-      <w:bookmarkEnd w:id="17"/>
-      <w:bookmarkEnd w:id="18"/>
-      <w:bookmarkEnd w:id="19"/>
-      <w:bookmarkEnd w:id="20"/>
     </w:p>
     <w:p>
       <w:pPr>
@@ -1380,7 +2154,7 @@
               <w:lang w:val="en-GB" w:eastAsia="en-GB" w:bidi="ar-SA"/>
             </w:rPr>
           </w:pPr>
-          <w:hyperlink w:anchor="_Toc232499481" w:history="1">
+          <w:hyperlink w:anchor="_Toc233059669" w:history="1">
             <w:r>
               <w:rPr>
                 <w:rStyle w:val="Hyperlink"/>
@@ -1407,7 +2181,7 @@
                 <w:noProof/>
                 <w:webHidden/>
               </w:rPr>
-              <w:instrText xml:space="preserve"> PAGEREF _Toc232499481 \h </w:instrText>
+              <w:instrText xml:space="preserve"> PAGEREF _Toc233059669 \h </w:instrText>
             </w:r>
             <w:r>
               <w:rPr>
@@ -1427,7 +2201,7 @@
                 <w:noProof/>
                 <w:webHidden/>
               </w:rPr>
-              <w:t>1</w:t>
+              <w:t>3</w:t>
             </w:r>
             <w:r>
               <w:rPr>
@@ -1452,7 +2226,7 @@
               <w:lang w:val="en-GB" w:eastAsia="en-GB" w:bidi="ar-SA"/>
             </w:rPr>
           </w:pPr>
-          <w:hyperlink w:anchor="_Toc232499482" w:history="1">
+          <w:hyperlink w:anchor="_Toc233059670" w:history="1">
             <w:r>
               <w:rPr>
                 <w:rStyle w:val="Hyperlink"/>
@@ -1479,7 +2253,7 @@
                 <w:noProof/>
                 <w:webHidden/>
               </w:rPr>
-              <w:instrText xml:space="preserve"> PAGEREF _Toc232499482 \h </w:instrText>
+              <w:instrText xml:space="preserve"> PAGEREF _Toc233059670 \h </w:instrText>
             </w:r>
             <w:r>
               <w:rPr>
@@ -1499,7 +2273,7 @@
                 <w:noProof/>
                 <w:webHidden/>
               </w:rPr>
-              <w:t>2</w:t>
+              <w:t>4</w:t>
             </w:r>
             <w:r>
               <w:rPr>
@@ -1524,7 +2298,7 @@
               <w:lang w:val="en-GB" w:eastAsia="en-GB" w:bidi="ar-SA"/>
             </w:rPr>
           </w:pPr>
-          <w:hyperlink w:anchor="_Toc232499483" w:history="1">
+          <w:hyperlink w:anchor="_Toc233059671" w:history="1">
             <w:r>
               <w:rPr>
                 <w:rStyle w:val="Hyperlink"/>
@@ -1551,7 +2325,7 @@
                 <w:noProof/>
                 <w:webHidden/>
               </w:rPr>
-              <w:instrText xml:space="preserve"> PAGEREF _Toc232499483 \h </w:instrText>
+              <w:instrText xml:space="preserve"> PAGEREF _Toc233059671 \h </w:instrText>
             </w:r>
             <w:r>
               <w:rPr>
@@ -1571,7 +2345,7 @@
                 <w:noProof/>
                 <w:webHidden/>
               </w:rPr>
-              <w:t>6</w:t>
+              <w:t>9</w:t>
             </w:r>
             <w:r>
               <w:rPr>
@@ -1596,7 +2370,7 @@
               <w:lang w:val="en-GB" w:eastAsia="en-GB" w:bidi="ar-SA"/>
             </w:rPr>
           </w:pPr>
-          <w:hyperlink w:anchor="_Toc232499484" w:history="1">
+          <w:hyperlink w:anchor="_Toc233059672" w:history="1">
             <w:r>
               <w:rPr>
                 <w:rStyle w:val="Hyperlink"/>
@@ -1623,7 +2397,7 @@
                 <w:noProof/>
                 <w:webHidden/>
               </w:rPr>
-              <w:instrText xml:space="preserve"> PAGEREF _Toc232499484 \h </w:instrText>
+              <w:instrText xml:space="preserve"> PAGEREF _Toc233059672 \h </w:instrText>
             </w:r>
             <w:r>
               <w:rPr>
@@ -1643,7 +2417,7 @@
                 <w:noProof/>
                 <w:webHidden/>
               </w:rPr>
-              <w:t>6</w:t>
+              <w:t>9</w:t>
             </w:r>
             <w:r>
               <w:rPr>
@@ -1668,7 +2442,7 @@
               <w:lang w:val="en-GB" w:eastAsia="en-GB" w:bidi="ar-SA"/>
             </w:rPr>
           </w:pPr>
-          <w:hyperlink w:anchor="_Toc232499485" w:history="1">
+          <w:hyperlink w:anchor="_Toc233059673" w:history="1">
             <w:r>
               <w:rPr>
                 <w:rStyle w:val="Hyperlink"/>
@@ -1695,7 +2469,7 @@
                 <w:noProof/>
                 <w:webHidden/>
               </w:rPr>
-              <w:instrText xml:space="preserve"> PAGEREF _Toc232499485 \h </w:instrText>
+              <w:instrText xml:space="preserve"> PAGEREF _Toc233059673 \h </w:instrText>
             </w:r>
             <w:r>
               <w:rPr>
@@ -1715,7 +2489,7 @@
                 <w:noProof/>
                 <w:webHidden/>
               </w:rPr>
-              <w:t>7</w:t>
+              <w:t>10</w:t>
             </w:r>
             <w:r>
               <w:rPr>
@@ -1740,7 +2514,7 @@
               <w:lang w:val="en-GB" w:eastAsia="en-GB" w:bidi="ar-SA"/>
             </w:rPr>
           </w:pPr>
-          <w:hyperlink w:anchor="_Toc232499486" w:history="1">
+          <w:hyperlink w:anchor="_Toc233059674" w:history="1">
             <w:r>
               <w:rPr>
                 <w:rStyle w:val="Hyperlink"/>
@@ -1767,7 +2541,7 @@
                 <w:noProof/>
                 <w:webHidden/>
               </w:rPr>
-              <w:instrText xml:space="preserve"> PAGEREF _Toc232499486 \h </w:instrText>
+              <w:instrText xml:space="preserve"> PAGEREF _Toc233059674 \h </w:instrText>
             </w:r>
             <w:r>
               <w:rPr>
@@ -1787,7 +2561,7 @@
                 <w:noProof/>
                 <w:webHidden/>
               </w:rPr>
-              <w:t>8</w:t>
+              <w:t>11</w:t>
             </w:r>
             <w:r>
               <w:rPr>
@@ -1812,7 +2586,7 @@
               <w:lang w:val="en-GB" w:eastAsia="en-GB" w:bidi="ar-SA"/>
             </w:rPr>
           </w:pPr>
-          <w:hyperlink w:anchor="_Toc232499487" w:history="1">
+          <w:hyperlink w:anchor="_Toc233059675" w:history="1">
             <w:r>
               <w:rPr>
                 <w:rStyle w:val="Hyperlink"/>
@@ -1839,7 +2613,7 @@
                 <w:noProof/>
                 <w:webHidden/>
               </w:rPr>
-              <w:instrText xml:space="preserve"> PAGEREF _Toc232499487 \h </w:instrText>
+              <w:instrText xml:space="preserve"> PAGEREF _Toc233059675 \h </w:instrText>
             </w:r>
             <w:r>
               <w:rPr>
@@ -1859,7 +2633,7 @@
                 <w:noProof/>
                 <w:webHidden/>
               </w:rPr>
-              <w:t>9</w:t>
+              <w:t>12</w:t>
             </w:r>
             <w:r>
               <w:rPr>
@@ -1884,7 +2658,7 @@
               <w:lang w:val="en-GB" w:eastAsia="en-GB" w:bidi="ar-SA"/>
             </w:rPr>
           </w:pPr>
-          <w:hyperlink w:anchor="_Toc232499488" w:history="1">
+          <w:hyperlink w:anchor="_Toc233059676" w:history="1">
             <w:r>
               <w:rPr>
                 <w:rStyle w:val="Hyperlink"/>
@@ -1919,7 +2693,7 @@
                 <w:noProof/>
                 <w:webHidden/>
               </w:rPr>
-              <w:instrText xml:space="preserve"> PAGEREF _Toc232499488 \h </w:instrText>
+              <w:instrText xml:space="preserve"> PAGEREF _Toc233059676 \h </w:instrText>
             </w:r>
             <w:r>
               <w:rPr>
@@ -1939,7 +2713,7 @@
                 <w:noProof/>
                 <w:webHidden/>
               </w:rPr>
-              <w:t>9</w:t>
+              <w:t>12</w:t>
             </w:r>
             <w:r>
               <w:rPr>
@@ -1964,7 +2738,7 @@
               <w:lang w:val="en-GB" w:eastAsia="en-GB" w:bidi="ar-SA"/>
             </w:rPr>
           </w:pPr>
-          <w:hyperlink w:anchor="_Toc232499489" w:history="1">
+          <w:hyperlink w:anchor="_Toc233059677" w:history="1">
             <w:r>
               <w:rPr>
                 <w:rStyle w:val="Hyperlink"/>
@@ -1991,7 +2765,7 @@
                 <w:noProof/>
                 <w:webHidden/>
               </w:rPr>
-              <w:instrText xml:space="preserve"> PAGEREF _Toc232499489 \h </w:instrText>
+              <w:instrText xml:space="preserve"> PAGEREF _Toc233059677 \h </w:instrText>
             </w:r>
             <w:r>
               <w:rPr>
@@ -2011,7 +2785,7 @@
                 <w:noProof/>
                 <w:webHidden/>
               </w:rPr>
-              <w:t>10</w:t>
+              <w:t>13</w:t>
             </w:r>
             <w:r>
               <w:rPr>
@@ -2036,7 +2810,7 @@
               <w:lang w:val="en-GB" w:eastAsia="en-GB" w:bidi="ar-SA"/>
             </w:rPr>
           </w:pPr>
-          <w:hyperlink w:anchor="_Toc232499490" w:history="1">
+          <w:hyperlink w:anchor="_Toc233059678" w:history="1">
             <w:r>
               <w:rPr>
                 <w:rStyle w:val="Hyperlink"/>
@@ -2063,7 +2837,7 @@
                 <w:noProof/>
                 <w:webHidden/>
               </w:rPr>
-              <w:instrText xml:space="preserve"> PAGEREF _Toc232499490 \h </w:instrText>
+              <w:instrText xml:space="preserve"> PAGEREF _Toc233059678 \h </w:instrText>
             </w:r>
             <w:r>
               <w:rPr>
@@ -2083,7 +2857,7 @@
                 <w:noProof/>
                 <w:webHidden/>
               </w:rPr>
-              <w:t>10</w:t>
+              <w:t>13</w:t>
             </w:r>
             <w:r>
               <w:rPr>
@@ -2108,7 +2882,7 @@
               <w:lang w:val="en-GB" w:eastAsia="en-GB" w:bidi="ar-SA"/>
             </w:rPr>
           </w:pPr>
-          <w:hyperlink w:anchor="_Toc232499491" w:history="1">
+          <w:hyperlink w:anchor="_Toc233059679" w:history="1">
             <w:r>
               <w:rPr>
                 <w:rStyle w:val="Hyperlink"/>
@@ -2135,7 +2909,7 @@
                 <w:noProof/>
                 <w:webHidden/>
               </w:rPr>
-              <w:instrText xml:space="preserve"> PAGEREF _Toc232499491 \h </w:instrText>
+              <w:instrText xml:space="preserve"> PAGEREF _Toc233059679 \h </w:instrText>
             </w:r>
             <w:r>
               <w:rPr>
@@ -2155,7 +2929,7 @@
                 <w:noProof/>
                 <w:webHidden/>
               </w:rPr>
-              <w:t>12</w:t>
+              <w:t>15</w:t>
             </w:r>
             <w:r>
               <w:rPr>
@@ -2180,7 +2954,7 @@
               <w:lang w:val="en-GB" w:eastAsia="en-GB" w:bidi="ar-SA"/>
             </w:rPr>
           </w:pPr>
-          <w:hyperlink w:anchor="_Toc232499492" w:history="1">
+          <w:hyperlink w:anchor="_Toc233059680" w:history="1">
             <w:r>
               <w:rPr>
                 <w:rStyle w:val="Hyperlink"/>
@@ -2207,7 +2981,7 @@
                 <w:noProof/>
                 <w:webHidden/>
               </w:rPr>
-              <w:instrText xml:space="preserve"> PAGEREF _Toc232499492 \h </w:instrText>
+              <w:instrText xml:space="preserve"> PAGEREF _Toc233059680 \h </w:instrText>
             </w:r>
             <w:r>
               <w:rPr>
@@ -2227,7 +3001,7 @@
                 <w:noProof/>
                 <w:webHidden/>
               </w:rPr>
-              <w:t>13</w:t>
+              <w:t>16</w:t>
             </w:r>
             <w:r>
               <w:rPr>
@@ -2252,7 +3026,7 @@
               <w:lang w:val="en-GB" w:eastAsia="en-GB" w:bidi="ar-SA"/>
             </w:rPr>
           </w:pPr>
-          <w:hyperlink w:anchor="_Toc232499493" w:history="1">
+          <w:hyperlink w:anchor="_Toc233059681" w:history="1">
             <w:r>
               <w:rPr>
                 <w:rStyle w:val="Hyperlink"/>
@@ -2279,7 +3053,7 @@
                 <w:noProof/>
                 <w:webHidden/>
               </w:rPr>
-              <w:instrText xml:space="preserve"> PAGEREF _Toc232499493 \h </w:instrText>
+              <w:instrText xml:space="preserve"> PAGEREF _Toc233059681 \h </w:instrText>
             </w:r>
             <w:r>
               <w:rPr>
@@ -2299,7 +3073,7 @@
                 <w:noProof/>
                 <w:webHidden/>
               </w:rPr>
-              <w:t>13</w:t>
+              <w:t>16</w:t>
             </w:r>
             <w:r>
               <w:rPr>
@@ -2324,7 +3098,7 @@
               <w:lang w:val="en-GB" w:eastAsia="en-GB" w:bidi="ar-SA"/>
             </w:rPr>
           </w:pPr>
-          <w:hyperlink w:anchor="_Toc232499494" w:history="1">
+          <w:hyperlink w:anchor="_Toc233059682" w:history="1">
             <w:r>
               <w:rPr>
                 <w:rStyle w:val="Hyperlink"/>
@@ -2351,7 +3125,7 @@
                 <w:noProof/>
                 <w:webHidden/>
               </w:rPr>
-              <w:instrText xml:space="preserve"> PAGEREF _Toc232499494 \h </w:instrText>
+              <w:instrText xml:space="preserve"> PAGEREF _Toc233059682 \h </w:instrText>
             </w:r>
             <w:r>
               <w:rPr>
@@ -2371,7 +3145,7 @@
                 <w:noProof/>
                 <w:webHidden/>
               </w:rPr>
-              <w:t>17</w:t>
+              <w:t>20</w:t>
             </w:r>
             <w:r>
               <w:rPr>
@@ -2396,7 +3170,7 @@
               <w:lang w:val="en-GB" w:eastAsia="en-GB" w:bidi="ar-SA"/>
             </w:rPr>
           </w:pPr>
-          <w:hyperlink w:anchor="_Toc232499495" w:history="1">
+          <w:hyperlink w:anchor="_Toc233059683" w:history="1">
             <w:r>
               <w:rPr>
                 <w:rStyle w:val="Hyperlink"/>
@@ -2423,7 +3197,7 @@
                 <w:noProof/>
                 <w:webHidden/>
               </w:rPr>
-              <w:instrText xml:space="preserve"> PAGEREF _Toc232499495 \h </w:instrText>
+              <w:instrText xml:space="preserve"> PAGEREF _Toc233059683 \h </w:instrText>
             </w:r>
             <w:r>
               <w:rPr>
@@ -2443,7 +3217,7 @@
                 <w:noProof/>
                 <w:webHidden/>
               </w:rPr>
-              <w:t>19</w:t>
+              <w:t>22</w:t>
             </w:r>
             <w:r>
               <w:rPr>
@@ -2468,13 +3242,27 @@
               <w:lang w:val="en-GB" w:eastAsia="en-GB" w:bidi="ar-SA"/>
             </w:rPr>
           </w:pPr>
-          <w:hyperlink w:anchor="_Toc232499496" w:history="1">
+          <w:hyperlink w:anchor="_Toc233059684" w:history="1">
             <w:r>
               <w:rPr>
                 <w:rStyle w:val="Hyperlink"/>
                 <w:noProof/>
               </w:rPr>
-              <w:t>3.1.4 Process Modeling</w:t>
+              <w:t>3.1.4 Proc</w:t>
+            </w:r>
+            <w:r>
+              <w:rPr>
+                <w:rStyle w:val="Hyperlink"/>
+                <w:noProof/>
+              </w:rPr>
+              <w:t>e</w:t>
+            </w:r>
+            <w:r>
+              <w:rPr>
+                <w:rStyle w:val="Hyperlink"/>
+                <w:noProof/>
+              </w:rPr>
+              <w:t>ss Modeling</w:t>
             </w:r>
             <w:r>
               <w:rPr>
@@ -2495,7 +3283,7 @@
                 <w:noProof/>
                 <w:webHidden/>
               </w:rPr>
-              <w:instrText xml:space="preserve"> PAGEREF _Toc232499496 \h </w:instrText>
+              <w:instrText xml:space="preserve"> PAGEREF _Toc233059684 \h </w:instrText>
             </w:r>
             <w:r>
               <w:rPr>
@@ -2515,7 +3303,7 @@
                 <w:noProof/>
                 <w:webHidden/>
               </w:rPr>
-              <w:t>21</w:t>
+              <w:t>24</w:t>
             </w:r>
             <w:r>
               <w:rPr>
@@ -2540,7 +3328,7 @@
               <w:lang w:val="en-GB" w:eastAsia="en-GB" w:bidi="ar-SA"/>
             </w:rPr>
           </w:pPr>
-          <w:hyperlink w:anchor="_Toc232499497" w:history="1">
+          <w:hyperlink w:anchor="_Toc233059685" w:history="1">
             <w:r>
               <w:rPr>
                 <w:rStyle w:val="Hyperlink"/>
@@ -2567,7 +3355,7 @@
                 <w:noProof/>
                 <w:webHidden/>
               </w:rPr>
-              <w:instrText xml:space="preserve"> PAGEREF _Toc232499497 \h </w:instrText>
+              <w:instrText xml:space="preserve"> PAGEREF _Toc233059685 \h </w:instrText>
             </w:r>
             <w:r>
               <w:rPr>
@@ -2587,7 +3375,7 @@
                 <w:noProof/>
                 <w:webHidden/>
               </w:rPr>
-              <w:t>24</w:t>
+              <w:t>27</w:t>
             </w:r>
             <w:r>
               <w:rPr>
@@ -2612,7 +3400,7 @@
               <w:lang w:val="en-GB" w:eastAsia="en-GB" w:bidi="ar-SA"/>
             </w:rPr>
           </w:pPr>
-          <w:hyperlink w:anchor="_Toc232499498" w:history="1">
+          <w:hyperlink w:anchor="_Toc233059686" w:history="1">
             <w:r>
               <w:rPr>
                 <w:rStyle w:val="Hyperlink"/>
@@ -2639,7 +3427,7 @@
                 <w:noProof/>
                 <w:webHidden/>
               </w:rPr>
-              <w:instrText xml:space="preserve"> PAGEREF _Toc232499498 \h </w:instrText>
+              <w:instrText xml:space="preserve"> PAGEREF _Toc233059686 \h </w:instrText>
             </w:r>
             <w:r>
               <w:rPr>
@@ -2659,7 +3447,7 @@
                 <w:noProof/>
                 <w:webHidden/>
               </w:rPr>
-              <w:t>26</w:t>
+              <w:t>29</w:t>
             </w:r>
             <w:r>
               <w:rPr>
@@ -2684,7 +3472,7 @@
               <w:lang w:val="en-GB" w:eastAsia="en-GB" w:bidi="ar-SA"/>
             </w:rPr>
           </w:pPr>
-          <w:hyperlink w:anchor="_Toc232499499" w:history="1">
+          <w:hyperlink w:anchor="_Toc233059687" w:history="1">
             <w:r>
               <w:rPr>
                 <w:rStyle w:val="Hyperlink"/>
@@ -2711,7 +3499,7 @@
                 <w:noProof/>
                 <w:webHidden/>
               </w:rPr>
-              <w:instrText xml:space="preserve"> PAGEREF _Toc232499499 \h </w:instrText>
+              <w:instrText xml:space="preserve"> PAGEREF _Toc233059687 \h </w:instrText>
             </w:r>
             <w:r>
               <w:rPr>
@@ -2731,7 +3519,7 @@
                 <w:noProof/>
                 <w:webHidden/>
               </w:rPr>
-              <w:t>26</w:t>
+              <w:t>29</w:t>
             </w:r>
             <w:r>
               <w:rPr>
@@ -2756,18 +3544,36 @@
               <w:lang w:val="en-GB" w:eastAsia="en-GB" w:bidi="ar-SA"/>
             </w:rPr>
           </w:pPr>
-          <w:hyperlink w:anchor="_Toc232499500" w:history="1">
+          <w:hyperlink w:anchor="_Toc233059688" w:history="1">
             <w:r>
               <w:rPr>
                 <w:rStyle w:val="Hyperlink"/>
-                <w:b/>
-                <w:bCs/>
                 <w:noProof/>
                 <w:kern w:val="0"/>
                 <w:lang w:val="en-GB" w:eastAsia="en-GB"/>
                 <w14:ligatures w14:val="none"/>
               </w:rPr>
-              <w:t>4.1.1 Tools Used</w:t>
+              <w:t>4.1.1 T</w:t>
+            </w:r>
+            <w:r>
+              <w:rPr>
+                <w:rStyle w:val="Hyperlink"/>
+                <w:noProof/>
+                <w:kern w:val="0"/>
+                <w:lang w:val="en-GB" w:eastAsia="en-GB"/>
+                <w14:ligatures w14:val="none"/>
+              </w:rPr>
+              <w:t>o</w:t>
+            </w:r>
+            <w:r>
+              <w:rPr>
+                <w:rStyle w:val="Hyperlink"/>
+                <w:noProof/>
+                <w:kern w:val="0"/>
+                <w:lang w:val="en-GB" w:eastAsia="en-GB"/>
+                <w14:ligatures w14:val="none"/>
+              </w:rPr>
+              <w:t>ols Used</w:t>
             </w:r>
             <w:r>
               <w:rPr>
@@ -2788,7 +3594,7 @@
                 <w:noProof/>
                 <w:webHidden/>
               </w:rPr>
-              <w:instrText xml:space="preserve"> PAGEREF _Toc232499500 \h </w:instrText>
+              <w:instrText xml:space="preserve"> PAGEREF _Toc233059688 \h </w:instrText>
             </w:r>
             <w:r>
               <w:rPr>
@@ -2808,7 +3614,7 @@
                 <w:noProof/>
                 <w:webHidden/>
               </w:rPr>
-              <w:t>26</w:t>
+              <w:t>29</w:t>
             </w:r>
             <w:r>
               <w:rPr>
@@ -2833,12 +3639,10 @@
               <w:lang w:val="en-GB" w:eastAsia="en-GB" w:bidi="ar-SA"/>
             </w:rPr>
           </w:pPr>
-          <w:hyperlink w:anchor="_Toc232499501" w:history="1">
+          <w:hyperlink w:anchor="_Toc233059689" w:history="1">
             <w:r>
               <w:rPr>
                 <w:rStyle w:val="Hyperlink"/>
-                <w:b/>
-                <w:bCs/>
                 <w:noProof/>
                 <w:kern w:val="0"/>
                 <w:lang w:val="en-GB" w:eastAsia="en-GB"/>
@@ -2865,7 +3669,7 @@
                 <w:noProof/>
                 <w:webHidden/>
               </w:rPr>
-              <w:instrText xml:space="preserve"> PAGEREF _Toc232499501 \h </w:instrText>
+              <w:instrText xml:space="preserve"> PAGEREF _Toc233059689 \h </w:instrText>
             </w:r>
             <w:r>
               <w:rPr>
@@ -2885,7 +3689,7 @@
                 <w:noProof/>
                 <w:webHidden/>
               </w:rPr>
-              <w:t>27</w:t>
+              <w:t>30</w:t>
             </w:r>
             <w:r>
               <w:rPr>
@@ -2910,7 +3714,7 @@
               <w:lang w:val="en-GB" w:eastAsia="en-GB" w:bidi="ar-SA"/>
             </w:rPr>
           </w:pPr>
-          <w:hyperlink w:anchor="_Toc232499502" w:history="1">
+          <w:hyperlink w:anchor="_Toc233059690" w:history="1">
             <w:r>
               <w:rPr>
                 <w:rStyle w:val="Hyperlink"/>
@@ -2937,7 +3741,7 @@
                 <w:noProof/>
                 <w:webHidden/>
               </w:rPr>
-              <w:instrText xml:space="preserve"> PAGEREF _Toc232499502 \h </w:instrText>
+              <w:instrText xml:space="preserve"> PAGEREF _Toc233059690 \h </w:instrText>
             </w:r>
             <w:r>
               <w:rPr>
@@ -2957,7 +3761,7 @@
                 <w:noProof/>
                 <w:webHidden/>
               </w:rPr>
-              <w:t>28</w:t>
+              <w:t>31</w:t>
             </w:r>
             <w:r>
               <w:rPr>
@@ -2982,7 +3786,7 @@
               <w:lang w:val="en-GB" w:eastAsia="en-GB" w:bidi="ar-SA"/>
             </w:rPr>
           </w:pPr>
-          <w:hyperlink w:anchor="_Toc232499503" w:history="1">
+          <w:hyperlink w:anchor="_Toc233059691" w:history="1">
             <w:r>
               <w:rPr>
                 <w:rStyle w:val="Hyperlink"/>
@@ -3009,7 +3813,7 @@
                 <w:noProof/>
                 <w:webHidden/>
               </w:rPr>
-              <w:instrText xml:space="preserve"> PAGEREF _Toc232499503 \h </w:instrText>
+              <w:instrText xml:space="preserve"> PAGEREF _Toc233059691 \h </w:instrText>
             </w:r>
             <w:r>
               <w:rPr>
@@ -3029,7 +3833,7 @@
                 <w:noProof/>
                 <w:webHidden/>
               </w:rPr>
-              <w:t>30</w:t>
+              <w:t>33</w:t>
             </w:r>
             <w:r>
               <w:rPr>
@@ -3054,7 +3858,7 @@
               <w:lang w:val="en-GB" w:eastAsia="en-GB" w:bidi="ar-SA"/>
             </w:rPr>
           </w:pPr>
-          <w:hyperlink w:anchor="_Toc232499504" w:history="1">
+          <w:hyperlink w:anchor="_Toc233059692" w:history="1">
             <w:r>
               <w:rPr>
                 <w:rStyle w:val="Hyperlink"/>
@@ -3081,7 +3885,7 @@
                 <w:noProof/>
                 <w:webHidden/>
               </w:rPr>
-              <w:instrText xml:space="preserve"> PAGEREF _Toc232499504 \h </w:instrText>
+              <w:instrText xml:space="preserve"> PAGEREF _Toc233059692 \h </w:instrText>
             </w:r>
             <w:r>
               <w:rPr>
@@ -3101,7 +3905,7 @@
                 <w:noProof/>
                 <w:webHidden/>
               </w:rPr>
-              <w:t>30</w:t>
+              <w:t>33</w:t>
             </w:r>
             <w:r>
               <w:rPr>
@@ -3126,7 +3930,7 @@
               <w:lang w:val="en-GB" w:eastAsia="en-GB" w:bidi="ar-SA"/>
             </w:rPr>
           </w:pPr>
-          <w:hyperlink w:anchor="_Toc232499505" w:history="1">
+          <w:hyperlink w:anchor="_Toc233059693" w:history="1">
             <w:r>
               <w:rPr>
                 <w:rStyle w:val="Hyperlink"/>
@@ -3153,7 +3957,7 @@
                 <w:noProof/>
                 <w:webHidden/>
               </w:rPr>
-              <w:instrText xml:space="preserve"> PAGEREF _Toc232499505 \h </w:instrText>
+              <w:instrText xml:space="preserve"> PAGEREF _Toc233059693 \h </w:instrText>
             </w:r>
             <w:r>
               <w:rPr>
@@ -3173,7 +3977,7 @@
                 <w:noProof/>
                 <w:webHidden/>
               </w:rPr>
-              <w:t>30</w:t>
+              <w:t>33</w:t>
             </w:r>
             <w:r>
               <w:rPr>
@@ -3198,7 +4002,7 @@
               <w:lang w:val="en-GB" w:eastAsia="en-GB" w:bidi="ar-SA"/>
             </w:rPr>
           </w:pPr>
-          <w:hyperlink w:anchor="_Toc232499506" w:history="1">
+          <w:hyperlink w:anchor="_Toc233059694" w:history="1">
             <w:r>
               <w:rPr>
                 <w:rStyle w:val="Hyperlink"/>
@@ -3225,7 +4029,7 @@
                 <w:noProof/>
                 <w:webHidden/>
               </w:rPr>
-              <w:instrText xml:space="preserve"> PAGEREF _Toc232499506 \h </w:instrText>
+              <w:instrText xml:space="preserve"> PAGEREF _Toc233059694 \h </w:instrText>
             </w:r>
             <w:r>
               <w:rPr>
@@ -3245,7 +4049,7 @@
                 <w:noProof/>
                 <w:webHidden/>
               </w:rPr>
-              <w:t>31</w:t>
+              <w:t>34</w:t>
             </w:r>
             <w:r>
               <w:rPr>
@@ -3270,13 +4074,27 @@
               <w:lang w:val="en-GB" w:eastAsia="en-GB" w:bidi="ar-SA"/>
             </w:rPr>
           </w:pPr>
-          <w:hyperlink w:anchor="_Toc232499507" w:history="1">
+          <w:hyperlink w:anchor="_Toc233059695" w:history="1">
             <w:r>
               <w:rPr>
                 <w:rStyle w:val="Hyperlink"/>
                 <w:noProof/>
               </w:rPr>
-              <w:t>Appendices</w:t>
+              <w:t>Appe</w:t>
+            </w:r>
+            <w:r>
+              <w:rPr>
+                <w:rStyle w:val="Hyperlink"/>
+                <w:noProof/>
+              </w:rPr>
+              <w:t>n</w:t>
+            </w:r>
+            <w:r>
+              <w:rPr>
+                <w:rStyle w:val="Hyperlink"/>
+                <w:noProof/>
+              </w:rPr>
+              <w:t>dices</w:t>
             </w:r>
             <w:r>
               <w:rPr>
@@ -3297,7 +4115,7 @@
                 <w:noProof/>
                 <w:webHidden/>
               </w:rPr>
-              <w:instrText xml:space="preserve"> PAGEREF _Toc232499507 \h </w:instrText>
+              <w:instrText xml:space="preserve"> PAGEREF _Toc233059695 \h </w:instrText>
             </w:r>
             <w:r>
               <w:rPr>
@@ -3317,7 +4135,7 @@
                 <w:noProof/>
                 <w:webHidden/>
               </w:rPr>
-              <w:t>32</w:t>
+              <w:t>35</w:t>
             </w:r>
             <w:r>
               <w:rPr>
@@ -3342,13 +4160,27 @@
               <w:lang w:val="en-GB" w:eastAsia="en-GB" w:bidi="ar-SA"/>
             </w:rPr>
           </w:pPr>
-          <w:hyperlink w:anchor="_Toc232499508" w:history="1">
+          <w:hyperlink w:anchor="_Toc233059696" w:history="1">
             <w:r>
               <w:rPr>
                 <w:rStyle w:val="Hyperlink"/>
                 <w:noProof/>
               </w:rPr>
-              <w:t>References</w:t>
+              <w:t>Re</w:t>
+            </w:r>
+            <w:r>
+              <w:rPr>
+                <w:rStyle w:val="Hyperlink"/>
+                <w:noProof/>
+              </w:rPr>
+              <w:t>f</w:t>
+            </w:r>
+            <w:r>
+              <w:rPr>
+                <w:rStyle w:val="Hyperlink"/>
+                <w:noProof/>
+              </w:rPr>
+              <w:t>erences</w:t>
             </w:r>
             <w:r>
               <w:rPr>
@@ -3369,7 +4201,7 @@
                 <w:noProof/>
                 <w:webHidden/>
               </w:rPr>
-              <w:instrText xml:space="preserve"> PAGEREF _Toc232499508 \h </w:instrText>
+              <w:instrText xml:space="preserve"> PAGEREF _Toc233059696 \h </w:instrText>
             </w:r>
             <w:r>
               <w:rPr>
@@ -3389,7 +4221,7 @@
                 <w:noProof/>
                 <w:webHidden/>
               </w:rPr>
-              <w:t>39</w:t>
+              <w:t>42</w:t>
             </w:r>
             <w:r>
               <w:rPr>
@@ -3414,13 +4246,1374 @@
     </w:sdt>
     <w:p>
       <w:pPr>
-        <w:spacing w:before="240" w:after="240" w:line="360" w:lineRule="auto"/>
+        <w:spacing w:after="160" w:line="259" w:lineRule="auto"/>
+        <w:ind w:left="0" w:firstLine="0"/>
+        <w:jc w:val="left"/>
         <w:rPr>
           <w:b/>
           <w:spacing w:val="-2"/>
           <w:sz w:val="32"/>
         </w:rPr>
       </w:pPr>
+      <w:r>
+        <w:rPr>
+          <w:b/>
+          <w:spacing w:val="-2"/>
+          <w:sz w:val="32"/>
+        </w:rPr>
+        <w:br w:type="page"/>
+      </w:r>
+    </w:p>
+    <w:p>
+      <w:pPr>
+        <w:spacing w:after="160" w:line="259" w:lineRule="auto"/>
+        <w:ind w:left="0" w:firstLine="0"/>
+        <w:jc w:val="center"/>
+        <w:rPr>
+          <w:b/>
+          <w:bCs/>
+          <w:sz w:val="32"/>
+          <w:szCs w:val="24"/>
+        </w:rPr>
+      </w:pPr>
+      <w:r>
+        <w:rPr>
+          <w:b/>
+          <w:bCs/>
+          <w:sz w:val="32"/>
+          <w:szCs w:val="24"/>
+        </w:rPr>
+        <w:lastRenderedPageBreak/>
+        <w:t>ABBREVIATIONS</w:t>
+      </w:r>
+    </w:p>
+    <w:tbl>
+      <w:tblPr>
+        <w:tblW w:w="9814" w:type="dxa"/>
+        <w:tblCellSpacing w:w="15" w:type="dxa"/>
+        <w:tblCellMar>
+          <w:top w:w="15" w:type="dxa"/>
+          <w:left w:w="15" w:type="dxa"/>
+          <w:bottom w:w="15" w:type="dxa"/>
+          <w:right w:w="15" w:type="dxa"/>
+        </w:tblCellMar>
+        <w:tblLook w:val="04A0" w:firstRow="1" w:lastRow="0" w:firstColumn="1" w:lastColumn="0" w:noHBand="0" w:noVBand="1"/>
+      </w:tblPr>
+      <w:tblGrid>
+        <w:gridCol w:w="2517"/>
+        <w:gridCol w:w="7297"/>
+      </w:tblGrid>
+      <w:tr>
+        <w:trPr>
+          <w:trHeight w:val="556"/>
+          <w:tblHeader/>
+          <w:tblCellSpacing w:w="15" w:type="dxa"/>
+        </w:trPr>
+        <w:tc>
+          <w:tcPr>
+            <w:tcW w:w="2472" w:type="dxa"/>
+            <w:vAlign w:val="center"/>
+            <w:hideMark/>
+          </w:tcPr>
+          <w:p>
+            <w:pPr>
+              <w:spacing w:after="160" w:line="259" w:lineRule="auto"/>
+              <w:ind w:left="0" w:firstLine="0"/>
+              <w:jc w:val="center"/>
+              <w:rPr>
+                <w:b/>
+                <w:bCs/>
+                <w:sz w:val="32"/>
+                <w:szCs w:val="24"/>
+                <w:lang w:val="en-GB"/>
+              </w:rPr>
+            </w:pPr>
+            <w:r>
+              <w:rPr>
+                <w:b/>
+                <w:bCs/>
+                <w:sz w:val="32"/>
+                <w:szCs w:val="24"/>
+                <w:lang w:val="en-GB"/>
+              </w:rPr>
+              <w:t>Abbreviation</w:t>
+            </w:r>
+          </w:p>
+        </w:tc>
+        <w:tc>
+          <w:tcPr>
+            <w:tcW w:w="7252" w:type="dxa"/>
+            <w:vAlign w:val="center"/>
+            <w:hideMark/>
+          </w:tcPr>
+          <w:p>
+            <w:pPr>
+              <w:spacing w:after="160" w:line="259" w:lineRule="auto"/>
+              <w:ind w:left="0" w:firstLine="0"/>
+              <w:jc w:val="center"/>
+              <w:rPr>
+                <w:b/>
+                <w:bCs/>
+                <w:sz w:val="32"/>
+                <w:szCs w:val="24"/>
+                <w:lang w:val="en-GB"/>
+              </w:rPr>
+            </w:pPr>
+            <w:r>
+              <w:rPr>
+                <w:b/>
+                <w:bCs/>
+                <w:sz w:val="32"/>
+                <w:szCs w:val="24"/>
+                <w:lang w:val="en-GB"/>
+              </w:rPr>
+              <w:t>Full Form</w:t>
+            </w:r>
+          </w:p>
+        </w:tc>
+      </w:tr>
+      <w:tr>
+        <w:trPr>
+          <w:trHeight w:val="466"/>
+          <w:tblCellSpacing w:w="15" w:type="dxa"/>
+        </w:trPr>
+        <w:tc>
+          <w:tcPr>
+            <w:tcW w:w="2472" w:type="dxa"/>
+            <w:vAlign w:val="center"/>
+            <w:hideMark/>
+          </w:tcPr>
+          <w:p>
+            <w:pPr>
+              <w:spacing w:after="160" w:line="259" w:lineRule="auto"/>
+              <w:ind w:left="0" w:firstLine="0"/>
+              <w:jc w:val="center"/>
+              <w:rPr>
+                <w:szCs w:val="24"/>
+                <w:lang w:val="en-GB"/>
+              </w:rPr>
+            </w:pPr>
+            <w:r>
+              <w:rPr>
+                <w:szCs w:val="24"/>
+                <w:lang w:val="en-GB"/>
+              </w:rPr>
+              <w:t>CSS</w:t>
+            </w:r>
+          </w:p>
+        </w:tc>
+        <w:tc>
+          <w:tcPr>
+            <w:tcW w:w="7252" w:type="dxa"/>
+            <w:vAlign w:val="center"/>
+            <w:hideMark/>
+          </w:tcPr>
+          <w:p>
+            <w:pPr>
+              <w:spacing w:after="160" w:line="259" w:lineRule="auto"/>
+              <w:ind w:left="0" w:firstLine="0"/>
+              <w:jc w:val="center"/>
+              <w:rPr>
+                <w:szCs w:val="24"/>
+                <w:lang w:val="en-GB"/>
+              </w:rPr>
+            </w:pPr>
+            <w:r>
+              <w:rPr>
+                <w:szCs w:val="24"/>
+                <w:lang w:val="en-GB"/>
+              </w:rPr>
+              <w:t>Cascading Style Sheets</w:t>
+            </w:r>
+          </w:p>
+        </w:tc>
+      </w:tr>
+      <w:tr>
+        <w:trPr>
+          <w:trHeight w:val="451"/>
+          <w:tblCellSpacing w:w="15" w:type="dxa"/>
+        </w:trPr>
+        <w:tc>
+          <w:tcPr>
+            <w:tcW w:w="2472" w:type="dxa"/>
+            <w:vAlign w:val="center"/>
+            <w:hideMark/>
+          </w:tcPr>
+          <w:p>
+            <w:pPr>
+              <w:spacing w:after="160" w:line="259" w:lineRule="auto"/>
+              <w:ind w:left="0" w:firstLine="0"/>
+              <w:jc w:val="center"/>
+              <w:rPr>
+                <w:szCs w:val="24"/>
+                <w:lang w:val="en-GB"/>
+              </w:rPr>
+            </w:pPr>
+            <w:r>
+              <w:rPr>
+                <w:szCs w:val="24"/>
+                <w:lang w:val="en-GB"/>
+              </w:rPr>
+              <w:t>CRUD</w:t>
+            </w:r>
+          </w:p>
+        </w:tc>
+        <w:tc>
+          <w:tcPr>
+            <w:tcW w:w="7252" w:type="dxa"/>
+            <w:vAlign w:val="center"/>
+            <w:hideMark/>
+          </w:tcPr>
+          <w:p>
+            <w:pPr>
+              <w:spacing w:after="160" w:line="259" w:lineRule="auto"/>
+              <w:ind w:left="0" w:firstLine="0"/>
+              <w:jc w:val="center"/>
+              <w:rPr>
+                <w:szCs w:val="24"/>
+                <w:lang w:val="en-GB"/>
+              </w:rPr>
+            </w:pPr>
+            <w:r>
+              <w:rPr>
+                <w:szCs w:val="24"/>
+                <w:lang w:val="en-GB"/>
+              </w:rPr>
+              <w:t>Create, Read, Update, Delete</w:t>
+            </w:r>
+          </w:p>
+        </w:tc>
+      </w:tr>
+      <w:tr>
+        <w:trPr>
+          <w:trHeight w:val="466"/>
+          <w:tblCellSpacing w:w="15" w:type="dxa"/>
+        </w:trPr>
+        <w:tc>
+          <w:tcPr>
+            <w:tcW w:w="2472" w:type="dxa"/>
+            <w:vAlign w:val="center"/>
+            <w:hideMark/>
+          </w:tcPr>
+          <w:p>
+            <w:pPr>
+              <w:spacing w:after="160" w:line="259" w:lineRule="auto"/>
+              <w:ind w:left="0" w:firstLine="0"/>
+              <w:jc w:val="center"/>
+              <w:rPr>
+                <w:szCs w:val="24"/>
+                <w:lang w:val="en-GB"/>
+              </w:rPr>
+            </w:pPr>
+            <w:r>
+              <w:rPr>
+                <w:szCs w:val="24"/>
+                <w:lang w:val="en-GB"/>
+              </w:rPr>
+              <w:t>DB</w:t>
+            </w:r>
+          </w:p>
+        </w:tc>
+        <w:tc>
+          <w:tcPr>
+            <w:tcW w:w="7252" w:type="dxa"/>
+            <w:vAlign w:val="center"/>
+            <w:hideMark/>
+          </w:tcPr>
+          <w:p>
+            <w:pPr>
+              <w:spacing w:after="160" w:line="259" w:lineRule="auto"/>
+              <w:ind w:left="0" w:firstLine="0"/>
+              <w:jc w:val="center"/>
+              <w:rPr>
+                <w:szCs w:val="24"/>
+                <w:lang w:val="en-GB"/>
+              </w:rPr>
+            </w:pPr>
+            <w:r>
+              <w:rPr>
+                <w:szCs w:val="24"/>
+                <w:lang w:val="en-GB"/>
+              </w:rPr>
+              <w:t>Database</w:t>
+            </w:r>
+          </w:p>
+        </w:tc>
+      </w:tr>
+      <w:tr>
+        <w:trPr>
+          <w:trHeight w:val="451"/>
+          <w:tblCellSpacing w:w="15" w:type="dxa"/>
+        </w:trPr>
+        <w:tc>
+          <w:tcPr>
+            <w:tcW w:w="2472" w:type="dxa"/>
+            <w:vAlign w:val="center"/>
+            <w:hideMark/>
+          </w:tcPr>
+          <w:p>
+            <w:pPr>
+              <w:spacing w:after="160" w:line="259" w:lineRule="auto"/>
+              <w:ind w:left="0" w:firstLine="0"/>
+              <w:jc w:val="center"/>
+              <w:rPr>
+                <w:szCs w:val="24"/>
+                <w:lang w:val="en-GB"/>
+              </w:rPr>
+            </w:pPr>
+            <w:r>
+              <w:rPr>
+                <w:szCs w:val="24"/>
+                <w:lang w:val="en-GB"/>
+              </w:rPr>
+              <w:t>ER</w:t>
+            </w:r>
+          </w:p>
+        </w:tc>
+        <w:tc>
+          <w:tcPr>
+            <w:tcW w:w="7252" w:type="dxa"/>
+            <w:vAlign w:val="center"/>
+            <w:hideMark/>
+          </w:tcPr>
+          <w:p>
+            <w:pPr>
+              <w:spacing w:after="160" w:line="259" w:lineRule="auto"/>
+              <w:ind w:left="0" w:firstLine="0"/>
+              <w:jc w:val="center"/>
+              <w:rPr>
+                <w:szCs w:val="24"/>
+                <w:lang w:val="en-GB"/>
+              </w:rPr>
+            </w:pPr>
+            <w:r>
+              <w:rPr>
+                <w:szCs w:val="24"/>
+                <w:lang w:val="en-GB"/>
+              </w:rPr>
+              <w:t>Entity Relationship</w:t>
+            </w:r>
+          </w:p>
+        </w:tc>
+      </w:tr>
+      <w:tr>
+        <w:trPr>
+          <w:trHeight w:val="466"/>
+          <w:tblCellSpacing w:w="15" w:type="dxa"/>
+        </w:trPr>
+        <w:tc>
+          <w:tcPr>
+            <w:tcW w:w="2472" w:type="dxa"/>
+            <w:vAlign w:val="center"/>
+            <w:hideMark/>
+          </w:tcPr>
+          <w:p>
+            <w:pPr>
+              <w:spacing w:after="160" w:line="259" w:lineRule="auto"/>
+              <w:ind w:left="0" w:firstLine="0"/>
+              <w:jc w:val="center"/>
+              <w:rPr>
+                <w:szCs w:val="24"/>
+                <w:lang w:val="en-GB"/>
+              </w:rPr>
+            </w:pPr>
+            <w:r>
+              <w:rPr>
+                <w:szCs w:val="24"/>
+                <w:lang w:val="en-GB"/>
+              </w:rPr>
+              <w:t>FAQ</w:t>
+            </w:r>
+          </w:p>
+        </w:tc>
+        <w:tc>
+          <w:tcPr>
+            <w:tcW w:w="7252" w:type="dxa"/>
+            <w:vAlign w:val="center"/>
+            <w:hideMark/>
+          </w:tcPr>
+          <w:p>
+            <w:pPr>
+              <w:spacing w:after="160" w:line="259" w:lineRule="auto"/>
+              <w:ind w:left="0" w:firstLine="0"/>
+              <w:jc w:val="center"/>
+              <w:rPr>
+                <w:szCs w:val="24"/>
+                <w:lang w:val="en-GB"/>
+              </w:rPr>
+            </w:pPr>
+            <w:r>
+              <w:rPr>
+                <w:szCs w:val="24"/>
+                <w:lang w:val="en-GB"/>
+              </w:rPr>
+              <w:t>Frequently Asked Questions</w:t>
+            </w:r>
+          </w:p>
+        </w:tc>
+      </w:tr>
+      <w:tr>
+        <w:trPr>
+          <w:trHeight w:val="451"/>
+          <w:tblCellSpacing w:w="15" w:type="dxa"/>
+        </w:trPr>
+        <w:tc>
+          <w:tcPr>
+            <w:tcW w:w="2472" w:type="dxa"/>
+            <w:vAlign w:val="center"/>
+            <w:hideMark/>
+          </w:tcPr>
+          <w:p>
+            <w:pPr>
+              <w:spacing w:after="160" w:line="259" w:lineRule="auto"/>
+              <w:ind w:left="0" w:firstLine="0"/>
+              <w:jc w:val="center"/>
+              <w:rPr>
+                <w:szCs w:val="24"/>
+                <w:lang w:val="en-GB"/>
+              </w:rPr>
+            </w:pPr>
+            <w:r>
+              <w:rPr>
+                <w:szCs w:val="24"/>
+                <w:lang w:val="en-GB"/>
+              </w:rPr>
+              <w:t>FK</w:t>
+            </w:r>
+          </w:p>
+        </w:tc>
+        <w:tc>
+          <w:tcPr>
+            <w:tcW w:w="7252" w:type="dxa"/>
+            <w:vAlign w:val="center"/>
+            <w:hideMark/>
+          </w:tcPr>
+          <w:p>
+            <w:pPr>
+              <w:spacing w:after="160" w:line="259" w:lineRule="auto"/>
+              <w:ind w:left="0" w:firstLine="0"/>
+              <w:jc w:val="center"/>
+              <w:rPr>
+                <w:szCs w:val="24"/>
+                <w:lang w:val="en-GB"/>
+              </w:rPr>
+            </w:pPr>
+            <w:r>
+              <w:rPr>
+                <w:szCs w:val="24"/>
+                <w:lang w:val="en-GB"/>
+              </w:rPr>
+              <w:t>Foreign Key</w:t>
+            </w:r>
+          </w:p>
+        </w:tc>
+      </w:tr>
+      <w:tr>
+        <w:trPr>
+          <w:trHeight w:val="466"/>
+          <w:tblCellSpacing w:w="15" w:type="dxa"/>
+        </w:trPr>
+        <w:tc>
+          <w:tcPr>
+            <w:tcW w:w="2472" w:type="dxa"/>
+            <w:vAlign w:val="center"/>
+            <w:hideMark/>
+          </w:tcPr>
+          <w:p>
+            <w:pPr>
+              <w:spacing w:after="160" w:line="259" w:lineRule="auto"/>
+              <w:ind w:left="0" w:firstLine="0"/>
+              <w:jc w:val="center"/>
+              <w:rPr>
+                <w:szCs w:val="24"/>
+                <w:lang w:val="en-GB"/>
+              </w:rPr>
+            </w:pPr>
+            <w:r>
+              <w:rPr>
+                <w:szCs w:val="24"/>
+                <w:lang w:val="en-GB"/>
+              </w:rPr>
+              <w:t>GPS</w:t>
+            </w:r>
+          </w:p>
+        </w:tc>
+        <w:tc>
+          <w:tcPr>
+            <w:tcW w:w="7252" w:type="dxa"/>
+            <w:vAlign w:val="center"/>
+            <w:hideMark/>
+          </w:tcPr>
+          <w:p>
+            <w:pPr>
+              <w:spacing w:after="160" w:line="259" w:lineRule="auto"/>
+              <w:ind w:left="0" w:firstLine="0"/>
+              <w:jc w:val="center"/>
+              <w:rPr>
+                <w:szCs w:val="24"/>
+                <w:lang w:val="en-GB"/>
+              </w:rPr>
+            </w:pPr>
+            <w:r>
+              <w:rPr>
+                <w:szCs w:val="24"/>
+                <w:lang w:val="en-GB"/>
+              </w:rPr>
+              <w:t>Global Positioning System</w:t>
+            </w:r>
+          </w:p>
+        </w:tc>
+      </w:tr>
+      <w:tr>
+        <w:trPr>
+          <w:trHeight w:val="451"/>
+          <w:tblCellSpacing w:w="15" w:type="dxa"/>
+        </w:trPr>
+        <w:tc>
+          <w:tcPr>
+            <w:tcW w:w="2472" w:type="dxa"/>
+            <w:vAlign w:val="center"/>
+            <w:hideMark/>
+          </w:tcPr>
+          <w:p>
+            <w:pPr>
+              <w:spacing w:after="160" w:line="259" w:lineRule="auto"/>
+              <w:ind w:left="0" w:firstLine="0"/>
+              <w:jc w:val="center"/>
+              <w:rPr>
+                <w:szCs w:val="24"/>
+                <w:lang w:val="en-GB"/>
+              </w:rPr>
+            </w:pPr>
+            <w:r>
+              <w:rPr>
+                <w:szCs w:val="24"/>
+                <w:lang w:val="en-GB"/>
+              </w:rPr>
+              <w:t>HTML</w:t>
+            </w:r>
+          </w:p>
+        </w:tc>
+        <w:tc>
+          <w:tcPr>
+            <w:tcW w:w="7252" w:type="dxa"/>
+            <w:vAlign w:val="center"/>
+            <w:hideMark/>
+          </w:tcPr>
+          <w:p>
+            <w:pPr>
+              <w:spacing w:after="160" w:line="259" w:lineRule="auto"/>
+              <w:ind w:left="0" w:firstLine="0"/>
+              <w:jc w:val="center"/>
+              <w:rPr>
+                <w:szCs w:val="24"/>
+                <w:lang w:val="en-GB"/>
+              </w:rPr>
+            </w:pPr>
+            <w:r>
+              <w:rPr>
+                <w:szCs w:val="24"/>
+                <w:lang w:val="en-GB"/>
+              </w:rPr>
+              <w:t>Hypertext Markup Language</w:t>
+            </w:r>
+          </w:p>
+        </w:tc>
+      </w:tr>
+      <w:tr>
+        <w:trPr>
+          <w:trHeight w:val="466"/>
+          <w:tblCellSpacing w:w="15" w:type="dxa"/>
+        </w:trPr>
+        <w:tc>
+          <w:tcPr>
+            <w:tcW w:w="2472" w:type="dxa"/>
+            <w:vAlign w:val="center"/>
+            <w:hideMark/>
+          </w:tcPr>
+          <w:p>
+            <w:pPr>
+              <w:spacing w:after="160" w:line="259" w:lineRule="auto"/>
+              <w:ind w:left="0" w:firstLine="0"/>
+              <w:jc w:val="center"/>
+              <w:rPr>
+                <w:szCs w:val="24"/>
+                <w:lang w:val="en-GB"/>
+              </w:rPr>
+            </w:pPr>
+            <w:r>
+              <w:rPr>
+                <w:szCs w:val="24"/>
+                <w:lang w:val="en-GB"/>
+              </w:rPr>
+              <w:t>HTTP</w:t>
+            </w:r>
+          </w:p>
+        </w:tc>
+        <w:tc>
+          <w:tcPr>
+            <w:tcW w:w="7252" w:type="dxa"/>
+            <w:vAlign w:val="center"/>
+            <w:hideMark/>
+          </w:tcPr>
+          <w:p>
+            <w:pPr>
+              <w:spacing w:after="160" w:line="259" w:lineRule="auto"/>
+              <w:ind w:left="0" w:firstLine="0"/>
+              <w:jc w:val="center"/>
+              <w:rPr>
+                <w:szCs w:val="24"/>
+                <w:lang w:val="en-GB"/>
+              </w:rPr>
+            </w:pPr>
+            <w:r>
+              <w:rPr>
+                <w:szCs w:val="24"/>
+                <w:lang w:val="en-GB"/>
+              </w:rPr>
+              <w:t>Hypertext Transfer Protocol</w:t>
+            </w:r>
+          </w:p>
+        </w:tc>
+      </w:tr>
+      <w:tr>
+        <w:trPr>
+          <w:trHeight w:val="451"/>
+          <w:tblCellSpacing w:w="15" w:type="dxa"/>
+        </w:trPr>
+        <w:tc>
+          <w:tcPr>
+            <w:tcW w:w="2472" w:type="dxa"/>
+            <w:vAlign w:val="center"/>
+            <w:hideMark/>
+          </w:tcPr>
+          <w:p>
+            <w:pPr>
+              <w:spacing w:after="160" w:line="259" w:lineRule="auto"/>
+              <w:ind w:left="0" w:firstLine="0"/>
+              <w:jc w:val="center"/>
+              <w:rPr>
+                <w:szCs w:val="24"/>
+                <w:lang w:val="en-GB"/>
+              </w:rPr>
+            </w:pPr>
+            <w:r>
+              <w:rPr>
+                <w:szCs w:val="24"/>
+                <w:lang w:val="en-GB"/>
+              </w:rPr>
+              <w:t>ID</w:t>
+            </w:r>
+          </w:p>
+        </w:tc>
+        <w:tc>
+          <w:tcPr>
+            <w:tcW w:w="7252" w:type="dxa"/>
+            <w:vAlign w:val="center"/>
+            <w:hideMark/>
+          </w:tcPr>
+          <w:p>
+            <w:pPr>
+              <w:spacing w:after="160" w:line="259" w:lineRule="auto"/>
+              <w:ind w:left="0" w:firstLine="0"/>
+              <w:jc w:val="center"/>
+              <w:rPr>
+                <w:szCs w:val="24"/>
+                <w:lang w:val="en-GB"/>
+              </w:rPr>
+            </w:pPr>
+            <w:r>
+              <w:rPr>
+                <w:szCs w:val="24"/>
+                <w:lang w:val="en-GB"/>
+              </w:rPr>
+              <w:t>Identifier</w:t>
+            </w:r>
+          </w:p>
+        </w:tc>
+      </w:tr>
+      <w:tr>
+        <w:trPr>
+          <w:trHeight w:val="466"/>
+          <w:tblCellSpacing w:w="15" w:type="dxa"/>
+        </w:trPr>
+        <w:tc>
+          <w:tcPr>
+            <w:tcW w:w="2472" w:type="dxa"/>
+            <w:vAlign w:val="center"/>
+            <w:hideMark/>
+          </w:tcPr>
+          <w:p>
+            <w:pPr>
+              <w:spacing w:after="160" w:line="259" w:lineRule="auto"/>
+              <w:ind w:left="0" w:firstLine="0"/>
+              <w:jc w:val="center"/>
+              <w:rPr>
+                <w:szCs w:val="24"/>
+                <w:lang w:val="en-GB"/>
+              </w:rPr>
+            </w:pPr>
+            <w:r>
+              <w:rPr>
+                <w:szCs w:val="24"/>
+                <w:lang w:val="en-GB"/>
+              </w:rPr>
+              <w:t>JS</w:t>
+            </w:r>
+          </w:p>
+        </w:tc>
+        <w:tc>
+          <w:tcPr>
+            <w:tcW w:w="7252" w:type="dxa"/>
+            <w:vAlign w:val="center"/>
+            <w:hideMark/>
+          </w:tcPr>
+          <w:p>
+            <w:pPr>
+              <w:spacing w:after="160" w:line="259" w:lineRule="auto"/>
+              <w:ind w:left="0" w:firstLine="0"/>
+              <w:jc w:val="center"/>
+              <w:rPr>
+                <w:szCs w:val="24"/>
+                <w:lang w:val="en-GB"/>
+              </w:rPr>
+            </w:pPr>
+            <w:r>
+              <w:rPr>
+                <w:szCs w:val="24"/>
+                <w:lang w:val="en-GB"/>
+              </w:rPr>
+              <w:t>JavaScript</w:t>
+            </w:r>
+          </w:p>
+        </w:tc>
+      </w:tr>
+      <w:tr>
+        <w:trPr>
+          <w:trHeight w:val="451"/>
+          <w:tblCellSpacing w:w="15" w:type="dxa"/>
+        </w:trPr>
+        <w:tc>
+          <w:tcPr>
+            <w:tcW w:w="2472" w:type="dxa"/>
+            <w:vAlign w:val="center"/>
+            <w:hideMark/>
+          </w:tcPr>
+          <w:p>
+            <w:pPr>
+              <w:spacing w:after="160" w:line="259" w:lineRule="auto"/>
+              <w:ind w:left="0" w:firstLine="0"/>
+              <w:jc w:val="center"/>
+              <w:rPr>
+                <w:szCs w:val="24"/>
+                <w:lang w:val="en-GB"/>
+              </w:rPr>
+            </w:pPr>
+            <w:r>
+              <w:rPr>
+                <w:szCs w:val="24"/>
+                <w:lang w:val="en-GB"/>
+              </w:rPr>
+              <w:t>JSON</w:t>
+            </w:r>
+          </w:p>
+        </w:tc>
+        <w:tc>
+          <w:tcPr>
+            <w:tcW w:w="7252" w:type="dxa"/>
+            <w:vAlign w:val="center"/>
+            <w:hideMark/>
+          </w:tcPr>
+          <w:p>
+            <w:pPr>
+              <w:spacing w:after="160" w:line="259" w:lineRule="auto"/>
+              <w:ind w:left="0" w:firstLine="0"/>
+              <w:jc w:val="center"/>
+              <w:rPr>
+                <w:szCs w:val="24"/>
+                <w:lang w:val="en-GB"/>
+              </w:rPr>
+            </w:pPr>
+            <w:r>
+              <w:rPr>
+                <w:szCs w:val="24"/>
+                <w:lang w:val="en-GB"/>
+              </w:rPr>
+              <w:t>JavaScript Object Notation</w:t>
+            </w:r>
+          </w:p>
+        </w:tc>
+      </w:tr>
+      <w:tr>
+        <w:trPr>
+          <w:trHeight w:val="466"/>
+          <w:tblCellSpacing w:w="15" w:type="dxa"/>
+        </w:trPr>
+        <w:tc>
+          <w:tcPr>
+            <w:tcW w:w="2472" w:type="dxa"/>
+            <w:vAlign w:val="center"/>
+            <w:hideMark/>
+          </w:tcPr>
+          <w:p>
+            <w:pPr>
+              <w:spacing w:after="160" w:line="259" w:lineRule="auto"/>
+              <w:ind w:left="0" w:firstLine="0"/>
+              <w:jc w:val="center"/>
+              <w:rPr>
+                <w:szCs w:val="24"/>
+                <w:lang w:val="en-GB"/>
+              </w:rPr>
+            </w:pPr>
+            <w:r>
+              <w:rPr>
+                <w:szCs w:val="24"/>
+                <w:lang w:val="en-GB"/>
+              </w:rPr>
+              <w:t>MySQL</w:t>
+            </w:r>
+          </w:p>
+        </w:tc>
+        <w:tc>
+          <w:tcPr>
+            <w:tcW w:w="7252" w:type="dxa"/>
+            <w:vAlign w:val="center"/>
+            <w:hideMark/>
+          </w:tcPr>
+          <w:p>
+            <w:pPr>
+              <w:spacing w:after="160" w:line="259" w:lineRule="auto"/>
+              <w:ind w:left="0" w:firstLine="0"/>
+              <w:jc w:val="center"/>
+              <w:rPr>
+                <w:szCs w:val="24"/>
+                <w:lang w:val="en-GB"/>
+              </w:rPr>
+            </w:pPr>
+            <w:r>
+              <w:rPr>
+                <w:szCs w:val="24"/>
+                <w:lang w:val="en-GB"/>
+              </w:rPr>
+              <w:t>My Structured Query Language</w:t>
+            </w:r>
+          </w:p>
+        </w:tc>
+      </w:tr>
+      <w:tr>
+        <w:trPr>
+          <w:trHeight w:val="451"/>
+          <w:tblCellSpacing w:w="15" w:type="dxa"/>
+        </w:trPr>
+        <w:tc>
+          <w:tcPr>
+            <w:tcW w:w="2472" w:type="dxa"/>
+            <w:vAlign w:val="center"/>
+            <w:hideMark/>
+          </w:tcPr>
+          <w:p>
+            <w:pPr>
+              <w:spacing w:after="160" w:line="259" w:lineRule="auto"/>
+              <w:ind w:left="0" w:firstLine="0"/>
+              <w:jc w:val="center"/>
+              <w:rPr>
+                <w:szCs w:val="24"/>
+                <w:lang w:val="en-GB"/>
+              </w:rPr>
+            </w:pPr>
+            <w:r>
+              <w:rPr>
+                <w:szCs w:val="24"/>
+                <w:lang w:val="en-GB"/>
+              </w:rPr>
+              <w:t>NTB</w:t>
+            </w:r>
+          </w:p>
+        </w:tc>
+        <w:tc>
+          <w:tcPr>
+            <w:tcW w:w="7252" w:type="dxa"/>
+            <w:vAlign w:val="center"/>
+            <w:hideMark/>
+          </w:tcPr>
+          <w:p>
+            <w:pPr>
+              <w:spacing w:after="160" w:line="259" w:lineRule="auto"/>
+              <w:ind w:left="0" w:firstLine="0"/>
+              <w:jc w:val="center"/>
+              <w:rPr>
+                <w:szCs w:val="24"/>
+                <w:lang w:val="en-GB"/>
+              </w:rPr>
+            </w:pPr>
+            <w:r>
+              <w:rPr>
+                <w:szCs w:val="24"/>
+                <w:lang w:val="en-GB"/>
+              </w:rPr>
+              <w:t>Nepal Tourism Board</w:t>
+            </w:r>
+          </w:p>
+        </w:tc>
+      </w:tr>
+      <w:tr>
+        <w:trPr>
+          <w:trHeight w:val="466"/>
+          <w:tblCellSpacing w:w="15" w:type="dxa"/>
+        </w:trPr>
+        <w:tc>
+          <w:tcPr>
+            <w:tcW w:w="2472" w:type="dxa"/>
+            <w:vAlign w:val="center"/>
+            <w:hideMark/>
+          </w:tcPr>
+          <w:p>
+            <w:pPr>
+              <w:spacing w:after="160" w:line="259" w:lineRule="auto"/>
+              <w:ind w:left="0" w:firstLine="0"/>
+              <w:jc w:val="center"/>
+              <w:rPr>
+                <w:szCs w:val="24"/>
+                <w:lang w:val="en-GB"/>
+              </w:rPr>
+            </w:pPr>
+            <w:r>
+              <w:rPr>
+                <w:szCs w:val="24"/>
+                <w:lang w:val="en-GB"/>
+              </w:rPr>
+              <w:t>PHP</w:t>
+            </w:r>
+          </w:p>
+        </w:tc>
+        <w:tc>
+          <w:tcPr>
+            <w:tcW w:w="7252" w:type="dxa"/>
+            <w:vAlign w:val="center"/>
+            <w:hideMark/>
+          </w:tcPr>
+          <w:p>
+            <w:pPr>
+              <w:spacing w:after="160" w:line="259" w:lineRule="auto"/>
+              <w:ind w:left="0" w:firstLine="0"/>
+              <w:jc w:val="center"/>
+              <w:rPr>
+                <w:szCs w:val="24"/>
+                <w:lang w:val="en-GB"/>
+              </w:rPr>
+            </w:pPr>
+            <w:r>
+              <w:rPr>
+                <w:szCs w:val="24"/>
+                <w:lang w:val="en-GB"/>
+              </w:rPr>
+              <w:t>Hypertext Preprocessor</w:t>
+            </w:r>
+          </w:p>
+        </w:tc>
+      </w:tr>
+      <w:tr>
+        <w:trPr>
+          <w:trHeight w:val="451"/>
+          <w:tblCellSpacing w:w="15" w:type="dxa"/>
+        </w:trPr>
+        <w:tc>
+          <w:tcPr>
+            <w:tcW w:w="2472" w:type="dxa"/>
+            <w:vAlign w:val="center"/>
+            <w:hideMark/>
+          </w:tcPr>
+          <w:p>
+            <w:pPr>
+              <w:spacing w:after="160" w:line="259" w:lineRule="auto"/>
+              <w:ind w:left="0" w:firstLine="0"/>
+              <w:jc w:val="center"/>
+              <w:rPr>
+                <w:szCs w:val="24"/>
+                <w:lang w:val="en-GB"/>
+              </w:rPr>
+            </w:pPr>
+            <w:r>
+              <w:rPr>
+                <w:szCs w:val="24"/>
+                <w:lang w:val="en-GB"/>
+              </w:rPr>
+              <w:t>SQL</w:t>
+            </w:r>
+          </w:p>
+        </w:tc>
+        <w:tc>
+          <w:tcPr>
+            <w:tcW w:w="7252" w:type="dxa"/>
+            <w:vAlign w:val="center"/>
+            <w:hideMark/>
+          </w:tcPr>
+          <w:p>
+            <w:pPr>
+              <w:spacing w:after="160" w:line="259" w:lineRule="auto"/>
+              <w:ind w:left="0" w:firstLine="0"/>
+              <w:jc w:val="center"/>
+              <w:rPr>
+                <w:szCs w:val="24"/>
+                <w:lang w:val="en-GB"/>
+              </w:rPr>
+            </w:pPr>
+            <w:r>
+              <w:rPr>
+                <w:szCs w:val="24"/>
+                <w:lang w:val="en-GB"/>
+              </w:rPr>
+              <w:t>Structured Query Language</w:t>
+            </w:r>
+          </w:p>
+        </w:tc>
+      </w:tr>
+      <w:tr>
+        <w:trPr>
+          <w:trHeight w:val="466"/>
+          <w:tblCellSpacing w:w="15" w:type="dxa"/>
+        </w:trPr>
+        <w:tc>
+          <w:tcPr>
+            <w:tcW w:w="2472" w:type="dxa"/>
+            <w:vAlign w:val="center"/>
+            <w:hideMark/>
+          </w:tcPr>
+          <w:p>
+            <w:pPr>
+              <w:spacing w:after="160" w:line="259" w:lineRule="auto"/>
+              <w:ind w:left="0" w:firstLine="0"/>
+              <w:jc w:val="center"/>
+              <w:rPr>
+                <w:szCs w:val="24"/>
+                <w:lang w:val="en-GB"/>
+              </w:rPr>
+            </w:pPr>
+            <w:r>
+              <w:rPr>
+                <w:szCs w:val="24"/>
+                <w:lang w:val="en-GB"/>
+              </w:rPr>
+              <w:t>UI</w:t>
+            </w:r>
+          </w:p>
+        </w:tc>
+        <w:tc>
+          <w:tcPr>
+            <w:tcW w:w="7252" w:type="dxa"/>
+            <w:vAlign w:val="center"/>
+            <w:hideMark/>
+          </w:tcPr>
+          <w:p>
+            <w:pPr>
+              <w:spacing w:after="160" w:line="259" w:lineRule="auto"/>
+              <w:ind w:left="0" w:firstLine="0"/>
+              <w:jc w:val="center"/>
+              <w:rPr>
+                <w:szCs w:val="24"/>
+                <w:lang w:val="en-GB"/>
+              </w:rPr>
+            </w:pPr>
+            <w:r>
+              <w:rPr>
+                <w:szCs w:val="24"/>
+                <w:lang w:val="en-GB"/>
+              </w:rPr>
+              <w:t>User Interface</w:t>
+            </w:r>
+          </w:p>
+        </w:tc>
+      </w:tr>
+      <w:tr>
+        <w:trPr>
+          <w:trHeight w:val="466"/>
+          <w:tblCellSpacing w:w="15" w:type="dxa"/>
+        </w:trPr>
+        <w:tc>
+          <w:tcPr>
+            <w:tcW w:w="2472" w:type="dxa"/>
+            <w:vAlign w:val="center"/>
+            <w:hideMark/>
+          </w:tcPr>
+          <w:p>
+            <w:pPr>
+              <w:spacing w:after="160" w:line="259" w:lineRule="auto"/>
+              <w:ind w:left="0" w:firstLine="0"/>
+              <w:jc w:val="center"/>
+              <w:rPr>
+                <w:szCs w:val="24"/>
+                <w:lang w:val="en-GB"/>
+              </w:rPr>
+            </w:pPr>
+            <w:r>
+              <w:rPr>
+                <w:szCs w:val="24"/>
+                <w:lang w:val="en-GB"/>
+              </w:rPr>
+              <w:t>URL</w:t>
+            </w:r>
+          </w:p>
+        </w:tc>
+        <w:tc>
+          <w:tcPr>
+            <w:tcW w:w="7252" w:type="dxa"/>
+            <w:vAlign w:val="center"/>
+            <w:hideMark/>
+          </w:tcPr>
+          <w:p>
+            <w:pPr>
+              <w:spacing w:after="160" w:line="259" w:lineRule="auto"/>
+              <w:ind w:left="0" w:firstLine="0"/>
+              <w:jc w:val="center"/>
+              <w:rPr>
+                <w:szCs w:val="24"/>
+                <w:lang w:val="en-GB"/>
+              </w:rPr>
+            </w:pPr>
+            <w:r>
+              <w:rPr>
+                <w:szCs w:val="24"/>
+                <w:lang w:val="en-GB"/>
+              </w:rPr>
+              <w:t>Uniform Resource Locator</w:t>
+            </w:r>
+          </w:p>
+        </w:tc>
+      </w:tr>
+      <w:tr>
+        <w:trPr>
+          <w:trHeight w:val="451"/>
+          <w:tblCellSpacing w:w="15" w:type="dxa"/>
+        </w:trPr>
+        <w:tc>
+          <w:tcPr>
+            <w:tcW w:w="2472" w:type="dxa"/>
+            <w:vAlign w:val="center"/>
+            <w:hideMark/>
+          </w:tcPr>
+          <w:p>
+            <w:pPr>
+              <w:spacing w:after="160" w:line="259" w:lineRule="auto"/>
+              <w:ind w:left="0" w:firstLine="0"/>
+              <w:jc w:val="center"/>
+              <w:rPr>
+                <w:szCs w:val="24"/>
+                <w:lang w:val="en-GB"/>
+              </w:rPr>
+            </w:pPr>
+            <w:r>
+              <w:rPr>
+                <w:szCs w:val="24"/>
+                <w:lang w:val="en-GB"/>
+              </w:rPr>
+              <w:t>UX</w:t>
+            </w:r>
+          </w:p>
+        </w:tc>
+        <w:tc>
+          <w:tcPr>
+            <w:tcW w:w="7252" w:type="dxa"/>
+            <w:vAlign w:val="center"/>
+            <w:hideMark/>
+          </w:tcPr>
+          <w:p>
+            <w:pPr>
+              <w:spacing w:after="160" w:line="259" w:lineRule="auto"/>
+              <w:ind w:left="0" w:firstLine="0"/>
+              <w:jc w:val="center"/>
+              <w:rPr>
+                <w:szCs w:val="24"/>
+                <w:lang w:val="en-GB"/>
+              </w:rPr>
+            </w:pPr>
+            <w:r>
+              <w:rPr>
+                <w:szCs w:val="24"/>
+                <w:lang w:val="en-GB"/>
+              </w:rPr>
+              <w:t>User Experience</w:t>
+            </w:r>
+          </w:p>
+        </w:tc>
+      </w:tr>
+      <w:tr>
+        <w:trPr>
+          <w:trHeight w:val="466"/>
+          <w:tblCellSpacing w:w="15" w:type="dxa"/>
+        </w:trPr>
+        <w:tc>
+          <w:tcPr>
+            <w:tcW w:w="2472" w:type="dxa"/>
+            <w:vAlign w:val="center"/>
+            <w:hideMark/>
+          </w:tcPr>
+          <w:p>
+            <w:pPr>
+              <w:spacing w:after="160" w:line="259" w:lineRule="auto"/>
+              <w:ind w:left="0" w:firstLine="0"/>
+              <w:jc w:val="center"/>
+              <w:rPr>
+                <w:szCs w:val="24"/>
+                <w:lang w:val="en-GB"/>
+              </w:rPr>
+            </w:pPr>
+            <w:r>
+              <w:rPr>
+                <w:szCs w:val="24"/>
+                <w:lang w:val="en-GB"/>
+              </w:rPr>
+              <w:t>VS Code</w:t>
+            </w:r>
+          </w:p>
+        </w:tc>
+        <w:tc>
+          <w:tcPr>
+            <w:tcW w:w="7252" w:type="dxa"/>
+            <w:vAlign w:val="center"/>
+            <w:hideMark/>
+          </w:tcPr>
+          <w:p>
+            <w:pPr>
+              <w:spacing w:after="160" w:line="259" w:lineRule="auto"/>
+              <w:ind w:left="0" w:firstLine="0"/>
+              <w:jc w:val="center"/>
+              <w:rPr>
+                <w:szCs w:val="24"/>
+                <w:lang w:val="en-GB"/>
+              </w:rPr>
+            </w:pPr>
+            <w:r>
+              <w:rPr>
+                <w:szCs w:val="24"/>
+                <w:lang w:val="en-GB"/>
+              </w:rPr>
+              <w:t>Visual Studio Code</w:t>
+            </w:r>
+          </w:p>
+        </w:tc>
+      </w:tr>
+      <w:tr>
+        <w:trPr>
+          <w:trHeight w:val="451"/>
+          <w:tblCellSpacing w:w="15" w:type="dxa"/>
+        </w:trPr>
+        <w:tc>
+          <w:tcPr>
+            <w:tcW w:w="2472" w:type="dxa"/>
+            <w:vAlign w:val="center"/>
+            <w:hideMark/>
+          </w:tcPr>
+          <w:p>
+            <w:pPr>
+              <w:spacing w:after="160" w:line="259" w:lineRule="auto"/>
+              <w:ind w:left="0" w:firstLine="0"/>
+              <w:jc w:val="center"/>
+              <w:rPr>
+                <w:szCs w:val="24"/>
+                <w:lang w:val="en-GB"/>
+              </w:rPr>
+            </w:pPr>
+            <w:r>
+              <w:rPr>
+                <w:szCs w:val="24"/>
+                <w:lang w:val="en-GB"/>
+              </w:rPr>
+              <w:t>WWW</w:t>
+            </w:r>
+          </w:p>
+        </w:tc>
+        <w:tc>
+          <w:tcPr>
+            <w:tcW w:w="7252" w:type="dxa"/>
+            <w:vAlign w:val="center"/>
+            <w:hideMark/>
+          </w:tcPr>
+          <w:p>
+            <w:pPr>
+              <w:spacing w:after="160" w:line="259" w:lineRule="auto"/>
+              <w:ind w:left="0" w:firstLine="0"/>
+              <w:jc w:val="center"/>
+              <w:rPr>
+                <w:szCs w:val="24"/>
+                <w:lang w:val="en-GB"/>
+              </w:rPr>
+            </w:pPr>
+            <w:r>
+              <w:rPr>
+                <w:szCs w:val="24"/>
+                <w:lang w:val="en-GB"/>
+              </w:rPr>
+              <w:t>World Wide Web</w:t>
+            </w:r>
+          </w:p>
+        </w:tc>
+      </w:tr>
+      <w:tr>
+        <w:trPr>
+          <w:trHeight w:val="466"/>
+          <w:tblCellSpacing w:w="15" w:type="dxa"/>
+        </w:trPr>
+        <w:tc>
+          <w:tcPr>
+            <w:tcW w:w="2472" w:type="dxa"/>
+            <w:vAlign w:val="center"/>
+            <w:hideMark/>
+          </w:tcPr>
+          <w:p>
+            <w:pPr>
+              <w:spacing w:after="160" w:line="259" w:lineRule="auto"/>
+              <w:ind w:left="0" w:firstLine="0"/>
+              <w:jc w:val="center"/>
+              <w:rPr>
+                <w:szCs w:val="24"/>
+                <w:lang w:val="en-GB"/>
+              </w:rPr>
+            </w:pPr>
+            <w:r>
+              <w:rPr>
+                <w:szCs w:val="24"/>
+                <w:lang w:val="en-GB"/>
+              </w:rPr>
+              <w:t>XAMPP</w:t>
+            </w:r>
+          </w:p>
+        </w:tc>
+        <w:tc>
+          <w:tcPr>
+            <w:tcW w:w="7252" w:type="dxa"/>
+            <w:vAlign w:val="center"/>
+            <w:hideMark/>
+          </w:tcPr>
+          <w:p>
+            <w:pPr>
+              <w:spacing w:after="160" w:line="259" w:lineRule="auto"/>
+              <w:ind w:left="0" w:firstLine="0"/>
+              <w:jc w:val="center"/>
+              <w:rPr>
+                <w:szCs w:val="24"/>
+                <w:lang w:val="en-GB"/>
+              </w:rPr>
+            </w:pPr>
+            <w:r>
+              <w:rPr>
+                <w:szCs w:val="24"/>
+                <w:lang w:val="en-GB"/>
+              </w:rPr>
+              <w:t>Cross-Platform Apache MySQL PHP Perl</w:t>
+            </w:r>
+          </w:p>
+        </w:tc>
+      </w:tr>
+    </w:tbl>
+    <w:p>
+      <w:pPr>
+        <w:pStyle w:val="Style4"/>
+        <w:ind w:left="0" w:firstLine="0"/>
+      </w:pPr>
+      <w:r>
+        <w:lastRenderedPageBreak/>
+        <w:t>List of figures</w:t>
+      </w:r>
     </w:p>
     <w:tbl>
       <w:tblPr>
@@ -3907,19 +6100,12 @@
     </w:tbl>
     <w:p>
       <w:pPr>
-        <w:pStyle w:val="Style4"/>
-      </w:pPr>
-      <w:r>
-        <w:t>List of figures</w:t>
-      </w:r>
-    </w:p>
-    <w:p>
-      <w:pPr>
         <w:pStyle w:val="TableofFigures"/>
         <w:tabs>
           <w:tab w:val="right" w:leader="dot" w:pos="9350"/>
         </w:tabs>
         <w:spacing w:line="480" w:lineRule="auto"/>
+        <w:ind w:firstLine="0"/>
         <w:rPr>
           <w:noProof/>
           <w:sz w:val="28"/>
@@ -4017,7 +6203,7 @@
             <w:sz w:val="28"/>
             <w:szCs w:val="28"/>
           </w:rPr>
-          <w:t>15</w:t>
+          <w:t>18</w:t>
         </w:r>
         <w:r>
           <w:rPr>
@@ -4054,7 +6240,55 @@
             <w:sz w:val="28"/>
             <w:szCs w:val="28"/>
           </w:rPr>
-          <w:t>Figure 2: ER Diagram</w:t>
+          <w:t>Figure 2: ER</w:t>
+        </w:r>
+        <w:r>
+          <w:rPr>
+            <w:rStyle w:val="Hyperlink"/>
+            <w:rFonts w:eastAsiaTheme="majorEastAsia"/>
+            <w:b/>
+            <w:bCs/>
+            <w:noProof/>
+            <w:sz w:val="28"/>
+            <w:szCs w:val="28"/>
+          </w:rPr>
+          <w:t xml:space="preserve"> </w:t>
+        </w:r>
+        <w:r>
+          <w:rPr>
+            <w:rStyle w:val="Hyperlink"/>
+            <w:rFonts w:eastAsiaTheme="majorEastAsia"/>
+            <w:b/>
+            <w:bCs/>
+            <w:noProof/>
+            <w:sz w:val="28"/>
+            <w:szCs w:val="28"/>
+          </w:rPr>
+          <w:t>Dia</w:t>
+        </w:r>
+        <w:r>
+          <w:rPr>
+            <w:rStyle w:val="Hyperlink"/>
+            <w:rFonts w:eastAsiaTheme="majorEastAsia"/>
+            <w:b/>
+            <w:bCs/>
+            <w:noProof/>
+            <w:sz w:val="28"/>
+            <w:szCs w:val="28"/>
+          </w:rPr>
+          <w:t>g</w:t>
+        </w:r>
+        <w:r>
+          <w:rPr>
+            <w:rStyle w:val="Hyperlink"/>
+            <w:rFonts w:eastAsiaTheme="majorEastAsia"/>
+            <w:b/>
+            <w:bCs/>
+            <w:noProof/>
+            <w:sz w:val="28"/>
+            <w:szCs w:val="28"/>
+          </w:rPr>
+          <w:t>ram</w:t>
         </w:r>
         <w:r>
           <w:rPr>
@@ -4107,7 +6341,7 @@
             <w:sz w:val="28"/>
             <w:szCs w:val="28"/>
           </w:rPr>
-          <w:t>20</w:t>
+          <w:t>23</w:t>
         </w:r>
         <w:r>
           <w:rPr>
@@ -4197,7 +6431,7 @@
             <w:sz w:val="28"/>
             <w:szCs w:val="28"/>
           </w:rPr>
-          <w:t>23</w:t>
+          <w:t>26</w:t>
         </w:r>
         <w:r>
           <w:rPr>
@@ -4234,7 +6468,31 @@
             <w:sz w:val="28"/>
             <w:szCs w:val="28"/>
           </w:rPr>
-          <w:t>Figure 4: System Architecture</w:t>
+          <w:t>Figure 4: System</w:t>
+        </w:r>
+        <w:r>
+          <w:rPr>
+            <w:rStyle w:val="Hyperlink"/>
+            <w:rFonts w:eastAsiaTheme="majorEastAsia"/>
+            <w:b/>
+            <w:bCs/>
+            <w:noProof/>
+            <w:sz w:val="28"/>
+            <w:szCs w:val="28"/>
+          </w:rPr>
+          <w:t xml:space="preserve"> </w:t>
+        </w:r>
+        <w:r>
+          <w:rPr>
+            <w:rStyle w:val="Hyperlink"/>
+            <w:rFonts w:eastAsiaTheme="majorEastAsia"/>
+            <w:b/>
+            <w:bCs/>
+            <w:noProof/>
+            <w:sz w:val="28"/>
+            <w:szCs w:val="28"/>
+          </w:rPr>
+          <w:t>Architecture</w:t>
         </w:r>
         <w:r>
           <w:rPr>
@@ -4287,7 +6545,7 @@
             <w:sz w:val="28"/>
             <w:szCs w:val="28"/>
           </w:rPr>
-          <w:t>25</w:t>
+          <w:t>28</w:t>
         </w:r>
         <w:r>
           <w:rPr>
@@ -4324,7 +6582,31 @@
             <w:sz w:val="28"/>
             <w:szCs w:val="28"/>
           </w:rPr>
-          <w:t>Figure 5: Login and register page</w:t>
+          <w:t>Figure 5: Login</w:t>
+        </w:r>
+        <w:r>
+          <w:rPr>
+            <w:rStyle w:val="Hyperlink"/>
+            <w:rFonts w:eastAsiaTheme="majorEastAsia"/>
+            <w:b/>
+            <w:bCs/>
+            <w:noProof/>
+            <w:sz w:val="28"/>
+            <w:szCs w:val="28"/>
+          </w:rPr>
+          <w:t xml:space="preserve"> </w:t>
+        </w:r>
+        <w:r>
+          <w:rPr>
+            <w:rStyle w:val="Hyperlink"/>
+            <w:rFonts w:eastAsiaTheme="majorEastAsia"/>
+            <w:b/>
+            <w:bCs/>
+            <w:noProof/>
+            <w:sz w:val="28"/>
+            <w:szCs w:val="28"/>
+          </w:rPr>
+          <w:t>and register page</w:t>
         </w:r>
         <w:r>
           <w:rPr>
@@ -4377,7 +6659,7 @@
             <w:sz w:val="28"/>
             <w:szCs w:val="28"/>
           </w:rPr>
-          <w:t>32</w:t>
+          <w:t>35</w:t>
         </w:r>
         <w:r>
           <w:rPr>
@@ -4467,7 +6749,7 @@
             <w:sz w:val="28"/>
             <w:szCs w:val="28"/>
           </w:rPr>
-          <w:t>33</w:t>
+          <w:t>36</w:t>
         </w:r>
         <w:r>
           <w:rPr>
@@ -4504,7 +6786,55 @@
             <w:sz w:val="28"/>
             <w:szCs w:val="28"/>
           </w:rPr>
-          <w:t>Figure 7: Add destination form</w:t>
+          <w:t xml:space="preserve">Figure 7: Add </w:t>
+        </w:r>
+        <w:r>
+          <w:rPr>
+            <w:rStyle w:val="Hyperlink"/>
+            <w:rFonts w:eastAsiaTheme="majorEastAsia"/>
+            <w:b/>
+            <w:bCs/>
+            <w:noProof/>
+            <w:sz w:val="28"/>
+            <w:szCs w:val="28"/>
+          </w:rPr>
+          <w:t>d</w:t>
+        </w:r>
+        <w:r>
+          <w:rPr>
+            <w:rStyle w:val="Hyperlink"/>
+            <w:rFonts w:eastAsiaTheme="majorEastAsia"/>
+            <w:b/>
+            <w:bCs/>
+            <w:noProof/>
+            <w:sz w:val="28"/>
+            <w:szCs w:val="28"/>
+          </w:rPr>
+          <w:t>est</w:t>
+        </w:r>
+        <w:r>
+          <w:rPr>
+            <w:rStyle w:val="Hyperlink"/>
+            <w:rFonts w:eastAsiaTheme="majorEastAsia"/>
+            <w:b/>
+            <w:bCs/>
+            <w:noProof/>
+            <w:sz w:val="28"/>
+            <w:szCs w:val="28"/>
+          </w:rPr>
+          <w:t>i</w:t>
+        </w:r>
+        <w:r>
+          <w:rPr>
+            <w:rStyle w:val="Hyperlink"/>
+            <w:rFonts w:eastAsiaTheme="majorEastAsia"/>
+            <w:b/>
+            <w:bCs/>
+            <w:noProof/>
+            <w:sz w:val="28"/>
+            <w:szCs w:val="28"/>
+          </w:rPr>
+          <w:t>nation form</w:t>
         </w:r>
         <w:r>
           <w:rPr>
@@ -4557,7 +6887,7 @@
             <w:sz w:val="28"/>
             <w:szCs w:val="28"/>
           </w:rPr>
-          <w:t>34</w:t>
+          <w:t>37</w:t>
         </w:r>
         <w:r>
           <w:rPr>
@@ -4647,7 +6977,7 @@
             <w:sz w:val="28"/>
             <w:szCs w:val="28"/>
           </w:rPr>
-          <w:t>37</w:t>
+          <w:t>40</w:t>
         </w:r>
         <w:r>
           <w:rPr>
@@ -4684,7 +7014,31 @@
             <w:sz w:val="28"/>
             <w:szCs w:val="28"/>
           </w:rPr>
-          <w:t>Figure 9: Admin panel</w:t>
+          <w:t>Figure 9: Admin p</w:t>
+        </w:r>
+        <w:r>
+          <w:rPr>
+            <w:rStyle w:val="Hyperlink"/>
+            <w:rFonts w:eastAsiaTheme="majorEastAsia"/>
+            <w:b/>
+            <w:bCs/>
+            <w:noProof/>
+            <w:sz w:val="28"/>
+            <w:szCs w:val="28"/>
+          </w:rPr>
+          <w:t>a</w:t>
+        </w:r>
+        <w:r>
+          <w:rPr>
+            <w:rStyle w:val="Hyperlink"/>
+            <w:rFonts w:eastAsiaTheme="majorEastAsia"/>
+            <w:b/>
+            <w:bCs/>
+            <w:noProof/>
+            <w:sz w:val="28"/>
+            <w:szCs w:val="28"/>
+          </w:rPr>
+          <w:t>nel</w:t>
         </w:r>
         <w:r>
           <w:rPr>
@@ -4737,7 +7091,7 @@
             <w:sz w:val="28"/>
             <w:szCs w:val="28"/>
           </w:rPr>
-          <w:t>38</w:t>
+          <w:t>41</w:t>
         </w:r>
         <w:r>
           <w:rPr>
@@ -4831,7 +7185,31 @@
             <w:sz w:val="28"/>
             <w:szCs w:val="22"/>
           </w:rPr>
-          <w:t>Table 1: Unit test cases</w:t>
+          <w:t>Table 1: Unit tes</w:t>
+        </w:r>
+        <w:r>
+          <w:rPr>
+            <w:rStyle w:val="Hyperlink"/>
+            <w:rFonts w:eastAsiaTheme="majorEastAsia"/>
+            <w:b/>
+            <w:bCs/>
+            <w:noProof/>
+            <w:sz w:val="28"/>
+            <w:szCs w:val="22"/>
+          </w:rPr>
+          <w:t>t</w:t>
+        </w:r>
+        <w:r>
+          <w:rPr>
+            <w:rStyle w:val="Hyperlink"/>
+            <w:rFonts w:eastAsiaTheme="majorEastAsia"/>
+            <w:b/>
+            <w:bCs/>
+            <w:noProof/>
+            <w:sz w:val="28"/>
+            <w:szCs w:val="22"/>
+          </w:rPr>
+          <w:t xml:space="preserve"> cases</w:t>
         </w:r>
         <w:r>
           <w:rPr>
@@ -4884,7 +7262,7 @@
             <w:sz w:val="28"/>
             <w:szCs w:val="22"/>
           </w:rPr>
-          <w:t>28</w:t>
+          <w:t>31</w:t>
         </w:r>
         <w:r>
           <w:rPr>
@@ -4924,7 +7302,31 @@
             <w:sz w:val="28"/>
             <w:szCs w:val="22"/>
           </w:rPr>
-          <w:t>Table 2: System test cases</w:t>
+          <w:t>Table 2: Sys</w:t>
+        </w:r>
+        <w:r>
+          <w:rPr>
+            <w:rStyle w:val="Hyperlink"/>
+            <w:rFonts w:eastAsiaTheme="majorEastAsia"/>
+            <w:b/>
+            <w:bCs/>
+            <w:noProof/>
+            <w:sz w:val="28"/>
+            <w:szCs w:val="22"/>
+          </w:rPr>
+          <w:t>t</w:t>
+        </w:r>
+        <w:r>
+          <w:rPr>
+            <w:rStyle w:val="Hyperlink"/>
+            <w:rFonts w:eastAsiaTheme="majorEastAsia"/>
+            <w:b/>
+            <w:bCs/>
+            <w:noProof/>
+            <w:sz w:val="28"/>
+            <w:szCs w:val="22"/>
+          </w:rPr>
+          <w:t>em test cases</w:t>
         </w:r>
         <w:r>
           <w:rPr>
@@ -4934,6 +7336,15 @@
             <w:szCs w:val="22"/>
           </w:rPr>
           <w:tab/>
+        </w:r>
+        <w:r>
+          <w:rPr>
+            <w:noProof/>
+            <w:webHidden/>
+            <w:sz w:val="28"/>
+            <w:szCs w:val="22"/>
+          </w:rPr>
+          <w:t>3</w:t>
         </w:r>
         <w:r>
           <w:rPr>
@@ -4977,7 +7388,7 @@
             <w:sz w:val="28"/>
             <w:szCs w:val="22"/>
           </w:rPr>
-          <w:t>29</w:t>
+          <w:t>32</w:t>
         </w:r>
         <w:r>
           <w:rPr>
@@ -5006,12 +7417,12 @@
       <w:r>
         <w:br w:type="page"/>
       </w:r>
-      <w:bookmarkStart w:id="21" w:name="_Toc232499483"/>
+      <w:bookmarkStart w:id="8" w:name="_Toc233059671"/>
       <w:r>
         <w:lastRenderedPageBreak/>
         <w:t>Chapter 1: Introduction</w:t>
       </w:r>
-      <w:bookmarkEnd w:id="21"/>
+      <w:bookmarkEnd w:id="8"/>
     </w:p>
     <w:p>
       <w:pPr>
@@ -5027,7 +7438,7 @@
           <w:szCs w:val="24"/>
         </w:rPr>
       </w:pPr>
-      <w:bookmarkStart w:id="22" w:name="_Toc232499484"/>
+      <w:bookmarkStart w:id="9" w:name="_Toc233059672"/>
       <w:r>
         <w:rPr>
           <w:sz w:val="28"/>
@@ -5035,7 +7446,7 @@
         </w:rPr>
         <w:t>1.1 Background</w:t>
       </w:r>
-      <w:bookmarkEnd w:id="22"/>
+      <w:bookmarkEnd w:id="9"/>
     </w:p>
     <w:p>
       <w:pPr>
@@ -5130,47 +7541,29 @@
           <w:sz w:val="28"/>
         </w:rPr>
       </w:pPr>
-      <w:bookmarkStart w:id="23" w:name="_Toc232499485"/>
+      <w:bookmarkStart w:id="10" w:name="_Toc233059673"/>
       <w:proofErr w:type="gramStart"/>
       <w:r>
         <w:rPr>
           <w:sz w:val="28"/>
         </w:rPr>
         <w:lastRenderedPageBreak/>
-        <w:t>1.</w:t>
+        <w:t xml:space="preserve">1.2  </w:t>
       </w:r>
       <w:r>
         <w:rPr>
           <w:sz w:val="28"/>
         </w:rPr>
-        <w:t>2</w:t>
-      </w:r>
+        <w:t>Statement</w:t>
+      </w:r>
+      <w:proofErr w:type="gramEnd"/>
       <w:r>
         <w:rPr>
           <w:sz w:val="28"/>
         </w:rPr>
-        <w:t xml:space="preserve"> </w:t>
-      </w:r>
-      <w:r>
-        <w:rPr>
-          <w:sz w:val="28"/>
-        </w:rPr>
-        <w:t xml:space="preserve"> </w:t>
-      </w:r>
-      <w:r>
-        <w:rPr>
-          <w:sz w:val="28"/>
-        </w:rPr>
-        <w:t>Statement</w:t>
-      </w:r>
-      <w:proofErr w:type="gramEnd"/>
-      <w:r>
-        <w:rPr>
-          <w:sz w:val="28"/>
-        </w:rPr>
         <w:t xml:space="preserve"> of problem</w:t>
       </w:r>
-      <w:bookmarkEnd w:id="23"/>
+      <w:bookmarkEnd w:id="10"/>
     </w:p>
     <w:p>
       <w:pPr>
@@ -5492,7 +7885,7 @@
           <w:szCs w:val="24"/>
         </w:rPr>
       </w:pPr>
-      <w:bookmarkStart w:id="24" w:name="_Toc232499486"/>
+      <w:bookmarkStart w:id="11" w:name="_Toc233059674"/>
       <w:r>
         <w:rPr>
           <w:sz w:val="28"/>
@@ -5505,27 +7898,15 @@
         <w:rPr>
           <w:sz w:val="28"/>
         </w:rPr>
-        <w:t>.</w:t>
+        <w:t xml:space="preserve">.3 </w:t>
       </w:r>
       <w:r>
         <w:rPr>
           <w:sz w:val="28"/>
         </w:rPr>
-        <w:t>3</w:t>
-      </w:r>
-      <w:r>
-        <w:rPr>
-          <w:sz w:val="28"/>
-        </w:rPr>
-        <w:t xml:space="preserve"> </w:t>
-      </w:r>
-      <w:r>
-        <w:rPr>
-          <w:sz w:val="28"/>
-        </w:rPr>
         <w:t>Objectives of the study</w:t>
       </w:r>
-      <w:bookmarkEnd w:id="24"/>
+      <w:bookmarkEnd w:id="11"/>
     </w:p>
     <w:p>
       <w:pPr>
@@ -5783,7 +8164,7 @@
         </w:rPr>
         <w:br w:type="page"/>
       </w:r>
-      <w:bookmarkStart w:id="25" w:name="_Toc232499487"/>
+      <w:bookmarkStart w:id="12" w:name="_Toc233059675"/>
       <w:r>
         <w:rPr>
           <w:sz w:val="28"/>
@@ -5795,27 +8176,15 @@
         <w:rPr>
           <w:sz w:val="28"/>
         </w:rPr>
-        <w:t>.</w:t>
+        <w:t xml:space="preserve">.4 </w:t>
       </w:r>
       <w:r>
         <w:rPr>
           <w:sz w:val="28"/>
         </w:rPr>
-        <w:t>4</w:t>
-      </w:r>
-      <w:r>
-        <w:rPr>
-          <w:sz w:val="28"/>
-        </w:rPr>
-        <w:t xml:space="preserve"> </w:t>
-      </w:r>
-      <w:r>
-        <w:rPr>
-          <w:sz w:val="28"/>
-        </w:rPr>
         <w:t>Scope of the study</w:t>
       </w:r>
-      <w:bookmarkEnd w:id="25"/>
+      <w:bookmarkEnd w:id="12"/>
     </w:p>
     <w:p>
       <w:pPr>
@@ -5885,7 +8254,7 @@
           <w:szCs w:val="24"/>
         </w:rPr>
       </w:pPr>
-      <w:bookmarkStart w:id="26" w:name="_Toc232499488"/>
+      <w:bookmarkStart w:id="13" w:name="_Toc233059676"/>
       <w:r>
         <w:rPr>
           <w:sz w:val="28"/>
@@ -5907,7 +8276,7 @@
         </w:rPr>
         <w:t>Limitations of the Study</w:t>
       </w:r>
-      <w:bookmarkEnd w:id="26"/>
+      <w:bookmarkEnd w:id="13"/>
     </w:p>
     <w:p>
       <w:pPr>
@@ -6108,30 +8477,30 @@
       <w:pPr>
         <w:pStyle w:val="Style2"/>
       </w:pPr>
-      <w:bookmarkStart w:id="27" w:name="_Toc232497883"/>
-      <w:bookmarkStart w:id="28" w:name="_Toc232499489"/>
+      <w:bookmarkStart w:id="14" w:name="_Toc232497883"/>
+      <w:bookmarkStart w:id="15" w:name="_Toc233059677"/>
       <w:r>
         <w:lastRenderedPageBreak/>
         <w:t>C</w:t>
       </w:r>
-      <w:bookmarkEnd w:id="27"/>
+      <w:bookmarkEnd w:id="14"/>
       <w:r>
         <w:t>hapter 2</w:t>
       </w:r>
       <w:r>
         <w:t>: Literature Review</w:t>
       </w:r>
-      <w:bookmarkEnd w:id="28"/>
+      <w:bookmarkEnd w:id="15"/>
     </w:p>
     <w:p>
       <w:pPr>
         <w:pStyle w:val="Style13"/>
       </w:pPr>
-      <w:bookmarkStart w:id="29" w:name="_Toc232499490"/>
+      <w:bookmarkStart w:id="16" w:name="_Toc233059678"/>
       <w:r>
         <w:t>2.1 Fundamental Theories and Concepts</w:t>
       </w:r>
-      <w:bookmarkEnd w:id="29"/>
+      <w:bookmarkEnd w:id="16"/>
     </w:p>
     <w:p>
       <w:pPr>
@@ -6506,6 +8875,19 @@
       <w:pPr>
         <w:spacing w:before="100" w:beforeAutospacing="1" w:after="100" w:afterAutospacing="1" w:line="240" w:lineRule="auto"/>
         <w:ind w:left="0" w:firstLine="0"/>
+        <w:rPr>
+          <w:color w:val="auto"/>
+          <w:kern w:val="0"/>
+          <w:szCs w:val="24"/>
+          <w:lang w:val="en-GB" w:eastAsia="en-GB" w:bidi="ar-SA"/>
+          <w14:ligatures w14:val="none"/>
+        </w:rPr>
+      </w:pPr>
+    </w:p>
+    <w:p>
+      <w:pPr>
+        <w:spacing w:before="100" w:beforeAutospacing="1" w:after="100" w:afterAutospacing="1" w:line="240" w:lineRule="auto"/>
+        <w:ind w:left="0" w:firstLine="0"/>
         <w:outlineLvl w:val="3"/>
         <w:rPr>
           <w:b/>
@@ -6527,6 +8909,7 @@
           <w:lang w:val="en-GB" w:eastAsia="en-GB" w:bidi="ar-SA"/>
           <w14:ligatures w14:val="none"/>
         </w:rPr>
+        <w:lastRenderedPageBreak/>
         <w:t>2.1.6 Sustainable Tourism</w:t>
       </w:r>
     </w:p>
@@ -6550,7 +8933,6 @@
           <w:lang w:val="en-GB" w:eastAsia="en-GB" w:bidi="ar-SA"/>
           <w14:ligatures w14:val="none"/>
         </w:rPr>
-        <w:lastRenderedPageBreak/>
         <w:t>Sustainable tourism refers to the responsible development and promotion of tourism activities that minimize environmental impact while supporting local communities and economies. Nepal Travel aligns with this concept by promoting lesser-known destinations and distributing tourism activity across diverse regions of Nepal, reducing the overcrowding of popular spots and encouraging local economic growth.</w:t>
       </w:r>
     </w:p>
@@ -6580,12 +8962,12 @@
       <w:pPr>
         <w:pStyle w:val="Style14"/>
       </w:pPr>
-      <w:bookmarkStart w:id="30" w:name="_Toc232499491"/>
+      <w:bookmarkStart w:id="17" w:name="_Toc233059679"/>
       <w:r>
         <w:lastRenderedPageBreak/>
         <w:t>2.2 Review of Similar Projects and Systems</w:t>
       </w:r>
-      <w:bookmarkEnd w:id="30"/>
+      <w:bookmarkEnd w:id="17"/>
     </w:p>
     <w:p>
       <w:pPr>
@@ -6648,7 +9030,7 @@
         </w:rPr>
         <w:t>(</w:t>
       </w:r>
-      <w:hyperlink r:id="rId10" w:history="1">
+      <w:hyperlink r:id="rId8" w:history="1">
         <w:r>
           <w:rPr>
             <w:rStyle w:val="Hyperlink"/>
@@ -6733,7 +9115,7 @@
         </w:rPr>
         <w:t>(</w:t>
       </w:r>
-      <w:hyperlink r:id="rId11" w:history="1">
+      <w:hyperlink r:id="rId9" w:history="1">
         <w:r>
           <w:rPr>
             <w:rStyle w:val="Hyperlink"/>
@@ -6824,7 +9206,7 @@
         </w:rPr>
         <w:t>(</w:t>
       </w:r>
-      <w:hyperlink r:id="rId12" w:history="1">
+      <w:hyperlink r:id="rId10" w:history="1">
         <w:r>
           <w:rPr>
             <w:rStyle w:val="Hyperlink"/>
@@ -6910,7 +9292,7 @@
         </w:rPr>
         <w:t>(</w:t>
       </w:r>
-      <w:hyperlink r:id="rId13" w:history="1">
+      <w:hyperlink r:id="rId11" w:history="1">
         <w:r>
           <w:rPr>
             <w:rStyle w:val="Hyperlink"/>
@@ -7041,16 +9423,13 @@
       <w:pPr>
         <w:pStyle w:val="Style2"/>
       </w:pPr>
-      <w:bookmarkStart w:id="31" w:name="_Toc232499492"/>
+      <w:bookmarkStart w:id="18" w:name="_Toc233059680"/>
       <w:r>
         <w:lastRenderedPageBreak/>
         <w:t>C</w:t>
       </w:r>
       <w:r>
-        <w:t xml:space="preserve">hapter </w:t>
-      </w:r>
-      <w:r>
-        <w:t>3</w:t>
+        <w:t>hapter 3</w:t>
       </w:r>
       <w:r>
         <w:t xml:space="preserve">: </w:t>
@@ -7058,7 +9437,7 @@
       <w:r>
         <w:t>System analysis and design</w:t>
       </w:r>
-      <w:bookmarkEnd w:id="31"/>
+      <w:bookmarkEnd w:id="18"/>
     </w:p>
     <w:p>
       <w:pPr>
@@ -7072,7 +9451,7 @@
       <w:pPr>
         <w:pStyle w:val="Style17"/>
       </w:pPr>
-      <w:bookmarkStart w:id="32" w:name="_Toc232499493"/>
+      <w:bookmarkStart w:id="19" w:name="_Toc233059681"/>
       <w:r>
         <w:t>3.1</w:t>
       </w:r>
@@ -7082,7 +9461,7 @@
       <w:r>
         <w:t xml:space="preserve"> Requirement Analysis</w:t>
       </w:r>
-      <w:bookmarkEnd w:id="32"/>
+      <w:bookmarkEnd w:id="19"/>
     </w:p>
     <w:p>
       <w:pPr>
@@ -8496,7 +10875,7 @@
                                 <w:szCs w:val="24"/>
                               </w:rPr>
                             </w:pPr>
-                            <w:bookmarkStart w:id="33" w:name="_Toc232496391"/>
+                            <w:bookmarkStart w:id="20" w:name="_Toc232496391"/>
                             <w:r>
                               <w:rPr>
                                 <w:b/>
@@ -8568,7 +10947,7 @@
                               </w:rPr>
                               <w:t xml:space="preserve"> :  Use case diagram</w:t>
                             </w:r>
-                            <w:bookmarkEnd w:id="33"/>
+                            <w:bookmarkEnd w:id="20"/>
                           </w:p>
                         </w:txbxContent>
                       </wps:txbx>
@@ -8586,7 +10965,11 @@
           </mc:Choice>
           <mc:Fallback>
             <w:pict>
-              <v:shape w14:anchorId="796D732F" id="Text Box 25" o:spid="_x0000_s1029" type="#_x0000_t202" style="position:absolute;left:0;text-align:left;margin-left:4.5pt;margin-top:464.35pt;width:468pt;height:.05pt;z-index:251687936;visibility:visible;mso-wrap-style:square;mso-wrap-distance-left:9pt;mso-wrap-distance-top:0;mso-wrap-distance-right:9pt;mso-wrap-distance-bottom:0;mso-position-horizontal:absolute;mso-position-horizontal-relative:text;mso-position-vertical:absolute;mso-position-vertical-relative:text;v-text-anchor:top" o:gfxdata="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" stroked="f">
+              <v:shapetype w14:anchorId="796D732F" id="_x0000_t202" coordsize="21600,21600" o:spt="202" path="m,l,21600r21600,l21600,xe">
+                <v:stroke joinstyle="miter"/>
+                <v:path gradientshapeok="t" o:connecttype="rect"/>
+              </v:shapetype>
+              <v:shape id="Text Box 25" o:spid="_x0000_s1026" type="#_x0000_t202" style="position:absolute;left:0;text-align:left;margin-left:4.5pt;margin-top:464.35pt;width:468pt;height:.05pt;z-index:251687936;visibility:visible;mso-wrap-style:square;mso-wrap-distance-left:9pt;mso-wrap-distance-top:0;mso-wrap-distance-right:9pt;mso-wrap-distance-bottom:0;mso-position-horizontal:absolute;mso-position-horizontal-relative:text;mso-position-vertical:absolute;mso-position-vertical-relative:text;v-text-anchor:top" o:gfxdata="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" stroked="f">
                 <v:textbox style="mso-fit-shape-to-text:t" inset="0,0,0,0">
                   <w:txbxContent>
                     <w:p>
@@ -8603,7 +10986,7 @@
                           <w:szCs w:val="24"/>
                         </w:rPr>
                       </w:pPr>
-                      <w:bookmarkStart w:id="34" w:name="_Toc232496391"/>
+                      <w:bookmarkStart w:id="21" w:name="_Toc232496391"/>
                       <w:r>
                         <w:rPr>
                           <w:b/>
@@ -8675,7 +11058,7 @@
                         </w:rPr>
                         <w:t xml:space="preserve"> :  Use case diagram</w:t>
                       </w:r>
-                      <w:bookmarkEnd w:id="34"/>
+                      <w:bookmarkEnd w:id="21"/>
                     </w:p>
                   </w:txbxContent>
                 </v:textbox>
@@ -8717,7 +11100,7 @@
                     <pic:cNvPicPr/>
                   </pic:nvPicPr>
                   <pic:blipFill>
-                    <a:blip r:embed="rId14">
+                    <a:blip r:embed="rId12">
                       <a:extLst>
                         <a:ext uri="{28A0092B-C50C-407E-A947-70E740481C1C}">
                           <a14:useLocalDpi xmlns:a14="http://schemas.microsoft.com/office/drawing/2010/main" val="0"/>
@@ -9465,12 +11848,12 @@
       <w:pPr>
         <w:pStyle w:val="Style20"/>
       </w:pPr>
-      <w:bookmarkStart w:id="35" w:name="_Toc232499494"/>
+      <w:bookmarkStart w:id="22" w:name="_Toc233059682"/>
       <w:r>
         <w:lastRenderedPageBreak/>
         <w:t>3.1.2 Feasibility Analysis</w:t>
       </w:r>
-      <w:bookmarkEnd w:id="35"/>
+      <w:bookmarkEnd w:id="22"/>
     </w:p>
     <w:p>
       <w:pPr>
@@ -9792,7 +12175,7 @@
       <w:pPr>
         <w:pStyle w:val="Style21"/>
       </w:pPr>
-      <w:bookmarkStart w:id="36" w:name="_Toc232499495"/>
+      <w:bookmarkStart w:id="23" w:name="_Toc233059683"/>
       <w:r>
         <w:lastRenderedPageBreak/>
         <w:t>3.</w:t>
@@ -9807,7 +12190,7 @@
       <w:r>
         <w:t>Modeling</w:t>
       </w:r>
-      <w:bookmarkEnd w:id="36"/>
+      <w:bookmarkEnd w:id="23"/>
       <w:proofErr w:type="spellEnd"/>
     </w:p>
     <w:p>
@@ -10235,7 +12618,7 @@
                     <pic:cNvPicPr/>
                   </pic:nvPicPr>
                   <pic:blipFill>
-                    <a:blip r:embed="rId15">
+                    <a:blip r:embed="rId13">
                       <a:extLst>
                         <a:ext uri="{28A0092B-C50C-407E-A947-70E740481C1C}">
                           <a14:useLocalDpi xmlns:a14="http://schemas.microsoft.com/office/drawing/2010/main" val="0"/>
@@ -10334,7 +12717,7 @@
                                 <w:szCs w:val="48"/>
                               </w:rPr>
                             </w:pPr>
-                            <w:bookmarkStart w:id="37" w:name="_Toc232496392"/>
+                            <w:bookmarkStart w:id="24" w:name="_Toc232496392"/>
                             <w:r>
                               <w:rPr>
                                 <w:b/>
@@ -10406,7 +12789,7 @@
                               </w:rPr>
                               <w:t>: ER Diagram</w:t>
                             </w:r>
-                            <w:bookmarkEnd w:id="37"/>
+                            <w:bookmarkEnd w:id="24"/>
                           </w:p>
                         </w:txbxContent>
                       </wps:txbx>
@@ -10424,7 +12807,7 @@
           </mc:Choice>
           <mc:Fallback>
             <w:pict>
-              <v:shape w14:anchorId="36400CDD" id="Text Box 26" o:spid="_x0000_s1030" type="#_x0000_t202" style="position:absolute;margin-left:0;margin-top:386.95pt;width:513.3pt;height:.05pt;z-index:251689984;visibility:visible;mso-wrap-style:square;mso-wrap-distance-left:9pt;mso-wrap-distance-top:0;mso-wrap-distance-right:9pt;mso-wrap-distance-bottom:0;mso-position-horizontal:center;mso-position-horizontal-relative:margin;mso-position-vertical:absolute;mso-position-vertical-relative:text;v-text-anchor:top" o:gfxdata="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" stroked="f">
+              <v:shape w14:anchorId="36400CDD" id="Text Box 26" o:spid="_x0000_s1027" type="#_x0000_t202" style="position:absolute;margin-left:0;margin-top:386.95pt;width:513.3pt;height:.05pt;z-index:251689984;visibility:visible;mso-wrap-style:square;mso-wrap-distance-left:9pt;mso-wrap-distance-top:0;mso-wrap-distance-right:9pt;mso-wrap-distance-bottom:0;mso-position-horizontal:center;mso-position-horizontal-relative:margin;mso-position-vertical:absolute;mso-position-vertical-relative:text;v-text-anchor:top" o:gfxdata="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" stroked="f">
                 <v:textbox style="mso-fit-shape-to-text:t" inset="0,0,0,0">
                   <w:txbxContent>
                     <w:p>
@@ -10440,7 +12823,7 @@
                           <w:szCs w:val="48"/>
                         </w:rPr>
                       </w:pPr>
-                      <w:bookmarkStart w:id="38" w:name="_Toc232496392"/>
+                      <w:bookmarkStart w:id="25" w:name="_Toc232496392"/>
                       <w:r>
                         <w:rPr>
                           <w:b/>
@@ -10512,7 +12895,7 @@
                         </w:rPr>
                         <w:t>: ER Diagram</w:t>
                       </w:r>
-                      <w:bookmarkEnd w:id="38"/>
+                      <w:bookmarkEnd w:id="25"/>
                     </w:p>
                   </w:txbxContent>
                 </v:textbox>
@@ -10602,7 +12985,7 @@
       <w:pPr>
         <w:pStyle w:val="Style22"/>
       </w:pPr>
-      <w:bookmarkStart w:id="39" w:name="_Toc232499496"/>
+      <w:bookmarkStart w:id="26" w:name="_Toc233059684"/>
       <w:r>
         <w:lastRenderedPageBreak/>
         <w:t>3.</w:t>
@@ -10617,7 +13000,7 @@
       <w:r>
         <w:t>Modeling</w:t>
       </w:r>
-      <w:bookmarkEnd w:id="39"/>
+      <w:bookmarkEnd w:id="26"/>
       <w:proofErr w:type="spellEnd"/>
     </w:p>
     <w:p>
@@ -11992,7 +14375,7 @@
                                 <w:szCs w:val="48"/>
                               </w:rPr>
                             </w:pPr>
-                            <w:bookmarkStart w:id="40" w:name="_Toc232496393"/>
+                            <w:bookmarkStart w:id="27" w:name="_Toc232496393"/>
                             <w:r>
                               <w:rPr>
                                 <w:b/>
@@ -12064,7 +14447,7 @@
                               </w:rPr>
                               <w:t>: Flowchart</w:t>
                             </w:r>
-                            <w:bookmarkEnd w:id="40"/>
+                            <w:bookmarkEnd w:id="27"/>
                           </w:p>
                         </w:txbxContent>
                       </wps:txbx>
@@ -12082,7 +14465,7 @@
           </mc:Choice>
           <mc:Fallback>
             <w:pict>
-              <v:shape w14:anchorId="4F85D7F5" id="Text Box 27" o:spid="_x0000_s1031" type="#_x0000_t202" style="position:absolute;margin-left:0;margin-top:463.5pt;width:530.75pt;height:.05pt;z-index:251692032;visibility:visible;mso-wrap-style:square;mso-wrap-distance-left:9pt;mso-wrap-distance-top:0;mso-wrap-distance-right:9pt;mso-wrap-distance-bottom:0;mso-position-horizontal:absolute;mso-position-horizontal-relative:text;mso-position-vertical:absolute;mso-position-vertical-relative:text;v-text-anchor:top" o:gfxdata="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" stroked="f">
+              <v:shape w14:anchorId="4F85D7F5" id="Text Box 27" o:spid="_x0000_s1028" type="#_x0000_t202" style="position:absolute;margin-left:0;margin-top:463.5pt;width:530.75pt;height:.05pt;z-index:251692032;visibility:visible;mso-wrap-style:square;mso-wrap-distance-left:9pt;mso-wrap-distance-top:0;mso-wrap-distance-right:9pt;mso-wrap-distance-bottom:0;mso-position-horizontal:absolute;mso-position-horizontal-relative:text;mso-position-vertical:absolute;mso-position-vertical-relative:text;v-text-anchor:top" o:gfxdata="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" stroked="f">
                 <v:textbox style="mso-fit-shape-to-text:t" inset="0,0,0,0">
                   <w:txbxContent>
                     <w:p>
@@ -12098,7 +14481,7 @@
                           <w:szCs w:val="48"/>
                         </w:rPr>
                       </w:pPr>
-                      <w:bookmarkStart w:id="41" w:name="_Toc232496393"/>
+                      <w:bookmarkStart w:id="28" w:name="_Toc232496393"/>
                       <w:r>
                         <w:rPr>
                           <w:b/>
@@ -12170,7 +14553,7 @@
                         </w:rPr>
                         <w:t>: Flowchart</w:t>
                       </w:r>
-                      <w:bookmarkEnd w:id="41"/>
+                      <w:bookmarkEnd w:id="28"/>
                     </w:p>
                   </w:txbxContent>
                 </v:textbox>
@@ -12212,7 +14595,7 @@
                     <pic:cNvPicPr/>
                   </pic:nvPicPr>
                   <pic:blipFill>
-                    <a:blip r:embed="rId16">
+                    <a:blip r:embed="rId14">
                       <a:extLst>
                         <a:ext uri="{28A0092B-C50C-407E-A947-70E740481C1C}">
                           <a14:useLocalDpi xmlns:a14="http://schemas.microsoft.com/office/drawing/2010/main" val="0"/>
@@ -12285,12 +14668,12 @@
       <w:pPr>
         <w:pStyle w:val="Style23"/>
       </w:pPr>
-      <w:bookmarkStart w:id="42" w:name="_Toc232499497"/>
+      <w:bookmarkStart w:id="29" w:name="_Toc233059685"/>
       <w:r>
         <w:lastRenderedPageBreak/>
         <w:t>3.2 System Design</w:t>
       </w:r>
-      <w:bookmarkEnd w:id="42"/>
+      <w:bookmarkEnd w:id="29"/>
     </w:p>
     <w:p>
       <w:pPr>
@@ -12684,7 +15067,7 @@
                                 <w:szCs w:val="36"/>
                               </w:rPr>
                             </w:pPr>
-                            <w:bookmarkStart w:id="43" w:name="_Toc232496394"/>
+                            <w:bookmarkStart w:id="30" w:name="_Toc232496394"/>
                             <w:r>
                               <w:rPr>
                                 <w:b/>
@@ -12756,7 +15139,7 @@
                               </w:rPr>
                               <w:t>: System Architecture</w:t>
                             </w:r>
-                            <w:bookmarkEnd w:id="43"/>
+                            <w:bookmarkEnd w:id="30"/>
                           </w:p>
                         </w:txbxContent>
                       </wps:txbx>
@@ -12774,7 +15157,7 @@
           </mc:Choice>
           <mc:Fallback>
             <w:pict>
-              <v:shape w14:anchorId="0B2474C8" id="Text Box 28" o:spid="_x0000_s1032" type="#_x0000_t202" style="position:absolute;left:0;text-align:left;margin-left:459.55pt;margin-top:16.9pt;width:510.75pt;height:.05pt;z-index:251694080;visibility:visible;mso-wrap-style:square;mso-wrap-distance-left:9pt;mso-wrap-distance-top:0;mso-wrap-distance-right:9pt;mso-wrap-distance-bottom:0;mso-position-horizontal:right;mso-position-horizontal-relative:page;mso-position-vertical:absolute;mso-position-vertical-relative:text;v-text-anchor:top" o:gfxdata="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" stroked="f">
+              <v:shape w14:anchorId="0B2474C8" id="Text Box 28" o:spid="_x0000_s1029" type="#_x0000_t202" style="position:absolute;left:0;text-align:left;margin-left:459.55pt;margin-top:16.9pt;width:510.75pt;height:.05pt;z-index:251694080;visibility:visible;mso-wrap-style:square;mso-wrap-distance-left:9pt;mso-wrap-distance-top:0;mso-wrap-distance-right:9pt;mso-wrap-distance-bottom:0;mso-position-horizontal:right;mso-position-horizontal-relative:page;mso-position-vertical:absolute;mso-position-vertical-relative:text;v-text-anchor:top" o:gfxdata="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" stroked="f">
                 <v:textbox style="mso-fit-shape-to-text:t" inset="0,0,0,0">
                   <w:txbxContent>
                     <w:p>
@@ -12790,7 +15173,7 @@
                           <w:szCs w:val="36"/>
                         </w:rPr>
                       </w:pPr>
-                      <w:bookmarkStart w:id="44" w:name="_Toc232496394"/>
+                      <w:bookmarkStart w:id="31" w:name="_Toc232496394"/>
                       <w:r>
                         <w:rPr>
                           <w:b/>
@@ -12862,7 +15245,7 @@
                         </w:rPr>
                         <w:t>: System Architecture</w:t>
                       </w:r>
-                      <w:bookmarkEnd w:id="44"/>
+                      <w:bookmarkEnd w:id="31"/>
                     </w:p>
                   </w:txbxContent>
                 </v:textbox>
@@ -12916,7 +15299,7 @@
                     <pic:cNvPicPr/>
                   </pic:nvPicPr>
                   <pic:blipFill>
-                    <a:blip r:embed="rId17">
+                    <a:blip r:embed="rId15">
                       <a:extLst>
                         <a:ext uri="{28A0092B-C50C-407E-A947-70E740481C1C}">
                           <a14:useLocalDpi xmlns:a14="http://schemas.microsoft.com/office/drawing/2010/main" val="0"/>
@@ -12969,22 +15352,22 @@
       <w:pPr>
         <w:pStyle w:val="Style24"/>
       </w:pPr>
-      <w:bookmarkStart w:id="45" w:name="_Toc232499498"/>
+      <w:bookmarkStart w:id="32" w:name="_Toc233059686"/>
       <w:r>
         <w:lastRenderedPageBreak/>
         <w:t>Chapter 4: Implementation and Testing</w:t>
       </w:r>
-      <w:bookmarkEnd w:id="45"/>
+      <w:bookmarkEnd w:id="32"/>
     </w:p>
     <w:p>
       <w:pPr>
         <w:pStyle w:val="Style25"/>
       </w:pPr>
-      <w:bookmarkStart w:id="46" w:name="_Toc232499499"/>
+      <w:bookmarkStart w:id="33" w:name="_Toc233059687"/>
       <w:r>
         <w:t>4.1 Implementation</w:t>
       </w:r>
-      <w:bookmarkEnd w:id="46"/>
+      <w:bookmarkEnd w:id="33"/>
     </w:p>
     <w:p>
       <w:pPr>
@@ -13188,7 +15571,7 @@
           <w14:ligatures w14:val="none"/>
         </w:rPr>
       </w:pPr>
-      <w:bookmarkStart w:id="47" w:name="_Toc232499500"/>
+      <w:bookmarkStart w:id="34" w:name="_Toc233059688"/>
       <w:r>
         <w:rPr>
           <w:b/>
@@ -13228,7 +15611,7 @@
         </w:rPr>
         <w:t xml:space="preserve"> Tools Used</w:t>
       </w:r>
-      <w:bookmarkEnd w:id="47"/>
+      <w:bookmarkEnd w:id="34"/>
     </w:p>
     <w:p>
       <w:pPr>
@@ -13758,7 +16141,7 @@
           <w14:ligatures w14:val="none"/>
         </w:rPr>
       </w:pPr>
-      <w:bookmarkStart w:id="48" w:name="_Toc232499501"/>
+      <w:bookmarkStart w:id="35" w:name="_Toc233059689"/>
       <w:r>
         <w:rPr>
           <w:b/>
@@ -13798,7 +16181,7 @@
         </w:rPr>
         <w:t>Implementation Details of Modules</w:t>
       </w:r>
-      <w:bookmarkEnd w:id="48"/>
+      <w:bookmarkEnd w:id="35"/>
     </w:p>
     <w:p>
       <w:pPr>
@@ -14438,7 +16821,7 @@
       <w:pPr>
         <w:pStyle w:val="Style26"/>
       </w:pPr>
-      <w:bookmarkStart w:id="49" w:name="_Toc232499502"/>
+      <w:bookmarkStart w:id="36" w:name="_Toc233059690"/>
       <w:r>
         <w:lastRenderedPageBreak/>
         <w:t>4.</w:t>
@@ -14449,7 +16832,7 @@
       <w:r>
         <w:t xml:space="preserve"> Testing</w:t>
       </w:r>
-      <w:bookmarkEnd w:id="49"/>
+      <w:bookmarkEnd w:id="36"/>
     </w:p>
     <w:p>
       <w:pPr>
@@ -14511,7 +16894,7 @@
           <w:szCs w:val="24"/>
         </w:rPr>
       </w:pPr>
-      <w:bookmarkStart w:id="50" w:name="_Toc232496703"/>
+      <w:bookmarkStart w:id="37" w:name="_Toc232496703"/>
       <w:r>
         <w:rPr>
           <w:b/>
@@ -14597,7 +16980,7 @@
         </w:rPr>
         <w:t>: Unit test cases</w:t>
       </w:r>
-      <w:bookmarkEnd w:id="50"/>
+      <w:bookmarkEnd w:id="37"/>
     </w:p>
     <w:tbl>
       <w:tblPr>
@@ -15955,7 +18338,6 @@
                 <w:szCs w:val="24"/>
               </w:rPr>
             </w:pPr>
-            <w:proofErr w:type="gramStart"/>
             <w:r>
               <w:rPr>
                 <w:szCs w:val="24"/>
@@ -15966,14 +18348,7 @@
               <w:rPr>
                 <w:szCs w:val="24"/>
               </w:rPr>
-              <w:t xml:space="preserve"> not</w:t>
-            </w:r>
-            <w:proofErr w:type="gramEnd"/>
-            <w:r>
-              <w:rPr>
-                <w:szCs w:val="24"/>
-              </w:rPr>
-              <w:t xml:space="preserve"> </w:t>
+              <w:t xml:space="preserve">  </w:t>
             </w:r>
             <w:r>
               <w:rPr>
@@ -16000,7 +18375,7 @@
               <w:rPr>
                 <w:szCs w:val="24"/>
               </w:rPr>
-              <w:t xml:space="preserve">Partially </w:t>
+              <w:t xml:space="preserve"> </w:t>
             </w:r>
             <w:r>
               <w:rPr>
@@ -16223,7 +18598,7 @@
           <w:szCs w:val="24"/>
         </w:rPr>
       </w:pPr>
-      <w:bookmarkStart w:id="51" w:name="_Toc232496704"/>
+      <w:bookmarkStart w:id="38" w:name="_Toc232496704"/>
       <w:r>
         <w:rPr>
           <w:b/>
@@ -16309,7 +18684,7 @@
         </w:rPr>
         <w:t>: System test cases</w:t>
       </w:r>
-      <w:bookmarkEnd w:id="51"/>
+      <w:bookmarkEnd w:id="38"/>
     </w:p>
     <w:tbl>
       <w:tblPr>
@@ -17534,22 +19909,22 @@
       <w:pPr>
         <w:pStyle w:val="Style27"/>
       </w:pPr>
-      <w:bookmarkStart w:id="52" w:name="_Toc232499503"/>
+      <w:bookmarkStart w:id="39" w:name="_Toc233059691"/>
       <w:r>
         <w:lastRenderedPageBreak/>
         <w:t>Chapter 5: Conclusion and Future Recommendations</w:t>
       </w:r>
-      <w:bookmarkEnd w:id="52"/>
+      <w:bookmarkEnd w:id="39"/>
     </w:p>
     <w:p>
       <w:pPr>
         <w:pStyle w:val="Style28"/>
       </w:pPr>
-      <w:bookmarkStart w:id="53" w:name="_Toc232499504"/>
+      <w:bookmarkStart w:id="40" w:name="_Toc233059692"/>
       <w:r>
         <w:t>5.1 Lessons Learnt</w:t>
       </w:r>
-      <w:bookmarkEnd w:id="53"/>
+      <w:bookmarkEnd w:id="40"/>
     </w:p>
     <w:p>
       <w:pPr>
@@ -17809,11 +20184,11 @@
       <w:pPr>
         <w:pStyle w:val="Style29"/>
       </w:pPr>
-      <w:bookmarkStart w:id="54" w:name="_Toc232499505"/>
+      <w:bookmarkStart w:id="41" w:name="_Toc233059693"/>
       <w:r>
         <w:t>5.2 Conclusion</w:t>
       </w:r>
-      <w:bookmarkEnd w:id="54"/>
+      <w:bookmarkEnd w:id="41"/>
     </w:p>
     <w:p>
       <w:pPr>
@@ -17943,12 +20318,12 @@
       <w:pPr>
         <w:pStyle w:val="Style30"/>
       </w:pPr>
-      <w:bookmarkStart w:id="55" w:name="_Toc232499506"/>
+      <w:bookmarkStart w:id="42" w:name="_Toc233059694"/>
       <w:r>
         <w:lastRenderedPageBreak/>
         <w:t>5.3 Future Recommendations</w:t>
       </w:r>
-      <w:bookmarkEnd w:id="55"/>
+      <w:bookmarkEnd w:id="42"/>
     </w:p>
     <w:p>
       <w:pPr>
@@ -18352,12 +20727,12 @@
       <w:pPr>
         <w:pStyle w:val="Style31"/>
       </w:pPr>
-      <w:bookmarkStart w:id="56" w:name="_Toc232499507"/>
+      <w:bookmarkStart w:id="43" w:name="_Toc233059695"/>
       <w:r>
         <w:lastRenderedPageBreak/>
         <w:t>Appendices</w:t>
       </w:r>
-      <w:bookmarkEnd w:id="56"/>
+      <w:bookmarkEnd w:id="43"/>
     </w:p>
     <w:p>
       <w:pPr>
@@ -18534,13 +20909,11 @@
                                 <w:i w:val="0"/>
                                 <w:iCs w:val="0"/>
                                 <w:color w:val="auto"/>
-                                <w:kern w:val="0"/>
                                 <w:sz w:val="24"/>
                                 <w:szCs w:val="22"/>
-                                <w14:ligatures w14:val="none"/>
                               </w:rPr>
                             </w:pPr>
-                            <w:bookmarkStart w:id="57" w:name="_Toc232496395"/>
+                            <w:bookmarkStart w:id="44" w:name="_Toc232496395"/>
                             <w:r>
                               <w:rPr>
                                 <w:b/>
@@ -18626,7 +20999,24 @@
                               </w:rPr>
                               <w:t>: Login and register page</w:t>
                             </w:r>
-                            <w:bookmarkEnd w:id="57"/>
+                          </w:p>
+                          <w:bookmarkEnd w:id="44"/>
+                          <w:p>
+                            <w:pPr>
+                              <w:pStyle w:val="Caption"/>
+                              <w:ind w:left="0" w:firstLine="0"/>
+                              <w:rPr>
+                                <w:b/>
+                                <w:bCs/>
+                                <w:i w:val="0"/>
+                                <w:iCs w:val="0"/>
+                                <w:color w:val="auto"/>
+                                <w:kern w:val="0"/>
+                                <w:sz w:val="24"/>
+                                <w:szCs w:val="22"/>
+                                <w14:ligatures w14:val="none"/>
+                              </w:rPr>
+                            </w:pPr>
                           </w:p>
                         </w:txbxContent>
                       </wps:txbx>
@@ -18644,7 +21034,7 @@
           </mc:Choice>
           <mc:Fallback>
             <w:pict>
-              <v:shape w14:anchorId="1DBA4780" id="Text Box 29" o:spid="_x0000_s1033" type="#_x0000_t202" style="position:absolute;left:0;text-align:left;margin-left:-35.25pt;margin-top:297.65pt;width:541.6pt;height:.05pt;z-index:251696128;visibility:visible;mso-wrap-style:square;mso-wrap-distance-left:9pt;mso-wrap-distance-top:0;mso-wrap-distance-right:9pt;mso-wrap-distance-bottom:0;mso-position-horizontal:absolute;mso-position-horizontal-relative:text;mso-position-vertical:absolute;mso-position-vertical-relative:text;v-text-anchor:top" o:gfxdata="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" stroked="f">
+              <v:shape w14:anchorId="1DBA4780" id="Text Box 29" o:spid="_x0000_s1030" type="#_x0000_t202" style="position:absolute;left:0;text-align:left;margin-left:-35.25pt;margin-top:297.65pt;width:541.6pt;height:.05pt;z-index:251696128;visibility:visible;mso-wrap-style:square;mso-wrap-distance-left:9pt;mso-wrap-distance-top:0;mso-wrap-distance-right:9pt;mso-wrap-distance-bottom:0;mso-position-horizontal:absolute;mso-position-horizontal-relative:text;mso-position-vertical:absolute;mso-position-vertical-relative:text;v-text-anchor:top" o:gfxdata="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" stroked="f">
                 <v:textbox style="mso-fit-shape-to-text:t" inset="0,0,0,0">
                   <w:txbxContent>
                     <w:p>
@@ -18657,13 +21047,11 @@
                           <w:i w:val="0"/>
                           <w:iCs w:val="0"/>
                           <w:color w:val="auto"/>
-                          <w:kern w:val="0"/>
                           <w:sz w:val="24"/>
                           <w:szCs w:val="22"/>
-                          <w14:ligatures w14:val="none"/>
                         </w:rPr>
                       </w:pPr>
-                      <w:bookmarkStart w:id="58" w:name="_Toc232496395"/>
+                      <w:bookmarkStart w:id="45" w:name="_Toc232496395"/>
                       <w:r>
                         <w:rPr>
                           <w:b/>
@@ -18749,7 +21137,24 @@
                         </w:rPr>
                         <w:t>: Login and register page</w:t>
                       </w:r>
-                      <w:bookmarkEnd w:id="58"/>
+                    </w:p>
+                    <w:bookmarkEnd w:id="45"/>
+                    <w:p>
+                      <w:pPr>
+                        <w:pStyle w:val="Caption"/>
+                        <w:ind w:left="0" w:firstLine="0"/>
+                        <w:rPr>
+                          <w:b/>
+                          <w:bCs/>
+                          <w:i w:val="0"/>
+                          <w:iCs w:val="0"/>
+                          <w:color w:val="auto"/>
+                          <w:kern w:val="0"/>
+                          <w:sz w:val="24"/>
+                          <w:szCs w:val="22"/>
+                          <w14:ligatures w14:val="none"/>
+                        </w:rPr>
+                      </w:pPr>
                     </w:p>
                   </w:txbxContent>
                 </v:textbox>
@@ -18794,7 +21199,7 @@
                     <pic:cNvPicPr/>
                   </pic:nvPicPr>
                   <pic:blipFill>
-                    <a:blip r:embed="rId18" cstate="print">
+                    <a:blip r:embed="rId16" cstate="print">
                       <a:extLst>
                         <a:ext uri="{28A0092B-C50C-407E-A947-70E740481C1C}">
                           <a14:useLocalDpi xmlns:a14="http://schemas.microsoft.com/office/drawing/2010/main" val="0"/>
@@ -18948,7 +21353,7 @@
                                 <w14:ligatures w14:val="none"/>
                               </w:rPr>
                             </w:pPr>
-                            <w:bookmarkStart w:id="59" w:name="_Toc232496396"/>
+                            <w:bookmarkStart w:id="46" w:name="_Toc232496396"/>
                             <w:r>
                               <w:rPr>
                                 <w:b/>
@@ -19034,7 +21439,7 @@
                               </w:rPr>
                               <w:t>: Homepage</w:t>
                             </w:r>
-                            <w:bookmarkEnd w:id="59"/>
+                            <w:bookmarkEnd w:id="46"/>
                           </w:p>
                         </w:txbxContent>
                       </wps:txbx>
@@ -19052,7 +21457,7 @@
           </mc:Choice>
           <mc:Fallback>
             <w:pict>
-              <v:shape w14:anchorId="7C7D4DFE" id="Text Box 30" o:spid="_x0000_s1034" type="#_x0000_t202" style="position:absolute;left:0;text-align:left;margin-left:36.75pt;margin-top:609.6pt;width:394.2pt;height:.05pt;z-index:251698176;visibility:visible;mso-wrap-style:square;mso-wrap-distance-left:9pt;mso-wrap-distance-top:0;mso-wrap-distance-right:9pt;mso-wrap-distance-bottom:0;mso-position-horizontal:absolute;mso-position-horizontal-relative:text;mso-position-vertical:absolute;mso-position-vertical-relative:text;v-text-anchor:top" o:gfxdata="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" stroked="f">
+              <v:shape w14:anchorId="7C7D4DFE" id="Text Box 30" o:spid="_x0000_s1031" type="#_x0000_t202" style="position:absolute;left:0;text-align:left;margin-left:36.75pt;margin-top:609.6pt;width:394.2pt;height:.05pt;z-index:251698176;visibility:visible;mso-wrap-style:square;mso-wrap-distance-left:9pt;mso-wrap-distance-top:0;mso-wrap-distance-right:9pt;mso-wrap-distance-bottom:0;mso-position-horizontal:absolute;mso-position-horizontal-relative:text;mso-position-vertical:absolute;mso-position-vertical-relative:text;v-text-anchor:top" o:gfxdata="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" stroked="f">
                 <v:textbox style="mso-fit-shape-to-text:t" inset="0,0,0,0">
                   <w:txbxContent>
                     <w:p>
@@ -19071,7 +21476,7 @@
                           <w14:ligatures w14:val="none"/>
                         </w:rPr>
                       </w:pPr>
-                      <w:bookmarkStart w:id="60" w:name="_Toc232496396"/>
+                      <w:bookmarkStart w:id="47" w:name="_Toc232496396"/>
                       <w:r>
                         <w:rPr>
                           <w:b/>
@@ -19157,7 +21562,7 @@
                         </w:rPr>
                         <w:t>: Homepage</w:t>
                       </w:r>
-                      <w:bookmarkEnd w:id="60"/>
+                      <w:bookmarkEnd w:id="47"/>
                     </w:p>
                   </w:txbxContent>
                 </v:textbox>
@@ -19191,6 +21596,144 @@
             <wp:effectExtent l="0" t="0" r="3810" b="0"/>
             <wp:wrapTopAndBottom/>
             <wp:docPr id="11" name="Picture 11"/>
+            <wp:cNvGraphicFramePr>
+              <a:graphicFrameLocks xmlns:a="http://schemas.openxmlformats.org/drawingml/2006/main" noChangeAspect="1"/>
+            </wp:cNvGraphicFramePr>
+            <a:graphic xmlns:a="http://schemas.openxmlformats.org/drawingml/2006/main">
+              <a:graphicData uri="http://schemas.openxmlformats.org/drawingml/2006/picture">
+                <pic:pic xmlns:pic="http://schemas.openxmlformats.org/drawingml/2006/picture">
+                  <pic:nvPicPr>
+                    <pic:cNvPr id="1" name=""/>
+                    <pic:cNvPicPr/>
+                  </pic:nvPicPr>
+                  <pic:blipFill>
+                    <a:blip r:embed="rId17" cstate="print">
+                      <a:extLst>
+                        <a:ext uri="{28A0092B-C50C-407E-A947-70E740481C1C}">
+                          <a14:useLocalDpi xmlns:a14="http://schemas.microsoft.com/office/drawing/2010/main" val="0"/>
+                        </a:ext>
+                      </a:extLst>
+                    </a:blip>
+                    <a:stretch>
+                      <a:fillRect/>
+                    </a:stretch>
+                  </pic:blipFill>
+                  <pic:spPr>
+                    <a:xfrm>
+                      <a:off x="0" y="0"/>
+                      <a:ext cx="5006340" cy="8229600"/>
+                    </a:xfrm>
+                    <a:prstGeom prst="rect">
+                      <a:avLst/>
+                    </a:prstGeom>
+                  </pic:spPr>
+                </pic:pic>
+              </a:graphicData>
+            </a:graphic>
+          </wp:anchor>
+        </w:drawing>
+      </w:r>
+    </w:p>
+    <w:p>
+      <w:pPr>
+        <w:spacing w:before="100" w:beforeAutospacing="1" w:after="100" w:afterAutospacing="1" w:line="240" w:lineRule="auto"/>
+        <w:ind w:left="0" w:firstLine="0"/>
+        <w:rPr>
+          <w:b/>
+          <w:bCs/>
+          <w:color w:val="auto"/>
+          <w:kern w:val="0"/>
+          <w:szCs w:val="24"/>
+          <w:lang w:val="en-GB" w:eastAsia="en-GB" w:bidi="ar-SA"/>
+          <w14:ligatures w14:val="none"/>
+        </w:rPr>
+      </w:pPr>
+      <w:r>
+        <w:rPr>
+          <w:b/>
+          <w:bCs/>
+          <w:noProof/>
+          <w:color w:val="auto"/>
+          <w:kern w:val="0"/>
+          <w:szCs w:val="24"/>
+          <w:lang w:val="en-GB" w:eastAsia="en-GB" w:bidi="ar-SA"/>
+          <w14:ligatures w14:val="none"/>
+        </w:rPr>
+        <w:lastRenderedPageBreak/>
+        <w:drawing>
+          <wp:anchor distT="0" distB="0" distL="114300" distR="114300" simplePos="0" relativeHeight="251678720" behindDoc="0" locked="0" layoutInCell="1" allowOverlap="1" wp14:anchorId="08E9F3D4" wp14:editId="541F3C8D">
+            <wp:simplePos x="0" y="0"/>
+            <wp:positionH relativeFrom="margin">
+              <wp:posOffset>131445</wp:posOffset>
+            </wp:positionH>
+            <wp:positionV relativeFrom="page">
+              <wp:posOffset>733425</wp:posOffset>
+            </wp:positionV>
+            <wp:extent cx="5943600" cy="2725420"/>
+            <wp:effectExtent l="0" t="0" r="0" b="0"/>
+            <wp:wrapSquare wrapText="bothSides"/>
+            <wp:docPr id="13" name="Picture 13"/>
+            <wp:cNvGraphicFramePr>
+              <a:graphicFrameLocks xmlns:a="http://schemas.openxmlformats.org/drawingml/2006/main" noChangeAspect="1"/>
+            </wp:cNvGraphicFramePr>
+            <a:graphic xmlns:a="http://schemas.openxmlformats.org/drawingml/2006/main">
+              <a:graphicData uri="http://schemas.openxmlformats.org/drawingml/2006/picture">
+                <pic:pic xmlns:pic="http://schemas.openxmlformats.org/drawingml/2006/picture">
+                  <pic:nvPicPr>
+                    <pic:cNvPr id="1" name=""/>
+                    <pic:cNvPicPr/>
+                  </pic:nvPicPr>
+                  <pic:blipFill>
+                    <a:blip r:embed="rId18" cstate="print">
+                      <a:extLst>
+                        <a:ext uri="{28A0092B-C50C-407E-A947-70E740481C1C}">
+                          <a14:useLocalDpi xmlns:a14="http://schemas.microsoft.com/office/drawing/2010/main" val="0"/>
+                        </a:ext>
+                      </a:extLst>
+                    </a:blip>
+                    <a:stretch>
+                      <a:fillRect/>
+                    </a:stretch>
+                  </pic:blipFill>
+                  <pic:spPr>
+                    <a:xfrm>
+                      <a:off x="0" y="0"/>
+                      <a:ext cx="5943600" cy="2725420"/>
+                    </a:xfrm>
+                    <a:prstGeom prst="rect">
+                      <a:avLst/>
+                    </a:prstGeom>
+                  </pic:spPr>
+                </pic:pic>
+              </a:graphicData>
+            </a:graphic>
+          </wp:anchor>
+        </w:drawing>
+      </w:r>
+      <w:r>
+        <w:rPr>
+          <w:b/>
+          <w:bCs/>
+          <w:noProof/>
+          <w:color w:val="auto"/>
+          <w:kern w:val="0"/>
+          <w:szCs w:val="24"/>
+          <w:lang w:val="en-GB" w:eastAsia="en-GB" w:bidi="ar-SA"/>
+          <w14:ligatures w14:val="none"/>
+        </w:rPr>
+        <w:drawing>
+          <wp:anchor distT="0" distB="0" distL="114300" distR="114300" simplePos="0" relativeHeight="251679744" behindDoc="0" locked="0" layoutInCell="1" allowOverlap="1" wp14:anchorId="6A197779" wp14:editId="4C9D930D">
+            <wp:simplePos x="0" y="0"/>
+            <wp:positionH relativeFrom="margin">
+              <wp:posOffset>136313</wp:posOffset>
+            </wp:positionH>
+            <wp:positionV relativeFrom="page">
+              <wp:posOffset>3590925</wp:posOffset>
+            </wp:positionV>
+            <wp:extent cx="5943600" cy="1543050"/>
+            <wp:effectExtent l="0" t="0" r="0" b="0"/>
+            <wp:wrapSquare wrapText="bothSides"/>
+            <wp:docPr id="15" name="Picture 15"/>
             <wp:cNvGraphicFramePr>
               <a:graphicFrameLocks xmlns:a="http://schemas.openxmlformats.org/drawingml/2006/main" noChangeAspect="1"/>
             </wp:cNvGraphicFramePr>
@@ -19216,197 +21759,6 @@
                   <pic:spPr>
                     <a:xfrm>
                       <a:off x="0" y="0"/>
-                      <a:ext cx="5006340" cy="8229600"/>
-                    </a:xfrm>
-                    <a:prstGeom prst="rect">
-                      <a:avLst/>
-                    </a:prstGeom>
-                  </pic:spPr>
-                </pic:pic>
-              </a:graphicData>
-            </a:graphic>
-          </wp:anchor>
-        </w:drawing>
-      </w:r>
-    </w:p>
-    <w:p>
-      <w:pPr>
-        <w:spacing w:before="100" w:beforeAutospacing="1" w:after="100" w:afterAutospacing="1" w:line="240" w:lineRule="auto"/>
-        <w:ind w:left="0" w:firstLine="0"/>
-        <w:jc w:val="center"/>
-        <w:rPr>
-          <w:b/>
-          <w:bCs/>
-          <w:color w:val="auto"/>
-          <w:kern w:val="0"/>
-          <w:szCs w:val="24"/>
-          <w:lang w:val="en-GB" w:eastAsia="en-GB" w:bidi="ar-SA"/>
-          <w14:ligatures w14:val="none"/>
-        </w:rPr>
-      </w:pPr>
-      <w:r>
-        <w:rPr>
-          <w:b/>
-          <w:bCs/>
-          <w:noProof/>
-          <w:color w:val="auto"/>
-          <w:kern w:val="0"/>
-          <w:szCs w:val="24"/>
-          <w:lang w:val="en-GB" w:eastAsia="en-GB" w:bidi="ar-SA"/>
-          <w14:ligatures w14:val="none"/>
-        </w:rPr>
-        <w:lastRenderedPageBreak/>
-        <w:drawing>
-          <wp:anchor distT="0" distB="0" distL="114300" distR="114300" simplePos="0" relativeHeight="251678720" behindDoc="0" locked="0" layoutInCell="1" allowOverlap="1" wp14:anchorId="08E9F3D4" wp14:editId="7B24D4D0">
-            <wp:simplePos x="0" y="0"/>
-            <wp:positionH relativeFrom="margin">
-              <wp:align>right</wp:align>
-            </wp:positionH>
-            <wp:positionV relativeFrom="page">
-              <wp:posOffset>733425</wp:posOffset>
-            </wp:positionV>
-            <wp:extent cx="5943600" cy="2725420"/>
-            <wp:effectExtent l="0" t="0" r="0" b="0"/>
-            <wp:wrapSquare wrapText="bothSides"/>
-            <wp:docPr id="13" name="Picture 13"/>
-            <wp:cNvGraphicFramePr>
-              <a:graphicFrameLocks xmlns:a="http://schemas.openxmlformats.org/drawingml/2006/main" noChangeAspect="1"/>
-            </wp:cNvGraphicFramePr>
-            <a:graphic xmlns:a="http://schemas.openxmlformats.org/drawingml/2006/main">
-              <a:graphicData uri="http://schemas.openxmlformats.org/drawingml/2006/picture">
-                <pic:pic xmlns:pic="http://schemas.openxmlformats.org/drawingml/2006/picture">
-                  <pic:nvPicPr>
-                    <pic:cNvPr id="1" name=""/>
-                    <pic:cNvPicPr/>
-                  </pic:nvPicPr>
-                  <pic:blipFill>
-                    <a:blip r:embed="rId20" cstate="print">
-                      <a:extLst>
-                        <a:ext uri="{28A0092B-C50C-407E-A947-70E740481C1C}">
-                          <a14:useLocalDpi xmlns:a14="http://schemas.microsoft.com/office/drawing/2010/main" val="0"/>
-                        </a:ext>
-                      </a:extLst>
-                    </a:blip>
-                    <a:stretch>
-                      <a:fillRect/>
-                    </a:stretch>
-                  </pic:blipFill>
-                  <pic:spPr>
-                    <a:xfrm>
-                      <a:off x="0" y="0"/>
-                      <a:ext cx="5943600" cy="2725420"/>
-                    </a:xfrm>
-                    <a:prstGeom prst="rect">
-                      <a:avLst/>
-                    </a:prstGeom>
-                  </pic:spPr>
-                </pic:pic>
-              </a:graphicData>
-            </a:graphic>
-          </wp:anchor>
-        </w:drawing>
-      </w:r>
-      <w:r>
-        <w:rPr>
-          <w:b/>
-          <w:bCs/>
-          <w:color w:val="auto"/>
-          <w:kern w:val="0"/>
-          <w:szCs w:val="24"/>
-          <w:lang w:val="en-GB" w:eastAsia="en-GB" w:bidi="ar-SA"/>
-          <w14:ligatures w14:val="none"/>
-        </w:rPr>
-        <w:t xml:space="preserve">Figure </w:t>
-      </w:r>
-      <w:r>
-        <w:rPr>
-          <w:b/>
-          <w:bCs/>
-          <w:color w:val="auto"/>
-          <w:kern w:val="0"/>
-          <w:szCs w:val="24"/>
-          <w:lang w:val="en-GB" w:eastAsia="en-GB" w:bidi="ar-SA"/>
-          <w14:ligatures w14:val="none"/>
-        </w:rPr>
-        <w:t>6</w:t>
-      </w:r>
-      <w:r>
-        <w:rPr>
-          <w:b/>
-          <w:bCs/>
-          <w:color w:val="auto"/>
-          <w:kern w:val="0"/>
-          <w:szCs w:val="24"/>
-          <w:lang w:val="en-GB" w:eastAsia="en-GB" w:bidi="ar-SA"/>
-          <w14:ligatures w14:val="none"/>
-        </w:rPr>
-        <w:t>: homepage</w:t>
-      </w:r>
-    </w:p>
-    <w:p>
-      <w:pPr>
-        <w:spacing w:before="100" w:beforeAutospacing="1" w:after="100" w:afterAutospacing="1" w:line="240" w:lineRule="auto"/>
-        <w:ind w:left="720" w:firstLine="0"/>
-        <w:jc w:val="center"/>
-        <w:rPr>
-          <w:b/>
-          <w:bCs/>
-          <w:color w:val="auto"/>
-          <w:kern w:val="0"/>
-          <w:szCs w:val="24"/>
-          <w:lang w:val="en-GB" w:eastAsia="en-GB" w:bidi="ar-SA"/>
-          <w14:ligatures w14:val="none"/>
-        </w:rPr>
-      </w:pPr>
-      <w:r>
-        <w:rPr>
-          <w:b/>
-          <w:bCs/>
-          <w:noProof/>
-          <w:color w:val="auto"/>
-          <w:kern w:val="0"/>
-          <w:szCs w:val="24"/>
-          <w:lang w:val="en-GB" w:eastAsia="en-GB" w:bidi="ar-SA"/>
-          <w14:ligatures w14:val="none"/>
-        </w:rPr>
-        <w:drawing>
-          <wp:anchor distT="0" distB="0" distL="114300" distR="114300" simplePos="0" relativeHeight="251679744" behindDoc="0" locked="0" layoutInCell="1" allowOverlap="1" wp14:anchorId="6A197779" wp14:editId="49A3DA3B">
-            <wp:simplePos x="0" y="0"/>
-            <wp:positionH relativeFrom="margin">
-              <wp:posOffset>4445</wp:posOffset>
-            </wp:positionH>
-            <wp:positionV relativeFrom="page">
-              <wp:posOffset>3667125</wp:posOffset>
-            </wp:positionV>
-            <wp:extent cx="5943600" cy="1543050"/>
-            <wp:effectExtent l="0" t="0" r="0" b="0"/>
-            <wp:wrapSquare wrapText="bothSides"/>
-            <wp:docPr id="15" name="Picture 15"/>
-            <wp:cNvGraphicFramePr>
-              <a:graphicFrameLocks xmlns:a="http://schemas.openxmlformats.org/drawingml/2006/main" noChangeAspect="1"/>
-            </wp:cNvGraphicFramePr>
-            <a:graphic xmlns:a="http://schemas.openxmlformats.org/drawingml/2006/main">
-              <a:graphicData uri="http://schemas.openxmlformats.org/drawingml/2006/picture">
-                <pic:pic xmlns:pic="http://schemas.openxmlformats.org/drawingml/2006/picture">
-                  <pic:nvPicPr>
-                    <pic:cNvPr id="1" name=""/>
-                    <pic:cNvPicPr/>
-                  </pic:nvPicPr>
-                  <pic:blipFill>
-                    <a:blip r:embed="rId21" cstate="print">
-                      <a:extLst>
-                        <a:ext uri="{28A0092B-C50C-407E-A947-70E740481C1C}">
-                          <a14:useLocalDpi xmlns:a14="http://schemas.microsoft.com/office/drawing/2010/main" val="0"/>
-                        </a:ext>
-                      </a:extLst>
-                    </a:blip>
-                    <a:stretch>
-                      <a:fillRect/>
-                    </a:stretch>
-                  </pic:blipFill>
-                  <pic:spPr>
-                    <a:xfrm>
-                      <a:off x="0" y="0"/>
                       <a:ext cx="5943600" cy="1543050"/>
                     </a:xfrm>
                     <a:prstGeom prst="rect">
@@ -19419,6 +21771,22 @@
           </wp:anchor>
         </w:drawing>
       </w:r>
+    </w:p>
+    <w:p>
+      <w:pPr>
+        <w:spacing w:before="100" w:beforeAutospacing="1" w:after="100" w:afterAutospacing="1" w:line="240" w:lineRule="auto"/>
+        <w:ind w:left="720" w:firstLine="0"/>
+        <w:jc w:val="center"/>
+        <w:rPr>
+          <w:b/>
+          <w:bCs/>
+          <w:color w:val="auto"/>
+          <w:kern w:val="0"/>
+          <w:szCs w:val="24"/>
+          <w:lang w:val="en-GB" w:eastAsia="en-GB" w:bidi="ar-SA"/>
+          <w14:ligatures w14:val="none"/>
+        </w:rPr>
+      </w:pPr>
     </w:p>
     <w:p>
       <w:pPr>
@@ -19491,7 +21859,7 @@
                                 <w14:ligatures w14:val="none"/>
                               </w:rPr>
                             </w:pPr>
-                            <w:bookmarkStart w:id="61" w:name="_Toc232496397"/>
+                            <w:bookmarkStart w:id="48" w:name="_Toc232496397"/>
                             <w:r>
                               <w:rPr>
                                 <w:b/>
@@ -19577,7 +21945,7 @@
                               </w:rPr>
                               <w:t>: Add destination form</w:t>
                             </w:r>
-                            <w:bookmarkEnd w:id="61"/>
+                            <w:bookmarkEnd w:id="48"/>
                           </w:p>
                         </w:txbxContent>
                       </wps:txbx>
@@ -19595,7 +21963,7 @@
           </mc:Choice>
           <mc:Fallback>
             <w:pict>
-              <v:shape w14:anchorId="4548791B" id="Text Box 31" o:spid="_x0000_s1035" type="#_x0000_t202" style="position:absolute;left:0;text-align:left;margin-left:63pt;margin-top:3.7pt;width:468pt;height:.05pt;z-index:251700224;visibility:visible;mso-wrap-style:square;mso-wrap-distance-left:9pt;mso-wrap-distance-top:0;mso-wrap-distance-right:9pt;mso-wrap-distance-bottom:0;mso-position-horizontal:absolute;mso-position-horizontal-relative:text;mso-position-vertical:absolute;mso-position-vertical-relative:text;v-text-anchor:top" o:gfxdata="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" stroked="f">
+              <v:shape w14:anchorId="4548791B" id="Text Box 31" o:spid="_x0000_s1032" type="#_x0000_t202" style="position:absolute;left:0;text-align:left;margin-left:63pt;margin-top:3.7pt;width:468pt;height:.05pt;z-index:251700224;visibility:visible;mso-wrap-style:square;mso-wrap-distance-left:9pt;mso-wrap-distance-top:0;mso-wrap-distance-right:9pt;mso-wrap-distance-bottom:0;mso-position-horizontal:absolute;mso-position-horizontal-relative:text;mso-position-vertical:absolute;mso-position-vertical-relative:text;v-text-anchor:top" o:gfxdata="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" stroked="f">
                 <v:textbox style="mso-fit-shape-to-text:t" inset="0,0,0,0">
                   <w:txbxContent>
                     <w:p>
@@ -19614,7 +21982,7 @@
                           <w14:ligatures w14:val="none"/>
                         </w:rPr>
                       </w:pPr>
-                      <w:bookmarkStart w:id="62" w:name="_Toc232496397"/>
+                      <w:bookmarkStart w:id="49" w:name="_Toc232496397"/>
                       <w:r>
                         <w:rPr>
                           <w:b/>
@@ -19700,7 +22068,7 @@
                         </w:rPr>
                         <w:t>: Add destination form</w:t>
                       </w:r>
-                      <w:bookmarkEnd w:id="62"/>
+                      <w:bookmarkEnd w:id="49"/>
                     </w:p>
                   </w:txbxContent>
                 </v:textbox>
@@ -19816,7 +22184,7 @@
                     <pic:cNvPicPr/>
                   </pic:nvPicPr>
                   <pic:blipFill>
-                    <a:blip r:embed="rId22">
+                    <a:blip r:embed="rId20">
                       <a:extLst>
                         <a:ext uri="{28A0092B-C50C-407E-A947-70E740481C1C}">
                           <a14:useLocalDpi xmlns:a14="http://schemas.microsoft.com/office/drawing/2010/main" val="0"/>
@@ -19877,7 +22245,7 @@
                     <pic:cNvPicPr/>
                   </pic:nvPicPr>
                   <pic:blipFill>
-                    <a:blip r:embed="rId23">
+                    <a:blip r:embed="rId21">
                       <a:extLst>
                         <a:ext uri="{28A0092B-C50C-407E-A947-70E740481C1C}">
                           <a14:useLocalDpi xmlns:a14="http://schemas.microsoft.com/office/drawing/2010/main" val="0"/>
@@ -19953,7 +22321,7 @@
                     <pic:cNvPicPr/>
                   </pic:nvPicPr>
                   <pic:blipFill>
-                    <a:blip r:embed="rId24">
+                    <a:blip r:embed="rId22">
                       <a:extLst>
                         <a:ext uri="{28A0092B-C50C-407E-A947-70E740481C1C}">
                           <a14:useLocalDpi xmlns:a14="http://schemas.microsoft.com/office/drawing/2010/main" val="0"/>
@@ -20014,7 +22382,7 @@
                     <pic:cNvPicPr/>
                   </pic:nvPicPr>
                   <pic:blipFill>
-                    <a:blip r:embed="rId25">
+                    <a:blip r:embed="rId23">
                       <a:extLst>
                         <a:ext uri="{28A0092B-C50C-407E-A947-70E740481C1C}">
                           <a14:useLocalDpi xmlns:a14="http://schemas.microsoft.com/office/drawing/2010/main" val="0"/>
@@ -20112,7 +22480,7 @@
                                 <w14:ligatures w14:val="none"/>
                               </w:rPr>
                             </w:pPr>
-                            <w:bookmarkStart w:id="63" w:name="_Toc232496398"/>
+                            <w:bookmarkStart w:id="50" w:name="_Toc232496398"/>
                             <w:r>
                               <w:rPr>
                                 <w:b/>
@@ -20198,7 +22566,7 @@
                               </w:rPr>
                               <w:t>: Show destination details</w:t>
                             </w:r>
-                            <w:bookmarkEnd w:id="63"/>
+                            <w:bookmarkEnd w:id="50"/>
                           </w:p>
                         </w:txbxContent>
                       </wps:txbx>
@@ -20216,7 +22584,7 @@
           </mc:Choice>
           <mc:Fallback>
             <w:pict>
-              <v:shape w14:anchorId="73B0E001" id="Text Box 32" o:spid="_x0000_s1036" type="#_x0000_t202" style="position:absolute;left:0;text-align:left;margin-left:22.5pt;margin-top:374.95pt;width:468pt;height:.05pt;z-index:251702272;visibility:visible;mso-wrap-style:square;mso-wrap-distance-left:9pt;mso-wrap-distance-top:0;mso-wrap-distance-right:9pt;mso-wrap-distance-bottom:0;mso-position-horizontal:absolute;mso-position-horizontal-relative:text;mso-position-vertical:absolute;mso-position-vertical-relative:text;v-text-anchor:top" o:gfxdata="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" stroked="f">
+              <v:shape w14:anchorId="73B0E001" id="Text Box 32" o:spid="_x0000_s1033" type="#_x0000_t202" style="position:absolute;left:0;text-align:left;margin-left:22.5pt;margin-top:374.95pt;width:468pt;height:.05pt;z-index:251702272;visibility:visible;mso-wrap-style:square;mso-wrap-distance-left:9pt;mso-wrap-distance-top:0;mso-wrap-distance-right:9pt;mso-wrap-distance-bottom:0;mso-position-horizontal:absolute;mso-position-horizontal-relative:text;mso-position-vertical:absolute;mso-position-vertical-relative:text;v-text-anchor:top" o:gfxdata="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" stroked="f">
                 <v:textbox style="mso-fit-shape-to-text:t" inset="0,0,0,0">
                   <w:txbxContent>
                     <w:p>
@@ -20235,7 +22603,7 @@
                           <w14:ligatures w14:val="none"/>
                         </w:rPr>
                       </w:pPr>
-                      <w:bookmarkStart w:id="64" w:name="_Toc232496398"/>
+                      <w:bookmarkStart w:id="51" w:name="_Toc232496398"/>
                       <w:r>
                         <w:rPr>
                           <w:b/>
@@ -20321,7 +22689,7 @@
                         </w:rPr>
                         <w:t>: Show destination details</w:t>
                       </w:r>
-                      <w:bookmarkEnd w:id="64"/>
+                      <w:bookmarkEnd w:id="51"/>
                     </w:p>
                   </w:txbxContent>
                 </v:textbox>
@@ -20396,7 +22764,7 @@
                     <pic:cNvPicPr/>
                   </pic:nvPicPr>
                   <pic:blipFill>
-                    <a:blip r:embed="rId26">
+                    <a:blip r:embed="rId24">
                       <a:extLst>
                         <a:ext uri="{28A0092B-C50C-407E-A947-70E740481C1C}">
                           <a14:useLocalDpi xmlns:a14="http://schemas.microsoft.com/office/drawing/2010/main" val="0"/>
@@ -20605,7 +22973,7 @@
                                 <w14:ligatures w14:val="none"/>
                               </w:rPr>
                             </w:pPr>
-                            <w:bookmarkStart w:id="65" w:name="_Toc232496399"/>
+                            <w:bookmarkStart w:id="52" w:name="_Toc232496399"/>
                             <w:r>
                               <w:rPr>
                                 <w:b/>
@@ -20691,7 +23059,7 @@
                               </w:rPr>
                               <w:t>: Admin panel</w:t>
                             </w:r>
-                            <w:bookmarkEnd w:id="65"/>
+                            <w:bookmarkEnd w:id="52"/>
                           </w:p>
                         </w:txbxContent>
                       </wps:txbx>
@@ -20709,7 +23077,7 @@
           </mc:Choice>
           <mc:Fallback>
             <w:pict>
-              <v:shape w14:anchorId="7AD6F727" id="Text Box 33" o:spid="_x0000_s1037" type="#_x0000_t202" style="position:absolute;left:0;text-align:left;margin-left:45pt;margin-top:14.8pt;width:468pt;height:.05pt;z-index:251704320;visibility:visible;mso-wrap-style:square;mso-wrap-distance-left:9pt;mso-wrap-distance-top:0;mso-wrap-distance-right:9pt;mso-wrap-distance-bottom:0;mso-position-horizontal:absolute;mso-position-horizontal-relative:text;mso-position-vertical:absolute;mso-position-vertical-relative:text;v-text-anchor:top" o:gfxdata="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" stroked="f">
+              <v:shape w14:anchorId="7AD6F727" id="Text Box 33" o:spid="_x0000_s1034" type="#_x0000_t202" style="position:absolute;left:0;text-align:left;margin-left:45pt;margin-top:14.8pt;width:468pt;height:.05pt;z-index:251704320;visibility:visible;mso-wrap-style:square;mso-wrap-distance-left:9pt;mso-wrap-distance-top:0;mso-wrap-distance-right:9pt;mso-wrap-distance-bottom:0;mso-position-horizontal:absolute;mso-position-horizontal-relative:text;mso-position-vertical:absolute;mso-position-vertical-relative:text;v-text-anchor:top" o:gfxdata="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" stroked="f">
                 <v:textbox style="mso-fit-shape-to-text:t" inset="0,0,0,0">
                   <w:txbxContent>
                     <w:p>
@@ -20728,7 +23096,7 @@
                           <w14:ligatures w14:val="none"/>
                         </w:rPr>
                       </w:pPr>
-                      <w:bookmarkStart w:id="66" w:name="_Toc232496399"/>
+                      <w:bookmarkStart w:id="53" w:name="_Toc232496399"/>
                       <w:r>
                         <w:rPr>
                           <w:b/>
@@ -20814,7 +23182,7 @@
                         </w:rPr>
                         <w:t>: Admin panel</w:t>
                       </w:r>
-                      <w:bookmarkEnd w:id="66"/>
+                      <w:bookmarkEnd w:id="53"/>
                     </w:p>
                   </w:txbxContent>
                 </v:textbox>
@@ -20859,7 +23227,7 @@
                     <pic:cNvPicPr/>
                   </pic:nvPicPr>
                   <pic:blipFill>
-                    <a:blip r:embed="rId27" cstate="print">
+                    <a:blip r:embed="rId25" cstate="print">
                       <a:extLst>
                         <a:ext uri="{28A0092B-C50C-407E-A947-70E740481C1C}">
                           <a14:useLocalDpi xmlns:a14="http://schemas.microsoft.com/office/drawing/2010/main" val="0"/>
@@ -20919,12 +23287,12 @@
         <w:pStyle w:val="Style31"/>
         <w:ind w:left="720"/>
       </w:pPr>
-      <w:bookmarkStart w:id="67" w:name="_Toc232499508"/>
+      <w:bookmarkStart w:id="54" w:name="_Toc233059696"/>
       <w:r>
         <w:lastRenderedPageBreak/>
         <w:t>References</w:t>
       </w:r>
-      <w:bookmarkEnd w:id="67"/>
+      <w:bookmarkEnd w:id="54"/>
     </w:p>
     <w:p>
       <w:pPr>
@@ -20988,7 +23356,7 @@
         </w:rPr>
         <w:t xml:space="preserve">. Retrieved from </w:t>
       </w:r>
-      <w:hyperlink r:id="rId28" w:history="1">
+      <w:hyperlink r:id="rId26" w:history="1">
         <w:r>
           <w:rPr>
             <w:color w:val="0000FF"/>
@@ -21050,7 +23418,7 @@
         </w:rPr>
         <w:t xml:space="preserve">. Retrieved from </w:t>
       </w:r>
-      <w:hyperlink r:id="rId29" w:history="1">
+      <w:hyperlink r:id="rId27" w:history="1">
         <w:r>
           <w:rPr>
             <w:rStyle w:val="Hyperlink"/>
@@ -21111,7 +23479,7 @@
         </w:rPr>
         <w:t xml:space="preserve">. Retrieved from </w:t>
       </w:r>
-      <w:hyperlink r:id="rId30" w:history="1">
+      <w:hyperlink r:id="rId28" w:history="1">
         <w:r>
           <w:rPr>
             <w:rStyle w:val="Hyperlink"/>
@@ -21182,7 +23550,7 @@
         </w:rPr>
         <w:t xml:space="preserve">. Retrieved from </w:t>
       </w:r>
-      <w:hyperlink r:id="rId31" w:history="1">
+      <w:hyperlink r:id="rId29" w:history="1">
         <w:r>
           <w:rPr>
             <w:color w:val="0000FF"/>
@@ -21244,7 +23612,7 @@
         </w:rPr>
         <w:t xml:space="preserve">. Retrieved from </w:t>
       </w:r>
-      <w:hyperlink r:id="rId32" w:history="1">
+      <w:hyperlink r:id="rId30" w:history="1">
         <w:r>
           <w:rPr>
             <w:color w:val="0000FF"/>
@@ -21266,7 +23634,7 @@
       </w:pPr>
     </w:p>
     <w:sectPr>
-      <w:footerReference w:type="default" r:id="rId33"/>
+      <w:footerReference w:type="default" r:id="rId31"/>
       <w:pgSz w:w="12240" w:h="15840"/>
       <w:pgMar w:top="1440" w:right="1440" w:bottom="1440" w:left="1440" w:header="720" w:footer="720" w:gutter="0"/>
       <w:pgNumType w:start="0"/>
@@ -28608,7 +30976,7 @@
   <w:style w:type="paragraph" w:default="1" w:styleId="Normal">
     <w:name w:val="Normal"/>
     <w:qFormat/>
-    <w:rsid w:val="00A31C9A"/>
+    <w:rsid w:val="000C0924"/>
     <w:pPr>
       <w:spacing w:after="14" w:line="260" w:lineRule="auto"/>
       <w:ind w:left="24" w:hanging="10"/>
@@ -28824,7 +31192,6 @@
   <w:style w:type="character" w:default="1" w:styleId="DefaultParagraphFont">
     <w:name w:val="Default Paragraph Font"/>
     <w:uiPriority w:val="1"/>
-    <w:semiHidden/>
     <w:unhideWhenUsed/>
   </w:style>
   <w:style w:type="table" w:default="1" w:styleId="TableNormal">
